--- a/06-学生侧材料/讲义/6-有机化学/活性中间体与反应机理基础.docx
+++ b/06-学生侧材料/讲义/6-有机化学/活性中间体与反应机理基础.docx
@@ -19447,8 +19447,60 @@
               <w:rPr>
                 <w:rFonts w:ascii="Times New Roman" w:hAnsi="Times New Roman" w:eastAsia="Times New Roman" w:cs="Times New Roman"/>
               </w:rPr>
-              <w:t xml:space="preserve"> k_H / k_D</w:t>
-            </w:r>
+              <w:t xml:space="preserve"> </w:t>
+            </w:r>
+            <m:oMath>
+              <m:sSub>
+                <m:e>
+                  <m:r>
+                    <m:t>k</m:t>
+                  </m:r>
+                </m:e>
+                <m:sub>
+                  <m:r>
+                    <m:rPr>
+                      <m:sty m:val="p"/>
+                    </m:rPr>
+                    <m:t>H</m:t>
+                  </m:r>
+                </m:sub>
+              </m:sSub>
+            </m:oMath>
+            <w:r>
+              <w:rPr>
+                <w:rFonts w:ascii="Times New Roman" w:hAnsi="Times New Roman" w:eastAsia="Times New Roman" w:cs="Times New Roman"/>
+              </w:rPr>
+              <w:t xml:space="preserve"> </w:t>
+            </w:r>
+            <w:r>
+              <w:rPr>
+                <w:rFonts w:ascii="Times New Roman" w:hAnsi="Times New Roman" w:eastAsia="Times New Roman" w:cs="Times New Roman"/>
+              </w:rPr>
+              <w:t xml:space="preserve">/</w:t>
+            </w:r>
+            <w:r>
+              <w:rPr>
+                <w:rFonts w:ascii="Times New Roman" w:hAnsi="Times New Roman" w:eastAsia="Times New Roman" w:cs="Times New Roman"/>
+              </w:rPr>
+              <w:t xml:space="preserve"> </w:t>
+            </w:r>
+            <m:oMath>
+              <m:sSub>
+                <m:e>
+                  <m:r>
+                    <m:t>k</m:t>
+                  </m:r>
+                </m:e>
+                <m:sub>
+                  <m:r>
+                    <m:rPr>
+                      <m:sty m:val="p"/>
+                    </m:rPr>
+                    <m:t>D</m:t>
+                  </m:r>
+                </m:sub>
+              </m:sSub>
+            </m:oMath>
           </w:p>
         </w:tc>
         <w:tc>
@@ -19937,7 +19989,7 @@
         <w:t>典型例题</w:t>
       </w:r>
     </w:p>
-    <w:bookmarkStart w:id="52" w:name="例1-碳正离子稳定性比较与重排判断"/>
+    <w:bookmarkStart w:id="52" w:name="例1-碳正离子稳定性比较与重排判断进阶"/>
     <w:p>
       <w:pPr>
         <w:pStyle w:val="Heading3"/>
@@ -19965,13 +20017,25 @@
         <w:rPr>
           <w:rFonts w:hint="eastAsia" w:ascii="Times New Roman" w:hAnsi="Times New Roman" w:eastAsia="SimHei" w:cs="Times New Roman"/>
         </w:rPr>
-        <w:t xml:space="preserve">碳正离子稳定性比较与重排判断</w:t>
-      </w:r>
-      <w:r>
-        <w:rPr>
-          <w:rFonts w:ascii="Times New Roman" w:hAnsi="Times New Roman" w:eastAsia="Times New Roman" w:cs="Times New Roman"/>
-        </w:rPr>
-        <w:t xml:space="preserve"> ⭐⭐⭐</w:t>
+        <w:t>碳正离子稳定性比较与重排判断</w:t>
+      </w:r>
+      <w:r>
+        <w:rPr>
+          <w:rFonts w:hint="eastAsia" w:ascii="Times New Roman" w:hAnsi="Times New Roman" w:eastAsia="Times New Roman" w:cs="Times New Roman"/>
+        </w:rPr>
+        <w:t>（</w:t>
+      </w:r>
+      <w:r>
+        <w:rPr>
+          <w:rFonts w:hint="eastAsia" w:ascii="Times New Roman" w:hAnsi="Times New Roman" w:eastAsia="SimHei" w:cs="Times New Roman"/>
+        </w:rPr>
+        <w:t>进阶</w:t>
+      </w:r>
+      <w:r>
+        <w:rPr>
+          <w:rFonts w:hint="eastAsia" w:ascii="Times New Roman" w:hAnsi="Times New Roman" w:eastAsia="Times New Roman" w:cs="Times New Roman"/>
+        </w:rPr>
+        <w:t>）</w:t>
       </w:r>
     </w:p>
     <w:p>
@@ -21031,7 +21095,7 @@
       </w:r>
     </w:p>
     <w:bookmarkEnd w:id="52"/>
-    <w:bookmarkStart w:id="53" w:name="例2-碳负离子pka-判断与区域选择性"/>
+    <w:bookmarkStart w:id="53" w:name="例2-碳负离子pka-判断与区域选择性进阶"/>
     <w:p>
       <w:pPr>
         <w:pStyle w:val="Heading3"/>
@@ -21077,13 +21141,25 @@
         <w:rPr>
           <w:rFonts w:hint="eastAsia" w:ascii="Times New Roman" w:hAnsi="Times New Roman" w:eastAsia="SimHei" w:cs="Times New Roman"/>
         </w:rPr>
-        <w:t xml:space="preserve">判断与区域选择性</w:t>
-      </w:r>
-      <w:r>
-        <w:rPr>
-          <w:rFonts w:ascii="Times New Roman" w:hAnsi="Times New Roman" w:eastAsia="Times New Roman" w:cs="Times New Roman"/>
-        </w:rPr>
-        <w:t xml:space="preserve"> ⭐⭐⭐</w:t>
+        <w:t>判断与区域选择性</w:t>
+      </w:r>
+      <w:r>
+        <w:rPr>
+          <w:rFonts w:hint="eastAsia" w:ascii="Times New Roman" w:hAnsi="Times New Roman" w:eastAsia="Times New Roman" w:cs="Times New Roman"/>
+        </w:rPr>
+        <w:t>（</w:t>
+      </w:r>
+      <w:r>
+        <w:rPr>
+          <w:rFonts w:hint="eastAsia" w:ascii="Times New Roman" w:hAnsi="Times New Roman" w:eastAsia="SimHei" w:cs="Times New Roman"/>
+        </w:rPr>
+        <w:t>进阶</w:t>
+      </w:r>
+      <w:r>
+        <w:rPr>
+          <w:rFonts w:hint="eastAsia" w:ascii="Times New Roman" w:hAnsi="Times New Roman" w:eastAsia="Times New Roman" w:cs="Times New Roman"/>
+        </w:rPr>
+        <w:t>）</w:t>
       </w:r>
     </w:p>
     <w:p>
@@ -21945,7 +22021,7 @@
       </w:r>
     </w:p>
     <w:bookmarkEnd w:id="53"/>
-    <w:bookmarkStart w:id="54" w:name="例3-自由基链反应过氧化物效应完整机理"/>
+    <w:bookmarkStart w:id="54" w:name="例3-自由基链反应过氧化物效应完整机理挑战"/>
     <w:p>
       <w:pPr>
         <w:pStyle w:val="Heading3"/>
@@ -21989,9 +22065,21 @@
       </w:r>
       <w:r>
         <w:rPr>
-          <w:rFonts w:ascii="Times New Roman" w:hAnsi="Times New Roman" w:eastAsia="Times New Roman" w:cs="Times New Roman"/>
-        </w:rPr>
-        <w:t xml:space="preserve"> ⭐⭐⭐⭐</w:t>
+          <w:rFonts w:hint="eastAsia" w:ascii="Times New Roman" w:hAnsi="Times New Roman" w:eastAsia="Times New Roman" w:cs="Times New Roman"/>
+        </w:rPr>
+        <w:t>（</w:t>
+      </w:r>
+      <w:r>
+        <w:rPr>
+          <w:rFonts w:hint="eastAsia" w:ascii="Times New Roman" w:hAnsi="Times New Roman" w:eastAsia="SimHei" w:cs="Times New Roman"/>
+        </w:rPr>
+        <w:t>挑战</w:t>
+      </w:r>
+      <w:r>
+        <w:rPr>
+          <w:rFonts w:hint="eastAsia" w:ascii="Times New Roman" w:hAnsi="Times New Roman" w:eastAsia="Times New Roman" w:cs="Times New Roman"/>
+        </w:rPr>
+        <w:t>）</w:t>
       </w:r>
     </w:p>
     <w:p>
@@ -23479,7 +23567,7 @@
       </w:r>
     </w:p>
     <w:bookmarkEnd w:id="54"/>
-    <w:bookmarkStart w:id="55" w:name="例4-卡宾单线态-vs-三线态立体化学"/>
+    <w:bookmarkStart w:id="55" w:name="例4-卡宾单线态-vs-三线态立体化学挑战"/>
     <w:p>
       <w:pPr>
         <w:pStyle w:val="Heading3"/>
@@ -23531,13 +23619,25 @@
         <w:rPr>
           <w:rFonts w:hint="eastAsia" w:ascii="Times New Roman" w:hAnsi="Times New Roman" w:eastAsia="SimHei" w:cs="Times New Roman"/>
         </w:rPr>
-        <w:t xml:space="preserve">三线态立体化学</w:t>
-      </w:r>
-      <w:r>
-        <w:rPr>
-          <w:rFonts w:ascii="Times New Roman" w:hAnsi="Times New Roman" w:eastAsia="Times New Roman" w:cs="Times New Roman"/>
-        </w:rPr>
-        <w:t xml:space="preserve"> ⭐⭐⭐⭐</w:t>
+        <w:t>三线态立体化学</w:t>
+      </w:r>
+      <w:r>
+        <w:rPr>
+          <w:rFonts w:hint="eastAsia" w:ascii="Times New Roman" w:hAnsi="Times New Roman" w:eastAsia="Times New Roman" w:cs="Times New Roman"/>
+        </w:rPr>
+        <w:t>（</w:t>
+      </w:r>
+      <w:r>
+        <w:rPr>
+          <w:rFonts w:hint="eastAsia" w:ascii="Times New Roman" w:hAnsi="Times New Roman" w:eastAsia="SimHei" w:cs="Times New Roman"/>
+        </w:rPr>
+        <w:t>挑战</w:t>
+      </w:r>
+      <w:r>
+        <w:rPr>
+          <w:rFonts w:hint="eastAsia" w:ascii="Times New Roman" w:hAnsi="Times New Roman" w:eastAsia="Times New Roman" w:cs="Times New Roman"/>
+        </w:rPr>
+        <w:t>）</w:t>
       </w:r>
     </w:p>
     <w:p>
@@ -24586,7 +24686,7 @@
       </w:r>
     </w:p>
     <w:bookmarkEnd w:id="55"/>
-    <w:bookmarkStart w:id="56" w:name="例5-苯炔-vs-普通-snar-的分流判断"/>
+    <w:bookmarkStart w:id="56" w:name="例5-苯炔-vs-普通-snar-的分流判断挑战"/>
     <w:p>
       <w:pPr>
         <w:pStyle w:val="Heading3"/>
@@ -24638,13 +24738,25 @@
         <w:rPr>
           <w:rFonts w:hint="eastAsia" w:ascii="Times New Roman" w:hAnsi="Times New Roman" w:eastAsia="SimHei" w:cs="Times New Roman"/>
         </w:rPr>
-        <w:t xml:space="preserve">的分流判断</w:t>
-      </w:r>
-      <w:r>
-        <w:rPr>
-          <w:rFonts w:ascii="Times New Roman" w:hAnsi="Times New Roman" w:eastAsia="Times New Roman" w:cs="Times New Roman"/>
-        </w:rPr>
-        <w:t xml:space="preserve"> ⭐⭐⭐⭐</w:t>
+        <w:t>的分流判断</w:t>
+      </w:r>
+      <w:r>
+        <w:rPr>
+          <w:rFonts w:hint="eastAsia" w:ascii="Times New Roman" w:hAnsi="Times New Roman" w:eastAsia="Times New Roman" w:cs="Times New Roman"/>
+        </w:rPr>
+        <w:t>（</w:t>
+      </w:r>
+      <w:r>
+        <w:rPr>
+          <w:rFonts w:hint="eastAsia" w:ascii="Times New Roman" w:hAnsi="Times New Roman" w:eastAsia="SimHei" w:cs="Times New Roman"/>
+        </w:rPr>
+        <w:t>挑战</w:t>
+      </w:r>
+      <w:r>
+        <w:rPr>
+          <w:rFonts w:hint="eastAsia" w:ascii="Times New Roman" w:hAnsi="Times New Roman" w:eastAsia="Times New Roman" w:cs="Times New Roman"/>
+        </w:rPr>
+        <w:t>）</w:t>
       </w:r>
     </w:p>
     <w:p>
@@ -26301,7 +26413,7 @@
       </w:r>
     </w:p>
     <w:bookmarkEnd w:id="56"/>
-    <w:bookmarkStart w:id="57" w:name="例6-综合中间体识别-命运判断-产物预测"/>
+    <w:bookmarkStart w:id="57" w:name="例6-综合中间体识别-命运判断-产物预测挑战"/>
     <w:p>
       <w:pPr>
         <w:pStyle w:val="Heading3"/>
@@ -26365,13 +26477,25 @@
         <w:rPr>
           <w:rFonts w:hint="eastAsia" w:ascii="Times New Roman" w:hAnsi="Times New Roman" w:eastAsia="SimHei" w:cs="Times New Roman"/>
         </w:rPr>
-        <w:t xml:space="preserve">产物预测</w:t>
-      </w:r>
-      <w:r>
-        <w:rPr>
-          <w:rFonts w:ascii="Times New Roman" w:hAnsi="Times New Roman" w:eastAsia="Times New Roman" w:cs="Times New Roman"/>
-        </w:rPr>
-        <w:t xml:space="preserve"> ⭐⭐⭐⭐⭐</w:t>
+        <w:t>产物预测</w:t>
+      </w:r>
+      <w:r>
+        <w:rPr>
+          <w:rFonts w:hint="eastAsia" w:ascii="Times New Roman" w:hAnsi="Times New Roman" w:eastAsia="Times New Roman" w:cs="Times New Roman"/>
+        </w:rPr>
+        <w:t>（</w:t>
+      </w:r>
+      <w:r>
+        <w:rPr>
+          <w:rFonts w:hint="eastAsia" w:ascii="Times New Roman" w:hAnsi="Times New Roman" w:eastAsia="SimHei" w:cs="Times New Roman"/>
+        </w:rPr>
+        <w:t>挑战</w:t>
+      </w:r>
+      <w:r>
+        <w:rPr>
+          <w:rFonts w:hint="eastAsia" w:ascii="Times New Roman" w:hAnsi="Times New Roman" w:eastAsia="Times New Roman" w:cs="Times New Roman"/>
+        </w:rPr>
+        <w:t>）</w:t>
       </w:r>
     </w:p>
     <w:p>
@@ -33299,13 +33423,7 @@
         <w:rPr>
           <w:rFonts w:hint="eastAsia" w:ascii="Times New Roman" w:hAnsi="Times New Roman" w:eastAsia="SimHei" w:cs="Times New Roman"/>
         </w:rPr>
-        <w:t>基础巩固</w:t>
-      </w:r>
-      <w:r>
-        <w:rPr>
-          <w:rFonts w:hint="eastAsia" w:ascii="Times New Roman" w:hAnsi="Times New Roman" w:eastAsia="Times New Roman" w:cs="Times New Roman"/>
-        </w:rPr>
-        <w:t>（⭐⭐）</w:t>
+        <w:t xml:space="preserve">基础巩固</w:t>
       </w:r>
     </w:p>
     <w:p>
@@ -33764,13 +33882,7 @@
         <w:rPr>
           <w:rFonts w:hint="eastAsia" w:ascii="Times New Roman" w:hAnsi="Times New Roman" w:eastAsia="SimHei" w:cs="Times New Roman"/>
         </w:rPr>
-        <w:t>提高训练</w:t>
-      </w:r>
-      <w:r>
-        <w:rPr>
-          <w:rFonts w:hint="eastAsia" w:ascii="Times New Roman" w:hAnsi="Times New Roman" w:eastAsia="Times New Roman" w:cs="Times New Roman"/>
-        </w:rPr>
-        <w:t>（⭐⭐⭐）</w:t>
+        <w:t xml:space="preserve">提高训练</w:t>
       </w:r>
     </w:p>
     <w:p>
@@ -34166,13 +34278,7 @@
         <w:rPr>
           <w:rFonts w:hint="eastAsia" w:ascii="Times New Roman" w:hAnsi="Times New Roman" w:eastAsia="SimHei" w:cs="Times New Roman"/>
         </w:rPr>
-        <w:t>综合挑战</w:t>
-      </w:r>
-      <w:r>
-        <w:rPr>
-          <w:rFonts w:hint="eastAsia" w:ascii="Times New Roman" w:hAnsi="Times New Roman" w:eastAsia="Times New Roman" w:cs="Times New Roman"/>
-        </w:rPr>
-        <w:t>（⭐⭐⭐⭐）</w:t>
+        <w:t xml:space="preserve">综合挑战</w:t>
       </w:r>
     </w:p>
     <w:p>
@@ -38470,7 +38576,7 @@
         <w:rPr>
           <w:rFonts w:hint="eastAsia" w:ascii="Times New Roman" w:hAnsi="Times New Roman" w:eastAsia="Times New Roman" w:cs="Times New Roman"/>
         </w:rPr>
-        <w:t>/</w:t>
+        <w:t>/6-</w:t>
       </w:r>
       <w:r>
         <w:rPr>
@@ -38539,7 +38645,7 @@
         <w:rPr>
           <w:rFonts w:hint="eastAsia" w:ascii="Times New Roman" w:hAnsi="Times New Roman" w:eastAsia="Times New Roman" w:cs="Times New Roman"/>
         </w:rPr>
-        <w:t>/</w:t>
+        <w:t>/6-</w:t>
       </w:r>
       <w:r>
         <w:rPr>

--- a/06-学生侧材料/讲义/6-有机化学/活性中间体与反应机理基础.docx
+++ b/06-学生侧材料/讲义/6-有机化学/活性中间体与反应机理基础.docx
@@ -286,313 +286,649 @@
     </w:p>
     <w:p>
       <w:pPr>
-        <w:pStyle w:val="Compact"/>
-        <w:numPr>
-          <w:ilvl w:val="0"/>
-          <w:numId w:val="1001"/>
-        </w:numPr>
+        <w:pStyle w:val="BlockText"/>
+        <w:spacing w:after="80"/>
       </w:pPr>
       <w:r>
         <w:rPr>
           <w:rFonts w:hint="eastAsia" w:ascii="Times New Roman" w:hAnsi="Times New Roman" w:eastAsia="FangSong" w:cs="Times New Roman"/>
         </w:rPr>
-        <w:t>能由试剂</w:t>
-      </w:r>
-      <w:r>
-        <w:rPr>
-          <w:rFonts w:hint="eastAsia" w:ascii="Times New Roman" w:hAnsi="Times New Roman" w:eastAsia="Times New Roman" w:cs="Times New Roman"/>
-        </w:rPr>
-        <w:t>、</w:t>
-      </w:r>
-      <w:r>
-        <w:rPr>
-          <w:rFonts w:hint="eastAsia" w:ascii="Times New Roman" w:hAnsi="Times New Roman" w:eastAsia="FangSong" w:cs="Times New Roman"/>
-        </w:rPr>
-        <w:t>条件</w:t>
-      </w:r>
-      <w:r>
-        <w:rPr>
-          <w:rFonts w:hint="eastAsia" w:ascii="Times New Roman" w:hAnsi="Times New Roman" w:eastAsia="Times New Roman" w:cs="Times New Roman"/>
-        </w:rPr>
-        <w:t>、</w:t>
-      </w:r>
-      <w:r>
-        <w:rPr>
-          <w:rFonts w:hint="eastAsia" w:ascii="Times New Roman" w:hAnsi="Times New Roman" w:eastAsia="FangSong" w:cs="Times New Roman"/>
-        </w:rPr>
-        <w:t>离去基和底物类型快速识别最可能的中间体类型</w:t>
+        <w:t>对齐考纲</w:t>
+      </w:r>
+      <w:r>
+        <w:rPr>
+          <w:rFonts w:hint="eastAsia" w:ascii="Times New Roman" w:hAnsi="Times New Roman" w:eastAsia="Times New Roman" w:cs="Times New Roman"/>
+        </w:rPr>
+        <w:t>：§32</w:t>
+      </w:r>
+      <w:r>
+        <w:rPr>
+          <w:rFonts w:ascii="Times New Roman" w:hAnsi="Times New Roman" w:eastAsia="Times New Roman" w:cs="Times New Roman"/>
+        </w:rPr>
+        <w:t xml:space="preserve"> </w:t>
+      </w:r>
+      <w:r>
+        <w:rPr>
+          <w:rFonts w:hint="eastAsia" w:ascii="Times New Roman" w:hAnsi="Times New Roman" w:eastAsia="FangSong" w:cs="Times New Roman"/>
+        </w:rPr>
+        <w:t xml:space="preserve">有机反应机理</w:t>
+      </w:r>
+      <w:r>
+        <w:rPr>
+          <w:rFonts w:ascii="Times New Roman" w:hAnsi="Times New Roman" w:eastAsia="Times New Roman" w:cs="Times New Roman"/>
+        </w:rPr>
+        <w:t xml:space="preserve"> · §34 </w:t>
+      </w:r>
+      <w:r>
+        <w:rPr>
+          <w:rFonts w:hint="eastAsia" w:ascii="Times New Roman" w:hAnsi="Times New Roman" w:eastAsia="FangSong" w:cs="Times New Roman"/>
+        </w:rPr>
+        <w:t xml:space="preserve">有机活性中间体</w:t>
       </w:r>
     </w:p>
-    <w:p>
-      <w:pPr>
-        <w:pStyle w:val="Compact"/>
-        <w:numPr>
-          <w:ilvl w:val="0"/>
-          <w:numId w:val="1001"/>
-        </w:numPr>
-      </w:pPr>
-      <w:r>
-        <w:rPr>
-          <w:rFonts w:hint="eastAsia" w:ascii="Times New Roman" w:hAnsi="Times New Roman" w:eastAsia="FangSong" w:cs="Times New Roman"/>
-        </w:rPr>
-        <w:t>能掌握碳正离子稳定性顺序</w:t>
-      </w:r>
-      <w:r>
-        <w:rPr>
-          <w:rFonts w:hint="eastAsia" w:ascii="Times New Roman" w:hAnsi="Times New Roman" w:eastAsia="Times New Roman" w:cs="Times New Roman"/>
-        </w:rPr>
-        <w:t>（</w:t>
-      </w:r>
-      <w:r>
-        <w:rPr>
-          <w:rFonts w:hint="eastAsia" w:ascii="Times New Roman" w:hAnsi="Times New Roman" w:eastAsia="FangSong" w:cs="Times New Roman"/>
-        </w:rPr>
-        <w:t>共轭</w:t>
-      </w:r>
-      <w:r>
-        <w:rPr>
-          <w:rFonts w:ascii="Times New Roman" w:hAnsi="Times New Roman" w:eastAsia="Times New Roman" w:cs="Times New Roman"/>
-        </w:rPr>
-        <w:t xml:space="preserve"> &gt; </w:t>
-      </w:r>
-      <w:r>
-        <w:rPr>
-          <w:rFonts w:hint="eastAsia" w:ascii="Times New Roman" w:hAnsi="Times New Roman" w:eastAsia="FangSong" w:cs="Times New Roman"/>
-        </w:rPr>
-        <w:t xml:space="preserve">超共轭</w:t>
-      </w:r>
-      <w:r>
-        <w:rPr>
-          <w:rFonts w:ascii="Times New Roman" w:hAnsi="Times New Roman" w:eastAsia="Times New Roman" w:cs="Times New Roman"/>
-        </w:rPr>
-        <w:t xml:space="preserve"> &gt; </w:t>
-      </w:r>
-      <w:r>
-        <w:rPr>
-          <w:rFonts w:hint="eastAsia" w:ascii="Times New Roman" w:hAnsi="Times New Roman" w:eastAsia="FangSong" w:cs="Times New Roman"/>
-        </w:rPr>
-        <w:t>诱导</w:t>
-      </w:r>
-      <w:r>
-        <w:rPr>
-          <w:rFonts w:hint="eastAsia" w:ascii="Times New Roman" w:hAnsi="Times New Roman" w:eastAsia="Times New Roman" w:cs="Times New Roman"/>
-        </w:rPr>
-        <w:t>）</w:t>
-      </w:r>
-      <w:r>
-        <w:rPr>
-          <w:rFonts w:hint="eastAsia" w:ascii="Times New Roman" w:hAnsi="Times New Roman" w:eastAsia="FangSong" w:cs="Times New Roman"/>
-        </w:rPr>
-        <w:t>并解释重排倾向</w:t>
-      </w:r>
-    </w:p>
-    <w:p>
-      <w:pPr>
-        <w:pStyle w:val="Compact"/>
-        <w:numPr>
-          <w:ilvl w:val="0"/>
-          <w:numId w:val="1001"/>
-        </w:numPr>
-      </w:pPr>
-      <w:r>
-        <w:rPr>
-          <w:rFonts w:hint="eastAsia" w:ascii="Times New Roman" w:hAnsi="Times New Roman" w:eastAsia="FangSong" w:cs="Times New Roman"/>
-        </w:rPr>
-        <w:t>能理解碳负离子稳定性</w:t>
-      </w:r>
-      <w:r>
-        <w:rPr>
-          <w:rFonts w:hint="eastAsia" w:ascii="Times New Roman" w:hAnsi="Times New Roman" w:eastAsia="Times New Roman" w:cs="Times New Roman"/>
-        </w:rPr>
-        <w:t>（pKa</w:t>
-      </w:r>
-      <w:r>
-        <w:rPr>
-          <w:rFonts w:ascii="Times New Roman" w:hAnsi="Times New Roman" w:eastAsia="Times New Roman" w:cs="Times New Roman"/>
-        </w:rPr>
-        <w:t xml:space="preserve"> </w:t>
-      </w:r>
-      <w:r>
-        <w:rPr>
-          <w:rFonts w:hint="eastAsia" w:ascii="Times New Roman" w:hAnsi="Times New Roman" w:eastAsia="FangSong" w:cs="Times New Roman"/>
-        </w:rPr>
-        <w:t>关联</w:t>
-      </w:r>
-      <w:r>
-        <w:rPr>
-          <w:rFonts w:hint="eastAsia" w:ascii="Times New Roman" w:hAnsi="Times New Roman" w:eastAsia="Times New Roman" w:cs="Times New Roman"/>
-        </w:rPr>
-        <w:t>）</w:t>
-      </w:r>
-      <w:r>
-        <w:rPr>
-          <w:rFonts w:hint="eastAsia" w:ascii="Times New Roman" w:hAnsi="Times New Roman" w:eastAsia="FangSong" w:cs="Times New Roman"/>
-        </w:rPr>
-        <w:t>与烷基化反应中的控制策略</w:t>
-      </w:r>
-    </w:p>
-    <w:p>
-      <w:pPr>
-        <w:pStyle w:val="Compact"/>
-        <w:numPr>
-          <w:ilvl w:val="0"/>
-          <w:numId w:val="1001"/>
-        </w:numPr>
-      </w:pPr>
-      <w:r>
-        <w:rPr>
-          <w:rFonts w:hint="eastAsia" w:ascii="Times New Roman" w:hAnsi="Times New Roman" w:eastAsia="FangSong" w:cs="Times New Roman"/>
-        </w:rPr>
-        <w:t>能区分卡宾的单线态与三线态结构及其对立体化学的影响</w:t>
-      </w:r>
-      <w:r>
-        <w:rPr>
-          <w:rFonts w:hint="eastAsia" w:ascii="Times New Roman" w:hAnsi="Times New Roman" w:eastAsia="Times New Roman" w:cs="Times New Roman"/>
-        </w:rPr>
-        <w:t>（</w:t>
-      </w:r>
-      <w:r>
-        <w:rPr>
-          <w:rFonts w:hint="eastAsia" w:ascii="Times New Roman" w:hAnsi="Times New Roman" w:eastAsia="FangSong" w:cs="Times New Roman"/>
-        </w:rPr>
-        <w:t>并认识</w:t>
-      </w:r>
-      <w:r>
-        <w:rPr>
-          <w:rFonts w:ascii="Times New Roman" w:hAnsi="Times New Roman" w:eastAsia="Times New Roman" w:cs="Times New Roman"/>
-        </w:rPr>
-        <w:t xml:space="preserve"> NHC </w:t>
-      </w:r>
-      <w:r>
-        <w:rPr>
-          <w:rFonts w:hint="eastAsia" w:ascii="Times New Roman" w:hAnsi="Times New Roman" w:eastAsia="FangSong" w:cs="Times New Roman"/>
-        </w:rPr>
-        <w:t>稳定卡宾</w:t>
-      </w:r>
-      <w:r>
-        <w:rPr>
-          <w:rFonts w:hint="eastAsia" w:ascii="Times New Roman" w:hAnsi="Times New Roman" w:eastAsia="Times New Roman" w:cs="Times New Roman"/>
-        </w:rPr>
-        <w:t>、</w:t>
-      </w:r>
-      <w:r>
-        <w:rPr>
-          <w:rFonts w:hint="eastAsia" w:ascii="Times New Roman" w:hAnsi="Times New Roman" w:eastAsia="FangSong" w:cs="Times New Roman"/>
-        </w:rPr>
-        <w:t>氮烯的延伸</w:t>
-      </w:r>
-      <w:r>
-        <w:rPr>
-          <w:rFonts w:hint="eastAsia" w:ascii="Times New Roman" w:hAnsi="Times New Roman" w:eastAsia="Times New Roman" w:cs="Times New Roman"/>
-        </w:rPr>
-        <w:t>）</w:t>
-      </w:r>
-    </w:p>
-    <w:p>
-      <w:pPr>
-        <w:pStyle w:val="Compact"/>
-        <w:numPr>
-          <w:ilvl w:val="0"/>
-          <w:numId w:val="1001"/>
-        </w:numPr>
-      </w:pPr>
-      <w:r>
-        <w:rPr>
-          <w:rFonts w:hint="eastAsia" w:ascii="Times New Roman" w:hAnsi="Times New Roman" w:eastAsia="FangSong" w:cs="Times New Roman"/>
-        </w:rPr>
-        <w:t xml:space="preserve">能识别苯炔的生成条件与典型反应</w:t>
-      </w:r>
-    </w:p>
-    <w:p>
-      <w:pPr>
-        <w:pStyle w:val="Compact"/>
-        <w:numPr>
-          <w:ilvl w:val="0"/>
-          <w:numId w:val="1001"/>
-        </w:numPr>
-      </w:pPr>
-      <w:r>
-        <w:rPr>
-          <w:rFonts w:hint="eastAsia" w:ascii="Times New Roman" w:hAnsi="Times New Roman" w:eastAsia="FangSong" w:cs="Times New Roman"/>
-        </w:rPr>
-        <w:t xml:space="preserve">能运用</w:t>
-      </w:r>
-      <w:r>
-        <w:rPr>
-          <w:rFonts w:ascii="Times New Roman" w:hAnsi="Times New Roman" w:eastAsia="Times New Roman" w:cs="Times New Roman"/>
-        </w:rPr>
-        <w:t xml:space="preserve"> Hammond </w:t>
-      </w:r>
-      <w:r>
-        <w:rPr>
-          <w:rFonts w:hint="eastAsia" w:ascii="Times New Roman" w:hAnsi="Times New Roman" w:eastAsia="FangSong" w:cs="Times New Roman"/>
-        </w:rPr>
-        <w:t>假说解释过渡态结构</w:t>
-      </w:r>
-      <w:r>
-        <w:rPr>
-          <w:rFonts w:hint="eastAsia" w:ascii="Times New Roman" w:hAnsi="Times New Roman" w:eastAsia="Times New Roman" w:cs="Times New Roman"/>
-        </w:rPr>
-        <w:t>，</w:t>
-      </w:r>
-      <w:r>
-        <w:rPr>
-          <w:rFonts w:hint="eastAsia" w:ascii="Times New Roman" w:hAnsi="Times New Roman" w:eastAsia="FangSong" w:cs="Times New Roman"/>
-        </w:rPr>
-        <w:t>区分中间体与过渡态</w:t>
-      </w:r>
-    </w:p>
-    <w:p>
-      <w:pPr>
-        <w:pStyle w:val="Compact"/>
-        <w:numPr>
-          <w:ilvl w:val="0"/>
-          <w:numId w:val="1001"/>
-        </w:numPr>
-      </w:pPr>
-      <w:r>
-        <w:rPr>
-          <w:rFonts w:hint="eastAsia" w:ascii="Times New Roman" w:hAnsi="Times New Roman" w:eastAsia="FangSong" w:cs="Times New Roman"/>
-        </w:rPr>
-        <w:t>能在机理推导中运用同位素标记</w:t>
-      </w:r>
-      <w:r>
-        <w:rPr>
-          <w:rFonts w:hint="eastAsia" w:ascii="Times New Roman" w:hAnsi="Times New Roman" w:eastAsia="Times New Roman" w:cs="Times New Roman"/>
-        </w:rPr>
-        <w:t>、</w:t>
-      </w:r>
-      <w:r>
-        <w:rPr>
-          <w:rFonts w:hint="eastAsia" w:ascii="Times New Roman" w:hAnsi="Times New Roman" w:eastAsia="FangSong" w:cs="Times New Roman"/>
-        </w:rPr>
-        <w:t>交叉实验</w:t>
-      </w:r>
-      <w:r>
-        <w:rPr>
-          <w:rFonts w:hint="eastAsia" w:ascii="Times New Roman" w:hAnsi="Times New Roman" w:eastAsia="Times New Roman" w:cs="Times New Roman"/>
-        </w:rPr>
-        <w:t>、</w:t>
-      </w:r>
-      <w:r>
-        <w:rPr>
-          <w:rFonts w:hint="eastAsia" w:ascii="Times New Roman" w:hAnsi="Times New Roman" w:eastAsia="FangSong" w:cs="Times New Roman"/>
-        </w:rPr>
-        <w:t>动力学同位素效应</w:t>
-      </w:r>
-      <w:r>
-        <w:rPr>
-          <w:rFonts w:hint="eastAsia" w:ascii="Times New Roman" w:hAnsi="Times New Roman" w:eastAsia="Times New Roman" w:cs="Times New Roman"/>
-        </w:rPr>
-        <w:t>（KIE）、</w:t>
-      </w:r>
-      <w:r>
-        <w:rPr>
-          <w:rFonts w:hint="eastAsia" w:ascii="Times New Roman" w:hAnsi="Times New Roman" w:eastAsia="FangSong" w:cs="Times New Roman"/>
-        </w:rPr>
-        <w:t>自由基钟等证据</w:t>
-      </w:r>
-    </w:p>
+    <w:tbl>
+      <w:tblPr>
+        <w:tblStyle w:val="Table"/>
+        <w:tblW w:type="pct" w:w="5000"/>
+        <w:tblLayout w:type="fixed"/>
+        <w:tblLook w:firstRow="1" w:lastRow="0" w:firstColumn="0" w:lastColumn="0" w:noHBand="0" w:noVBand="0" w:val="0020"/>
+      </w:tblPr>
+      <w:tblGrid>
+        <w:gridCol w:w="3960"/>
+        <w:gridCol w:w="3960"/>
+      </w:tblGrid>
+      <w:tr>
+        <w:trPr>
+          <w:tblHeader w:val="on"/>
+        </w:trPr>
+        <w:tc>
+          <w:tcPr/>
+          <w:p>
+            <w:pPr>
+              <w:pStyle w:val="Compact"/>
+              <w:jc w:val="center"/>
+            </w:pPr>
+            <w:r>
+              <w:rPr>
+                <w:rFonts w:hint="eastAsia" w:ascii="Times New Roman" w:hAnsi="Times New Roman" w:eastAsia="SimHei" w:cs="Times New Roman"/>
+                <w:b/>
+              </w:rPr>
+              <w:t xml:space="preserve">考纲条目</w:t>
+            </w:r>
+          </w:p>
+        </w:tc>
+        <w:tc>
+          <w:tcPr/>
+          <w:p>
+            <w:pPr>
+              <w:pStyle w:val="Compact"/>
+              <w:jc w:val="center"/>
+            </w:pPr>
+            <w:r>
+              <w:rPr>
+                <w:rFonts w:hint="eastAsia" w:ascii="Times New Roman" w:hAnsi="Times New Roman" w:eastAsia="SimHei" w:cs="Times New Roman"/>
+                <w:b/>
+              </w:rPr>
+              <w:t xml:space="preserve">学完本讲你应能</w:t>
+            </w:r>
+          </w:p>
+        </w:tc>
+      </w:tr>
+      <w:tr>
+        <w:tc>
+          <w:tcPr/>
+          <w:p>
+            <w:pPr>
+              <w:pStyle w:val="Compact"/>
+              <w:jc w:val="center"/>
+            </w:pPr>
+            <w:r>
+              <w:rPr>
+                <w:rFonts w:ascii="Times New Roman" w:hAnsi="Times New Roman" w:eastAsia="Times New Roman" w:cs="Times New Roman"/>
+              </w:rPr>
+              <w:t xml:space="preserve">§34 </w:t>
+            </w:r>
+            <w:r>
+              <w:rPr>
+                <w:rFonts w:hint="eastAsia" w:ascii="Times New Roman" w:hAnsi="Times New Roman" w:eastAsia="FangSong" w:cs="Times New Roman"/>
+              </w:rPr>
+              <w:t xml:space="preserve">有机活性中间体</w:t>
+            </w:r>
+            <w:r>
+              <w:rPr>
+                <w:rFonts w:ascii="Times New Roman" w:hAnsi="Times New Roman" w:eastAsia="Times New Roman" w:cs="Times New Roman"/>
+              </w:rPr>
+              <w:t xml:space="preserve"> · </w:t>
+            </w:r>
+            <w:r>
+              <w:rPr>
+                <w:rFonts w:hint="eastAsia" w:ascii="Times New Roman" w:hAnsi="Times New Roman" w:eastAsia="FangSong" w:cs="Times New Roman"/>
+              </w:rPr>
+              <w:t xml:space="preserve">中间体类型识别</w:t>
+            </w:r>
+          </w:p>
+        </w:tc>
+        <w:tc>
+          <w:tcPr/>
+          <w:p>
+            <w:pPr>
+              <w:pStyle w:val="Compact"/>
+              <w:jc w:val="center"/>
+            </w:pPr>
+            <w:r>
+              <w:rPr>
+                <w:rFonts w:hint="eastAsia" w:ascii="Times New Roman" w:hAnsi="Times New Roman" w:eastAsia="FangSong" w:cs="Times New Roman"/>
+              </w:rPr>
+              <w:t>能由试剂</w:t>
+            </w:r>
+            <w:r>
+              <w:rPr>
+                <w:rFonts w:hint="eastAsia" w:ascii="Times New Roman" w:hAnsi="Times New Roman" w:eastAsia="Times New Roman" w:cs="Times New Roman"/>
+              </w:rPr>
+              <w:t>、</w:t>
+            </w:r>
+            <w:r>
+              <w:rPr>
+                <w:rFonts w:hint="eastAsia" w:ascii="Times New Roman" w:hAnsi="Times New Roman" w:eastAsia="FangSong" w:cs="Times New Roman"/>
+              </w:rPr>
+              <w:t>条件</w:t>
+            </w:r>
+            <w:r>
+              <w:rPr>
+                <w:rFonts w:hint="eastAsia" w:ascii="Times New Roman" w:hAnsi="Times New Roman" w:eastAsia="Times New Roman" w:cs="Times New Roman"/>
+              </w:rPr>
+              <w:t>、</w:t>
+            </w:r>
+            <w:r>
+              <w:rPr>
+                <w:rFonts w:hint="eastAsia" w:ascii="Times New Roman" w:hAnsi="Times New Roman" w:eastAsia="FangSong" w:cs="Times New Roman"/>
+              </w:rPr>
+              <w:t>离去基和底物类型快速识别最可能的中间体类型</w:t>
+            </w:r>
+          </w:p>
+        </w:tc>
+      </w:tr>
+      <w:tr>
+        <w:tc>
+          <w:tcPr/>
+          <w:p>
+            <w:pPr>
+              <w:pStyle w:val="Compact"/>
+              <w:jc w:val="center"/>
+            </w:pPr>
+            <w:r>
+              <w:rPr>
+                <w:rFonts w:ascii="Times New Roman" w:hAnsi="Times New Roman" w:eastAsia="Times New Roman" w:cs="Times New Roman"/>
+              </w:rPr>
+              <w:t xml:space="preserve">§34 </w:t>
+            </w:r>
+            <w:r>
+              <w:rPr>
+                <w:rFonts w:hint="eastAsia" w:ascii="Times New Roman" w:hAnsi="Times New Roman" w:eastAsia="FangSong" w:cs="Times New Roman"/>
+              </w:rPr>
+              <w:t xml:space="preserve">有机活性中间体</w:t>
+            </w:r>
+            <w:r>
+              <w:rPr>
+                <w:rFonts w:ascii="Times New Roman" w:hAnsi="Times New Roman" w:eastAsia="Times New Roman" w:cs="Times New Roman"/>
+              </w:rPr>
+              <w:t xml:space="preserve"> · </w:t>
+            </w:r>
+            <w:r>
+              <w:rPr>
+                <w:rFonts w:hint="eastAsia" w:ascii="Times New Roman" w:hAnsi="Times New Roman" w:eastAsia="FangSong" w:cs="Times New Roman"/>
+              </w:rPr>
+              <w:t xml:space="preserve">碳正离子</w:t>
+            </w:r>
+          </w:p>
+        </w:tc>
+        <w:tc>
+          <w:tcPr/>
+          <w:p>
+            <w:pPr>
+              <w:pStyle w:val="Compact"/>
+              <w:jc w:val="center"/>
+            </w:pPr>
+            <w:r>
+              <w:rPr>
+                <w:rFonts w:hint="eastAsia" w:ascii="Times New Roman" w:hAnsi="Times New Roman" w:eastAsia="FangSong" w:cs="Times New Roman"/>
+              </w:rPr>
+              <w:t>能掌握碳正离子稳定性顺序</w:t>
+            </w:r>
+            <w:r>
+              <w:rPr>
+                <w:rFonts w:hint="eastAsia" w:ascii="Times New Roman" w:hAnsi="Times New Roman" w:eastAsia="Times New Roman" w:cs="Times New Roman"/>
+              </w:rPr>
+              <w:t>（</w:t>
+            </w:r>
+            <w:r>
+              <w:rPr>
+                <w:rFonts w:hint="eastAsia" w:ascii="Times New Roman" w:hAnsi="Times New Roman" w:eastAsia="FangSong" w:cs="Times New Roman"/>
+              </w:rPr>
+              <w:t>共轭</w:t>
+            </w:r>
+            <w:r>
+              <w:rPr>
+                <w:rFonts w:ascii="Times New Roman" w:hAnsi="Times New Roman" w:eastAsia="Times New Roman" w:cs="Times New Roman"/>
+              </w:rPr>
+              <w:t xml:space="preserve"> &gt; </w:t>
+            </w:r>
+            <w:r>
+              <w:rPr>
+                <w:rFonts w:hint="eastAsia" w:ascii="Times New Roman" w:hAnsi="Times New Roman" w:eastAsia="FangSong" w:cs="Times New Roman"/>
+              </w:rPr>
+              <w:t xml:space="preserve">超共轭</w:t>
+            </w:r>
+            <w:r>
+              <w:rPr>
+                <w:rFonts w:ascii="Times New Roman" w:hAnsi="Times New Roman" w:eastAsia="Times New Roman" w:cs="Times New Roman"/>
+              </w:rPr>
+              <w:t xml:space="preserve"> &gt; </w:t>
+            </w:r>
+            <w:r>
+              <w:rPr>
+                <w:rFonts w:hint="eastAsia" w:ascii="Times New Roman" w:hAnsi="Times New Roman" w:eastAsia="FangSong" w:cs="Times New Roman"/>
+              </w:rPr>
+              <w:t>诱导</w:t>
+            </w:r>
+            <w:r>
+              <w:rPr>
+                <w:rFonts w:hint="eastAsia" w:ascii="Times New Roman" w:hAnsi="Times New Roman" w:eastAsia="Times New Roman" w:cs="Times New Roman"/>
+              </w:rPr>
+              <w:t>）</w:t>
+            </w:r>
+            <w:r>
+              <w:rPr>
+                <w:rFonts w:hint="eastAsia" w:ascii="Times New Roman" w:hAnsi="Times New Roman" w:eastAsia="FangSong" w:cs="Times New Roman"/>
+              </w:rPr>
+              <w:t>并解释重排倾向</w:t>
+            </w:r>
+          </w:p>
+        </w:tc>
+      </w:tr>
+      <w:tr>
+        <w:tc>
+          <w:tcPr/>
+          <w:p>
+            <w:pPr>
+              <w:pStyle w:val="Compact"/>
+              <w:jc w:val="center"/>
+            </w:pPr>
+            <w:r>
+              <w:rPr>
+                <w:rFonts w:ascii="Times New Roman" w:hAnsi="Times New Roman" w:eastAsia="Times New Roman" w:cs="Times New Roman"/>
+              </w:rPr>
+              <w:t xml:space="preserve">§34 </w:t>
+            </w:r>
+            <w:r>
+              <w:rPr>
+                <w:rFonts w:hint="eastAsia" w:ascii="Times New Roman" w:hAnsi="Times New Roman" w:eastAsia="FangSong" w:cs="Times New Roman"/>
+              </w:rPr>
+              <w:t xml:space="preserve">有机活性中间体</w:t>
+            </w:r>
+            <w:r>
+              <w:rPr>
+                <w:rFonts w:ascii="Times New Roman" w:hAnsi="Times New Roman" w:eastAsia="Times New Roman" w:cs="Times New Roman"/>
+              </w:rPr>
+              <w:t xml:space="preserve"> · </w:t>
+            </w:r>
+            <w:r>
+              <w:rPr>
+                <w:rFonts w:hint="eastAsia" w:ascii="Times New Roman" w:hAnsi="Times New Roman" w:eastAsia="FangSong" w:cs="Times New Roman"/>
+              </w:rPr>
+              <w:t xml:space="preserve">碳负离子</w:t>
+            </w:r>
+          </w:p>
+        </w:tc>
+        <w:tc>
+          <w:tcPr/>
+          <w:p>
+            <w:pPr>
+              <w:pStyle w:val="Compact"/>
+              <w:jc w:val="center"/>
+            </w:pPr>
+            <w:r>
+              <w:rPr>
+                <w:rFonts w:hint="eastAsia" w:ascii="Times New Roman" w:hAnsi="Times New Roman" w:eastAsia="FangSong" w:cs="Times New Roman"/>
+              </w:rPr>
+              <w:t>能理解碳负离子稳定性</w:t>
+            </w:r>
+            <w:r>
+              <w:rPr>
+                <w:rFonts w:hint="eastAsia" w:ascii="Times New Roman" w:hAnsi="Times New Roman" w:eastAsia="Times New Roman" w:cs="Times New Roman"/>
+              </w:rPr>
+              <w:t>（pKa</w:t>
+            </w:r>
+            <w:r>
+              <w:rPr>
+                <w:rFonts w:ascii="Times New Roman" w:hAnsi="Times New Roman" w:eastAsia="Times New Roman" w:cs="Times New Roman"/>
+              </w:rPr>
+              <w:t xml:space="preserve"> </w:t>
+            </w:r>
+            <w:r>
+              <w:rPr>
+                <w:rFonts w:hint="eastAsia" w:ascii="Times New Roman" w:hAnsi="Times New Roman" w:eastAsia="FangSong" w:cs="Times New Roman"/>
+              </w:rPr>
+              <w:t>关联</w:t>
+            </w:r>
+            <w:r>
+              <w:rPr>
+                <w:rFonts w:hint="eastAsia" w:ascii="Times New Roman" w:hAnsi="Times New Roman" w:eastAsia="Times New Roman" w:cs="Times New Roman"/>
+              </w:rPr>
+              <w:t>）</w:t>
+            </w:r>
+            <w:r>
+              <w:rPr>
+                <w:rFonts w:hint="eastAsia" w:ascii="Times New Roman" w:hAnsi="Times New Roman" w:eastAsia="FangSong" w:cs="Times New Roman"/>
+              </w:rPr>
+              <w:t>与烷基化反应中的控制策略</w:t>
+            </w:r>
+          </w:p>
+        </w:tc>
+      </w:tr>
+      <w:tr>
+        <w:tc>
+          <w:tcPr/>
+          <w:p>
+            <w:pPr>
+              <w:pStyle w:val="Compact"/>
+              <w:jc w:val="center"/>
+            </w:pPr>
+            <w:r>
+              <w:rPr>
+                <w:rFonts w:ascii="Times New Roman" w:hAnsi="Times New Roman" w:eastAsia="Times New Roman" w:cs="Times New Roman"/>
+              </w:rPr>
+              <w:t xml:space="preserve">§34 </w:t>
+            </w:r>
+            <w:r>
+              <w:rPr>
+                <w:rFonts w:hint="eastAsia" w:ascii="Times New Roman" w:hAnsi="Times New Roman" w:eastAsia="FangSong" w:cs="Times New Roman"/>
+              </w:rPr>
+              <w:t xml:space="preserve">有机活性中间体</w:t>
+            </w:r>
+            <w:r>
+              <w:rPr>
+                <w:rFonts w:ascii="Times New Roman" w:hAnsi="Times New Roman" w:eastAsia="Times New Roman" w:cs="Times New Roman"/>
+              </w:rPr>
+              <w:t xml:space="preserve"> · </w:t>
+            </w:r>
+            <w:r>
+              <w:rPr>
+                <w:rFonts w:hint="eastAsia" w:ascii="Times New Roman" w:hAnsi="Times New Roman" w:eastAsia="FangSong" w:cs="Times New Roman"/>
+              </w:rPr>
+              <w:t xml:space="preserve">卡宾与氮烯</w:t>
+            </w:r>
+          </w:p>
+        </w:tc>
+        <w:tc>
+          <w:tcPr/>
+          <w:p>
+            <w:pPr>
+              <w:pStyle w:val="Compact"/>
+              <w:jc w:val="center"/>
+            </w:pPr>
+            <w:r>
+              <w:rPr>
+                <w:rFonts w:hint="eastAsia" w:ascii="Times New Roman" w:hAnsi="Times New Roman" w:eastAsia="FangSong" w:cs="Times New Roman"/>
+              </w:rPr>
+              <w:t>能区分卡宾的单线态与三线态结构及其对立体化学的影响</w:t>
+            </w:r>
+            <w:r>
+              <w:rPr>
+                <w:rFonts w:hint="eastAsia" w:ascii="Times New Roman" w:hAnsi="Times New Roman" w:eastAsia="Times New Roman" w:cs="Times New Roman"/>
+              </w:rPr>
+              <w:t>（</w:t>
+            </w:r>
+            <w:r>
+              <w:rPr>
+                <w:rFonts w:hint="eastAsia" w:ascii="Times New Roman" w:hAnsi="Times New Roman" w:eastAsia="FangSong" w:cs="Times New Roman"/>
+              </w:rPr>
+              <w:t>并认识</w:t>
+            </w:r>
+            <w:r>
+              <w:rPr>
+                <w:rFonts w:ascii="Times New Roman" w:hAnsi="Times New Roman" w:eastAsia="Times New Roman" w:cs="Times New Roman"/>
+              </w:rPr>
+              <w:t xml:space="preserve"> NHC </w:t>
+            </w:r>
+            <w:r>
+              <w:rPr>
+                <w:rFonts w:hint="eastAsia" w:ascii="Times New Roman" w:hAnsi="Times New Roman" w:eastAsia="FangSong" w:cs="Times New Roman"/>
+              </w:rPr>
+              <w:t>稳定卡宾</w:t>
+            </w:r>
+            <w:r>
+              <w:rPr>
+                <w:rFonts w:hint="eastAsia" w:ascii="Times New Roman" w:hAnsi="Times New Roman" w:eastAsia="Times New Roman" w:cs="Times New Roman"/>
+              </w:rPr>
+              <w:t>、</w:t>
+            </w:r>
+            <w:r>
+              <w:rPr>
+                <w:rFonts w:hint="eastAsia" w:ascii="Times New Roman" w:hAnsi="Times New Roman" w:eastAsia="FangSong" w:cs="Times New Roman"/>
+              </w:rPr>
+              <w:t>氮烯的延伸</w:t>
+            </w:r>
+            <w:r>
+              <w:rPr>
+                <w:rFonts w:hint="eastAsia" w:ascii="Times New Roman" w:hAnsi="Times New Roman" w:eastAsia="Times New Roman" w:cs="Times New Roman"/>
+              </w:rPr>
+              <w:t>）</w:t>
+            </w:r>
+          </w:p>
+        </w:tc>
+      </w:tr>
+      <w:tr>
+        <w:tc>
+          <w:tcPr/>
+          <w:p>
+            <w:pPr>
+              <w:pStyle w:val="Compact"/>
+              <w:jc w:val="center"/>
+            </w:pPr>
+            <w:r>
+              <w:rPr>
+                <w:rFonts w:ascii="Times New Roman" w:hAnsi="Times New Roman" w:eastAsia="Times New Roman" w:cs="Times New Roman"/>
+              </w:rPr>
+              <w:t xml:space="preserve">§34 </w:t>
+            </w:r>
+            <w:r>
+              <w:rPr>
+                <w:rFonts w:hint="eastAsia" w:ascii="Times New Roman" w:hAnsi="Times New Roman" w:eastAsia="FangSong" w:cs="Times New Roman"/>
+              </w:rPr>
+              <w:t xml:space="preserve">有机活性中间体</w:t>
+            </w:r>
+            <w:r>
+              <w:rPr>
+                <w:rFonts w:ascii="Times New Roman" w:hAnsi="Times New Roman" w:eastAsia="Times New Roman" w:cs="Times New Roman"/>
+              </w:rPr>
+              <w:t xml:space="preserve"> · </w:t>
+            </w:r>
+            <w:r>
+              <w:rPr>
+                <w:rFonts w:hint="eastAsia" w:ascii="Times New Roman" w:hAnsi="Times New Roman" w:eastAsia="FangSong" w:cs="Times New Roman"/>
+              </w:rPr>
+              <w:t xml:space="preserve">苯炔</w:t>
+            </w:r>
+          </w:p>
+        </w:tc>
+        <w:tc>
+          <w:tcPr/>
+          <w:p>
+            <w:pPr>
+              <w:pStyle w:val="Compact"/>
+              <w:jc w:val="center"/>
+            </w:pPr>
+            <w:r>
+              <w:rPr>
+                <w:rFonts w:hint="eastAsia" w:ascii="Times New Roman" w:hAnsi="Times New Roman" w:eastAsia="FangSong" w:cs="Times New Roman"/>
+              </w:rPr>
+              <w:t xml:space="preserve">能识别苯炔的生成条件与典型反应</w:t>
+            </w:r>
+          </w:p>
+        </w:tc>
+      </w:tr>
+      <w:tr>
+        <w:tc>
+          <w:tcPr/>
+          <w:p>
+            <w:pPr>
+              <w:pStyle w:val="Compact"/>
+              <w:jc w:val="center"/>
+            </w:pPr>
+            <w:r>
+              <w:rPr>
+                <w:rFonts w:ascii="Times New Roman" w:hAnsi="Times New Roman" w:eastAsia="Times New Roman" w:cs="Times New Roman"/>
+              </w:rPr>
+              <w:t xml:space="preserve">§32 </w:t>
+            </w:r>
+            <w:r>
+              <w:rPr>
+                <w:rFonts w:hint="eastAsia" w:ascii="Times New Roman" w:hAnsi="Times New Roman" w:eastAsia="FangSong" w:cs="Times New Roman"/>
+              </w:rPr>
+              <w:t xml:space="preserve">有机反应机理</w:t>
+            </w:r>
+            <w:r>
+              <w:rPr>
+                <w:rFonts w:ascii="Times New Roman" w:hAnsi="Times New Roman" w:eastAsia="Times New Roman" w:cs="Times New Roman"/>
+              </w:rPr>
+              <w:t xml:space="preserve"> · Hammond </w:t>
+            </w:r>
+            <w:r>
+              <w:rPr>
+                <w:rFonts w:hint="eastAsia" w:ascii="Times New Roman" w:hAnsi="Times New Roman" w:eastAsia="FangSong" w:cs="Times New Roman"/>
+              </w:rPr>
+              <w:t xml:space="preserve">假说与过渡态</w:t>
+            </w:r>
+          </w:p>
+        </w:tc>
+        <w:tc>
+          <w:tcPr/>
+          <w:p>
+            <w:pPr>
+              <w:pStyle w:val="Compact"/>
+              <w:jc w:val="center"/>
+            </w:pPr>
+            <w:r>
+              <w:rPr>
+                <w:rFonts w:hint="eastAsia" w:ascii="Times New Roman" w:hAnsi="Times New Roman" w:eastAsia="FangSong" w:cs="Times New Roman"/>
+              </w:rPr>
+              <w:t xml:space="preserve">能运用</w:t>
+            </w:r>
+            <w:r>
+              <w:rPr>
+                <w:rFonts w:ascii="Times New Roman" w:hAnsi="Times New Roman" w:eastAsia="Times New Roman" w:cs="Times New Roman"/>
+              </w:rPr>
+              <w:t xml:space="preserve"> Hammond </w:t>
+            </w:r>
+            <w:r>
+              <w:rPr>
+                <w:rFonts w:hint="eastAsia" w:ascii="Times New Roman" w:hAnsi="Times New Roman" w:eastAsia="FangSong" w:cs="Times New Roman"/>
+              </w:rPr>
+              <w:t>假说解释过渡态结构</w:t>
+            </w:r>
+            <w:r>
+              <w:rPr>
+                <w:rFonts w:hint="eastAsia" w:ascii="Times New Roman" w:hAnsi="Times New Roman" w:eastAsia="Times New Roman" w:cs="Times New Roman"/>
+              </w:rPr>
+              <w:t>，</w:t>
+            </w:r>
+            <w:r>
+              <w:rPr>
+                <w:rFonts w:hint="eastAsia" w:ascii="Times New Roman" w:hAnsi="Times New Roman" w:eastAsia="FangSong" w:cs="Times New Roman"/>
+              </w:rPr>
+              <w:t>区分中间体与过渡态</w:t>
+            </w:r>
+          </w:p>
+        </w:tc>
+      </w:tr>
+      <w:tr>
+        <w:tc>
+          <w:tcPr/>
+          <w:p>
+            <w:pPr>
+              <w:pStyle w:val="Compact"/>
+              <w:jc w:val="center"/>
+            </w:pPr>
+            <w:r>
+              <w:rPr>
+                <w:rFonts w:ascii="Times New Roman" w:hAnsi="Times New Roman" w:eastAsia="Times New Roman" w:cs="Times New Roman"/>
+              </w:rPr>
+              <w:t xml:space="preserve">§32 </w:t>
+            </w:r>
+            <w:r>
+              <w:rPr>
+                <w:rFonts w:hint="eastAsia" w:ascii="Times New Roman" w:hAnsi="Times New Roman" w:eastAsia="FangSong" w:cs="Times New Roman"/>
+              </w:rPr>
+              <w:t xml:space="preserve">有机反应机理</w:t>
+            </w:r>
+            <w:r>
+              <w:rPr>
+                <w:rFonts w:ascii="Times New Roman" w:hAnsi="Times New Roman" w:eastAsia="Times New Roman" w:cs="Times New Roman"/>
+              </w:rPr>
+              <w:t xml:space="preserve"> · </w:t>
+            </w:r>
+            <w:r>
+              <w:rPr>
+                <w:rFonts w:hint="eastAsia" w:ascii="Times New Roman" w:hAnsi="Times New Roman" w:eastAsia="FangSong" w:cs="Times New Roman"/>
+              </w:rPr>
+              <w:t xml:space="preserve">机理证据方法</w:t>
+            </w:r>
+          </w:p>
+        </w:tc>
+        <w:tc>
+          <w:tcPr/>
+          <w:p>
+            <w:pPr>
+              <w:pStyle w:val="Compact"/>
+              <w:jc w:val="center"/>
+            </w:pPr>
+            <w:r>
+              <w:rPr>
+                <w:rFonts w:hint="eastAsia" w:ascii="Times New Roman" w:hAnsi="Times New Roman" w:eastAsia="FangSong" w:cs="Times New Roman"/>
+              </w:rPr>
+              <w:t>能在机理推导中运用同位素标记</w:t>
+            </w:r>
+            <w:r>
+              <w:rPr>
+                <w:rFonts w:hint="eastAsia" w:ascii="Times New Roman" w:hAnsi="Times New Roman" w:eastAsia="Times New Roman" w:cs="Times New Roman"/>
+              </w:rPr>
+              <w:t>、</w:t>
+            </w:r>
+            <w:r>
+              <w:rPr>
+                <w:rFonts w:hint="eastAsia" w:ascii="Times New Roman" w:hAnsi="Times New Roman" w:eastAsia="FangSong" w:cs="Times New Roman"/>
+              </w:rPr>
+              <w:t>交叉实验</w:t>
+            </w:r>
+            <w:r>
+              <w:rPr>
+                <w:rFonts w:hint="eastAsia" w:ascii="Times New Roman" w:hAnsi="Times New Roman" w:eastAsia="Times New Roman" w:cs="Times New Roman"/>
+              </w:rPr>
+              <w:t>、</w:t>
+            </w:r>
+            <w:r>
+              <w:rPr>
+                <w:rFonts w:hint="eastAsia" w:ascii="Times New Roman" w:hAnsi="Times New Roman" w:eastAsia="FangSong" w:cs="Times New Roman"/>
+              </w:rPr>
+              <w:t>动力学同位素效应</w:t>
+            </w:r>
+            <w:r>
+              <w:rPr>
+                <w:rFonts w:hint="eastAsia" w:ascii="Times New Roman" w:hAnsi="Times New Roman" w:eastAsia="Times New Roman" w:cs="Times New Roman"/>
+              </w:rPr>
+              <w:t>（KIE）、</w:t>
+            </w:r>
+            <w:r>
+              <w:rPr>
+                <w:rFonts w:hint="eastAsia" w:ascii="Times New Roman" w:hAnsi="Times New Roman" w:eastAsia="FangSong" w:cs="Times New Roman"/>
+              </w:rPr>
+              <w:t>自由基钟等证据</w:t>
+            </w:r>
+          </w:p>
+        </w:tc>
+      </w:tr>
+    </w:tbl>
     <w:p>
       <w:pPr>
         <w:spacing w:before="160" w:after="80"/>
@@ -6883,7 +7219,7 @@
         <w:pStyle w:val="Compact"/>
         <w:numPr>
           <w:ilvl w:val="0"/>
-          <w:numId w:val="1002"/>
+          <w:numId w:val="1001"/>
         </w:numPr>
       </w:pPr>
       <w:r>
@@ -7015,7 +7351,7 @@
         <w:pStyle w:val="Compact"/>
         <w:numPr>
           <w:ilvl w:val="0"/>
-          <w:numId w:val="1002"/>
+          <w:numId w:val="1001"/>
         </w:numPr>
       </w:pPr>
       <w:r>
@@ -7166,7 +7502,7 @@
         <w:pStyle w:val="Compact"/>
         <w:numPr>
           <w:ilvl w:val="0"/>
-          <w:numId w:val="1002"/>
+          <w:numId w:val="1001"/>
         </w:numPr>
       </w:pPr>
       <w:r>
@@ -10621,26 +10957,70 @@
         <w:pStyle w:val="Compact"/>
         <w:numPr>
           <w:ilvl w:val="0"/>
+          <w:numId w:val="1002"/>
+        </w:numPr>
+      </w:pPr>
+      <w:r>
+        <w:rPr>
+          <w:rFonts w:hint="eastAsia" w:ascii="Times New Roman" w:hAnsi="Times New Roman" w:eastAsia="FangSong" w:cs="Times New Roman"/>
+        </w:rPr>
+        <w:t>引发</w:t>
+      </w:r>
+      <w:r>
+        <w:rPr>
+          <w:rFonts w:hint="eastAsia" w:ascii="Times New Roman" w:hAnsi="Times New Roman" w:eastAsia="Times New Roman" w:cs="Times New Roman"/>
+        </w:rPr>
+        <w:t>（Initiation）：</w:t>
+      </w:r>
+      <w:r>
+        <w:rPr>
+          <w:rFonts w:hint="eastAsia" w:ascii="Times New Roman" w:hAnsi="Times New Roman" w:eastAsia="FangSong" w:cs="Times New Roman"/>
+        </w:rPr>
+        <w:t>产生初始自由基</w:t>
+      </w:r>
+    </w:p>
+    <w:p>
+      <w:pPr>
+        <w:pStyle w:val="Compact"/>
+        <w:numPr>
+          <w:ilvl w:val="0"/>
           <w:numId w:val="1003"/>
         </w:numPr>
       </w:pPr>
       <w:r>
         <w:rPr>
-          <w:rFonts w:hint="eastAsia" w:ascii="Times New Roman" w:hAnsi="Times New Roman" w:eastAsia="FangSong" w:cs="Times New Roman"/>
-        </w:rPr>
-        <w:t>引发</w:t>
-      </w:r>
-      <w:r>
-        <w:rPr>
-          <w:rFonts w:hint="eastAsia" w:ascii="Times New Roman" w:hAnsi="Times New Roman" w:eastAsia="Times New Roman" w:cs="Times New Roman"/>
-        </w:rPr>
-        <w:t>（Initiation）：</w:t>
-      </w:r>
-      <w:r>
-        <w:rPr>
-          <w:rFonts w:hint="eastAsia" w:ascii="Times New Roman" w:hAnsi="Times New Roman" w:eastAsia="FangSong" w:cs="Times New Roman"/>
-        </w:rPr>
-        <w:t>产生初始自由基</w:t>
+          <w:rFonts w:ascii="Times New Roman" w:hAnsi="Times New Roman" w:eastAsia="Times New Roman" w:cs="Times New Roman"/>
+        </w:rPr>
+        <w:t>AIBN —Δ→ 2 R· + N</w:t>
+      </w:r>
+      <w:r>
+        <w:rPr>
+          <w:rFonts w:ascii="Times New Roman" w:hAnsi="Times New Roman" w:eastAsia="Times New Roman" w:cs="Times New Roman"/>
+          <w:vertAlign w:val="subscript"/>
+        </w:rPr>
+        <w:t>2</w:t>
+      </w:r>
+    </w:p>
+    <w:p>
+      <w:pPr>
+        <w:pStyle w:val="Compact"/>
+        <w:numPr>
+          <w:ilvl w:val="0"/>
+          <w:numId w:val="1003"/>
+        </w:numPr>
+      </w:pPr>
+      <w:r>
+        <w:rPr>
+          <w:rFonts w:ascii="Times New Roman" w:hAnsi="Times New Roman" w:eastAsia="Times New Roman" w:cs="Times New Roman"/>
+        </w:rPr>
+        <w:t>BPO —Δ→ 2 Ph· + 2 CO</w:t>
+      </w:r>
+      <w:r>
+        <w:rPr>
+          <w:rFonts w:ascii="Times New Roman" w:hAnsi="Times New Roman" w:eastAsia="Times New Roman" w:cs="Times New Roman"/>
+          <w:vertAlign w:val="subscript"/>
+        </w:rPr>
+        <w:t>2</w:t>
       </w:r>
     </w:p>
     <w:p>
@@ -10653,38 +11033,33 @@
       </w:pPr>
       <w:r>
         <w:rPr>
-          <w:rFonts w:ascii="Times New Roman" w:hAnsi="Times New Roman" w:eastAsia="Times New Roman" w:cs="Times New Roman"/>
-        </w:rPr>
-        <w:t>AIBN —Δ→ 2 R· + N</w:t>
-      </w:r>
-      <w:r>
-        <w:rPr>
-          <w:rFonts w:ascii="Times New Roman" w:hAnsi="Times New Roman" w:eastAsia="Times New Roman" w:cs="Times New Roman"/>
-          <w:vertAlign w:val="subscript"/>
-        </w:rPr>
-        <w:t>2</w:t>
-      </w:r>
-    </w:p>
-    <w:p>
-      <w:pPr>
-        <w:pStyle w:val="Compact"/>
-        <w:numPr>
-          <w:ilvl w:val="0"/>
-          <w:numId w:val="1004"/>
-        </w:numPr>
-      </w:pPr>
-      <w:r>
-        <w:rPr>
-          <w:rFonts w:ascii="Times New Roman" w:hAnsi="Times New Roman" w:eastAsia="Times New Roman" w:cs="Times New Roman"/>
-        </w:rPr>
-        <w:t>BPO —Δ→ 2 Ph· + 2 CO</w:t>
-      </w:r>
-      <w:r>
-        <w:rPr>
-          <w:rFonts w:ascii="Times New Roman" w:hAnsi="Times New Roman" w:eastAsia="Times New Roman" w:cs="Times New Roman"/>
-          <w:vertAlign w:val="subscript"/>
-        </w:rPr>
-        <w:t>2</w:t>
+          <w:rFonts w:hint="eastAsia" w:ascii="Times New Roman" w:hAnsi="Times New Roman" w:eastAsia="FangSong" w:cs="Times New Roman"/>
+        </w:rPr>
+        <w:t>链增长</w:t>
+      </w:r>
+      <w:r>
+        <w:rPr>
+          <w:rFonts w:hint="eastAsia" w:ascii="Times New Roman" w:hAnsi="Times New Roman" w:eastAsia="Times New Roman" w:cs="Times New Roman"/>
+        </w:rPr>
+        <w:t>（Propagation）：</w:t>
+      </w:r>
+      <w:r>
+        <w:rPr>
+          <w:rFonts w:hint="eastAsia" w:ascii="Times New Roman" w:hAnsi="Times New Roman" w:eastAsia="FangSong" w:cs="Times New Roman"/>
+        </w:rPr>
+        <w:t>自由基消耗</w:t>
+      </w:r>
+      <w:r>
+        <w:rPr>
+          <w:rFonts w:ascii="Times New Roman" w:hAnsi="Times New Roman" w:eastAsia="Times New Roman" w:cs="Times New Roman"/>
+        </w:rPr>
+        <w:t xml:space="preserve"> + </w:t>
+      </w:r>
+      <w:r>
+        <w:rPr>
+          <w:rFonts w:hint="eastAsia" w:ascii="Times New Roman" w:hAnsi="Times New Roman" w:eastAsia="FangSong" w:cs="Times New Roman"/>
+        </w:rPr>
+        <w:t xml:space="preserve">再生</w:t>
       </w:r>
     </w:p>
     <w:p>
@@ -10697,33 +11072,37 @@
       </w:pPr>
       <w:r>
         <w:rPr>
-          <w:rFonts w:hint="eastAsia" w:ascii="Times New Roman" w:hAnsi="Times New Roman" w:eastAsia="FangSong" w:cs="Times New Roman"/>
-        </w:rPr>
-        <w:t>链增长</w:t>
-      </w:r>
-      <w:r>
-        <w:rPr>
-          <w:rFonts w:hint="eastAsia" w:ascii="Times New Roman" w:hAnsi="Times New Roman" w:eastAsia="Times New Roman" w:cs="Times New Roman"/>
-        </w:rPr>
-        <w:t>（Propagation）：</w:t>
-      </w:r>
-      <w:r>
-        <w:rPr>
-          <w:rFonts w:hint="eastAsia" w:ascii="Times New Roman" w:hAnsi="Times New Roman" w:eastAsia="FangSong" w:cs="Times New Roman"/>
-        </w:rPr>
-        <w:t>自由基消耗</w:t>
-      </w:r>
-      <w:r>
-        <w:rPr>
-          <w:rFonts w:ascii="Times New Roman" w:hAnsi="Times New Roman" w:eastAsia="Times New Roman" w:cs="Times New Roman"/>
-        </w:rPr>
-        <w:t xml:space="preserve"> + </w:t>
-      </w:r>
-      <w:r>
-        <w:rPr>
-          <w:rFonts w:hint="eastAsia" w:ascii="Times New Roman" w:hAnsi="Times New Roman" w:eastAsia="FangSong" w:cs="Times New Roman"/>
-        </w:rPr>
-        <w:t xml:space="preserve">再生</w:t>
+          <w:rFonts w:ascii="Times New Roman" w:hAnsi="Times New Roman" w:eastAsia="Times New Roman" w:cs="Times New Roman"/>
+        </w:rPr>
+        <w:t xml:space="preserve">Br· + R-H → HBr + R·</w:t>
+      </w:r>
+    </w:p>
+    <w:p>
+      <w:pPr>
+        <w:pStyle w:val="Compact"/>
+        <w:numPr>
+          <w:ilvl w:val="0"/>
+          <w:numId w:val="1005"/>
+        </w:numPr>
+      </w:pPr>
+      <w:r>
+        <w:rPr>
+          <w:rFonts w:ascii="Times New Roman" w:hAnsi="Times New Roman" w:eastAsia="Times New Roman" w:cs="Times New Roman"/>
+        </w:rPr>
+        <w:t>R· + Br</w:t>
+      </w:r>
+      <w:r>
+        <w:rPr>
+          <w:rFonts w:ascii="Times New Roman" w:hAnsi="Times New Roman" w:eastAsia="Times New Roman" w:cs="Times New Roman"/>
+          <w:vertAlign w:val="subscript"/>
+        </w:rPr>
+        <w:t>2</w:t>
+      </w:r>
+      <w:r>
+        <w:rPr>
+          <w:rFonts w:ascii="Times New Roman" w:hAnsi="Times New Roman" w:eastAsia="Times New Roman" w:cs="Times New Roman"/>
+        </w:rPr>
+        <w:t xml:space="preserve"> → R-Br + Br·</w:t>
       </w:r>
     </w:p>
     <w:p>
@@ -10736,37 +11115,21 @@
       </w:pPr>
       <w:r>
         <w:rPr>
-          <w:rFonts w:ascii="Times New Roman" w:hAnsi="Times New Roman" w:eastAsia="Times New Roman" w:cs="Times New Roman"/>
-        </w:rPr>
-        <w:t xml:space="preserve">Br· + R-H → HBr + R·</w:t>
-      </w:r>
-    </w:p>
-    <w:p>
-      <w:pPr>
-        <w:pStyle w:val="Compact"/>
-        <w:numPr>
-          <w:ilvl w:val="0"/>
-          <w:numId w:val="1006"/>
-        </w:numPr>
-      </w:pPr>
-      <w:r>
-        <w:rPr>
-          <w:rFonts w:ascii="Times New Roman" w:hAnsi="Times New Roman" w:eastAsia="Times New Roman" w:cs="Times New Roman"/>
-        </w:rPr>
-        <w:t>R· + Br</w:t>
-      </w:r>
-      <w:r>
-        <w:rPr>
-          <w:rFonts w:ascii="Times New Roman" w:hAnsi="Times New Roman" w:eastAsia="Times New Roman" w:cs="Times New Roman"/>
-          <w:vertAlign w:val="subscript"/>
-        </w:rPr>
-        <w:t>2</w:t>
-      </w:r>
-      <w:r>
-        <w:rPr>
-          <w:rFonts w:ascii="Times New Roman" w:hAnsi="Times New Roman" w:eastAsia="Times New Roman" w:cs="Times New Roman"/>
-        </w:rPr>
-        <w:t xml:space="preserve"> → R-Br + Br·</w:t>
+          <w:rFonts w:hint="eastAsia" w:ascii="Times New Roman" w:hAnsi="Times New Roman" w:eastAsia="FangSong" w:cs="Times New Roman"/>
+        </w:rPr>
+        <w:t>链终止</w:t>
+      </w:r>
+      <w:r>
+        <w:rPr>
+          <w:rFonts w:hint="eastAsia" w:ascii="Times New Roman" w:hAnsi="Times New Roman" w:eastAsia="Times New Roman" w:cs="Times New Roman"/>
+        </w:rPr>
+        <w:t>（Termination）：</w:t>
+      </w:r>
+      <w:r>
+        <w:rPr>
+          <w:rFonts w:hint="eastAsia" w:ascii="Times New Roman" w:hAnsi="Times New Roman" w:eastAsia="FangSong" w:cs="Times New Roman"/>
+        </w:rPr>
+        <w:t>自由基消除</w:t>
       </w:r>
     </w:p>
     <w:p>
@@ -10779,21 +11142,27 @@
       </w:pPr>
       <w:r>
         <w:rPr>
-          <w:rFonts w:hint="eastAsia" w:ascii="Times New Roman" w:hAnsi="Times New Roman" w:eastAsia="FangSong" w:cs="Times New Roman"/>
-        </w:rPr>
-        <w:t>链终止</w:t>
-      </w:r>
-      <w:r>
-        <w:rPr>
-          <w:rFonts w:hint="eastAsia" w:ascii="Times New Roman" w:hAnsi="Times New Roman" w:eastAsia="Times New Roman" w:cs="Times New Roman"/>
-        </w:rPr>
-        <w:t>（Termination）：</w:t>
-      </w:r>
-      <w:r>
-        <w:rPr>
-          <w:rFonts w:hint="eastAsia" w:ascii="Times New Roman" w:hAnsi="Times New Roman" w:eastAsia="FangSong" w:cs="Times New Roman"/>
-        </w:rPr>
-        <w:t>自由基消除</w:t>
+          <w:rFonts w:ascii="Times New Roman" w:hAnsi="Times New Roman" w:eastAsia="Times New Roman" w:cs="Times New Roman"/>
+        </w:rPr>
+        <w:t xml:space="preserve">2 R· → </w:t>
+      </w:r>
+      <w:r>
+        <w:rPr>
+          <w:rFonts w:hint="eastAsia" w:ascii="Times New Roman" w:hAnsi="Times New Roman" w:eastAsia="Times New Roman" w:cs="Times New Roman"/>
+        </w:rPr>
+        <w:t>R-R（</w:t>
+      </w:r>
+      <w:r>
+        <w:rPr>
+          <w:rFonts w:hint="eastAsia" w:ascii="Times New Roman" w:hAnsi="Times New Roman" w:eastAsia="FangSong" w:cs="Times New Roman"/>
+        </w:rPr>
+        <w:t>偶联</w:t>
+      </w:r>
+      <w:r>
+        <w:rPr>
+          <w:rFonts w:hint="eastAsia" w:ascii="Times New Roman" w:hAnsi="Times New Roman" w:eastAsia="Times New Roman" w:cs="Times New Roman"/>
+        </w:rPr>
+        <w:t>）</w:t>
       </w:r>
     </w:p>
     <w:p>
@@ -10801,40 +11170,7 @@
         <w:pStyle w:val="Compact"/>
         <w:numPr>
           <w:ilvl w:val="0"/>
-          <w:numId w:val="1008"/>
-        </w:numPr>
-      </w:pPr>
-      <w:r>
-        <w:rPr>
-          <w:rFonts w:ascii="Times New Roman" w:hAnsi="Times New Roman" w:eastAsia="Times New Roman" w:cs="Times New Roman"/>
-        </w:rPr>
-        <w:t xml:space="preserve">2 R· → </w:t>
-      </w:r>
-      <w:r>
-        <w:rPr>
-          <w:rFonts w:hint="eastAsia" w:ascii="Times New Roman" w:hAnsi="Times New Roman" w:eastAsia="Times New Roman" w:cs="Times New Roman"/>
-        </w:rPr>
-        <w:t>R-R（</w:t>
-      </w:r>
-      <w:r>
-        <w:rPr>
-          <w:rFonts w:hint="eastAsia" w:ascii="Times New Roman" w:hAnsi="Times New Roman" w:eastAsia="FangSong" w:cs="Times New Roman"/>
-        </w:rPr>
-        <w:t>偶联</w:t>
-      </w:r>
-      <w:r>
-        <w:rPr>
-          <w:rFonts w:hint="eastAsia" w:ascii="Times New Roman" w:hAnsi="Times New Roman" w:eastAsia="Times New Roman" w:cs="Times New Roman"/>
-        </w:rPr>
-        <w:t>）</w:t>
-      </w:r>
-    </w:p>
-    <w:p>
-      <w:pPr>
-        <w:pStyle w:val="Compact"/>
-        <w:numPr>
-          <w:ilvl w:val="0"/>
-          <w:numId w:val="1008"/>
+          <w:numId w:val="1007"/>
         </w:numPr>
       </w:pPr>
       <w:r>
@@ -12347,7 +12683,7 @@
         <w:pStyle w:val="Compact"/>
         <w:numPr>
           <w:ilvl w:val="0"/>
-          <w:numId w:val="1009"/>
+          <w:numId w:val="1008"/>
         </w:numPr>
         <w:spacing w:before="120"/>
       </w:pPr>
@@ -12487,7 +12823,7 @@
         <w:pStyle w:val="Compact"/>
         <w:numPr>
           <w:ilvl w:val="0"/>
-          <w:numId w:val="1009"/>
+          <w:numId w:val="1008"/>
         </w:numPr>
       </w:pPr>
       <w:r>
@@ -15123,7 +15459,7 @@
         <w:pStyle w:val="Compact"/>
         <w:numPr>
           <w:ilvl w:val="0"/>
-          <w:numId w:val="1010"/>
+          <w:numId w:val="1009"/>
         </w:numPr>
       </w:pPr>
       <w:r>
@@ -15207,7 +15543,7 @@
         <w:pStyle w:val="Compact"/>
         <w:numPr>
           <w:ilvl w:val="0"/>
-          <w:numId w:val="1010"/>
+          <w:numId w:val="1009"/>
         </w:numPr>
       </w:pPr>
       <w:r>
@@ -15272,7 +15608,7 @@
         <w:pStyle w:val="Compact"/>
         <w:numPr>
           <w:ilvl w:val="0"/>
-          <w:numId w:val="1010"/>
+          <w:numId w:val="1009"/>
         </w:numPr>
       </w:pPr>
       <w:r>
@@ -17058,7 +17394,7 @@
         <w:pStyle w:val="Compact"/>
         <w:numPr>
           <w:ilvl w:val="0"/>
-          <w:numId w:val="1011"/>
+          <w:numId w:val="1010"/>
         </w:numPr>
       </w:pPr>
       <w:r>
@@ -17115,7 +17451,7 @@
         <w:pStyle w:val="Compact"/>
         <w:numPr>
           <w:ilvl w:val="0"/>
-          <w:numId w:val="1011"/>
+          <w:numId w:val="1010"/>
         </w:numPr>
       </w:pPr>
       <w:r>
@@ -17160,7 +17496,7 @@
         <w:pStyle w:val="Compact"/>
         <w:numPr>
           <w:ilvl w:val="0"/>
-          <w:numId w:val="1011"/>
+          <w:numId w:val="1010"/>
         </w:numPr>
       </w:pPr>
       <w:r>
@@ -20630,7 +20966,7 @@
       <w:pPr>
         <w:numPr>
           <w:ilvl w:val="0"/>
-          <w:numId w:val="1012"/>
+          <w:numId w:val="1011"/>
         </w:numPr>
       </w:pPr>
       <w:r>
@@ -20660,7 +20996,7 @@
       <w:pPr>
         <w:numPr>
           <w:ilvl w:val="0"/>
-          <w:numId w:val="1012"/>
+          <w:numId w:val="1011"/>
         </w:numPr>
       </w:pPr>
       <w:r>
@@ -20713,7 +21049,51 @@
         <w:pStyle w:val="Compact"/>
         <w:numPr>
           <w:ilvl w:val="1"/>
+          <w:numId w:val="1012"/>
+        </w:numPr>
+      </w:pPr>
+    </w:p>
+    <w:p>
+      <w:pPr>
+        <w:pStyle w:val="Compact"/>
+        <w:numPr>
+          <w:ilvl w:val="2"/>
           <w:numId w:val="1013"/>
+        </w:numPr>
+      </w:pPr>
+      <w:r>
+        <w:rPr>
+          <w:rFonts w:hint="eastAsia" w:ascii="Times New Roman" w:hAnsi="Times New Roman" w:eastAsia="FangSong" w:cs="Times New Roman"/>
+        </w:rPr>
+        <w:t xml:space="preserve">苄基已经非常稳定</w:t>
+      </w:r>
+      <w:r>
+        <w:rPr>
+          <w:rFonts w:ascii="Times New Roman" w:hAnsi="Times New Roman" w:eastAsia="Times New Roman" w:cs="Times New Roman"/>
+        </w:rPr>
+        <w:t xml:space="preserve"> →</w:t>
+      </w:r>
+      <w:r>
+        <w:rPr>
+          <w:rFonts w:ascii="Times New Roman" w:hAnsi="Times New Roman" w:eastAsia="Times New Roman" w:cs="Times New Roman"/>
+        </w:rPr>
+        <w:t xml:space="preserve"> </w:t>
+      </w:r>
+      <w:r>
+        <w:rPr>
+          <w:rFonts w:hint="eastAsia" w:ascii="Times New Roman" w:hAnsi="Times New Roman" w:eastAsia="FangSong" w:cs="Times New Roman"/>
+          <w:b/>
+          <w:bCs/>
+        </w:rPr>
+        <w:t xml:space="preserve">不重排</w:t>
+      </w:r>
+    </w:p>
+    <w:p>
+      <w:pPr>
+        <w:pStyle w:val="Compact"/>
+        <w:numPr>
+          <w:ilvl w:val="1"/>
+          <w:numId w:val="1012"/>
         </w:numPr>
       </w:pPr>
     </w:p>
@@ -20729,7 +21109,7 @@
         <w:rPr>
           <w:rFonts w:hint="eastAsia" w:ascii="Times New Roman" w:hAnsi="Times New Roman" w:eastAsia="FangSong" w:cs="Times New Roman"/>
         </w:rPr>
-        <w:t xml:space="preserve">苄基已经非常稳定</w:t>
+        <w:t xml:space="preserve">叔丁基已是最稳定的烷基碳正离子</w:t>
       </w:r>
       <w:r>
         <w:rPr>
@@ -20757,7 +21137,7 @@
         <w:pStyle w:val="Compact"/>
         <w:numPr>
           <w:ilvl w:val="1"/>
-          <w:numId w:val="1013"/>
+          <w:numId w:val="1012"/>
         </w:numPr>
       </w:pPr>
     </w:p>
@@ -20773,13 +21153,37 @@
         <w:rPr>
           <w:rFonts w:hint="eastAsia" w:ascii="Times New Roman" w:hAnsi="Times New Roman" w:eastAsia="FangSong" w:cs="Times New Roman"/>
         </w:rPr>
-        <w:t xml:space="preserve">叔丁基已是最稳定的烷基碳正离子</w:t>
-      </w:r>
-      <w:r>
-        <w:rPr>
-          <w:rFonts w:ascii="Times New Roman" w:hAnsi="Times New Roman" w:eastAsia="Times New Roman" w:cs="Times New Roman"/>
-        </w:rPr>
-        <w:t xml:space="preserve"> →</w:t>
+        <w:t>异丙基</w:t>
+      </w:r>
+      <w:r>
+        <w:rPr>
+          <w:rFonts w:hint="eastAsia" w:ascii="Times New Roman" w:hAnsi="Times New Roman" w:eastAsia="Times New Roman" w:cs="Times New Roman"/>
+        </w:rPr>
+        <w:t>（2°）</w:t>
+      </w:r>
+      <w:r>
+        <w:rPr>
+          <w:rFonts w:hint="eastAsia" w:ascii="Times New Roman" w:hAnsi="Times New Roman" w:eastAsia="FangSong" w:cs="Times New Roman"/>
+        </w:rPr>
+        <w:t>可通过</w:t>
+      </w:r>
+      <w:r>
+        <w:rPr>
+          <w:rFonts w:ascii="Times New Roman" w:hAnsi="Times New Roman" w:eastAsia="Times New Roman" w:cs="Times New Roman"/>
+        </w:rPr>
+        <w:t xml:space="preserve"> 1,2-H </w:t>
+      </w:r>
+      <w:r>
+        <w:rPr>
+          <w:rFonts w:hint="eastAsia" w:ascii="Times New Roman" w:hAnsi="Times New Roman" w:eastAsia="FangSong" w:cs="Times New Roman"/>
+        </w:rPr>
+        <w:t>迁移变为叔丁基</w:t>
+      </w:r>
+      <w:r>
+        <w:rPr>
+          <w:rFonts w:hint="eastAsia" w:ascii="Times New Roman" w:hAnsi="Times New Roman" w:eastAsia="Times New Roman" w:cs="Times New Roman"/>
+        </w:rPr>
+        <w:t>（3°）→</w:t>
       </w:r>
       <w:r>
         <w:rPr>
@@ -20793,7 +21197,7 @@
           <w:b/>
           <w:bCs/>
         </w:rPr>
-        <w:t xml:space="preserve">不重排</w:t>
+        <w:t xml:space="preserve">可能重排</w:t>
       </w:r>
     </w:p>
     <w:p>
@@ -20801,7 +21205,7 @@
         <w:pStyle w:val="Compact"/>
         <w:numPr>
           <w:ilvl w:val="1"/>
-          <w:numId w:val="1013"/>
+          <w:numId w:val="1012"/>
         </w:numPr>
       </w:pPr>
     </w:p>
@@ -20817,74 +21221,6 @@
         <w:rPr>
           <w:rFonts w:hint="eastAsia" w:ascii="Times New Roman" w:hAnsi="Times New Roman" w:eastAsia="FangSong" w:cs="Times New Roman"/>
         </w:rPr>
-        <w:t>异丙基</w:t>
-      </w:r>
-      <w:r>
-        <w:rPr>
-          <w:rFonts w:hint="eastAsia" w:ascii="Times New Roman" w:hAnsi="Times New Roman" w:eastAsia="Times New Roman" w:cs="Times New Roman"/>
-        </w:rPr>
-        <w:t>（2°）</w:t>
-      </w:r>
-      <w:r>
-        <w:rPr>
-          <w:rFonts w:hint="eastAsia" w:ascii="Times New Roman" w:hAnsi="Times New Roman" w:eastAsia="FangSong" w:cs="Times New Roman"/>
-        </w:rPr>
-        <w:t>可通过</w:t>
-      </w:r>
-      <w:r>
-        <w:rPr>
-          <w:rFonts w:ascii="Times New Roman" w:hAnsi="Times New Roman" w:eastAsia="Times New Roman" w:cs="Times New Roman"/>
-        </w:rPr>
-        <w:t xml:space="preserve"> 1,2-H </w:t>
-      </w:r>
-      <w:r>
-        <w:rPr>
-          <w:rFonts w:hint="eastAsia" w:ascii="Times New Roman" w:hAnsi="Times New Roman" w:eastAsia="FangSong" w:cs="Times New Roman"/>
-        </w:rPr>
-        <w:t>迁移变为叔丁基</w:t>
-      </w:r>
-      <w:r>
-        <w:rPr>
-          <w:rFonts w:hint="eastAsia" w:ascii="Times New Roman" w:hAnsi="Times New Roman" w:eastAsia="Times New Roman" w:cs="Times New Roman"/>
-        </w:rPr>
-        <w:t>（3°）→</w:t>
-      </w:r>
-      <w:r>
-        <w:rPr>
-          <w:rFonts w:ascii="Times New Roman" w:hAnsi="Times New Roman" w:eastAsia="Times New Roman" w:cs="Times New Roman"/>
-        </w:rPr>
-        <w:t xml:space="preserve"> </w:t>
-      </w:r>
-      <w:r>
-        <w:rPr>
-          <w:rFonts w:hint="eastAsia" w:ascii="Times New Roman" w:hAnsi="Times New Roman" w:eastAsia="FangSong" w:cs="Times New Roman"/>
-          <w:b/>
-          <w:bCs/>
-        </w:rPr>
-        <w:t xml:space="preserve">可能重排</w:t>
-      </w:r>
-    </w:p>
-    <w:p>
-      <w:pPr>
-        <w:pStyle w:val="Compact"/>
-        <w:numPr>
-          <w:ilvl w:val="1"/>
-          <w:numId w:val="1013"/>
-        </w:numPr>
-      </w:pPr>
-    </w:p>
-    <w:p>
-      <w:pPr>
-        <w:pStyle w:val="Compact"/>
-        <w:numPr>
-          <w:ilvl w:val="2"/>
-          <w:numId w:val="1017"/>
-        </w:numPr>
-      </w:pPr>
-      <w:r>
-        <w:rPr>
-          <w:rFonts w:hint="eastAsia" w:ascii="Times New Roman" w:hAnsi="Times New Roman" w:eastAsia="FangSong" w:cs="Times New Roman"/>
-        </w:rPr>
         <w:t>乙基</w:t>
       </w:r>
       <w:r>
@@ -21619,7 +21955,7 @@
         <w:pStyle w:val="Compact"/>
         <w:numPr>
           <w:ilvl w:val="0"/>
-          <w:numId w:val="1018"/>
+          <w:numId w:val="1017"/>
         </w:numPr>
       </w:pPr>
       <w:r>
@@ -21664,7 +22000,7 @@
         <w:pStyle w:val="Compact"/>
         <w:numPr>
           <w:ilvl w:val="1"/>
-          <w:numId w:val="1019"/>
+          <w:numId w:val="1018"/>
         </w:numPr>
       </w:pPr>
       <w:r>
@@ -23890,24 +24226,128 @@
         <w:pStyle w:val="Compact"/>
         <w:numPr>
           <w:ilvl w:val="0"/>
+          <w:numId w:val="1019"/>
+        </w:numPr>
+      </w:pPr>
+      <w:r>
+        <w:rPr>
+          <w:rFonts w:ascii="Times New Roman" w:hAnsi="Times New Roman" w:eastAsia="Times New Roman" w:cs="Times New Roman"/>
+          <w:b/>
+          <w:bCs/>
+        </w:rPr>
+        <w:t xml:space="preserve">(a) Simmons-Smith </w:t>
+      </w:r>
+      <w:r>
+        <w:rPr>
+          <w:rFonts w:hint="eastAsia" w:ascii="Times New Roman" w:hAnsi="Times New Roman" w:eastAsia="FangSong" w:cs="Times New Roman"/>
+          <w:b/>
+          <w:bCs/>
+        </w:rPr>
+        <w:t xml:space="preserve">试剂</w:t>
+      </w:r>
+      <w:r>
+        <w:rPr>
+          <w:rFonts w:ascii="Times New Roman" w:hAnsi="Times New Roman" w:eastAsia="Times New Roman" w:cs="Times New Roman"/>
+        </w:rPr>
+        <w:t xml:space="preserve"> </w:t>
+      </w:r>
+      <w:r>
+        <w:rPr>
+          <w:rFonts w:ascii="Times New Roman" w:hAnsi="Times New Roman" w:eastAsia="Times New Roman" w:cs="Times New Roman"/>
+        </w:rPr>
+        <w:t xml:space="preserve">→</w:t>
+      </w:r>
+      <w:r>
+        <w:rPr>
+          <w:rFonts w:ascii="Times New Roman" w:hAnsi="Times New Roman" w:eastAsia="Times New Roman" w:cs="Times New Roman"/>
+        </w:rPr>
+        <w:t xml:space="preserve"> </w:t>
+      </w:r>
+      <w:r>
+        <w:rPr>
+          <w:rFonts w:hint="eastAsia" w:ascii="Times New Roman" w:hAnsi="Times New Roman" w:eastAsia="FangSong" w:cs="Times New Roman"/>
+          <w:b/>
+          <w:bCs/>
+        </w:rPr>
+        <w:t xml:space="preserve">单线态类卡宾</w:t>
+      </w:r>
+      <w:r>
+        <w:rPr>
+          <w:rFonts w:hint="eastAsia" w:ascii="Times New Roman" w:hAnsi="Times New Roman" w:eastAsia="Times New Roman" w:cs="Times New Roman"/>
+        </w:rPr>
+        <w:t xml:space="preserve">：</w:t>
+      </w:r>
+    </w:p>
+    <w:p>
+      <w:pPr>
+        <w:pStyle w:val="Compact"/>
+        <w:numPr>
+          <w:ilvl w:val="1"/>
           <w:numId w:val="1020"/>
         </w:numPr>
       </w:pPr>
       <w:r>
         <w:rPr>
-          <w:rFonts w:ascii="Times New Roman" w:hAnsi="Times New Roman" w:eastAsia="Times New Roman" w:cs="Times New Roman"/>
-          <w:b/>
-          <w:bCs/>
-        </w:rPr>
-        <w:t xml:space="preserve">(a) Simmons-Smith </w:t>
-      </w:r>
-      <w:r>
-        <w:rPr>
-          <w:rFonts w:hint="eastAsia" w:ascii="Times New Roman" w:hAnsi="Times New Roman" w:eastAsia="FangSong" w:cs="Times New Roman"/>
-          <w:b/>
-          <w:bCs/>
-        </w:rPr>
-        <w:t xml:space="preserve">试剂</w:t>
+          <w:rFonts w:hint="eastAsia" w:ascii="Times New Roman" w:hAnsi="Times New Roman" w:eastAsia="FangSong" w:cs="Times New Roman"/>
+        </w:rPr>
+        <w:t>单线态卡宾</w:t>
+      </w:r>
+      <w:r>
+        <w:rPr>
+          <w:rFonts w:hint="eastAsia" w:ascii="Times New Roman" w:hAnsi="Times New Roman" w:eastAsia="Times New Roman" w:cs="Times New Roman"/>
+        </w:rPr>
+        <w:t>：</w:t>
+      </w:r>
+      <w:r>
+        <w:rPr>
+          <w:rFonts w:hint="eastAsia" w:ascii="Times New Roman" w:hAnsi="Times New Roman" w:eastAsia="FangSong" w:cs="Times New Roman"/>
+        </w:rPr>
+        <w:t>协同加成</w:t>
+      </w:r>
+      <w:r>
+        <w:rPr>
+          <w:rFonts w:ascii="Times New Roman" w:hAnsi="Times New Roman" w:eastAsia="Times New Roman" w:cs="Times New Roman"/>
+        </w:rPr>
+        <w:t xml:space="preserve"> + </w:t>
+      </w:r>
+      <w:r>
+        <w:rPr>
+          <w:rFonts w:hint="eastAsia" w:ascii="Times New Roman" w:hAnsi="Times New Roman" w:eastAsia="FangSong" w:cs="Times New Roman"/>
+        </w:rPr>
+        <w:t xml:space="preserve">构型保持</w:t>
+      </w:r>
+    </w:p>
+    <w:p>
+      <w:pPr>
+        <w:pStyle w:val="Compact"/>
+        <w:numPr>
+          <w:ilvl w:val="1"/>
+          <w:numId w:val="1020"/>
+        </w:numPr>
+      </w:pPr>
+      <w:r>
+        <w:rPr>
+          <w:rFonts w:hint="eastAsia" w:ascii="Times New Roman" w:hAnsi="Times New Roman" w:eastAsia="FangSong" w:cs="Times New Roman"/>
+        </w:rPr>
+        <w:t>顺</w:t>
+      </w:r>
+      <w:r>
+        <w:rPr>
+          <w:rFonts w:hint="eastAsia" w:ascii="Times New Roman" w:hAnsi="Times New Roman" w:eastAsia="Times New Roman" w:cs="Times New Roman"/>
+        </w:rPr>
+        <w:t>-2-</w:t>
+      </w:r>
+      <w:r>
+        <w:rPr>
+          <w:rFonts w:hint="eastAsia" w:ascii="Times New Roman" w:hAnsi="Times New Roman" w:eastAsia="FangSong" w:cs="Times New Roman"/>
+        </w:rPr>
+        <w:t>丁烯</w:t>
+      </w:r>
+      <w:r>
+        <w:rPr>
+          <w:rFonts w:ascii="Times New Roman" w:hAnsi="Times New Roman" w:eastAsia="Times New Roman" w:cs="Times New Roman"/>
+        </w:rPr>
+        <w:t xml:space="preserve"> →</w:t>
       </w:r>
       <w:r>
         <w:rPr>
@@ -23917,6 +24357,93 @@
       </w:r>
       <w:r>
         <w:rPr>
+          <w:rFonts w:hint="eastAsia" w:ascii="Times New Roman" w:hAnsi="Times New Roman" w:eastAsia="FangSong" w:cs="Times New Roman"/>
+          <w:b/>
+          <w:bCs/>
+        </w:rPr>
+        <w:t>顺</w:t>
+      </w:r>
+      <w:r>
+        <w:rPr>
+          <w:rFonts w:hint="eastAsia" w:ascii="Times New Roman" w:hAnsi="Times New Roman" w:eastAsia="Times New Roman" w:cs="Times New Roman"/>
+          <w:b/>
+          <w:bCs/>
+        </w:rPr>
+        <w:t>-1,2-</w:t>
+      </w:r>
+      <w:r>
+        <w:rPr>
+          <w:rFonts w:hint="eastAsia" w:ascii="Times New Roman" w:hAnsi="Times New Roman" w:eastAsia="FangSong" w:cs="Times New Roman"/>
+          <w:b/>
+          <w:bCs/>
+        </w:rPr>
+        <w:t>二甲基环丙烷</w:t>
+      </w:r>
+    </w:p>
+    <w:p>
+      <w:pPr>
+        <w:pStyle w:val="Compact"/>
+        <w:numPr>
+          <w:ilvl w:val="1"/>
+          <w:numId w:val="1020"/>
+        </w:numPr>
+      </w:pPr>
+      <w:r>
+        <w:rPr>
+          <w:rFonts w:hint="eastAsia" w:ascii="Times New Roman" w:hAnsi="Times New Roman" w:eastAsia="FangSong" w:cs="Times New Roman"/>
+        </w:rPr>
+        <w:t xml:space="preserve">立体化学完全保持</w:t>
+      </w:r>
+    </w:p>
+    <w:p>
+      <w:pPr>
+        <w:pStyle w:val="Compact"/>
+        <w:numPr>
+          <w:ilvl w:val="0"/>
+          <w:numId w:val="1019"/>
+        </w:numPr>
+      </w:pPr>
+      <w:r>
+        <w:rPr>
+          <w:rFonts w:ascii="Times New Roman" w:hAnsi="Times New Roman" w:eastAsia="Times New Roman" w:cs="Times New Roman"/>
+          <w:b/>
+          <w:bCs/>
+        </w:rPr>
+        <w:t xml:space="preserve">(b) </w:t>
+      </w:r>
+      <w:r>
+        <w:rPr>
+          <w:rFonts w:hint="eastAsia" w:ascii="Times New Roman" w:hAnsi="Times New Roman" w:eastAsia="FangSong" w:cs="Times New Roman"/>
+          <w:b/>
+          <w:bCs/>
+        </w:rPr>
+        <w:t xml:space="preserve">光解</w:t>
+      </w:r>
+      <w:r>
+        <w:rPr>
+          <w:rFonts w:ascii="Times New Roman" w:hAnsi="Times New Roman" w:eastAsia="Times New Roman" w:cs="Times New Roman"/>
+          <w:b/>
+          <w:bCs/>
+        </w:rPr>
+        <w:t xml:space="preserve"> :CH</w:t>
+      </w:r>
+      <w:r>
+        <w:rPr>
+          <w:rFonts w:ascii="Times New Roman" w:hAnsi="Times New Roman" w:eastAsia="Times New Roman" w:cs="Times New Roman"/>
+          <w:b/>
+          <w:bCs/>
+          <w:vertAlign w:val="subscript"/>
+        </w:rPr>
+        <w:t>2</w:t>
+      </w:r>
+      <w:r>
+        <w:rPr>
+          <w:rFonts w:ascii="Times New Roman" w:hAnsi="Times New Roman" w:eastAsia="Times New Roman" w:cs="Times New Roman"/>
+        </w:rPr>
+        <w:t xml:space="preserve"> </w:t>
+      </w:r>
+      <w:r>
+        <w:rPr>
           <w:rFonts w:ascii="Times New Roman" w:hAnsi="Times New Roman" w:eastAsia="Times New Roman" w:cs="Times New Roman"/>
         </w:rPr>
         <w:t xml:space="preserve">→</w:t>
@@ -23933,7 +24460,7 @@
           <w:b/>
           <w:bCs/>
         </w:rPr>
-        <w:t xml:space="preserve">单线态类卡宾</w:t>
+        <w:t xml:space="preserve">三线态卡宾</w:t>
       </w:r>
       <w:r>
         <w:rPr>
@@ -23954,7 +24481,7 @@
         <w:rPr>
           <w:rFonts w:hint="eastAsia" w:ascii="Times New Roman" w:hAnsi="Times New Roman" w:eastAsia="FangSong" w:cs="Times New Roman"/>
         </w:rPr>
-        <w:t>单线态卡宾</w:t>
+        <w:t>三线态卡宾</w:t>
       </w:r>
       <w:r>
         <w:rPr>
@@ -23966,19 +24493,37 @@
         <w:rPr>
           <w:rFonts w:hint="eastAsia" w:ascii="Times New Roman" w:hAnsi="Times New Roman" w:eastAsia="FangSong" w:cs="Times New Roman"/>
         </w:rPr>
-        <w:t>协同加成</w:t>
-      </w:r>
-      <w:r>
-        <w:rPr>
-          <w:rFonts w:ascii="Times New Roman" w:hAnsi="Times New Roman" w:eastAsia="Times New Roman" w:cs="Times New Roman"/>
-        </w:rPr>
-        <w:t xml:space="preserve"> + </w:t>
-      </w:r>
-      <w:r>
-        <w:rPr>
-          <w:rFonts w:hint="eastAsia" w:ascii="Times New Roman" w:hAnsi="Times New Roman" w:eastAsia="FangSong" w:cs="Times New Roman"/>
-        </w:rPr>
-        <w:t xml:space="preserve">构型保持</w:t>
+        <w:t>分步加成</w:t>
+      </w:r>
+      <w:r>
+        <w:rPr>
+          <w:rFonts w:hint="eastAsia" w:ascii="Times New Roman" w:hAnsi="Times New Roman" w:eastAsia="Times New Roman" w:cs="Times New Roman"/>
+        </w:rPr>
+        <w:t>（</w:t>
+      </w:r>
+      <w:r>
+        <w:rPr>
+          <w:rFonts w:hint="eastAsia" w:ascii="Times New Roman" w:hAnsi="Times New Roman" w:eastAsia="FangSong" w:cs="Times New Roman"/>
+        </w:rPr>
+        <w:t>双自由基中间体</w:t>
+      </w:r>
+      <w:r>
+        <w:rPr>
+          <w:rFonts w:hint="eastAsia" w:ascii="Times New Roman" w:hAnsi="Times New Roman" w:eastAsia="Times New Roman" w:cs="Times New Roman"/>
+        </w:rPr>
+        <w:t>），C-C</w:t>
+      </w:r>
+      <w:r>
+        <w:rPr>
+          <w:rFonts w:ascii="Times New Roman" w:hAnsi="Times New Roman" w:eastAsia="Times New Roman" w:cs="Times New Roman"/>
+        </w:rPr>
+        <w:t xml:space="preserve"> </w:t>
+      </w:r>
+      <w:r>
+        <w:rPr>
+          <w:rFonts w:hint="eastAsia" w:ascii="Times New Roman" w:hAnsi="Times New Roman" w:eastAsia="FangSong" w:cs="Times New Roman"/>
+        </w:rPr>
+        <w:t xml:space="preserve">单键可旋转</w:t>
       </w:r>
     </w:p>
     <w:p>
@@ -24025,7 +24570,7 @@
           <w:b/>
           <w:bCs/>
         </w:rPr>
-        <w:t>顺</w:t>
+        <w:t>顺和反</w:t>
       </w:r>
       <w:r>
         <w:rPr>
@@ -24041,22 +24586,54 @@
           <w:b/>
           <w:bCs/>
         </w:rPr>
-        <w:t>二甲基环丙烷</w:t>
+        <w:t>二甲基环丙烷混合物</w:t>
+      </w:r>
+      <w:r>
+        <w:rPr>
+          <w:rFonts w:hint="eastAsia" w:ascii="Times New Roman" w:hAnsi="Times New Roman" w:eastAsia="Times New Roman" w:cs="Times New Roman"/>
+        </w:rPr>
+        <w:t>（</w:t>
+      </w:r>
+      <w:r>
+        <w:rPr>
+          <w:rFonts w:hint="eastAsia" w:ascii="Times New Roman" w:hAnsi="Times New Roman" w:eastAsia="FangSong" w:cs="Times New Roman"/>
+        </w:rPr>
+        <w:t>立体化学不保持</w:t>
+      </w:r>
+      <w:r>
+        <w:rPr>
+          <w:rFonts w:hint="eastAsia" w:ascii="Times New Roman" w:hAnsi="Times New Roman" w:eastAsia="Times New Roman" w:cs="Times New Roman"/>
+        </w:rPr>
+        <w:t>）</w:t>
       </w:r>
     </w:p>
     <w:p>
       <w:pPr>
-        <w:pStyle w:val="Compact"/>
-        <w:numPr>
-          <w:ilvl w:val="1"/>
-          <w:numId w:val="1021"/>
-        </w:numPr>
+        <w:pStyle w:val="FirstParagraph"/>
       </w:pPr>
       <w:r>
         <w:rPr>
           <w:rFonts w:hint="eastAsia" w:ascii="Times New Roman" w:hAnsi="Times New Roman" w:eastAsia="FangSong" w:cs="Times New Roman"/>
         </w:rPr>
-        <w:t xml:space="preserve">立体化学完全保持</w:t>
+        <w:t>顺</w:t>
+      </w:r>
+      <w:r>
+        <w:rPr>
+          <w:rFonts w:hint="eastAsia" w:ascii="Times New Roman" w:hAnsi="Times New Roman" w:eastAsia="Times New Roman" w:cs="Times New Roman"/>
+        </w:rPr>
+        <w:t>-2-</w:t>
+      </w:r>
+      <w:r>
+        <w:rPr>
+          <w:rFonts w:hint="eastAsia" w:ascii="Times New Roman" w:hAnsi="Times New Roman" w:eastAsia="FangSong" w:cs="Times New Roman"/>
+        </w:rPr>
+        <w:t>丁烯对两类卡宾的产物分流</w:t>
+      </w:r>
+      <w:r>
+        <w:rPr>
+          <w:rFonts w:hint="eastAsia" w:ascii="Times New Roman" w:hAnsi="Times New Roman" w:eastAsia="Times New Roman" w:cs="Times New Roman"/>
+        </w:rPr>
+        <w:t>：</w:t>
       </w:r>
     </w:p>
     <w:p>
@@ -24064,88 +24641,49 @@
         <w:pStyle w:val="Compact"/>
         <w:numPr>
           <w:ilvl w:val="0"/>
-          <w:numId w:val="1020"/>
-        </w:numPr>
-      </w:pPr>
-      <w:r>
-        <w:rPr>
-          <w:rFonts w:ascii="Times New Roman" w:hAnsi="Times New Roman" w:eastAsia="Times New Roman" w:cs="Times New Roman"/>
-          <w:b/>
-          <w:bCs/>
-        </w:rPr>
-        <w:t xml:space="preserve">(b) </w:t>
-      </w:r>
-      <w:r>
-        <w:rPr>
-          <w:rFonts w:hint="eastAsia" w:ascii="Times New Roman" w:hAnsi="Times New Roman" w:eastAsia="FangSong" w:cs="Times New Roman"/>
-          <w:b/>
-          <w:bCs/>
-        </w:rPr>
-        <w:t xml:space="preserve">光解</w:t>
-      </w:r>
-      <w:r>
-        <w:rPr>
-          <w:rFonts w:ascii="Times New Roman" w:hAnsi="Times New Roman" w:eastAsia="Times New Roman" w:cs="Times New Roman"/>
-          <w:b/>
-          <w:bCs/>
-        </w:rPr>
-        <w:t xml:space="preserve"> :CH</w:t>
-      </w:r>
-      <w:r>
-        <w:rPr>
-          <w:rFonts w:ascii="Times New Roman" w:hAnsi="Times New Roman" w:eastAsia="Times New Roman" w:cs="Times New Roman"/>
-          <w:b/>
-          <w:bCs/>
-          <w:vertAlign w:val="subscript"/>
-        </w:rPr>
-        <w:t>2</w:t>
-      </w:r>
-      <w:r>
-        <w:rPr>
-          <w:rFonts w:ascii="Times New Roman" w:hAnsi="Times New Roman" w:eastAsia="Times New Roman" w:cs="Times New Roman"/>
-        </w:rPr>
-        <w:t xml:space="preserve"> </w:t>
-      </w:r>
-      <w:r>
-        <w:rPr>
-          <w:rFonts w:ascii="Times New Roman" w:hAnsi="Times New Roman" w:eastAsia="Times New Roman" w:cs="Times New Roman"/>
-        </w:rPr>
-        <w:t xml:space="preserve">→</w:t>
-      </w:r>
-      <w:r>
-        <w:rPr>
-          <w:rFonts w:ascii="Times New Roman" w:hAnsi="Times New Roman" w:eastAsia="Times New Roman" w:cs="Times New Roman"/>
-        </w:rPr>
-        <w:t xml:space="preserve"> </w:t>
-      </w:r>
-      <w:r>
-        <w:rPr>
-          <w:rFonts w:hint="eastAsia" w:ascii="Times New Roman" w:hAnsi="Times New Roman" w:eastAsia="FangSong" w:cs="Times New Roman"/>
-          <w:b/>
-          <w:bCs/>
-        </w:rPr>
-        <w:t xml:space="preserve">三线态卡宾</w:t>
-      </w:r>
-      <w:r>
-        <w:rPr>
-          <w:rFonts w:hint="eastAsia" w:ascii="Times New Roman" w:hAnsi="Times New Roman" w:eastAsia="Times New Roman" w:cs="Times New Roman"/>
-        </w:rPr>
-        <w:t xml:space="preserve">：</w:t>
-      </w:r>
-    </w:p>
-    <w:p>
-      <w:pPr>
-        <w:pStyle w:val="Compact"/>
-        <w:numPr>
-          <w:ilvl w:val="1"/>
           <w:numId w:val="1022"/>
         </w:numPr>
       </w:pPr>
       <w:r>
         <w:rPr>
           <w:rFonts w:hint="eastAsia" w:ascii="Times New Roman" w:hAnsi="Times New Roman" w:eastAsia="FangSong" w:cs="Times New Roman"/>
-        </w:rPr>
-        <w:t>三线态卡宾</w:t>
+          <w:b/>
+          <w:bCs/>
+        </w:rPr>
+        <w:t xml:space="preserve">单线态</w:t>
+      </w:r>
+      <w:r>
+        <w:rPr>
+          <w:rFonts w:ascii="Times New Roman" w:hAnsi="Times New Roman" w:eastAsia="Times New Roman" w:cs="Times New Roman"/>
+          <w:b/>
+          <w:bCs/>
+        </w:rPr>
+        <w:t xml:space="preserve"> </w:t>
+      </w:r>
+      <w:r>
+        <w:rPr>
+          <w:rFonts w:hint="eastAsia" w:ascii="Times New Roman" w:hAnsi="Times New Roman" w:eastAsia="Times New Roman" w:cs="Times New Roman"/>
+          <w:b/>
+          <w:bCs/>
+        </w:rPr>
+        <w:t>:CH</w:t>
+      </w:r>
+      <w:r>
+        <w:rPr>
+          <w:rFonts w:hint="eastAsia" w:ascii="Times New Roman" w:hAnsi="Times New Roman" w:eastAsia="Times New Roman" w:cs="Times New Roman"/>
+          <w:b/>
+          <w:bCs/>
+          <w:vertAlign w:val="subscript"/>
+        </w:rPr>
+        <w:t>2</w:t>
+      </w:r>
+      <w:r>
+        <w:rPr>
+          <w:rFonts w:hint="eastAsia" w:ascii="Times New Roman" w:hAnsi="Times New Roman" w:eastAsia="Times New Roman" w:cs="Times New Roman"/>
+          <w:b/>
+          <w:bCs/>
+        </w:rPr>
+        <w:t>（Simmons-Smith）</w:t>
       </w:r>
       <w:r>
         <w:rPr>
@@ -24157,25 +24695,25 @@
         <w:rPr>
           <w:rFonts w:hint="eastAsia" w:ascii="Times New Roman" w:hAnsi="Times New Roman" w:eastAsia="FangSong" w:cs="Times New Roman"/>
         </w:rPr>
-        <w:t>分步加成</w:t>
-      </w:r>
-      <w:r>
-        <w:rPr>
-          <w:rFonts w:hint="eastAsia" w:ascii="Times New Roman" w:hAnsi="Times New Roman" w:eastAsia="Times New Roman" w:cs="Times New Roman"/>
-        </w:rPr>
-        <w:t>（</w:t>
-      </w:r>
-      <w:r>
-        <w:rPr>
-          <w:rFonts w:hint="eastAsia" w:ascii="Times New Roman" w:hAnsi="Times New Roman" w:eastAsia="FangSong" w:cs="Times New Roman"/>
-        </w:rPr>
-        <w:t>双自由基中间体</w:t>
-      </w:r>
-      <w:r>
-        <w:rPr>
-          <w:rFonts w:hint="eastAsia" w:ascii="Times New Roman" w:hAnsi="Times New Roman" w:eastAsia="Times New Roman" w:cs="Times New Roman"/>
-        </w:rPr>
-        <w:t>），C-C</w:t>
+        <w:t>协同加成</w:t>
+      </w:r>
+      <w:r>
+        <w:rPr>
+          <w:rFonts w:ascii="Times New Roman" w:hAnsi="Times New Roman" w:eastAsia="Times New Roman" w:cs="Times New Roman"/>
+        </w:rPr>
+        <w:t xml:space="preserve"> → </w:t>
+      </w:r>
+      <w:r>
+        <w:rPr>
+          <w:rFonts w:hint="eastAsia" w:ascii="Times New Roman" w:hAnsi="Times New Roman" w:eastAsia="FangSong" w:cs="Times New Roman"/>
+        </w:rPr>
+        <w:t>只生成顺式产物</w:t>
+      </w:r>
+      <w:r>
+        <w:rPr>
+          <w:rFonts w:hint="eastAsia" w:ascii="Times New Roman" w:hAnsi="Times New Roman" w:eastAsia="Times New Roman" w:cs="Times New Roman"/>
+        </w:rPr>
+        <w:t>（100%</w:t>
       </w:r>
       <w:r>
         <w:rPr>
@@ -24187,117 +24725,25 @@
         <w:rPr>
           <w:rFonts w:hint="eastAsia" w:ascii="Times New Roman" w:hAnsi="Times New Roman" w:eastAsia="FangSong" w:cs="Times New Roman"/>
         </w:rPr>
-        <w:t xml:space="preserve">单键可旋转</w:t>
-      </w:r>
-    </w:p>
-    <w:p>
-      <w:pPr>
-        <w:pStyle w:val="Compact"/>
-        <w:numPr>
-          <w:ilvl w:val="1"/>
-          <w:numId w:val="1022"/>
-        </w:numPr>
-      </w:pPr>
-      <w:r>
-        <w:rPr>
-          <w:rFonts w:hint="eastAsia" w:ascii="Times New Roman" w:hAnsi="Times New Roman" w:eastAsia="FangSong" w:cs="Times New Roman"/>
-        </w:rPr>
-        <w:t>顺</w:t>
-      </w:r>
-      <w:r>
-        <w:rPr>
-          <w:rFonts w:hint="eastAsia" w:ascii="Times New Roman" w:hAnsi="Times New Roman" w:eastAsia="Times New Roman" w:cs="Times New Roman"/>
-        </w:rPr>
-        <w:t>-2-</w:t>
-      </w:r>
-      <w:r>
-        <w:rPr>
-          <w:rFonts w:hint="eastAsia" w:ascii="Times New Roman" w:hAnsi="Times New Roman" w:eastAsia="FangSong" w:cs="Times New Roman"/>
-        </w:rPr>
-        <w:t>丁烯</w:t>
-      </w:r>
-      <w:r>
-        <w:rPr>
-          <w:rFonts w:ascii="Times New Roman" w:hAnsi="Times New Roman" w:eastAsia="Times New Roman" w:cs="Times New Roman"/>
-        </w:rPr>
-        <w:t xml:space="preserve"> →</w:t>
-      </w:r>
-      <w:r>
-        <w:rPr>
-          <w:rFonts w:ascii="Times New Roman" w:hAnsi="Times New Roman" w:eastAsia="Times New Roman" w:cs="Times New Roman"/>
-        </w:rPr>
-        <w:t xml:space="preserve"> </w:t>
-      </w:r>
-      <w:r>
-        <w:rPr>
-          <w:rFonts w:hint="eastAsia" w:ascii="Times New Roman" w:hAnsi="Times New Roman" w:eastAsia="FangSong" w:cs="Times New Roman"/>
-          <w:b/>
-          <w:bCs/>
-        </w:rPr>
-        <w:t>顺和反</w:t>
-      </w:r>
-      <w:r>
-        <w:rPr>
-          <w:rFonts w:hint="eastAsia" w:ascii="Times New Roman" w:hAnsi="Times New Roman" w:eastAsia="Times New Roman" w:cs="Times New Roman"/>
-          <w:b/>
-          <w:bCs/>
-        </w:rPr>
-        <w:t>-1,2-</w:t>
-      </w:r>
-      <w:r>
-        <w:rPr>
-          <w:rFonts w:hint="eastAsia" w:ascii="Times New Roman" w:hAnsi="Times New Roman" w:eastAsia="FangSong" w:cs="Times New Roman"/>
-          <w:b/>
-          <w:bCs/>
-        </w:rPr>
-        <w:t>二甲基环丙烷混合物</w:t>
-      </w:r>
-      <w:r>
-        <w:rPr>
-          <w:rFonts w:hint="eastAsia" w:ascii="Times New Roman" w:hAnsi="Times New Roman" w:eastAsia="Times New Roman" w:cs="Times New Roman"/>
-        </w:rPr>
-        <w:t>（</w:t>
-      </w:r>
-      <w:r>
-        <w:rPr>
-          <w:rFonts w:hint="eastAsia" w:ascii="Times New Roman" w:hAnsi="Times New Roman" w:eastAsia="FangSong" w:cs="Times New Roman"/>
-        </w:rPr>
-        <w:t>立体化学不保持</w:t>
-      </w:r>
-      <w:r>
-        <w:rPr>
-          <w:rFonts w:hint="eastAsia" w:ascii="Times New Roman" w:hAnsi="Times New Roman" w:eastAsia="Times New Roman" w:cs="Times New Roman"/>
-        </w:rPr>
-        <w:t>）</w:t>
-      </w:r>
-    </w:p>
-    <w:p>
-      <w:pPr>
-        <w:pStyle w:val="FirstParagraph"/>
-      </w:pPr>
-      <w:r>
-        <w:rPr>
-          <w:rFonts w:hint="eastAsia" w:ascii="Times New Roman" w:hAnsi="Times New Roman" w:eastAsia="FangSong" w:cs="Times New Roman"/>
-        </w:rPr>
-        <w:t>顺</w:t>
-      </w:r>
-      <w:r>
-        <w:rPr>
-          <w:rFonts w:hint="eastAsia" w:ascii="Times New Roman" w:hAnsi="Times New Roman" w:eastAsia="Times New Roman" w:cs="Times New Roman"/>
-        </w:rPr>
-        <w:t>-2-</w:t>
-      </w:r>
-      <w:r>
-        <w:rPr>
-          <w:rFonts w:hint="eastAsia" w:ascii="Times New Roman" w:hAnsi="Times New Roman" w:eastAsia="FangSong" w:cs="Times New Roman"/>
-        </w:rPr>
-        <w:t>丁烯对两类卡宾的产物分流</w:t>
-      </w:r>
-      <w:r>
-        <w:rPr>
-          <w:rFonts w:hint="eastAsia" w:ascii="Times New Roman" w:hAnsi="Times New Roman" w:eastAsia="Times New Roman" w:cs="Times New Roman"/>
-        </w:rPr>
-        <w:t>：</w:t>
+        <w:t>构型保持</w:t>
+      </w:r>
+      <w:r>
+        <w:rPr>
+          <w:rFonts w:hint="eastAsia" w:ascii="Times New Roman" w:hAnsi="Times New Roman" w:eastAsia="Times New Roman" w:cs="Times New Roman"/>
+        </w:rPr>
+        <w:t>），</w:t>
+      </w:r>
+      <w:r>
+        <w:rPr>
+          <w:rFonts w:hint="eastAsia" w:ascii="Times New Roman" w:hAnsi="Times New Roman" w:eastAsia="FangSong" w:cs="Times New Roman"/>
+        </w:rPr>
+        <w:t>不产生反式产物</w:t>
+      </w:r>
+      <w:r>
+        <w:rPr>
+          <w:rFonts w:hint="eastAsia" w:ascii="Times New Roman" w:hAnsi="Times New Roman" w:eastAsia="Times New Roman" w:cs="Times New Roman"/>
+        </w:rPr>
+        <w:t>。</w:t>
       </w:r>
     </w:p>
     <w:p>
@@ -24305,117 +24751,7 @@
         <w:pStyle w:val="Compact"/>
         <w:numPr>
           <w:ilvl w:val="0"/>
-          <w:numId w:val="1023"/>
-        </w:numPr>
-      </w:pPr>
-      <w:r>
-        <w:rPr>
-          <w:rFonts w:hint="eastAsia" w:ascii="Times New Roman" w:hAnsi="Times New Roman" w:eastAsia="FangSong" w:cs="Times New Roman"/>
-          <w:b/>
-          <w:bCs/>
-        </w:rPr>
-        <w:t xml:space="preserve">单线态</w:t>
-      </w:r>
-      <w:r>
-        <w:rPr>
-          <w:rFonts w:ascii="Times New Roman" w:hAnsi="Times New Roman" w:eastAsia="Times New Roman" w:cs="Times New Roman"/>
-          <w:b/>
-          <w:bCs/>
-        </w:rPr>
-        <w:t xml:space="preserve"> </w:t>
-      </w:r>
-      <w:r>
-        <w:rPr>
-          <w:rFonts w:hint="eastAsia" w:ascii="Times New Roman" w:hAnsi="Times New Roman" w:eastAsia="Times New Roman" w:cs="Times New Roman"/>
-          <w:b/>
-          <w:bCs/>
-        </w:rPr>
-        <w:t>:CH</w:t>
-      </w:r>
-      <w:r>
-        <w:rPr>
-          <w:rFonts w:hint="eastAsia" w:ascii="Times New Roman" w:hAnsi="Times New Roman" w:eastAsia="Times New Roman" w:cs="Times New Roman"/>
-          <w:b/>
-          <w:bCs/>
-          <w:vertAlign w:val="subscript"/>
-        </w:rPr>
-        <w:t>2</w:t>
-      </w:r>
-      <w:r>
-        <w:rPr>
-          <w:rFonts w:hint="eastAsia" w:ascii="Times New Roman" w:hAnsi="Times New Roman" w:eastAsia="Times New Roman" w:cs="Times New Roman"/>
-          <w:b/>
-          <w:bCs/>
-        </w:rPr>
-        <w:t>（Simmons-Smith）</w:t>
-      </w:r>
-      <w:r>
-        <w:rPr>
-          <w:rFonts w:hint="eastAsia" w:ascii="Times New Roman" w:hAnsi="Times New Roman" w:eastAsia="Times New Roman" w:cs="Times New Roman"/>
-        </w:rPr>
-        <w:t>：</w:t>
-      </w:r>
-      <w:r>
-        <w:rPr>
-          <w:rFonts w:hint="eastAsia" w:ascii="Times New Roman" w:hAnsi="Times New Roman" w:eastAsia="FangSong" w:cs="Times New Roman"/>
-        </w:rPr>
-        <w:t>协同加成</w:t>
-      </w:r>
-      <w:r>
-        <w:rPr>
-          <w:rFonts w:ascii="Times New Roman" w:hAnsi="Times New Roman" w:eastAsia="Times New Roman" w:cs="Times New Roman"/>
-        </w:rPr>
-        <w:t xml:space="preserve"> → </w:t>
-      </w:r>
-      <w:r>
-        <w:rPr>
-          <w:rFonts w:hint="eastAsia" w:ascii="Times New Roman" w:hAnsi="Times New Roman" w:eastAsia="FangSong" w:cs="Times New Roman"/>
-        </w:rPr>
-        <w:t>只生成顺式产物</w:t>
-      </w:r>
-      <w:r>
-        <w:rPr>
-          <w:rFonts w:hint="eastAsia" w:ascii="Times New Roman" w:hAnsi="Times New Roman" w:eastAsia="Times New Roman" w:cs="Times New Roman"/>
-        </w:rPr>
-        <w:t>（100%</w:t>
-      </w:r>
-      <w:r>
-        <w:rPr>
-          <w:rFonts w:ascii="Times New Roman" w:hAnsi="Times New Roman" w:eastAsia="Times New Roman" w:cs="Times New Roman"/>
-        </w:rPr>
-        <w:t xml:space="preserve"> </w:t>
-      </w:r>
-      <w:r>
-        <w:rPr>
-          <w:rFonts w:hint="eastAsia" w:ascii="Times New Roman" w:hAnsi="Times New Roman" w:eastAsia="FangSong" w:cs="Times New Roman"/>
-        </w:rPr>
-        <w:t>构型保持</w:t>
-      </w:r>
-      <w:r>
-        <w:rPr>
-          <w:rFonts w:hint="eastAsia" w:ascii="Times New Roman" w:hAnsi="Times New Roman" w:eastAsia="Times New Roman" w:cs="Times New Roman"/>
-        </w:rPr>
-        <w:t>），</w:t>
-      </w:r>
-      <w:r>
-        <w:rPr>
-          <w:rFonts w:hint="eastAsia" w:ascii="Times New Roman" w:hAnsi="Times New Roman" w:eastAsia="FangSong" w:cs="Times New Roman"/>
-        </w:rPr>
-        <w:t>不产生反式产物</w:t>
-      </w:r>
-      <w:r>
-        <w:rPr>
-          <w:rFonts w:hint="eastAsia" w:ascii="Times New Roman" w:hAnsi="Times New Roman" w:eastAsia="Times New Roman" w:cs="Times New Roman"/>
-        </w:rPr>
-        <w:t>。</w:t>
-      </w:r>
-    </w:p>
-    <w:p>
-      <w:pPr>
-        <w:pStyle w:val="Compact"/>
-        <w:numPr>
-          <w:ilvl w:val="0"/>
-          <w:numId w:val="1023"/>
+          <w:numId w:val="1022"/>
         </w:numPr>
       </w:pPr>
       <w:r>
@@ -30496,7 +30832,7 @@
         <w:pStyle w:val="Compact"/>
         <w:numPr>
           <w:ilvl w:val="0"/>
-          <w:numId w:val="1024"/>
+          <w:numId w:val="1023"/>
         </w:numPr>
       </w:pPr>
       <w:r>
@@ -30511,11 +30847,218 @@
         <w:pStyle w:val="Compact"/>
         <w:numPr>
           <w:ilvl w:val="1"/>
+          <w:numId w:val="1024"/>
+        </w:numPr>
+      </w:pPr>
+      <w:r>
+        <w:rPr>
+          <w:rFonts w:ascii="Times New Roman" w:hAnsi="Times New Roman" w:eastAsia="Times New Roman" w:cs="Times New Roman"/>
+        </w:rPr>
+        <w:t xml:space="preserve">Step </w:t>
+      </w:r>
+      <w:r>
+        <w:rPr>
+          <w:rFonts w:hint="eastAsia" w:ascii="Times New Roman" w:hAnsi="Times New Roman" w:eastAsia="Times New Roman" w:cs="Times New Roman"/>
+        </w:rPr>
+        <w:t>1：</w:t>
+      </w:r>
+      <w:r>
+        <w:rPr>
+          <w:rFonts w:hint="eastAsia" w:ascii="Times New Roman" w:hAnsi="Times New Roman" w:eastAsia="FangSong" w:cs="Times New Roman"/>
+        </w:rPr>
+        <w:t>看条件信号</w:t>
+      </w:r>
+    </w:p>
+    <w:p>
+      <w:pPr>
+        <w:pStyle w:val="Compact"/>
+        <w:numPr>
+          <w:ilvl w:val="2"/>
           <w:numId w:val="1025"/>
         </w:numPr>
       </w:pPr>
       <w:r>
         <w:rPr>
+          <w:rFonts w:hint="eastAsia" w:ascii="Times New Roman" w:hAnsi="Times New Roman" w:eastAsia="FangSong" w:cs="Times New Roman"/>
+        </w:rPr>
+        <w:t xml:space="preserve">强酸</w:t>
+      </w:r>
+      <w:r>
+        <w:rPr>
+          <w:rFonts w:ascii="Times New Roman" w:hAnsi="Times New Roman" w:eastAsia="Times New Roman" w:cs="Times New Roman"/>
+        </w:rPr>
+        <w:t xml:space="preserve"> + </w:t>
+      </w:r>
+      <w:r>
+        <w:rPr>
+          <w:rFonts w:hint="eastAsia" w:ascii="Times New Roman" w:hAnsi="Times New Roman" w:eastAsia="FangSong" w:cs="Times New Roman"/>
+        </w:rPr>
+        <w:t xml:space="preserve">离去基</w:t>
+      </w:r>
+      <w:r>
+        <w:rPr>
+          <w:rFonts w:ascii="Times New Roman" w:hAnsi="Times New Roman" w:eastAsia="Times New Roman" w:cs="Times New Roman"/>
+        </w:rPr>
+        <w:t xml:space="preserve"> → </w:t>
+      </w:r>
+      <w:r>
+        <w:rPr>
+          <w:rFonts w:hint="eastAsia" w:ascii="Times New Roman" w:hAnsi="Times New Roman" w:eastAsia="FangSong" w:cs="Times New Roman"/>
+        </w:rPr>
+        <w:t xml:space="preserve">碳正离子</w:t>
+      </w:r>
+    </w:p>
+    <w:p>
+      <w:pPr>
+        <w:pStyle w:val="Compact"/>
+        <w:numPr>
+          <w:ilvl w:val="2"/>
+          <w:numId w:val="1025"/>
+        </w:numPr>
+      </w:pPr>
+      <w:r>
+        <w:rPr>
+          <w:rFonts w:hint="eastAsia" w:ascii="Times New Roman" w:hAnsi="Times New Roman" w:eastAsia="FangSong" w:cs="Times New Roman"/>
+        </w:rPr>
+        <w:t xml:space="preserve">强碱</w:t>
+      </w:r>
+      <w:r>
+        <w:rPr>
+          <w:rFonts w:ascii="Times New Roman" w:hAnsi="Times New Roman" w:eastAsia="Times New Roman" w:cs="Times New Roman"/>
+        </w:rPr>
+        <w:t xml:space="preserve"> + α-H → </w:t>
+      </w:r>
+      <w:r>
+        <w:rPr>
+          <w:rFonts w:hint="eastAsia" w:ascii="Times New Roman" w:hAnsi="Times New Roman" w:eastAsia="FangSong" w:cs="Times New Roman"/>
+        </w:rPr>
+        <w:t xml:space="preserve">碳负离子</w:t>
+      </w:r>
+    </w:p>
+    <w:p>
+      <w:pPr>
+        <w:pStyle w:val="Compact"/>
+        <w:numPr>
+          <w:ilvl w:val="2"/>
+          <w:numId w:val="1025"/>
+        </w:numPr>
+      </w:pPr>
+      <w:r>
+        <w:rPr>
+          <w:rFonts w:ascii="Times New Roman" w:hAnsi="Times New Roman" w:eastAsia="Times New Roman" w:cs="Times New Roman"/>
+        </w:rPr>
+        <w:t xml:space="preserve">hv / ROOR / AIBN → </w:t>
+      </w:r>
+      <w:r>
+        <w:rPr>
+          <w:rFonts w:hint="eastAsia" w:ascii="Times New Roman" w:hAnsi="Times New Roman" w:eastAsia="FangSong" w:cs="Times New Roman"/>
+        </w:rPr>
+        <w:t xml:space="preserve">自由基</w:t>
+      </w:r>
+    </w:p>
+    <w:p>
+      <w:pPr>
+        <w:pStyle w:val="Compact"/>
+        <w:numPr>
+          <w:ilvl w:val="2"/>
+          <w:numId w:val="1025"/>
+        </w:numPr>
+      </w:pPr>
+      <w:r>
+        <w:rPr>
+          <w:rFonts w:hint="eastAsia" w:ascii="Times New Roman" w:hAnsi="Times New Roman" w:eastAsia="FangSong" w:cs="Times New Roman"/>
+        </w:rPr>
+        <w:t xml:space="preserve">重氮</w:t>
+      </w:r>
+      <w:r>
+        <w:rPr>
+          <w:rFonts w:ascii="Times New Roman" w:hAnsi="Times New Roman" w:eastAsia="Times New Roman" w:cs="Times New Roman"/>
+        </w:rPr>
+        <w:t xml:space="preserve"> / Zn(Cu)CH</w:t>
+      </w:r>
+      <w:r>
+        <w:rPr>
+          <w:rFonts w:ascii="Times New Roman" w:hAnsi="Times New Roman" w:eastAsia="Times New Roman" w:cs="Times New Roman"/>
+          <w:vertAlign w:val="subscript"/>
+        </w:rPr>
+        <w:t>2</w:t>
+      </w:r>
+      <w:r>
+        <w:rPr>
+          <w:rFonts w:ascii="Times New Roman" w:hAnsi="Times New Roman" w:eastAsia="Times New Roman" w:cs="Times New Roman"/>
+        </w:rPr>
+        <w:t>I</w:t>
+      </w:r>
+      <w:r>
+        <w:rPr>
+          <w:rFonts w:ascii="Times New Roman" w:hAnsi="Times New Roman" w:eastAsia="Times New Roman" w:cs="Times New Roman"/>
+          <w:vertAlign w:val="subscript"/>
+        </w:rPr>
+        <w:t>2</w:t>
+      </w:r>
+      <w:r>
+        <w:rPr>
+          <w:rFonts w:ascii="Times New Roman" w:hAnsi="Times New Roman" w:eastAsia="Times New Roman" w:cs="Times New Roman"/>
+        </w:rPr>
+        <w:t xml:space="preserve"> → </w:t>
+      </w:r>
+      <w:r>
+        <w:rPr>
+          <w:rFonts w:hint="eastAsia" w:ascii="Times New Roman" w:hAnsi="Times New Roman" w:eastAsia="FangSong" w:cs="Times New Roman"/>
+        </w:rPr>
+        <w:t xml:space="preserve">卡宾</w:t>
+      </w:r>
+    </w:p>
+    <w:p>
+      <w:pPr>
+        <w:pStyle w:val="Compact"/>
+        <w:numPr>
+          <w:ilvl w:val="2"/>
+          <w:numId w:val="1025"/>
+        </w:numPr>
+      </w:pPr>
+      <w:r>
+        <w:rPr>
+          <w:rFonts w:hint="eastAsia" w:ascii="Times New Roman" w:hAnsi="Times New Roman" w:eastAsia="FangSong" w:cs="Times New Roman"/>
+        </w:rPr>
+        <w:t xml:space="preserve">芳卤</w:t>
+      </w:r>
+      <w:r>
+        <w:rPr>
+          <w:rFonts w:ascii="Times New Roman" w:hAnsi="Times New Roman" w:eastAsia="Times New Roman" w:cs="Times New Roman"/>
+        </w:rPr>
+        <w:t xml:space="preserve"> + NaNH</w:t>
+      </w:r>
+      <w:r>
+        <w:rPr>
+          <w:rFonts w:ascii="Times New Roman" w:hAnsi="Times New Roman" w:eastAsia="Times New Roman" w:cs="Times New Roman"/>
+          <w:vertAlign w:val="subscript"/>
+        </w:rPr>
+        <w:t>2</w:t>
+      </w:r>
+      <w:r>
+        <w:rPr>
+          <w:rFonts w:ascii="Times New Roman" w:hAnsi="Times New Roman" w:eastAsia="Times New Roman" w:cs="Times New Roman"/>
+        </w:rPr>
+        <w:t xml:space="preserve"> → </w:t>
+      </w:r>
+      <w:r>
+        <w:rPr>
+          <w:rFonts w:hint="eastAsia" w:ascii="Times New Roman" w:hAnsi="Times New Roman" w:eastAsia="FangSong" w:cs="Times New Roman"/>
+        </w:rPr>
+        <w:t xml:space="preserve">苯炔</w:t>
+      </w:r>
+    </w:p>
+    <w:p>
+      <w:pPr>
+        <w:pStyle w:val="Compact"/>
+        <w:numPr>
+          <w:ilvl w:val="1"/>
+          <w:numId w:val="1024"/>
+        </w:numPr>
+      </w:pPr>
+      <w:r>
+        <w:rPr>
           <w:rFonts w:ascii="Times New Roman" w:hAnsi="Times New Roman" w:eastAsia="Times New Roman" w:cs="Times New Roman"/>
         </w:rPr>
         <w:t xml:space="preserve">Step </w:t>
@@ -30524,13 +31067,13 @@
         <w:rPr>
           <w:rFonts w:hint="eastAsia" w:ascii="Times New Roman" w:hAnsi="Times New Roman" w:eastAsia="Times New Roman" w:cs="Times New Roman"/>
         </w:rPr>
-        <w:t>1：</w:t>
-      </w:r>
-      <w:r>
-        <w:rPr>
-          <w:rFonts w:hint="eastAsia" w:ascii="Times New Roman" w:hAnsi="Times New Roman" w:eastAsia="FangSong" w:cs="Times New Roman"/>
-        </w:rPr>
-        <w:t>看条件信号</w:t>
+        <w:t>2：</w:t>
+      </w:r>
+      <w:r>
+        <w:rPr>
+          <w:rFonts w:hint="eastAsia" w:ascii="Times New Roman" w:hAnsi="Times New Roman" w:eastAsia="FangSong" w:cs="Times New Roman"/>
+        </w:rPr>
+        <w:t>判中间体命运</w:t>
       </w:r>
     </w:p>
     <w:p>
@@ -30545,19 +31088,7 @@
         <w:rPr>
           <w:rFonts w:hint="eastAsia" w:ascii="Times New Roman" w:hAnsi="Times New Roman" w:eastAsia="FangSong" w:cs="Times New Roman"/>
         </w:rPr>
-        <w:t xml:space="preserve">强酸</w:t>
-      </w:r>
-      <w:r>
-        <w:rPr>
-          <w:rFonts w:ascii="Times New Roman" w:hAnsi="Times New Roman" w:eastAsia="Times New Roman" w:cs="Times New Roman"/>
-        </w:rPr>
-        <w:t xml:space="preserve"> + </w:t>
-      </w:r>
-      <w:r>
-        <w:rPr>
-          <w:rFonts w:hint="eastAsia" w:ascii="Times New Roman" w:hAnsi="Times New Roman" w:eastAsia="FangSong" w:cs="Times New Roman"/>
-        </w:rPr>
-        <w:t xml:space="preserve">离去基</w:t>
+        <w:t xml:space="preserve">碳正离子</w:t>
       </w:r>
       <w:r>
         <w:rPr>
@@ -30569,7 +31100,25 @@
         <w:rPr>
           <w:rFonts w:hint="eastAsia" w:ascii="Times New Roman" w:hAnsi="Times New Roman" w:eastAsia="FangSong" w:cs="Times New Roman"/>
         </w:rPr>
-        <w:t xml:space="preserve">碳正离子</w:t>
+        <w:t>能否重排</w:t>
+      </w:r>
+      <w:r>
+        <w:rPr>
+          <w:rFonts w:hint="eastAsia" w:ascii="Times New Roman" w:hAnsi="Times New Roman" w:eastAsia="Times New Roman" w:cs="Times New Roman"/>
+        </w:rPr>
+        <w:t>？（</w:t>
+      </w:r>
+      <w:r>
+        <w:rPr>
+          <w:rFonts w:hint="eastAsia" w:ascii="Times New Roman" w:hAnsi="Times New Roman" w:eastAsia="FangSong" w:cs="Times New Roman"/>
+        </w:rPr>
+        <w:t>检查邻位可迁移基团</w:t>
+      </w:r>
+      <w:r>
+        <w:rPr>
+          <w:rFonts w:hint="eastAsia" w:ascii="Times New Roman" w:hAnsi="Times New Roman" w:eastAsia="Times New Roman" w:cs="Times New Roman"/>
+        </w:rPr>
+        <w:t>）</w:t>
       </w:r>
     </w:p>
     <w:p>
@@ -30584,19 +31133,49 @@
         <w:rPr>
           <w:rFonts w:hint="eastAsia" w:ascii="Times New Roman" w:hAnsi="Times New Roman" w:eastAsia="FangSong" w:cs="Times New Roman"/>
         </w:rPr>
-        <w:t xml:space="preserve">强碱</w:t>
-      </w:r>
-      <w:r>
-        <w:rPr>
-          <w:rFonts w:ascii="Times New Roman" w:hAnsi="Times New Roman" w:eastAsia="Times New Roman" w:cs="Times New Roman"/>
-        </w:rPr>
-        <w:t xml:space="preserve"> + α-H → </w:t>
-      </w:r>
-      <w:r>
-        <w:rPr>
-          <w:rFonts w:hint="eastAsia" w:ascii="Times New Roman" w:hAnsi="Times New Roman" w:eastAsia="FangSong" w:cs="Times New Roman"/>
-        </w:rPr>
         <w:t xml:space="preserve">碳负离子</w:t>
+      </w:r>
+      <w:r>
+        <w:rPr>
+          <w:rFonts w:ascii="Times New Roman" w:hAnsi="Times New Roman" w:eastAsia="Times New Roman" w:cs="Times New Roman"/>
+        </w:rPr>
+        <w:t xml:space="preserve"> → </w:t>
+      </w:r>
+      <w:r>
+        <w:rPr>
+          <w:rFonts w:hint="eastAsia" w:ascii="Times New Roman" w:hAnsi="Times New Roman" w:eastAsia="FangSong" w:cs="Times New Roman"/>
+        </w:rPr>
+        <w:t>哪个位点进攻</w:t>
+      </w:r>
+      <w:r>
+        <w:rPr>
+          <w:rFonts w:hint="eastAsia" w:ascii="Times New Roman" w:hAnsi="Times New Roman" w:eastAsia="Times New Roman" w:cs="Times New Roman"/>
+        </w:rPr>
+        <w:t>？（</w:t>
+      </w:r>
+      <w:r>
+        <w:rPr>
+          <w:rFonts w:hint="eastAsia" w:ascii="Times New Roman" w:hAnsi="Times New Roman" w:eastAsia="FangSong" w:cs="Times New Roman"/>
+        </w:rPr>
+        <w:t>动力学</w:t>
+      </w:r>
+      <w:r>
+        <w:rPr>
+          <w:rFonts w:hint="eastAsia" w:ascii="Times New Roman" w:hAnsi="Times New Roman" w:eastAsia="Times New Roman" w:cs="Times New Roman"/>
+        </w:rPr>
+        <w:t>/</w:t>
+      </w:r>
+      <w:r>
+        <w:rPr>
+          <w:rFonts w:hint="eastAsia" w:ascii="Times New Roman" w:hAnsi="Times New Roman" w:eastAsia="FangSong" w:cs="Times New Roman"/>
+        </w:rPr>
+        <w:t>热力学控制</w:t>
+      </w:r>
+      <w:r>
+        <w:rPr>
+          <w:rFonts w:hint="eastAsia" w:ascii="Times New Roman" w:hAnsi="Times New Roman" w:eastAsia="Times New Roman" w:cs="Times New Roman"/>
+        </w:rPr>
+        <w:t>）</w:t>
       </w:r>
     </w:p>
     <w:p>
@@ -30609,15 +31188,63 @@
       </w:pPr>
       <w:r>
         <w:rPr>
-          <w:rFonts w:ascii="Times New Roman" w:hAnsi="Times New Roman" w:eastAsia="Times New Roman" w:cs="Times New Roman"/>
-        </w:rPr>
-        <w:t xml:space="preserve">hv / ROOR / AIBN → </w:t>
-      </w:r>
-      <w:r>
-        <w:rPr>
           <w:rFonts w:hint="eastAsia" w:ascii="Times New Roman" w:hAnsi="Times New Roman" w:eastAsia="FangSong" w:cs="Times New Roman"/>
         </w:rPr>
         <w:t xml:space="preserve">自由基</w:t>
+      </w:r>
+      <w:r>
+        <w:rPr>
+          <w:rFonts w:ascii="Times New Roman" w:hAnsi="Times New Roman" w:eastAsia="Times New Roman" w:cs="Times New Roman"/>
+        </w:rPr>
+        <w:t xml:space="preserve"> → </w:t>
+      </w:r>
+      <w:r>
+        <w:rPr>
+          <w:rFonts w:hint="eastAsia" w:ascii="Times New Roman" w:hAnsi="Times New Roman" w:eastAsia="FangSong" w:cs="Times New Roman"/>
+        </w:rPr>
+        <w:t>链能持续吗</w:t>
+      </w:r>
+      <w:r>
+        <w:rPr>
+          <w:rFonts w:hint="eastAsia" w:ascii="Times New Roman" w:hAnsi="Times New Roman" w:eastAsia="Times New Roman" w:cs="Times New Roman"/>
+        </w:rPr>
+        <w:t>？（</w:t>
+      </w:r>
+      <w:r>
+        <w:rPr>
+          <w:rFonts w:hint="eastAsia" w:ascii="Times New Roman" w:hAnsi="Times New Roman" w:eastAsia="FangSong" w:cs="Times New Roman"/>
+        </w:rPr>
+        <w:t>引发</w:t>
+      </w:r>
+      <w:r>
+        <w:rPr>
+          <w:rFonts w:hint="eastAsia" w:ascii="Times New Roman" w:hAnsi="Times New Roman" w:eastAsia="Times New Roman" w:cs="Times New Roman"/>
+        </w:rPr>
+        <w:t>→</w:t>
+      </w:r>
+      <w:r>
+        <w:rPr>
+          <w:rFonts w:hint="eastAsia" w:ascii="Times New Roman" w:hAnsi="Times New Roman" w:eastAsia="FangSong" w:cs="Times New Roman"/>
+        </w:rPr>
+        <w:t>增长</w:t>
+      </w:r>
+      <w:r>
+        <w:rPr>
+          <w:rFonts w:hint="eastAsia" w:ascii="Times New Roman" w:hAnsi="Times New Roman" w:eastAsia="Times New Roman" w:cs="Times New Roman"/>
+        </w:rPr>
+        <w:t>→</w:t>
+      </w:r>
+      <w:r>
+        <w:rPr>
+          <w:rFonts w:hint="eastAsia" w:ascii="Times New Roman" w:hAnsi="Times New Roman" w:eastAsia="FangSong" w:cs="Times New Roman"/>
+        </w:rPr>
+        <w:t>终止</w:t>
+      </w:r>
+      <w:r>
+        <w:rPr>
+          <w:rFonts w:hint="eastAsia" w:ascii="Times New Roman" w:hAnsi="Times New Roman" w:eastAsia="Times New Roman" w:cs="Times New Roman"/>
+        </w:rPr>
+        <w:t>）</w:t>
       </w:r>
     </w:p>
     <w:p>
@@ -30632,33 +31259,7 @@
         <w:rPr>
           <w:rFonts w:hint="eastAsia" w:ascii="Times New Roman" w:hAnsi="Times New Roman" w:eastAsia="FangSong" w:cs="Times New Roman"/>
         </w:rPr>
-        <w:t xml:space="preserve">重氮</w:t>
-      </w:r>
-      <w:r>
-        <w:rPr>
-          <w:rFonts w:ascii="Times New Roman" w:hAnsi="Times New Roman" w:eastAsia="Times New Roman" w:cs="Times New Roman"/>
-        </w:rPr>
-        <w:t xml:space="preserve"> / Zn(Cu)CH</w:t>
-      </w:r>
-      <w:r>
-        <w:rPr>
-          <w:rFonts w:ascii="Times New Roman" w:hAnsi="Times New Roman" w:eastAsia="Times New Roman" w:cs="Times New Roman"/>
-          <w:vertAlign w:val="subscript"/>
-        </w:rPr>
-        <w:t>2</w:t>
-      </w:r>
-      <w:r>
-        <w:rPr>
-          <w:rFonts w:ascii="Times New Roman" w:hAnsi="Times New Roman" w:eastAsia="Times New Roman" w:cs="Times New Roman"/>
-        </w:rPr>
-        <w:t>I</w:t>
-      </w:r>
-      <w:r>
-        <w:rPr>
-          <w:rFonts w:ascii="Times New Roman" w:hAnsi="Times New Roman" w:eastAsia="Times New Roman" w:cs="Times New Roman"/>
-          <w:vertAlign w:val="subscript"/>
-        </w:rPr>
-        <w:t>2</w:t>
+        <w:t xml:space="preserve">卡宾</w:t>
       </w:r>
       <w:r>
         <w:rPr>
@@ -30670,7 +31271,25 @@
         <w:rPr>
           <w:rFonts w:hint="eastAsia" w:ascii="Times New Roman" w:hAnsi="Times New Roman" w:eastAsia="FangSong" w:cs="Times New Roman"/>
         </w:rPr>
-        <w:t xml:space="preserve">卡宾</w:t>
+        <w:t>单线态还是三线态</w:t>
+      </w:r>
+      <w:r>
+        <w:rPr>
+          <w:rFonts w:hint="eastAsia" w:ascii="Times New Roman" w:hAnsi="Times New Roman" w:eastAsia="Times New Roman" w:cs="Times New Roman"/>
+        </w:rPr>
+        <w:t>？（</w:t>
+      </w:r>
+      <w:r>
+        <w:rPr>
+          <w:rFonts w:hint="eastAsia" w:ascii="Times New Roman" w:hAnsi="Times New Roman" w:eastAsia="FangSong" w:cs="Times New Roman"/>
+        </w:rPr>
+        <w:t>协同还是分步</w:t>
+      </w:r>
+      <w:r>
+        <w:rPr>
+          <w:rFonts w:hint="eastAsia" w:ascii="Times New Roman" w:hAnsi="Times New Roman" w:eastAsia="Times New Roman" w:cs="Times New Roman"/>
+        </w:rPr>
+        <w:t>）</w:t>
       </w:r>
     </w:p>
     <w:p>
@@ -30685,20 +31304,7 @@
         <w:rPr>
           <w:rFonts w:hint="eastAsia" w:ascii="Times New Roman" w:hAnsi="Times New Roman" w:eastAsia="FangSong" w:cs="Times New Roman"/>
         </w:rPr>
-        <w:t xml:space="preserve">芳卤</w:t>
-      </w:r>
-      <w:r>
-        <w:rPr>
-          <w:rFonts w:ascii="Times New Roman" w:hAnsi="Times New Roman" w:eastAsia="Times New Roman" w:cs="Times New Roman"/>
-        </w:rPr>
-        <w:t xml:space="preserve"> + NaNH</w:t>
-      </w:r>
-      <w:r>
-        <w:rPr>
-          <w:rFonts w:ascii="Times New Roman" w:hAnsi="Times New Roman" w:eastAsia="Times New Roman" w:cs="Times New Roman"/>
-          <w:vertAlign w:val="subscript"/>
-        </w:rPr>
-        <w:t>2</w:t>
+        <w:t xml:space="preserve">苯炔</w:t>
       </w:r>
       <w:r>
         <w:rPr>
@@ -30710,7 +31316,25 @@
         <w:rPr>
           <w:rFonts w:hint="eastAsia" w:ascii="Times New Roman" w:hAnsi="Times New Roman" w:eastAsia="FangSong" w:cs="Times New Roman"/>
         </w:rPr>
-        <w:t xml:space="preserve">苯炔</w:t>
+        <w:t>区域选择性</w:t>
+      </w:r>
+      <w:r>
+        <w:rPr>
+          <w:rFonts w:hint="eastAsia" w:ascii="Times New Roman" w:hAnsi="Times New Roman" w:eastAsia="Times New Roman" w:cs="Times New Roman"/>
+        </w:rPr>
+        <w:t>？（</w:t>
+      </w:r>
+      <w:r>
+        <w:rPr>
+          <w:rFonts w:hint="eastAsia" w:ascii="Times New Roman" w:hAnsi="Times New Roman" w:eastAsia="FangSong" w:cs="Times New Roman"/>
+        </w:rPr>
+        <w:t>更稳定的碳负离子</w:t>
+      </w:r>
+      <w:r>
+        <w:rPr>
+          <w:rFonts w:hint="eastAsia" w:ascii="Times New Roman" w:hAnsi="Times New Roman" w:eastAsia="Times New Roman" w:cs="Times New Roman"/>
+        </w:rPr>
+        <w:t>）</w:t>
       </w:r>
     </w:p>
     <w:p>
@@ -30718,7 +31342,7 @@
         <w:pStyle w:val="Compact"/>
         <w:numPr>
           <w:ilvl w:val="1"/>
-          <w:numId w:val="1025"/>
+          <w:numId w:val="1024"/>
         </w:numPr>
       </w:pPr>
       <w:r>
@@ -30731,13 +31355,13 @@
         <w:rPr>
           <w:rFonts w:hint="eastAsia" w:ascii="Times New Roman" w:hAnsi="Times New Roman" w:eastAsia="Times New Roman" w:cs="Times New Roman"/>
         </w:rPr>
-        <w:t>2：</w:t>
-      </w:r>
-      <w:r>
-        <w:rPr>
-          <w:rFonts w:hint="eastAsia" w:ascii="Times New Roman" w:hAnsi="Times New Roman" w:eastAsia="FangSong" w:cs="Times New Roman"/>
-        </w:rPr>
-        <w:t>判中间体命运</w:t>
+        <w:t>3：</w:t>
+      </w:r>
+      <w:r>
+        <w:rPr>
+          <w:rFonts w:hint="eastAsia" w:ascii="Times New Roman" w:hAnsi="Times New Roman" w:eastAsia="FangSong" w:cs="Times New Roman"/>
+        </w:rPr>
+        <w:t>写箭头</w:t>
       </w:r>
     </w:p>
     <w:p>
@@ -30752,7 +31376,7 @@
         <w:rPr>
           <w:rFonts w:hint="eastAsia" w:ascii="Times New Roman" w:hAnsi="Times New Roman" w:eastAsia="FangSong" w:cs="Times New Roman"/>
         </w:rPr>
-        <w:t xml:space="preserve">碳正离子</w:t>
+        <w:t xml:space="preserve">离子机理</w:t>
       </w:r>
       <w:r>
         <w:rPr>
@@ -30764,25 +31388,13 @@
         <w:rPr>
           <w:rFonts w:hint="eastAsia" w:ascii="Times New Roman" w:hAnsi="Times New Roman" w:eastAsia="FangSong" w:cs="Times New Roman"/>
         </w:rPr>
-        <w:t>能否重排</w:t>
-      </w:r>
-      <w:r>
-        <w:rPr>
-          <w:rFonts w:hint="eastAsia" w:ascii="Times New Roman" w:hAnsi="Times New Roman" w:eastAsia="Times New Roman" w:cs="Times New Roman"/>
-        </w:rPr>
-        <w:t>？（</w:t>
-      </w:r>
-      <w:r>
-        <w:rPr>
-          <w:rFonts w:hint="eastAsia" w:ascii="Times New Roman" w:hAnsi="Times New Roman" w:eastAsia="FangSong" w:cs="Times New Roman"/>
-        </w:rPr>
-        <w:t>检查邻位可迁移基团</w:t>
-      </w:r>
-      <w:r>
-        <w:rPr>
-          <w:rFonts w:hint="eastAsia" w:ascii="Times New Roman" w:hAnsi="Times New Roman" w:eastAsia="Times New Roman" w:cs="Times New Roman"/>
-        </w:rPr>
-        <w:t>）</w:t>
+        <w:t xml:space="preserve">双钩</w:t>
+      </w:r>
+      <w:r>
+        <w:rPr>
+          <w:rFonts w:ascii="Times New Roman" w:hAnsi="Times New Roman" w:eastAsia="Times New Roman" w:cs="Times New Roman"/>
+        </w:rPr>
+        <w:t xml:space="preserve"> ↷</w:t>
       </w:r>
     </w:p>
     <w:p>
@@ -30797,7 +31409,7 @@
         <w:rPr>
           <w:rFonts w:hint="eastAsia" w:ascii="Times New Roman" w:hAnsi="Times New Roman" w:eastAsia="FangSong" w:cs="Times New Roman"/>
         </w:rPr>
-        <w:t xml:space="preserve">碳负离子</w:t>
+        <w:t xml:space="preserve">自由基</w:t>
       </w:r>
       <w:r>
         <w:rPr>
@@ -30809,37 +31421,13 @@
         <w:rPr>
           <w:rFonts w:hint="eastAsia" w:ascii="Times New Roman" w:hAnsi="Times New Roman" w:eastAsia="FangSong" w:cs="Times New Roman"/>
         </w:rPr>
-        <w:t>哪个位点进攻</w:t>
-      </w:r>
-      <w:r>
-        <w:rPr>
-          <w:rFonts w:hint="eastAsia" w:ascii="Times New Roman" w:hAnsi="Times New Roman" w:eastAsia="Times New Roman" w:cs="Times New Roman"/>
-        </w:rPr>
-        <w:t>？（</w:t>
-      </w:r>
-      <w:r>
-        <w:rPr>
-          <w:rFonts w:hint="eastAsia" w:ascii="Times New Roman" w:hAnsi="Times New Roman" w:eastAsia="FangSong" w:cs="Times New Roman"/>
-        </w:rPr>
-        <w:t>动力学</w:t>
-      </w:r>
-      <w:r>
-        <w:rPr>
-          <w:rFonts w:hint="eastAsia" w:ascii="Times New Roman" w:hAnsi="Times New Roman" w:eastAsia="Times New Roman" w:cs="Times New Roman"/>
-        </w:rPr>
-        <w:t>/</w:t>
-      </w:r>
-      <w:r>
-        <w:rPr>
-          <w:rFonts w:hint="eastAsia" w:ascii="Times New Roman" w:hAnsi="Times New Roman" w:eastAsia="FangSong" w:cs="Times New Roman"/>
-        </w:rPr>
-        <w:t>热力学控制</w:t>
-      </w:r>
-      <w:r>
-        <w:rPr>
-          <w:rFonts w:hint="eastAsia" w:ascii="Times New Roman" w:hAnsi="Times New Roman" w:eastAsia="Times New Roman" w:cs="Times New Roman"/>
-        </w:rPr>
-        <w:t>）</w:t>
+        <w:t xml:space="preserve">鱼钩</w:t>
+      </w:r>
+      <w:r>
+        <w:rPr>
+          <w:rFonts w:ascii="Times New Roman" w:hAnsi="Times New Roman" w:eastAsia="Times New Roman" w:cs="Times New Roman"/>
+        </w:rPr>
+        <w:t xml:space="preserve"> ⤳</w:t>
       </w:r>
     </w:p>
     <w:p>
@@ -30848,258 +31436,6 @@
         <w:numPr>
           <w:ilvl w:val="2"/>
           <w:numId w:val="1027"/>
-        </w:numPr>
-      </w:pPr>
-      <w:r>
-        <w:rPr>
-          <w:rFonts w:hint="eastAsia" w:ascii="Times New Roman" w:hAnsi="Times New Roman" w:eastAsia="FangSong" w:cs="Times New Roman"/>
-        </w:rPr>
-        <w:t xml:space="preserve">自由基</w:t>
-      </w:r>
-      <w:r>
-        <w:rPr>
-          <w:rFonts w:ascii="Times New Roman" w:hAnsi="Times New Roman" w:eastAsia="Times New Roman" w:cs="Times New Roman"/>
-        </w:rPr>
-        <w:t xml:space="preserve"> → </w:t>
-      </w:r>
-      <w:r>
-        <w:rPr>
-          <w:rFonts w:hint="eastAsia" w:ascii="Times New Roman" w:hAnsi="Times New Roman" w:eastAsia="FangSong" w:cs="Times New Roman"/>
-        </w:rPr>
-        <w:t>链能持续吗</w:t>
-      </w:r>
-      <w:r>
-        <w:rPr>
-          <w:rFonts w:hint="eastAsia" w:ascii="Times New Roman" w:hAnsi="Times New Roman" w:eastAsia="Times New Roman" w:cs="Times New Roman"/>
-        </w:rPr>
-        <w:t>？（</w:t>
-      </w:r>
-      <w:r>
-        <w:rPr>
-          <w:rFonts w:hint="eastAsia" w:ascii="Times New Roman" w:hAnsi="Times New Roman" w:eastAsia="FangSong" w:cs="Times New Roman"/>
-        </w:rPr>
-        <w:t>引发</w:t>
-      </w:r>
-      <w:r>
-        <w:rPr>
-          <w:rFonts w:hint="eastAsia" w:ascii="Times New Roman" w:hAnsi="Times New Roman" w:eastAsia="Times New Roman" w:cs="Times New Roman"/>
-        </w:rPr>
-        <w:t>→</w:t>
-      </w:r>
-      <w:r>
-        <w:rPr>
-          <w:rFonts w:hint="eastAsia" w:ascii="Times New Roman" w:hAnsi="Times New Roman" w:eastAsia="FangSong" w:cs="Times New Roman"/>
-        </w:rPr>
-        <w:t>增长</w:t>
-      </w:r>
-      <w:r>
-        <w:rPr>
-          <w:rFonts w:hint="eastAsia" w:ascii="Times New Roman" w:hAnsi="Times New Roman" w:eastAsia="Times New Roman" w:cs="Times New Roman"/>
-        </w:rPr>
-        <w:t>→</w:t>
-      </w:r>
-      <w:r>
-        <w:rPr>
-          <w:rFonts w:hint="eastAsia" w:ascii="Times New Roman" w:hAnsi="Times New Roman" w:eastAsia="FangSong" w:cs="Times New Roman"/>
-        </w:rPr>
-        <w:t>终止</w:t>
-      </w:r>
-      <w:r>
-        <w:rPr>
-          <w:rFonts w:hint="eastAsia" w:ascii="Times New Roman" w:hAnsi="Times New Roman" w:eastAsia="Times New Roman" w:cs="Times New Roman"/>
-        </w:rPr>
-        <w:t>）</w:t>
-      </w:r>
-    </w:p>
-    <w:p>
-      <w:pPr>
-        <w:pStyle w:val="Compact"/>
-        <w:numPr>
-          <w:ilvl w:val="2"/>
-          <w:numId w:val="1027"/>
-        </w:numPr>
-      </w:pPr>
-      <w:r>
-        <w:rPr>
-          <w:rFonts w:hint="eastAsia" w:ascii="Times New Roman" w:hAnsi="Times New Roman" w:eastAsia="FangSong" w:cs="Times New Roman"/>
-        </w:rPr>
-        <w:t xml:space="preserve">卡宾</w:t>
-      </w:r>
-      <w:r>
-        <w:rPr>
-          <w:rFonts w:ascii="Times New Roman" w:hAnsi="Times New Roman" w:eastAsia="Times New Roman" w:cs="Times New Roman"/>
-        </w:rPr>
-        <w:t xml:space="preserve"> → </w:t>
-      </w:r>
-      <w:r>
-        <w:rPr>
-          <w:rFonts w:hint="eastAsia" w:ascii="Times New Roman" w:hAnsi="Times New Roman" w:eastAsia="FangSong" w:cs="Times New Roman"/>
-        </w:rPr>
-        <w:t>单线态还是三线态</w:t>
-      </w:r>
-      <w:r>
-        <w:rPr>
-          <w:rFonts w:hint="eastAsia" w:ascii="Times New Roman" w:hAnsi="Times New Roman" w:eastAsia="Times New Roman" w:cs="Times New Roman"/>
-        </w:rPr>
-        <w:t>？（</w:t>
-      </w:r>
-      <w:r>
-        <w:rPr>
-          <w:rFonts w:hint="eastAsia" w:ascii="Times New Roman" w:hAnsi="Times New Roman" w:eastAsia="FangSong" w:cs="Times New Roman"/>
-        </w:rPr>
-        <w:t>协同还是分步</w:t>
-      </w:r>
-      <w:r>
-        <w:rPr>
-          <w:rFonts w:hint="eastAsia" w:ascii="Times New Roman" w:hAnsi="Times New Roman" w:eastAsia="Times New Roman" w:cs="Times New Roman"/>
-        </w:rPr>
-        <w:t>）</w:t>
-      </w:r>
-    </w:p>
-    <w:p>
-      <w:pPr>
-        <w:pStyle w:val="Compact"/>
-        <w:numPr>
-          <w:ilvl w:val="2"/>
-          <w:numId w:val="1027"/>
-        </w:numPr>
-      </w:pPr>
-      <w:r>
-        <w:rPr>
-          <w:rFonts w:hint="eastAsia" w:ascii="Times New Roman" w:hAnsi="Times New Roman" w:eastAsia="FangSong" w:cs="Times New Roman"/>
-        </w:rPr>
-        <w:t xml:space="preserve">苯炔</w:t>
-      </w:r>
-      <w:r>
-        <w:rPr>
-          <w:rFonts w:ascii="Times New Roman" w:hAnsi="Times New Roman" w:eastAsia="Times New Roman" w:cs="Times New Roman"/>
-        </w:rPr>
-        <w:t xml:space="preserve"> → </w:t>
-      </w:r>
-      <w:r>
-        <w:rPr>
-          <w:rFonts w:hint="eastAsia" w:ascii="Times New Roman" w:hAnsi="Times New Roman" w:eastAsia="FangSong" w:cs="Times New Roman"/>
-        </w:rPr>
-        <w:t>区域选择性</w:t>
-      </w:r>
-      <w:r>
-        <w:rPr>
-          <w:rFonts w:hint="eastAsia" w:ascii="Times New Roman" w:hAnsi="Times New Roman" w:eastAsia="Times New Roman" w:cs="Times New Roman"/>
-        </w:rPr>
-        <w:t>？（</w:t>
-      </w:r>
-      <w:r>
-        <w:rPr>
-          <w:rFonts w:hint="eastAsia" w:ascii="Times New Roman" w:hAnsi="Times New Roman" w:eastAsia="FangSong" w:cs="Times New Roman"/>
-        </w:rPr>
-        <w:t>更稳定的碳负离子</w:t>
-      </w:r>
-      <w:r>
-        <w:rPr>
-          <w:rFonts w:hint="eastAsia" w:ascii="Times New Roman" w:hAnsi="Times New Roman" w:eastAsia="Times New Roman" w:cs="Times New Roman"/>
-        </w:rPr>
-        <w:t>）</w:t>
-      </w:r>
-    </w:p>
-    <w:p>
-      <w:pPr>
-        <w:pStyle w:val="Compact"/>
-        <w:numPr>
-          <w:ilvl w:val="1"/>
-          <w:numId w:val="1025"/>
-        </w:numPr>
-      </w:pPr>
-      <w:r>
-        <w:rPr>
-          <w:rFonts w:ascii="Times New Roman" w:hAnsi="Times New Roman" w:eastAsia="Times New Roman" w:cs="Times New Roman"/>
-        </w:rPr>
-        <w:t xml:space="preserve">Step </w:t>
-      </w:r>
-      <w:r>
-        <w:rPr>
-          <w:rFonts w:hint="eastAsia" w:ascii="Times New Roman" w:hAnsi="Times New Roman" w:eastAsia="Times New Roman" w:cs="Times New Roman"/>
-        </w:rPr>
-        <w:t>3：</w:t>
-      </w:r>
-      <w:r>
-        <w:rPr>
-          <w:rFonts w:hint="eastAsia" w:ascii="Times New Roman" w:hAnsi="Times New Roman" w:eastAsia="FangSong" w:cs="Times New Roman"/>
-        </w:rPr>
-        <w:t>写箭头</w:t>
-      </w:r>
-    </w:p>
-    <w:p>
-      <w:pPr>
-        <w:pStyle w:val="Compact"/>
-        <w:numPr>
-          <w:ilvl w:val="2"/>
-          <w:numId w:val="1028"/>
-        </w:numPr>
-      </w:pPr>
-      <w:r>
-        <w:rPr>
-          <w:rFonts w:hint="eastAsia" w:ascii="Times New Roman" w:hAnsi="Times New Roman" w:eastAsia="FangSong" w:cs="Times New Roman"/>
-        </w:rPr>
-        <w:t xml:space="preserve">离子机理</w:t>
-      </w:r>
-      <w:r>
-        <w:rPr>
-          <w:rFonts w:ascii="Times New Roman" w:hAnsi="Times New Roman" w:eastAsia="Times New Roman" w:cs="Times New Roman"/>
-        </w:rPr>
-        <w:t xml:space="preserve"> → </w:t>
-      </w:r>
-      <w:r>
-        <w:rPr>
-          <w:rFonts w:hint="eastAsia" w:ascii="Times New Roman" w:hAnsi="Times New Roman" w:eastAsia="FangSong" w:cs="Times New Roman"/>
-        </w:rPr>
-        <w:t xml:space="preserve">双钩</w:t>
-      </w:r>
-      <w:r>
-        <w:rPr>
-          <w:rFonts w:ascii="Times New Roman" w:hAnsi="Times New Roman" w:eastAsia="Times New Roman" w:cs="Times New Roman"/>
-        </w:rPr>
-        <w:t xml:space="preserve"> ↷</w:t>
-      </w:r>
-    </w:p>
-    <w:p>
-      <w:pPr>
-        <w:pStyle w:val="Compact"/>
-        <w:numPr>
-          <w:ilvl w:val="2"/>
-          <w:numId w:val="1028"/>
-        </w:numPr>
-      </w:pPr>
-      <w:r>
-        <w:rPr>
-          <w:rFonts w:hint="eastAsia" w:ascii="Times New Roman" w:hAnsi="Times New Roman" w:eastAsia="FangSong" w:cs="Times New Roman"/>
-        </w:rPr>
-        <w:t xml:space="preserve">自由基</w:t>
-      </w:r>
-      <w:r>
-        <w:rPr>
-          <w:rFonts w:ascii="Times New Roman" w:hAnsi="Times New Roman" w:eastAsia="Times New Roman" w:cs="Times New Roman"/>
-        </w:rPr>
-        <w:t xml:space="preserve"> → </w:t>
-      </w:r>
-      <w:r>
-        <w:rPr>
-          <w:rFonts w:hint="eastAsia" w:ascii="Times New Roman" w:hAnsi="Times New Roman" w:eastAsia="FangSong" w:cs="Times New Roman"/>
-        </w:rPr>
-        <w:t xml:space="preserve">鱼钩</w:t>
-      </w:r>
-      <w:r>
-        <w:rPr>
-          <w:rFonts w:ascii="Times New Roman" w:hAnsi="Times New Roman" w:eastAsia="Times New Roman" w:cs="Times New Roman"/>
-        </w:rPr>
-        <w:t xml:space="preserve"> ⤳</w:t>
-      </w:r>
-    </w:p>
-    <w:p>
-      <w:pPr>
-        <w:pStyle w:val="Compact"/>
-        <w:numPr>
-          <w:ilvl w:val="2"/>
-          <w:numId w:val="1028"/>
         </w:numPr>
       </w:pPr>
       <w:r>
@@ -38830,7 +39166,7 @@
         <w:pStyle w:val="Compact"/>
         <w:numPr>
           <w:ilvl w:val="0"/>
-          <w:numId w:val="1029"/>
+          <w:numId w:val="1028"/>
         </w:numPr>
       </w:pPr>
       <w:r>
@@ -38899,7 +39235,7 @@
         <w:pStyle w:val="Compact"/>
         <w:numPr>
           <w:ilvl w:val="0"/>
-          <w:numId w:val="1029"/>
+          <w:numId w:val="1028"/>
         </w:numPr>
       </w:pPr>
       <w:r>
@@ -38980,7 +39316,7 @@
         <w:pStyle w:val="Compact"/>
         <w:numPr>
           <w:ilvl w:val="0"/>
-          <w:numId w:val="1029"/>
+          <w:numId w:val="1028"/>
         </w:numPr>
       </w:pPr>
       <w:r>
@@ -39091,7 +39427,7 @@
         <w:pStyle w:val="Compact"/>
         <w:numPr>
           <w:ilvl w:val="0"/>
-          <w:numId w:val="1029"/>
+          <w:numId w:val="1028"/>
         </w:numPr>
       </w:pPr>
       <w:r>
@@ -39160,7 +39496,7 @@
         <w:pStyle w:val="Compact"/>
         <w:numPr>
           <w:ilvl w:val="0"/>
-          <w:numId w:val="1029"/>
+          <w:numId w:val="1028"/>
         </w:numPr>
       </w:pPr>
       <w:r>
@@ -39253,7 +39589,7 @@
         <w:pStyle w:val="Compact"/>
         <w:numPr>
           <w:ilvl w:val="0"/>
-          <w:numId w:val="1029"/>
+          <w:numId w:val="1028"/>
         </w:numPr>
       </w:pPr>
       <w:r>
@@ -39340,7 +39676,7 @@
         <w:pStyle w:val="Compact"/>
         <w:numPr>
           <w:ilvl w:val="0"/>
-          <w:numId w:val="1029"/>
+          <w:numId w:val="1028"/>
         </w:numPr>
       </w:pPr>
       <w:r>
@@ -39433,7 +39769,7 @@
         <w:pStyle w:val="Compact"/>
         <w:numPr>
           <w:ilvl w:val="0"/>
-          <w:numId w:val="1029"/>
+          <w:numId w:val="1028"/>
         </w:numPr>
       </w:pPr>
       <w:r>
@@ -39526,7 +39862,7 @@
         <w:pStyle w:val="Compact"/>
         <w:numPr>
           <w:ilvl w:val="0"/>
-          <w:numId w:val="1029"/>
+          <w:numId w:val="1028"/>
         </w:numPr>
       </w:pPr>
       <w:r>
@@ -39619,7 +39955,7 @@
         <w:pStyle w:val="Compact"/>
         <w:numPr>
           <w:ilvl w:val="0"/>
-          <w:numId w:val="1029"/>
+          <w:numId w:val="1028"/>
         </w:numPr>
       </w:pPr>
       <w:r>
@@ -40584,9 +40920,6 @@
     <w:abstractNumId w:val="991"/>
   </w:num>
   <w:num w:numId="1002">
-    <w:abstractNumId w:val="991"/>
-  </w:num>
-  <w:num w:numId="1003">
     <w:abstractNumId w:val="99411"/>
     <w:lvlOverride w:ilvl="0">
       <w:startOverride w:val="1"/>
@@ -40616,10 +40949,10 @@
       <w:startOverride w:val="1"/>
     </w:lvlOverride>
   </w:num>
-  <w:num w:numId="1004">
+  <w:num w:numId="1003">
     <w:abstractNumId w:val="991"/>
   </w:num>
-  <w:num w:numId="1005">
+  <w:num w:numId="1004">
     <w:abstractNumId w:val="99412"/>
     <w:lvlOverride w:ilvl="0">
       <w:startOverride w:val="2"/>
@@ -40649,10 +40982,10 @@
       <w:startOverride w:val="2"/>
     </w:lvlOverride>
   </w:num>
-  <w:num w:numId="1006">
+  <w:num w:numId="1005">
     <w:abstractNumId w:val="991"/>
   </w:num>
-  <w:num w:numId="1007">
+  <w:num w:numId="1006">
     <w:abstractNumId w:val="99413"/>
     <w:lvlOverride w:ilvl="0">
       <w:startOverride w:val="3"/>
@@ -40682,6 +41015,9 @@
       <w:startOverride w:val="3"/>
     </w:lvlOverride>
   </w:num>
+  <w:num w:numId="1007">
+    <w:abstractNumId w:val="991"/>
+  </w:num>
   <w:num w:numId="1008">
     <w:abstractNumId w:val="991"/>
   </w:num>
@@ -40692,9 +41028,6 @@
     <w:abstractNumId w:val="991"/>
   </w:num>
   <w:num w:numId="1011">
-    <w:abstractNumId w:val="991"/>
-  </w:num>
-  <w:num w:numId="1012">
     <w:abstractNumId w:val="99412"/>
     <w:lvlOverride w:ilvl="0">
       <w:startOverride w:val="2"/>
@@ -40724,10 +41057,10 @@
       <w:startOverride w:val="2"/>
     </w:lvlOverride>
   </w:num>
-  <w:num w:numId="1013">
+  <w:num w:numId="1012">
     <w:abstractNumId w:val="991"/>
   </w:num>
-  <w:num w:numId="1014">
+  <w:num w:numId="1013">
     <w:abstractNumId w:val="99833"/>
     <w:lvlOverride w:ilvl="0">
       <w:startOverride w:val="3"/>
@@ -40757,7 +41090,7 @@
       <w:startOverride w:val="3"/>
     </w:lvlOverride>
   </w:num>
-  <w:num w:numId="1015">
+  <w:num w:numId="1014">
     <w:abstractNumId w:val="99831"/>
     <w:lvlOverride w:ilvl="0">
       <w:startOverride w:val="1"/>
@@ -40787,7 +41120,7 @@
       <w:startOverride w:val="1"/>
     </w:lvlOverride>
   </w:num>
-  <w:num w:numId="1016">
+  <w:num w:numId="1015">
     <w:abstractNumId w:val="99832"/>
     <w:lvlOverride w:ilvl="0">
       <w:startOverride w:val="2"/>
@@ -40817,7 +41150,7 @@
       <w:startOverride w:val="2"/>
     </w:lvlOverride>
   </w:num>
-  <w:num w:numId="1017">
+  <w:num w:numId="1016">
     <w:abstractNumId w:val="99834"/>
     <w:lvlOverride w:ilvl="0">
       <w:startOverride w:val="4"/>
@@ -40847,7 +41180,7 @@
       <w:startOverride w:val="4"/>
     </w:lvlOverride>
   </w:num>
-  <w:num w:numId="1018">
+  <w:num w:numId="1017">
     <w:abstractNumId w:val="99412"/>
     <w:lvlOverride w:ilvl="0">
       <w:startOverride w:val="2"/>
@@ -40877,10 +41210,10 @@
       <w:startOverride w:val="2"/>
     </w:lvlOverride>
   </w:num>
-  <w:num w:numId="1019">
+  <w:num w:numId="1018">
     <w:abstractNumId w:val="991"/>
   </w:num>
-  <w:num w:numId="1020">
+  <w:num w:numId="1019">
     <w:abstractNumId w:val="99411"/>
     <w:lvlOverride w:ilvl="0">
       <w:startOverride w:val="1"/>
@@ -40910,13 +41243,13 @@
       <w:startOverride w:val="1"/>
     </w:lvlOverride>
   </w:num>
+  <w:num w:numId="1020">
+    <w:abstractNumId w:val="991"/>
+  </w:num>
   <w:num w:numId="1021">
     <w:abstractNumId w:val="991"/>
   </w:num>
   <w:num w:numId="1022">
-    <w:abstractNumId w:val="991"/>
-  </w:num>
-  <w:num w:numId="1023">
     <w:abstractNumId w:val="99411"/>
     <w:lvlOverride w:ilvl="0">
       <w:startOverride w:val="1"/>
@@ -40946,6 +41279,9 @@
       <w:startOverride w:val="1"/>
     </w:lvlOverride>
   </w:num>
+  <w:num w:numId="1023">
+    <w:abstractNumId w:val="991"/>
+  </w:num>
   <w:num w:numId="1024">
     <w:abstractNumId w:val="991"/>
   </w:num>
@@ -40959,9 +41295,6 @@
     <w:abstractNumId w:val="991"/>
   </w:num>
   <w:num w:numId="1028">
-    <w:abstractNumId w:val="991"/>
-  </w:num>
-  <w:num w:numId="1029">
     <w:abstractNumId w:val="991"/>
   </w:num>
 </w:numbering>

--- a/06-学生侧材料/讲义/6-有机化学/活性中间体与反应机理基础.docx
+++ b/06-学生侧材料/讲义/6-有机化学/活性中间体与反应机理基础.docx
@@ -7600,12 +7600,6 @@
       </w:pPr>
       <w:r>
         <w:rPr>
-          <w:rFonts w:ascii="Times New Roman" w:hAnsi="Times New Roman" w:eastAsia="Times New Roman" w:cs="Times New Roman"/>
-        </w:rPr>
-        <w:t xml:space="preserve">🖼</w:t>
-      </w:r>
-      <w:r>
-        <w:rPr>
           <w:rFonts w:hint="eastAsia" w:ascii="Times New Roman" w:hAnsi="Times New Roman" w:eastAsia="FangSong" w:cs="Times New Roman"/>
           <w:b/>
           <w:bCs/>
@@ -11212,12 +11206,6 @@
       </w:pPr>
       <w:r>
         <w:rPr>
-          <w:rFonts w:ascii="Times New Roman" w:hAnsi="Times New Roman" w:eastAsia="Times New Roman" w:cs="Times New Roman"/>
-        </w:rPr>
-        <w:t xml:space="preserve">🖼</w:t>
-      </w:r>
-      <w:r>
-        <w:rPr>
           <w:rFonts w:hint="eastAsia" w:ascii="Times New Roman" w:hAnsi="Times New Roman" w:eastAsia="FangSong" w:cs="Times New Roman"/>
           <w:b/>
           <w:bCs/>
@@ -15640,12 +15628,6 @@
       </w:pPr>
       <w:r>
         <w:rPr>
-          <w:rFonts w:ascii="Times New Roman" w:hAnsi="Times New Roman" w:eastAsia="Times New Roman" w:cs="Times New Roman"/>
-        </w:rPr>
-        <w:t xml:space="preserve">🖼</w:t>
-      </w:r>
-      <w:r>
-        <w:rPr>
           <w:rFonts w:hint="eastAsia" w:ascii="Times New Roman" w:hAnsi="Times New Roman" w:eastAsia="FangSong" w:cs="Times New Roman"/>
           <w:b/>
           <w:bCs/>
@@ -17528,12 +17510,6 @@
       <w:pPr>
         <w:pStyle w:val="BodyText"/>
       </w:pPr>
-      <w:r>
-        <w:rPr>
-          <w:rFonts w:ascii="Times New Roman" w:hAnsi="Times New Roman" w:eastAsia="Times New Roman" w:cs="Times New Roman"/>
-        </w:rPr>
-        <w:t xml:space="preserve">🖼</w:t>
-      </w:r>
       <w:r>
         <w:rPr>
           <w:rFonts w:hint="eastAsia" w:ascii="Times New Roman" w:hAnsi="Times New Roman" w:eastAsia="FangSong" w:cs="Times New Roman"/>

--- a/06-学生侧材料/讲义/6-有机化学/活性中间体与反应机理基础.docx
+++ b/06-学生侧材料/讲义/6-有机化学/活性中间体与反应机理基础.docx
@@ -12887,7 +12887,7 @@
         <w:rPr>
           <w:rFonts w:hint="eastAsia" w:ascii="Times New Roman" w:hAnsi="Times New Roman" w:eastAsia="Times New Roman" w:cs="Times New Roman"/>
         </w:rPr>
-        <w:t>130–136°，</w:t>
+        <w:t>134°，</w:t>
       </w:r>
       <w:r>
         <w:rPr>
@@ -13289,7 +13289,7 @@
           <w:i w:val="0"/>
           <w:sz w:val="21"/>
         </w:rPr>
-        <w:t>130–150°，</w:t>
+        <w:t>134°，</w:t>
       </w:r>
       <w:r>
         <w:rPr>
@@ -13643,13 +13643,19 @@
               <w:rPr>
                 <w:rFonts w:hint="eastAsia" w:ascii="Times New Roman" w:hAnsi="Times New Roman" w:eastAsia="Times New Roman" w:cs="Times New Roman"/>
               </w:rPr>
-              <w:t>，</w:t>
-            </w:r>
-            <w:r>
-              <w:rPr>
-                <w:rFonts w:hint="eastAsia" w:ascii="Times New Roman" w:hAnsi="Times New Roman" w:eastAsia="FangSong" w:cs="Times New Roman"/>
-              </w:rPr>
-              <w:t>已爆炸危险</w:t>
+              <w:t>（</w:t>
+            </w:r>
+            <w:r>
+              <w:rPr>
+                <w:rFonts w:hint="eastAsia" w:ascii="Times New Roman" w:hAnsi="Times New Roman" w:eastAsia="FangSong" w:cs="Times New Roman"/>
+              </w:rPr>
+              <w:t>操作需防爆</w:t>
+            </w:r>
+            <w:r>
+              <w:rPr>
+                <w:rFonts w:hint="eastAsia" w:ascii="Times New Roman" w:hAnsi="Times New Roman" w:eastAsia="Times New Roman" w:cs="Times New Roman"/>
+              </w:rPr>
+              <w:t>）</w:t>
             </w:r>
           </w:p>
         </w:tc>
@@ -17552,25 +17558,13 @@
         <w:rPr>
           <w:rFonts w:hint="eastAsia" w:ascii="Times New Roman" w:hAnsi="Times New Roman" w:eastAsia="Times New Roman" w:cs="Times New Roman"/>
         </w:rPr>
-        <w:t>ASCII）（</w:t>
-      </w:r>
-      <w:r>
-        <w:rPr>
-          <w:rFonts w:hint="eastAsia" w:ascii="Times New Roman" w:hAnsi="Times New Roman" w:eastAsia="FangSong" w:cs="Times New Roman"/>
-        </w:rPr>
-        <w:t>本会话不处理</w:t>
-      </w:r>
-      <w:r>
-        <w:rPr>
-          <w:rFonts w:hint="eastAsia" w:ascii="Times New Roman" w:hAnsi="Times New Roman" w:eastAsia="Times New Roman" w:cs="Times New Roman"/>
-        </w:rPr>
-        <w:t>，</w:t>
-      </w:r>
-      <w:r>
-        <w:rPr>
-          <w:rFonts w:hint="eastAsia" w:ascii="Times New Roman" w:hAnsi="Times New Roman" w:eastAsia="FangSong" w:cs="Times New Roman"/>
-        </w:rPr>
-        <w:t>图片专项替换</w:t>
+        <w:t>ASCII，</w:t>
+      </w:r>
+      <w:r>
+        <w:rPr>
+          <w:rFonts w:hint="eastAsia" w:ascii="Times New Roman" w:hAnsi="Times New Roman" w:eastAsia="FangSong" w:cs="Times New Roman"/>
+        </w:rPr>
+        <w:t>须用教材图源</w:t>
       </w:r>
       <w:r>
         <w:rPr>
@@ -21203,31 +21197,7 @@
         <w:rPr>
           <w:rFonts w:hint="eastAsia" w:ascii="Times New Roman" w:hAnsi="Times New Roman" w:eastAsia="Times New Roman" w:cs="Times New Roman"/>
         </w:rPr>
-        <w:t>（1°）</w:t>
-      </w:r>
-      <w:r>
-        <w:rPr>
-          <w:rFonts w:hint="eastAsia" w:ascii="Times New Roman" w:hAnsi="Times New Roman" w:eastAsia="FangSong" w:cs="Times New Roman"/>
-        </w:rPr>
-        <w:t>可通过</w:t>
-      </w:r>
-      <w:r>
-        <w:rPr>
-          <w:rFonts w:ascii="Times New Roman" w:hAnsi="Times New Roman" w:eastAsia="Times New Roman" w:cs="Times New Roman"/>
-        </w:rPr>
-        <w:t xml:space="preserve"> 1,2-H </w:t>
-      </w:r>
-      <w:r>
-        <w:rPr>
-          <w:rFonts w:hint="eastAsia" w:ascii="Times New Roman" w:hAnsi="Times New Roman" w:eastAsia="FangSong" w:cs="Times New Roman"/>
-        </w:rPr>
-        <w:t>迁移变为异丙基</w:t>
-      </w:r>
-      <w:r>
-        <w:rPr>
-          <w:rFonts w:hint="eastAsia" w:ascii="Times New Roman" w:hAnsi="Times New Roman" w:eastAsia="Times New Roman" w:cs="Times New Roman"/>
-        </w:rPr>
-        <w:t>（2°）→</w:t>
+        <w:t>（1°）：1,2-H</w:t>
       </w:r>
       <w:r>
         <w:rPr>
@@ -21238,10 +21208,60 @@
       <w:r>
         <w:rPr>
           <w:rFonts w:hint="eastAsia" w:ascii="Times New Roman" w:hAnsi="Times New Roman" w:eastAsia="FangSong" w:cs="Times New Roman"/>
-          <w:b/>
-          <w:bCs/>
-        </w:rPr>
-        <w:t xml:space="preserve">最需要重排</w:t>
+        </w:rPr>
+        <w:t xml:space="preserve">迁移是</w:t>
+      </w:r>
+      <w:r>
+        <w:rPr>
+          <w:rFonts w:hint="eastAsia" w:ascii="Times New Roman" w:hAnsi="Times New Roman" w:eastAsia="FangSong" w:cs="Times New Roman"/>
+          <w:b/>
+          <w:bCs/>
+        </w:rPr>
+        <w:t xml:space="preserve">简并过程</w:t>
+      </w:r>
+      <w:r>
+        <w:rPr>
+          <w:rFonts w:hint="eastAsia" w:ascii="Times New Roman" w:hAnsi="Times New Roman" w:eastAsia="Times New Roman" w:cs="Times New Roman"/>
+        </w:rPr>
+        <w:t>（</w:t>
+      </w:r>
+      <w:r>
+        <w:rPr>
+          <w:rFonts w:hint="eastAsia" w:ascii="Times New Roman" w:hAnsi="Times New Roman" w:eastAsia="FangSong" w:cs="Times New Roman"/>
+        </w:rPr>
+        <w:t>迁移后仍是乙基正离子本身</w:t>
+      </w:r>
+      <w:r>
+        <w:rPr>
+          <w:rFonts w:hint="eastAsia" w:ascii="Times New Roman" w:hAnsi="Times New Roman" w:eastAsia="Times New Roman" w:cs="Times New Roman"/>
+        </w:rPr>
+        <w:t>，</w:t>
+      </w:r>
+      <w:r>
+        <w:rPr>
+          <w:rFonts w:hint="eastAsia" w:ascii="Times New Roman" w:hAnsi="Times New Roman" w:eastAsia="FangSong" w:cs="Times New Roman"/>
+        </w:rPr>
+        <w:t>无稳定化收益</w:t>
+      </w:r>
+      <w:r>
+        <w:rPr>
+          <w:rFonts w:hint="eastAsia" w:ascii="Times New Roman" w:hAnsi="Times New Roman" w:eastAsia="Times New Roman" w:cs="Times New Roman"/>
+        </w:rPr>
+        <w:t>）→</w:t>
+      </w:r>
+      <w:r>
+        <w:rPr>
+          <w:rFonts w:ascii="Times New Roman" w:hAnsi="Times New Roman" w:eastAsia="Times New Roman" w:cs="Times New Roman"/>
+        </w:rPr>
+        <w:t xml:space="preserve"> </w:t>
+      </w:r>
+      <w:r>
+        <w:rPr>
+          <w:rFonts w:hint="eastAsia" w:ascii="Times New Roman" w:hAnsi="Times New Roman" w:eastAsia="FangSong" w:cs="Times New Roman"/>
+          <w:b/>
+          <w:bCs/>
+        </w:rPr>
+        <w:t xml:space="preserve">无有效重排路径</w:t>
       </w:r>
     </w:p>
     <w:p>
@@ -21296,19 +21316,57 @@
         <w:rPr>
           <w:rFonts w:hint="eastAsia" w:ascii="Times New Roman" w:hAnsi="Times New Roman" w:eastAsia="Times New Roman" w:cs="Times New Roman"/>
         </w:rPr>
-        <w:t>：D</w:t>
-      </w:r>
-      <w:r>
-        <w:rPr>
-          <w:rFonts w:ascii="Times New Roman" w:hAnsi="Times New Roman" w:eastAsia="Times New Roman" w:cs="Times New Roman"/>
-        </w:rPr>
-        <w:t xml:space="preserve"> &gt; B &gt; A ≈ </w:t>
-      </w:r>
-      <w:r>
-        <w:rPr>
-          <w:rFonts w:hint="eastAsia" w:ascii="Times New Roman" w:hAnsi="Times New Roman" w:eastAsia="Times New Roman" w:cs="Times New Roman"/>
-        </w:rPr>
-        <w:t xml:space="preserve">C（A</w:t>
+        <w:t>：</w:t>
+      </w:r>
+      <w:r>
+        <w:rPr>
+          <w:rFonts w:ascii="Times New Roman" w:hAnsi="Times New Roman" w:eastAsia="Times New Roman" w:cs="Times New Roman"/>
+          <w:b/>
+          <w:bCs/>
+        </w:rPr>
+        <w:t xml:space="preserve">B &gt; A ≈ C ≈ D</w:t>
+      </w:r>
+      <w:r>
+        <w:rPr>
+          <w:rFonts w:hint="eastAsia" w:ascii="Times New Roman" w:hAnsi="Times New Roman" w:eastAsia="Times New Roman" w:cs="Times New Roman"/>
+        </w:rPr>
+        <w:t>——</w:t>
+      </w:r>
+      <w:r>
+        <w:rPr>
+          <w:rFonts w:hint="eastAsia" w:ascii="Times New Roman" w:hAnsi="Times New Roman" w:eastAsia="FangSong" w:cs="Times New Roman"/>
+        </w:rPr>
+        <w:t>只有</w:t>
+      </w:r>
+      <w:r>
+        <w:rPr>
+          <w:rFonts w:ascii="Times New Roman" w:hAnsi="Times New Roman" w:eastAsia="Times New Roman" w:cs="Times New Roman"/>
+        </w:rPr>
+        <w:t xml:space="preserve"> (B) </w:t>
+      </w:r>
+      <w:r>
+        <w:rPr>
+          <w:rFonts w:hint="eastAsia" w:ascii="Times New Roman" w:hAnsi="Times New Roman" w:eastAsia="FangSong" w:cs="Times New Roman"/>
+        </w:rPr>
+        <w:t xml:space="preserve">异丙基能经</w:t>
+      </w:r>
+      <w:r>
+        <w:rPr>
+          <w:rFonts w:ascii="Times New Roman" w:hAnsi="Times New Roman" w:eastAsia="Times New Roman" w:cs="Times New Roman"/>
+        </w:rPr>
+        <w:t xml:space="preserve"> 1,2-H </w:t>
+      </w:r>
+      <w:r>
+        <w:rPr>
+          <w:rFonts w:hint="eastAsia" w:ascii="Times New Roman" w:hAnsi="Times New Roman" w:eastAsia="FangSong" w:cs="Times New Roman"/>
+        </w:rPr>
+        <w:t>迁移变为叔丁基</w:t>
+      </w:r>
+      <w:r>
+        <w:rPr>
+          <w:rFonts w:hint="eastAsia" w:ascii="Times New Roman" w:hAnsi="Times New Roman" w:eastAsia="Times New Roman" w:cs="Times New Roman"/>
+        </w:rPr>
+        <w:t>（3°）；(A)</w:t>
       </w:r>
       <w:r>
         <w:rPr>
@@ -21320,30 +21378,233 @@
         <w:rPr>
           <w:rFonts w:hint="eastAsia" w:ascii="Times New Roman" w:hAnsi="Times New Roman" w:eastAsia="FangSong" w:cs="Times New Roman"/>
         </w:rPr>
-        <w:t xml:space="preserve">和</w:t>
-      </w:r>
-      <w:r>
-        <w:rPr>
-          <w:rFonts w:ascii="Times New Roman" w:hAnsi="Times New Roman" w:eastAsia="Times New Roman" w:cs="Times New Roman"/>
-        </w:rPr>
-        <w:t xml:space="preserve"> C </w:t>
-      </w:r>
-      <w:r>
-        <w:rPr>
-          <w:rFonts w:hint="eastAsia" w:ascii="Times New Roman" w:hAnsi="Times New Roman" w:eastAsia="FangSong" w:cs="Times New Roman"/>
-        </w:rPr>
-        <w:t>不需要重排</w:t>
-      </w:r>
-      <w:r>
-        <w:rPr>
-          <w:rFonts w:hint="eastAsia" w:ascii="Times New Roman" w:hAnsi="Times New Roman" w:eastAsia="Times New Roman" w:cs="Times New Roman"/>
-        </w:rPr>
-        <w:t>）。</w:t>
+        <w:t>叔丁基</w:t>
+      </w:r>
+      <w:r>
+        <w:rPr>
+          <w:rFonts w:hint="eastAsia" w:ascii="Times New Roman" w:hAnsi="Times New Roman" w:eastAsia="Times New Roman" w:cs="Times New Roman"/>
+        </w:rPr>
+        <w:t>、(C)</w:t>
+      </w:r>
+      <w:r>
+        <w:rPr>
+          <w:rFonts w:ascii="Times New Roman" w:hAnsi="Times New Roman" w:eastAsia="Times New Roman" w:cs="Times New Roman"/>
+        </w:rPr>
+        <w:t xml:space="preserve"> </w:t>
+      </w:r>
+      <w:r>
+        <w:rPr>
+          <w:rFonts w:hint="eastAsia" w:ascii="Times New Roman" w:hAnsi="Times New Roman" w:eastAsia="FangSong" w:cs="Times New Roman"/>
+        </w:rPr>
+        <w:t>苄基已稳定无需重排</w:t>
+      </w:r>
+      <w:r>
+        <w:rPr>
+          <w:rFonts w:hint="eastAsia" w:ascii="Times New Roman" w:hAnsi="Times New Roman" w:eastAsia="Times New Roman" w:cs="Times New Roman"/>
+        </w:rPr>
+        <w:t>；(D)</w:t>
+      </w:r>
+      <w:r>
+        <w:rPr>
+          <w:rFonts w:ascii="Times New Roman" w:hAnsi="Times New Roman" w:eastAsia="Times New Roman" w:cs="Times New Roman"/>
+        </w:rPr>
+        <w:t xml:space="preserve"> </w:t>
+      </w:r>
+      <w:r>
+        <w:rPr>
+          <w:rFonts w:hint="eastAsia" w:ascii="Times New Roman" w:hAnsi="Times New Roman" w:eastAsia="FangSong" w:cs="Times New Roman"/>
+        </w:rPr>
+        <w:t xml:space="preserve">乙基的</w:t>
+      </w:r>
+      <w:r>
+        <w:rPr>
+          <w:rFonts w:ascii="Times New Roman" w:hAnsi="Times New Roman" w:eastAsia="Times New Roman" w:cs="Times New Roman"/>
+        </w:rPr>
+        <w:t xml:space="preserve"> 1,2-H </w:t>
+      </w:r>
+      <w:r>
+        <w:rPr>
+          <w:rFonts w:hint="eastAsia" w:ascii="Times New Roman" w:hAnsi="Times New Roman" w:eastAsia="FangSong" w:cs="Times New Roman"/>
+        </w:rPr>
+        <w:t>迁移为简并过程</w:t>
+      </w:r>
+      <w:r>
+        <w:rPr>
+          <w:rFonts w:hint="eastAsia" w:ascii="Times New Roman" w:hAnsi="Times New Roman" w:eastAsia="Times New Roman" w:cs="Times New Roman"/>
+        </w:rPr>
+        <w:t>。</w:t>
       </w:r>
     </w:p>
     <w:p>
       <w:pPr>
-        <w:pStyle w:val="BodyText"/>
+        <w:pStyle w:val="BlockText"/>
+      </w:pPr>
+      <w:r>
+        <w:rPr>
+          <w:rFonts w:hint="eastAsia" w:ascii="Times New Roman" w:hAnsi="Times New Roman" w:eastAsia="FangSong" w:cs="Times New Roman"/>
+          <w:b/>
+          <w:bCs/>
+        </w:rPr>
+        <w:t>校勘注</w:t>
+      </w:r>
+      <w:r>
+        <w:rPr>
+          <w:rFonts w:hint="eastAsia" w:ascii="Times New Roman" w:hAnsi="Times New Roman" w:eastAsia="Times New Roman" w:cs="Times New Roman"/>
+          <w:b/>
+          <w:bCs/>
+        </w:rPr>
+        <w:t>（2026-09-19）</w:t>
+      </w:r>
+      <w:r>
+        <w:rPr>
+          <w:rFonts w:hint="eastAsia" w:ascii="Times New Roman" w:hAnsi="Times New Roman" w:eastAsia="Times New Roman" w:cs="Times New Roman"/>
+        </w:rPr>
+        <w:t>：</w:t>
+      </w:r>
+      <w:r>
+        <w:rPr>
+          <w:rFonts w:hint="eastAsia" w:ascii="Times New Roman" w:hAnsi="Times New Roman" w:eastAsia="FangSong" w:cs="Times New Roman"/>
+        </w:rPr>
+        <w:t>原稿误写</w:t>
+      </w:r>
+      <w:r>
+        <w:rPr>
+          <w:rFonts w:hint="eastAsia" w:ascii="Times New Roman" w:hAnsi="Times New Roman" w:eastAsia="Times New Roman" w:cs="Times New Roman"/>
+        </w:rPr>
+        <w:t>「(D)</w:t>
+      </w:r>
+      <w:r>
+        <w:rPr>
+          <w:rFonts w:ascii="Times New Roman" w:hAnsi="Times New Roman" w:eastAsia="Times New Roman" w:cs="Times New Roman"/>
+        </w:rPr>
+        <w:t xml:space="preserve"> </w:t>
+      </w:r>
+      <w:r>
+        <w:rPr>
+          <w:rFonts w:hint="eastAsia" w:ascii="Times New Roman" w:hAnsi="Times New Roman" w:eastAsia="FangSong" w:cs="Times New Roman"/>
+        </w:rPr>
+        <w:t xml:space="preserve">乙基可通过</w:t>
+      </w:r>
+      <w:r>
+        <w:rPr>
+          <w:rFonts w:ascii="Times New Roman" w:hAnsi="Times New Roman" w:eastAsia="Times New Roman" w:cs="Times New Roman"/>
+        </w:rPr>
+        <w:t xml:space="preserve"> 1,2-H </w:t>
+      </w:r>
+      <w:r>
+        <w:rPr>
+          <w:rFonts w:hint="eastAsia" w:ascii="Times New Roman" w:hAnsi="Times New Roman" w:eastAsia="FangSong" w:cs="Times New Roman"/>
+        </w:rPr>
+        <w:t>迁移变为异丙基</w:t>
+      </w:r>
+      <w:r>
+        <w:rPr>
+          <w:rFonts w:hint="eastAsia" w:ascii="Times New Roman" w:hAnsi="Times New Roman" w:eastAsia="Times New Roman" w:cs="Times New Roman"/>
+        </w:rPr>
+        <w:t>」——</w:t>
+      </w:r>
+      <w:r>
+        <w:rPr>
+          <w:rFonts w:hint="eastAsia" w:ascii="Times New Roman" w:hAnsi="Times New Roman" w:eastAsia="FangSong" w:cs="Times New Roman"/>
+        </w:rPr>
+        <w:t>重排不改变碳骨架原子数</w:t>
+      </w:r>
+      <w:r>
+        <w:rPr>
+          <w:rFonts w:hint="eastAsia" w:ascii="Times New Roman" w:hAnsi="Times New Roman" w:eastAsia="Times New Roman" w:cs="Times New Roman"/>
+        </w:rPr>
+        <w:t>，</w:t>
+      </w:r>
+      <w:r>
+        <w:rPr>
+          <w:rFonts w:hint="eastAsia" w:ascii="Times New Roman" w:hAnsi="Times New Roman" w:eastAsia="FangSong" w:cs="Times New Roman"/>
+        </w:rPr>
+        <w:t>乙基</w:t>
+      </w:r>
+      <w:r>
+        <w:rPr>
+          <w:rFonts w:hint="eastAsia" w:ascii="Times New Roman" w:hAnsi="Times New Roman" w:eastAsia="Times New Roman" w:cs="Times New Roman"/>
+        </w:rPr>
+        <w:t>（C</w:t>
+      </w:r>
+      <w:r>
+        <w:rPr>
+          <w:rFonts w:hint="eastAsia" w:ascii="Times New Roman" w:hAnsi="Times New Roman" w:eastAsia="Times New Roman" w:cs="Times New Roman"/>
+          <w:vertAlign w:val="subscript"/>
+        </w:rPr>
+        <w:t>2</w:t>
+      </w:r>
+      <w:r>
+        <w:rPr>
+          <w:rFonts w:hint="eastAsia" w:ascii="Times New Roman" w:hAnsi="Times New Roman" w:eastAsia="Times New Roman" w:cs="Times New Roman"/>
+        </w:rPr>
+        <w:t>）</w:t>
+      </w:r>
+      <w:r>
+        <w:rPr>
+          <w:rFonts w:hint="eastAsia" w:ascii="Times New Roman" w:hAnsi="Times New Roman" w:eastAsia="FangSong" w:cs="Times New Roman"/>
+        </w:rPr>
+        <w:t>不可能重排为异丙基</w:t>
+      </w:r>
+      <w:r>
+        <w:rPr>
+          <w:rFonts w:hint="eastAsia" w:ascii="Times New Roman" w:hAnsi="Times New Roman" w:eastAsia="Times New Roman" w:cs="Times New Roman"/>
+        </w:rPr>
+        <w:t>（C</w:t>
+      </w:r>
+      <w:r>
+        <w:rPr>
+          <w:rFonts w:hint="eastAsia" w:ascii="Times New Roman" w:hAnsi="Times New Roman" w:eastAsia="Times New Roman" w:cs="Times New Roman"/>
+          <w:vertAlign w:val="subscript"/>
+        </w:rPr>
+        <w:t>3</w:t>
+      </w:r>
+      <w:r>
+        <w:rPr>
+          <w:rFonts w:hint="eastAsia" w:ascii="Times New Roman" w:hAnsi="Times New Roman" w:eastAsia="Times New Roman" w:cs="Times New Roman"/>
+        </w:rPr>
+        <w:t>）；</w:t>
+      </w:r>
+      <w:r>
+        <w:rPr>
+          <w:rFonts w:hint="eastAsia" w:ascii="Times New Roman" w:hAnsi="Times New Roman" w:eastAsia="FangSong" w:cs="Times New Roman"/>
+        </w:rPr>
+        <w:t>有效重排的经典底物是正丙基及以上伯碳</w:t>
+      </w:r>
+      <w:r>
+        <w:rPr>
+          <w:rFonts w:hint="eastAsia" w:ascii="Times New Roman" w:hAnsi="Times New Roman" w:eastAsia="Times New Roman" w:cs="Times New Roman"/>
+        </w:rPr>
+        <w:t>（</w:t>
+      </w:r>
+      <w:r>
+        <w:rPr>
+          <w:rFonts w:hint="eastAsia" w:ascii="Times New Roman" w:hAnsi="Times New Roman" w:eastAsia="FangSong" w:cs="Times New Roman"/>
+        </w:rPr>
+        <w:t>如正丙基</w:t>
+      </w:r>
+      <w:r>
+        <w:rPr>
+          <w:rFonts w:ascii="Times New Roman" w:hAnsi="Times New Roman" w:eastAsia="Times New Roman" w:cs="Times New Roman"/>
+        </w:rPr>
+        <w:t xml:space="preserve"> → </w:t>
+      </w:r>
+      <w:r>
+        <w:rPr>
+          <w:rFonts w:hint="eastAsia" w:ascii="Times New Roman" w:hAnsi="Times New Roman" w:eastAsia="FangSong" w:cs="Times New Roman"/>
+        </w:rPr>
+        <w:t>异丙基</w:t>
+      </w:r>
+      <w:r>
+        <w:rPr>
+          <w:rFonts w:hint="eastAsia" w:ascii="Times New Roman" w:hAnsi="Times New Roman" w:eastAsia="Times New Roman" w:cs="Times New Roman"/>
+        </w:rPr>
+        <w:t>）。</w:t>
+      </w:r>
+    </w:p>
+    <w:p>
+      <w:pPr>
+        <w:pStyle w:val="FirstParagraph"/>
       </w:pPr>
       <w:r>
         <w:rPr>
@@ -24590,265 +24851,6 @@
       <w:r>
         <w:rPr>
           <w:rFonts w:hint="eastAsia" w:ascii="Times New Roman" w:hAnsi="Times New Roman" w:eastAsia="FangSong" w:cs="Times New Roman"/>
-        </w:rPr>
-        <w:t>顺</w:t>
-      </w:r>
-      <w:r>
-        <w:rPr>
-          <w:rFonts w:hint="eastAsia" w:ascii="Times New Roman" w:hAnsi="Times New Roman" w:eastAsia="Times New Roman" w:cs="Times New Roman"/>
-        </w:rPr>
-        <w:t>-2-</w:t>
-      </w:r>
-      <w:r>
-        <w:rPr>
-          <w:rFonts w:hint="eastAsia" w:ascii="Times New Roman" w:hAnsi="Times New Roman" w:eastAsia="FangSong" w:cs="Times New Roman"/>
-        </w:rPr>
-        <w:t>丁烯对两类卡宾的产物分流</w:t>
-      </w:r>
-      <w:r>
-        <w:rPr>
-          <w:rFonts w:hint="eastAsia" w:ascii="Times New Roman" w:hAnsi="Times New Roman" w:eastAsia="Times New Roman" w:cs="Times New Roman"/>
-        </w:rPr>
-        <w:t>：</w:t>
-      </w:r>
-    </w:p>
-    <w:p>
-      <w:pPr>
-        <w:pStyle w:val="Compact"/>
-        <w:numPr>
-          <w:ilvl w:val="0"/>
-          <w:numId w:val="1022"/>
-        </w:numPr>
-      </w:pPr>
-      <w:r>
-        <w:rPr>
-          <w:rFonts w:hint="eastAsia" w:ascii="Times New Roman" w:hAnsi="Times New Roman" w:eastAsia="FangSong" w:cs="Times New Roman"/>
-          <w:b/>
-          <w:bCs/>
-        </w:rPr>
-        <w:t xml:space="preserve">单线态</w:t>
-      </w:r>
-      <w:r>
-        <w:rPr>
-          <w:rFonts w:ascii="Times New Roman" w:hAnsi="Times New Roman" w:eastAsia="Times New Roman" w:cs="Times New Roman"/>
-          <w:b/>
-          <w:bCs/>
-        </w:rPr>
-        <w:t xml:space="preserve"> </w:t>
-      </w:r>
-      <w:r>
-        <w:rPr>
-          <w:rFonts w:hint="eastAsia" w:ascii="Times New Roman" w:hAnsi="Times New Roman" w:eastAsia="Times New Roman" w:cs="Times New Roman"/>
-          <w:b/>
-          <w:bCs/>
-        </w:rPr>
-        <w:t>:CH</w:t>
-      </w:r>
-      <w:r>
-        <w:rPr>
-          <w:rFonts w:hint="eastAsia" w:ascii="Times New Roman" w:hAnsi="Times New Roman" w:eastAsia="Times New Roman" w:cs="Times New Roman"/>
-          <w:b/>
-          <w:bCs/>
-          <w:vertAlign w:val="subscript"/>
-        </w:rPr>
-        <w:t>2</w:t>
-      </w:r>
-      <w:r>
-        <w:rPr>
-          <w:rFonts w:hint="eastAsia" w:ascii="Times New Roman" w:hAnsi="Times New Roman" w:eastAsia="Times New Roman" w:cs="Times New Roman"/>
-          <w:b/>
-          <w:bCs/>
-        </w:rPr>
-        <w:t>（Simmons-Smith）</w:t>
-      </w:r>
-      <w:r>
-        <w:rPr>
-          <w:rFonts w:hint="eastAsia" w:ascii="Times New Roman" w:hAnsi="Times New Roman" w:eastAsia="Times New Roman" w:cs="Times New Roman"/>
-        </w:rPr>
-        <w:t>：</w:t>
-      </w:r>
-      <w:r>
-        <w:rPr>
-          <w:rFonts w:hint="eastAsia" w:ascii="Times New Roman" w:hAnsi="Times New Roman" w:eastAsia="FangSong" w:cs="Times New Roman"/>
-        </w:rPr>
-        <w:t>协同加成</w:t>
-      </w:r>
-      <w:r>
-        <w:rPr>
-          <w:rFonts w:ascii="Times New Roman" w:hAnsi="Times New Roman" w:eastAsia="Times New Roman" w:cs="Times New Roman"/>
-        </w:rPr>
-        <w:t xml:space="preserve"> → </w:t>
-      </w:r>
-      <w:r>
-        <w:rPr>
-          <w:rFonts w:hint="eastAsia" w:ascii="Times New Roman" w:hAnsi="Times New Roman" w:eastAsia="FangSong" w:cs="Times New Roman"/>
-        </w:rPr>
-        <w:t>只生成顺式产物</w:t>
-      </w:r>
-      <w:r>
-        <w:rPr>
-          <w:rFonts w:hint="eastAsia" w:ascii="Times New Roman" w:hAnsi="Times New Roman" w:eastAsia="Times New Roman" w:cs="Times New Roman"/>
-        </w:rPr>
-        <w:t>（100%</w:t>
-      </w:r>
-      <w:r>
-        <w:rPr>
-          <w:rFonts w:ascii="Times New Roman" w:hAnsi="Times New Roman" w:eastAsia="Times New Roman" w:cs="Times New Roman"/>
-        </w:rPr>
-        <w:t xml:space="preserve"> </w:t>
-      </w:r>
-      <w:r>
-        <w:rPr>
-          <w:rFonts w:hint="eastAsia" w:ascii="Times New Roman" w:hAnsi="Times New Roman" w:eastAsia="FangSong" w:cs="Times New Roman"/>
-        </w:rPr>
-        <w:t>构型保持</w:t>
-      </w:r>
-      <w:r>
-        <w:rPr>
-          <w:rFonts w:hint="eastAsia" w:ascii="Times New Roman" w:hAnsi="Times New Roman" w:eastAsia="Times New Roman" w:cs="Times New Roman"/>
-        </w:rPr>
-        <w:t>），</w:t>
-      </w:r>
-      <w:r>
-        <w:rPr>
-          <w:rFonts w:hint="eastAsia" w:ascii="Times New Roman" w:hAnsi="Times New Roman" w:eastAsia="FangSong" w:cs="Times New Roman"/>
-        </w:rPr>
-        <w:t>不产生反式产物</w:t>
-      </w:r>
-      <w:r>
-        <w:rPr>
-          <w:rFonts w:hint="eastAsia" w:ascii="Times New Roman" w:hAnsi="Times New Roman" w:eastAsia="Times New Roman" w:cs="Times New Roman"/>
-        </w:rPr>
-        <w:t>。</w:t>
-      </w:r>
-    </w:p>
-    <w:p>
-      <w:pPr>
-        <w:pStyle w:val="Compact"/>
-        <w:numPr>
-          <w:ilvl w:val="0"/>
-          <w:numId w:val="1022"/>
-        </w:numPr>
-      </w:pPr>
-      <w:r>
-        <w:rPr>
-          <w:rFonts w:hint="eastAsia" w:ascii="Times New Roman" w:hAnsi="Times New Roman" w:eastAsia="FangSong" w:cs="Times New Roman"/>
-          <w:b/>
-          <w:bCs/>
-        </w:rPr>
-        <w:t xml:space="preserve">三线态</w:t>
-      </w:r>
-      <w:r>
-        <w:rPr>
-          <w:rFonts w:ascii="Times New Roman" w:hAnsi="Times New Roman" w:eastAsia="Times New Roman" w:cs="Times New Roman"/>
-          <w:b/>
-          <w:bCs/>
-        </w:rPr>
-        <w:t xml:space="preserve"> </w:t>
-      </w:r>
-      <w:r>
-        <w:rPr>
-          <w:rFonts w:hint="eastAsia" w:ascii="Times New Roman" w:hAnsi="Times New Roman" w:eastAsia="Times New Roman" w:cs="Times New Roman"/>
-          <w:b/>
-          <w:bCs/>
-        </w:rPr>
-        <w:t>:CH</w:t>
-      </w:r>
-      <w:r>
-        <w:rPr>
-          <w:rFonts w:hint="eastAsia" w:ascii="Times New Roman" w:hAnsi="Times New Roman" w:eastAsia="Times New Roman" w:cs="Times New Roman"/>
-          <w:b/>
-          <w:bCs/>
-          <w:vertAlign w:val="subscript"/>
-        </w:rPr>
-        <w:t>2</w:t>
-      </w:r>
-      <w:r>
-        <w:rPr>
-          <w:rFonts w:hint="eastAsia" w:ascii="Times New Roman" w:hAnsi="Times New Roman" w:eastAsia="Times New Roman" w:cs="Times New Roman"/>
-          <w:b/>
-          <w:bCs/>
-        </w:rPr>
-        <w:t>（</w:t>
-      </w:r>
-      <w:r>
-        <w:rPr>
-          <w:rFonts w:hint="eastAsia" w:ascii="Times New Roman" w:hAnsi="Times New Roman" w:eastAsia="FangSong" w:cs="Times New Roman"/>
-          <w:b/>
-          <w:bCs/>
-        </w:rPr>
-        <w:t>光解</w:t>
-      </w:r>
-      <w:r>
-        <w:rPr>
-          <w:rFonts w:hint="eastAsia" w:ascii="Times New Roman" w:hAnsi="Times New Roman" w:eastAsia="Times New Roman" w:cs="Times New Roman"/>
-          <w:b/>
-          <w:bCs/>
-        </w:rPr>
-        <w:t>）</w:t>
-      </w:r>
-      <w:r>
-        <w:rPr>
-          <w:rFonts w:hint="eastAsia" w:ascii="Times New Roman" w:hAnsi="Times New Roman" w:eastAsia="Times New Roman" w:cs="Times New Roman"/>
-        </w:rPr>
-        <w:t>：</w:t>
-      </w:r>
-      <w:r>
-        <w:rPr>
-          <w:rFonts w:hint="eastAsia" w:ascii="Times New Roman" w:hAnsi="Times New Roman" w:eastAsia="FangSong" w:cs="Times New Roman"/>
-        </w:rPr>
-        <w:t>分步加成</w:t>
-      </w:r>
-      <w:r>
-        <w:rPr>
-          <w:rFonts w:ascii="Times New Roman" w:hAnsi="Times New Roman" w:eastAsia="Times New Roman" w:cs="Times New Roman"/>
-        </w:rPr>
-        <w:t xml:space="preserve"> → </w:t>
-      </w:r>
-      <w:r>
-        <w:rPr>
-          <w:rFonts w:hint="eastAsia" w:ascii="Times New Roman" w:hAnsi="Times New Roman" w:eastAsia="FangSong" w:cs="Times New Roman"/>
-        </w:rPr>
-        <w:t xml:space="preserve">生成顺式</w:t>
-      </w:r>
-      <w:r>
-        <w:rPr>
-          <w:rFonts w:ascii="Times New Roman" w:hAnsi="Times New Roman" w:eastAsia="Times New Roman" w:cs="Times New Roman"/>
-        </w:rPr>
-        <w:t xml:space="preserve"> + </w:t>
-      </w:r>
-      <w:r>
-        <w:rPr>
-          <w:rFonts w:hint="eastAsia" w:ascii="Times New Roman" w:hAnsi="Times New Roman" w:eastAsia="FangSong" w:cs="Times New Roman"/>
-        </w:rPr>
-        <w:t>反式的混合物</w:t>
-      </w:r>
-      <w:r>
-        <w:rPr>
-          <w:rFonts w:hint="eastAsia" w:ascii="Times New Roman" w:hAnsi="Times New Roman" w:eastAsia="Times New Roman" w:cs="Times New Roman"/>
-        </w:rPr>
-        <w:t>，</w:t>
-      </w:r>
-      <w:r>
-        <w:rPr>
-          <w:rFonts w:hint="eastAsia" w:ascii="Times New Roman" w:hAnsi="Times New Roman" w:eastAsia="FangSong" w:cs="Times New Roman"/>
-        </w:rPr>
-        <w:t>比例不定</w:t>
-      </w:r>
-      <w:r>
-        <w:rPr>
-          <w:rFonts w:hint="eastAsia" w:ascii="Times New Roman" w:hAnsi="Times New Roman" w:eastAsia="Times New Roman" w:cs="Times New Roman"/>
-        </w:rPr>
-        <w:t>。</w:t>
-      </w:r>
-    </w:p>
-    <w:p>
-      <w:pPr>
-        <w:pStyle w:val="FirstParagraph"/>
-      </w:pPr>
-      <w:r>
-        <w:rPr>
-          <w:rFonts w:hint="eastAsia" w:ascii="Times New Roman" w:hAnsi="Times New Roman" w:eastAsia="FangSong" w:cs="Times New Roman"/>
           <w:b/>
           <w:bCs/>
         </w:rPr>
@@ -25539,7 +25541,29 @@
         <w:rPr>
           <w:rFonts w:hint="eastAsia" w:ascii="Times New Roman" w:hAnsi="Times New Roman" w:eastAsia="FangSong" w:cs="Times New Roman"/>
         </w:rPr>
-        <w:t>极性</w:t>
+        <w:t>未活化芳卤</w:t>
+      </w:r>
+      <w:r>
+        <w:rPr>
+          <w:rFonts w:hint="eastAsia" w:ascii="Times New Roman" w:hAnsi="Times New Roman" w:eastAsia="FangSong" w:cs="Times New Roman"/>
+          <w:b/>
+          <w:bCs/>
+        </w:rPr>
+        <w:t xml:space="preserve">不走经典</w:t>
+      </w:r>
+      <w:r>
+        <w:rPr>
+          <w:rFonts w:ascii="Times New Roman" w:hAnsi="Times New Roman" w:eastAsia="Times New Roman" w:cs="Times New Roman"/>
+          <w:b/>
+          <w:bCs/>
+        </w:rPr>
+        <w:t xml:space="preserve"> SNAr</w:t>
+      </w:r>
+      <w:r>
+        <w:rPr>
+          <w:rFonts w:hint="eastAsia" w:ascii="Times New Roman" w:hAnsi="Times New Roman" w:eastAsia="Times New Roman" w:cs="Times New Roman"/>
+        </w:rPr>
+        <w:t xml:space="preserve">（Meisenheimer</w:t>
       </w:r>
       <w:r>
         <w:rPr>
@@ -25549,33 +25573,64 @@
       </w:r>
       <w:r>
         <w:rPr>
-          <w:rFonts w:hint="eastAsia" w:ascii="Times New Roman" w:hAnsi="Times New Roman" w:eastAsia="Times New Roman" w:cs="Times New Roman"/>
-        </w:rPr>
-        <w:t>SNAr（</w:t>
-      </w:r>
-      <w:r>
-        <w:rPr>
-          <w:rFonts w:hint="eastAsia" w:ascii="Times New Roman" w:hAnsi="Times New Roman" w:eastAsia="FangSong" w:cs="Times New Roman"/>
-        </w:rPr>
-        <w:t>加成</w:t>
-      </w:r>
-      <w:r>
-        <w:rPr>
-          <w:rFonts w:hint="eastAsia" w:ascii="Times New Roman" w:hAnsi="Times New Roman" w:eastAsia="Times New Roman" w:cs="Times New Roman"/>
-        </w:rPr>
-        <w:t>-</w:t>
-      </w:r>
-      <w:r>
-        <w:rPr>
-          <w:rFonts w:hint="eastAsia" w:ascii="Times New Roman" w:hAnsi="Times New Roman" w:eastAsia="FangSong" w:cs="Times New Roman"/>
-        </w:rPr>
-        <w:t>消除</w:t>
-      </w:r>
-      <w:r>
-        <w:rPr>
-          <w:rFonts w:hint="eastAsia" w:ascii="Times New Roman" w:hAnsi="Times New Roman" w:eastAsia="Times New Roman" w:cs="Times New Roman"/>
-        </w:rPr>
-        <w:t>，Meisenheimer</w:t>
+          <w:rFonts w:hint="eastAsia" w:ascii="Times New Roman" w:hAnsi="Times New Roman" w:eastAsia="FangSong" w:cs="Times New Roman"/>
+        </w:rPr>
+        <w:t xml:space="preserve">中间体需</w:t>
+      </w:r>
+      <w:r>
+        <w:rPr>
+          <w:rFonts w:ascii="Times New Roman" w:hAnsi="Times New Roman" w:eastAsia="Times New Roman" w:cs="Times New Roman"/>
+        </w:rPr>
+        <w:t xml:space="preserve"> −NO</w:t>
+      </w:r>
+      <w:r>
+        <w:rPr>
+          <w:rFonts w:ascii="Times New Roman" w:hAnsi="Times New Roman" w:eastAsia="Times New Roman" w:cs="Times New Roman"/>
+          <w:vertAlign w:val="subscript"/>
+        </w:rPr>
+        <w:t>2</w:t>
+      </w:r>
+      <w:r>
+        <w:rPr>
+          <w:rFonts w:ascii="Times New Roman" w:hAnsi="Times New Roman" w:eastAsia="Times New Roman" w:cs="Times New Roman"/>
+        </w:rPr>
+        <w:t xml:space="preserve">/−CN </w:t>
+      </w:r>
+      <w:r>
+        <w:rPr>
+          <w:rFonts w:hint="eastAsia" w:ascii="Times New Roman" w:hAnsi="Times New Roman" w:eastAsia="FangSong" w:cs="Times New Roman"/>
+        </w:rPr>
+        <w:t>等强吸电子基稳定</w:t>
+      </w:r>
+      <w:r>
+        <w:rPr>
+          <w:rFonts w:hint="eastAsia" w:ascii="Times New Roman" w:hAnsi="Times New Roman" w:eastAsia="Times New Roman" w:cs="Times New Roman"/>
+        </w:rPr>
+        <w:t>）；</w:t>
+      </w:r>
+      <w:r>
+        <w:rPr>
+          <w:rFonts w:hint="eastAsia" w:ascii="Times New Roman" w:hAnsi="Times New Roman" w:eastAsia="FangSong" w:cs="Times New Roman"/>
+        </w:rPr>
+        <w:t>此条件下的氨解需</w:t>
+      </w:r>
+      <w:r>
+        <w:rPr>
+          <w:rFonts w:ascii="Times New Roman" w:hAnsi="Times New Roman" w:eastAsia="Times New Roman" w:cs="Times New Roman"/>
+        </w:rPr>
+        <w:t xml:space="preserve"> Cu </w:t>
+      </w:r>
+      <w:r>
+        <w:rPr>
+          <w:rFonts w:hint="eastAsia" w:ascii="Times New Roman" w:hAnsi="Times New Roman" w:eastAsia="FangSong" w:cs="Times New Roman"/>
+        </w:rPr>
+        <w:t>催化</w:t>
+      </w:r>
+      <w:r>
+        <w:rPr>
+          <w:rFonts w:hint="eastAsia" w:ascii="Times New Roman" w:hAnsi="Times New Roman" w:eastAsia="Times New Roman" w:cs="Times New Roman"/>
+        </w:rPr>
+        <w:t>（Ullmann</w:t>
       </w:r>
       <w:r>
         <w:rPr>
@@ -25587,37 +25642,55 @@
         <w:rPr>
           <w:rFonts w:hint="eastAsia" w:ascii="Times New Roman" w:hAnsi="Times New Roman" w:eastAsia="FangSong" w:cs="Times New Roman"/>
         </w:rPr>
-        <w:t>复合物中间体</w:t>
-      </w:r>
-      <w:r>
-        <w:rPr>
-          <w:rFonts w:hint="eastAsia" w:ascii="Times New Roman" w:hAnsi="Times New Roman" w:eastAsia="Times New Roman" w:cs="Times New Roman"/>
-        </w:rPr>
-        <w:t>）→</w:t>
-      </w:r>
-      <w:r>
-        <w:rPr>
-          <w:rFonts w:ascii="Times New Roman" w:hAnsi="Times New Roman" w:eastAsia="Times New Roman" w:cs="Times New Roman"/>
-        </w:rPr>
-        <w:t xml:space="preserve"> </w:t>
-      </w:r>
-      <w:r>
-        <w:rPr>
-          <w:rFonts w:hint="eastAsia" w:ascii="Times New Roman" w:hAnsi="Times New Roman" w:eastAsia="FangSong" w:cs="Times New Roman"/>
-        </w:rPr>
-        <w:t>苯胺</w:t>
-      </w:r>
-      <w:r>
-        <w:rPr>
-          <w:rFonts w:hint="eastAsia" w:ascii="Times New Roman" w:hAnsi="Times New Roman" w:eastAsia="Times New Roman" w:cs="Times New Roman"/>
-        </w:rPr>
-        <w:t>，</w:t>
-      </w:r>
-      <w:r>
-        <w:rPr>
-          <w:rFonts w:hint="eastAsia" w:ascii="Times New Roman" w:hAnsi="Times New Roman" w:eastAsia="FangSong" w:cs="Times New Roman"/>
-        </w:rPr>
-        <w:t>产率很低</w:t>
+        <w:t>型</w:t>
+      </w:r>
+      <w:r>
+        <w:rPr>
+          <w:rFonts w:hint="eastAsia" w:ascii="Times New Roman" w:hAnsi="Times New Roman" w:eastAsia="Times New Roman" w:cs="Times New Roman"/>
+        </w:rPr>
+        <w:t>），</w:t>
+      </w:r>
+      <w:r>
+        <w:rPr>
+          <w:rFonts w:hint="eastAsia" w:ascii="Times New Roman" w:hAnsi="Times New Roman" w:eastAsia="FangSong" w:cs="Times New Roman"/>
+        </w:rPr>
+        <w:t>竞赛口径记</w:t>
+      </w:r>
+      <w:r>
+        <w:rPr>
+          <w:rFonts w:hint="eastAsia" w:ascii="Times New Roman" w:hAnsi="Times New Roman" w:eastAsia="Times New Roman" w:cs="Times New Roman"/>
+        </w:rPr>
+        <w:t>「</w:t>
+      </w:r>
+      <w:r>
+        <w:rPr>
+          <w:rFonts w:hint="eastAsia" w:ascii="Times New Roman" w:hAnsi="Times New Roman" w:eastAsia="FangSong" w:cs="Times New Roman"/>
+        </w:rPr>
+        <w:t>极难</w:t>
+      </w:r>
+      <w:r>
+        <w:rPr>
+          <w:rFonts w:hint="eastAsia" w:ascii="Times New Roman" w:hAnsi="Times New Roman" w:eastAsia="Times New Roman" w:cs="Times New Roman"/>
+        </w:rPr>
+        <w:t>、</w:t>
+      </w:r>
+      <w:r>
+        <w:rPr>
+          <w:rFonts w:hint="eastAsia" w:ascii="Times New Roman" w:hAnsi="Times New Roman" w:eastAsia="FangSong" w:cs="Times New Roman"/>
+        </w:rPr>
+        <w:t>需催化</w:t>
+      </w:r>
+      <w:r>
+        <w:rPr>
+          <w:rFonts w:hint="eastAsia" w:ascii="Times New Roman" w:hAnsi="Times New Roman" w:eastAsia="Times New Roman" w:cs="Times New Roman"/>
+        </w:rPr>
+        <w:t>」</w:t>
+      </w:r>
+      <w:r>
+        <w:rPr>
+          <w:rFonts w:hint="eastAsia" w:ascii="Times New Roman" w:hAnsi="Times New Roman" w:eastAsia="FangSong" w:cs="Times New Roman"/>
+        </w:rPr>
+        <w:t>即可</w:t>
       </w:r>
       <w:r>
         <w:rPr>
@@ -26255,61 +26328,85 @@
               <w:rPr>
                 <w:rFonts w:hint="eastAsia" w:ascii="Times New Roman" w:hAnsi="Times New Roman" w:eastAsia="FangSong" w:cs="Times New Roman"/>
               </w:rPr>
-              <w:t>加成</w:t>
+              <w:t>非经典</w:t>
             </w:r>
             <w:r>
               <w:rPr>
                 <w:rFonts w:hint="eastAsia" w:ascii="Times New Roman" w:hAnsi="Times New Roman" w:eastAsia="Times New Roman" w:cs="Times New Roman"/>
               </w:rPr>
-              <w:t>-</w:t>
-            </w:r>
-            <w:r>
-              <w:rPr>
-                <w:rFonts w:hint="eastAsia" w:ascii="Times New Roman" w:hAnsi="Times New Roman" w:eastAsia="FangSong" w:cs="Times New Roman"/>
-              </w:rPr>
-              <w:t>消除</w:t>
+              <w:t>（Cu</w:t>
+            </w:r>
+            <w:r>
+              <w:rPr>
+                <w:rFonts w:ascii="Times New Roman" w:hAnsi="Times New Roman" w:eastAsia="Times New Roman" w:cs="Times New Roman"/>
+              </w:rPr>
+              <w:t xml:space="preserve"> </w:t>
+            </w:r>
+            <w:r>
+              <w:rPr>
+                <w:rFonts w:hint="eastAsia" w:ascii="Times New Roman" w:hAnsi="Times New Roman" w:eastAsia="FangSong" w:cs="Times New Roman"/>
+              </w:rPr>
+              <w:t>催化氨解</w:t>
             </w:r>
             <w:r>
               <w:rPr>
                 <w:rFonts w:hint="eastAsia" w:ascii="Times New Roman" w:hAnsi="Times New Roman" w:eastAsia="Times New Roman" w:cs="Times New Roman"/>
               </w:rPr>
-              <w:t>（SNAr）</w:t>
-            </w:r>
-          </w:p>
-        </w:tc>
-        <w:tc>
-          <w:tcPr/>
-          <w:p>
-            <w:pPr>
-              <w:pStyle w:val="Compact"/>
-              <w:jc w:val="center"/>
-            </w:pPr>
+              <w:t>）</w:t>
+            </w:r>
+          </w:p>
+        </w:tc>
+        <w:tc>
+          <w:tcPr/>
+          <w:p>
+            <w:pPr>
+              <w:pStyle w:val="Compact"/>
+              <w:jc w:val="center"/>
+            </w:pPr>
+            <w:r>
+              <w:rPr>
+                <w:rFonts w:hint="eastAsia" w:ascii="Times New Roman" w:hAnsi="Times New Roman" w:eastAsia="FangSong" w:cs="Times New Roman"/>
+              </w:rPr>
+              <w:t xml:space="preserve">无</w:t>
+            </w:r>
             <w:r>
               <w:rPr>
                 <w:rFonts w:ascii="Times New Roman" w:hAnsi="Times New Roman" w:eastAsia="Times New Roman" w:cs="Times New Roman"/>
               </w:rPr>
-              <w:t xml:space="preserve">Meisenheimer </w:t>
-            </w:r>
-            <w:r>
-              <w:rPr>
-                <w:rFonts w:hint="eastAsia" w:ascii="Times New Roman" w:hAnsi="Times New Roman" w:eastAsia="FangSong" w:cs="Times New Roman"/>
-              </w:rPr>
-              <w:t xml:space="preserve">复合物</w:t>
-            </w:r>
-          </w:p>
-        </w:tc>
-        <w:tc>
-          <w:tcPr/>
-          <w:p>
-            <w:pPr>
-              <w:pStyle w:val="Compact"/>
-              <w:jc w:val="center"/>
-            </w:pPr>
-            <w:r>
-              <w:rPr>
-                <w:rFonts w:hint="eastAsia" w:ascii="Times New Roman" w:hAnsi="Times New Roman" w:eastAsia="FangSong" w:cs="Times New Roman"/>
-              </w:rPr>
-              <w:t xml:space="preserve">需强吸电子基活化</w:t>
+              <w:t xml:space="preserve"> </w:t>
+            </w:r>
+            <w:r>
+              <w:rPr>
+                <w:rFonts w:hint="eastAsia" w:ascii="Times New Roman" w:hAnsi="Times New Roman" w:eastAsia="Times New Roman" w:cs="Times New Roman"/>
+              </w:rPr>
+              <w:t>Meisenheimer（</w:t>
+            </w:r>
+            <w:r>
+              <w:rPr>
+                <w:rFonts w:hint="eastAsia" w:ascii="Times New Roman" w:hAnsi="Times New Roman" w:eastAsia="FangSong" w:cs="Times New Roman"/>
+              </w:rPr>
+              <w:t>未活化</w:t>
+            </w:r>
+            <w:r>
+              <w:rPr>
+                <w:rFonts w:hint="eastAsia" w:ascii="Times New Roman" w:hAnsi="Times New Roman" w:eastAsia="Times New Roman" w:cs="Times New Roman"/>
+              </w:rPr>
+              <w:t>）</w:t>
+            </w:r>
+          </w:p>
+        </w:tc>
+        <w:tc>
+          <w:tcPr/>
+          <w:p>
+            <w:pPr>
+              <w:pStyle w:val="Compact"/>
+              <w:jc w:val="center"/>
+            </w:pPr>
+            <w:r>
+              <w:rPr>
+                <w:rFonts w:hint="eastAsia" w:ascii="Times New Roman" w:hAnsi="Times New Roman" w:eastAsia="FangSong" w:cs="Times New Roman"/>
+              </w:rPr>
+              <w:t xml:space="preserve">未活化芳卤极难取代</w:t>
             </w:r>
           </w:p>
         </w:tc>
@@ -28458,7 +28555,7 @@
     </w:p>
     <w:p>
       <w:pPr>
-        <w:pStyle w:val="BodyText"/>
+        <w:pStyle w:val="BlockText"/>
       </w:pPr>
       <w:r>
         <w:rPr>
@@ -28671,7 +28768,7 @@
     </w:p>
     <w:p>
       <w:pPr>
-        <w:pStyle w:val="BodyText"/>
+        <w:pStyle w:val="FirstParagraph"/>
       </w:pPr>
       <w:r>
         <w:rPr>
@@ -30808,7 +30905,7 @@
         <w:pStyle w:val="Compact"/>
         <w:numPr>
           <w:ilvl w:val="0"/>
-          <w:numId w:val="1023"/>
+          <w:numId w:val="1022"/>
         </w:numPr>
       </w:pPr>
       <w:r>
@@ -30823,11 +30920,218 @@
         <w:pStyle w:val="Compact"/>
         <w:numPr>
           <w:ilvl w:val="1"/>
+          <w:numId w:val="1023"/>
+        </w:numPr>
+      </w:pPr>
+      <w:r>
+        <w:rPr>
+          <w:rFonts w:ascii="Times New Roman" w:hAnsi="Times New Roman" w:eastAsia="Times New Roman" w:cs="Times New Roman"/>
+        </w:rPr>
+        <w:t xml:space="preserve">Step </w:t>
+      </w:r>
+      <w:r>
+        <w:rPr>
+          <w:rFonts w:hint="eastAsia" w:ascii="Times New Roman" w:hAnsi="Times New Roman" w:eastAsia="Times New Roman" w:cs="Times New Roman"/>
+        </w:rPr>
+        <w:t>1：</w:t>
+      </w:r>
+      <w:r>
+        <w:rPr>
+          <w:rFonts w:hint="eastAsia" w:ascii="Times New Roman" w:hAnsi="Times New Roman" w:eastAsia="FangSong" w:cs="Times New Roman"/>
+        </w:rPr>
+        <w:t>看条件信号</w:t>
+      </w:r>
+    </w:p>
+    <w:p>
+      <w:pPr>
+        <w:pStyle w:val="Compact"/>
+        <w:numPr>
+          <w:ilvl w:val="2"/>
           <w:numId w:val="1024"/>
         </w:numPr>
       </w:pPr>
       <w:r>
         <w:rPr>
+          <w:rFonts w:hint="eastAsia" w:ascii="Times New Roman" w:hAnsi="Times New Roman" w:eastAsia="FangSong" w:cs="Times New Roman"/>
+        </w:rPr>
+        <w:t xml:space="preserve">强酸</w:t>
+      </w:r>
+      <w:r>
+        <w:rPr>
+          <w:rFonts w:ascii="Times New Roman" w:hAnsi="Times New Roman" w:eastAsia="Times New Roman" w:cs="Times New Roman"/>
+        </w:rPr>
+        <w:t xml:space="preserve"> + </w:t>
+      </w:r>
+      <w:r>
+        <w:rPr>
+          <w:rFonts w:hint="eastAsia" w:ascii="Times New Roman" w:hAnsi="Times New Roman" w:eastAsia="FangSong" w:cs="Times New Roman"/>
+        </w:rPr>
+        <w:t xml:space="preserve">离去基</w:t>
+      </w:r>
+      <w:r>
+        <w:rPr>
+          <w:rFonts w:ascii="Times New Roman" w:hAnsi="Times New Roman" w:eastAsia="Times New Roman" w:cs="Times New Roman"/>
+        </w:rPr>
+        <w:t xml:space="preserve"> → </w:t>
+      </w:r>
+      <w:r>
+        <w:rPr>
+          <w:rFonts w:hint="eastAsia" w:ascii="Times New Roman" w:hAnsi="Times New Roman" w:eastAsia="FangSong" w:cs="Times New Roman"/>
+        </w:rPr>
+        <w:t xml:space="preserve">碳正离子</w:t>
+      </w:r>
+    </w:p>
+    <w:p>
+      <w:pPr>
+        <w:pStyle w:val="Compact"/>
+        <w:numPr>
+          <w:ilvl w:val="2"/>
+          <w:numId w:val="1024"/>
+        </w:numPr>
+      </w:pPr>
+      <w:r>
+        <w:rPr>
+          <w:rFonts w:hint="eastAsia" w:ascii="Times New Roman" w:hAnsi="Times New Roman" w:eastAsia="FangSong" w:cs="Times New Roman"/>
+        </w:rPr>
+        <w:t xml:space="preserve">强碱</w:t>
+      </w:r>
+      <w:r>
+        <w:rPr>
+          <w:rFonts w:ascii="Times New Roman" w:hAnsi="Times New Roman" w:eastAsia="Times New Roman" w:cs="Times New Roman"/>
+        </w:rPr>
+        <w:t xml:space="preserve"> + α-H → </w:t>
+      </w:r>
+      <w:r>
+        <w:rPr>
+          <w:rFonts w:hint="eastAsia" w:ascii="Times New Roman" w:hAnsi="Times New Roman" w:eastAsia="FangSong" w:cs="Times New Roman"/>
+        </w:rPr>
+        <w:t xml:space="preserve">碳负离子</w:t>
+      </w:r>
+    </w:p>
+    <w:p>
+      <w:pPr>
+        <w:pStyle w:val="Compact"/>
+        <w:numPr>
+          <w:ilvl w:val="2"/>
+          <w:numId w:val="1024"/>
+        </w:numPr>
+      </w:pPr>
+      <w:r>
+        <w:rPr>
+          <w:rFonts w:ascii="Times New Roman" w:hAnsi="Times New Roman" w:eastAsia="Times New Roman" w:cs="Times New Roman"/>
+        </w:rPr>
+        <w:t xml:space="preserve">hv / ROOR / AIBN → </w:t>
+      </w:r>
+      <w:r>
+        <w:rPr>
+          <w:rFonts w:hint="eastAsia" w:ascii="Times New Roman" w:hAnsi="Times New Roman" w:eastAsia="FangSong" w:cs="Times New Roman"/>
+        </w:rPr>
+        <w:t xml:space="preserve">自由基</w:t>
+      </w:r>
+    </w:p>
+    <w:p>
+      <w:pPr>
+        <w:pStyle w:val="Compact"/>
+        <w:numPr>
+          <w:ilvl w:val="2"/>
+          <w:numId w:val="1024"/>
+        </w:numPr>
+      </w:pPr>
+      <w:r>
+        <w:rPr>
+          <w:rFonts w:hint="eastAsia" w:ascii="Times New Roman" w:hAnsi="Times New Roman" w:eastAsia="FangSong" w:cs="Times New Roman"/>
+        </w:rPr>
+        <w:t xml:space="preserve">重氮</w:t>
+      </w:r>
+      <w:r>
+        <w:rPr>
+          <w:rFonts w:ascii="Times New Roman" w:hAnsi="Times New Roman" w:eastAsia="Times New Roman" w:cs="Times New Roman"/>
+        </w:rPr>
+        <w:t xml:space="preserve"> / Zn(Cu)CH</w:t>
+      </w:r>
+      <w:r>
+        <w:rPr>
+          <w:rFonts w:ascii="Times New Roman" w:hAnsi="Times New Roman" w:eastAsia="Times New Roman" w:cs="Times New Roman"/>
+          <w:vertAlign w:val="subscript"/>
+        </w:rPr>
+        <w:t>2</w:t>
+      </w:r>
+      <w:r>
+        <w:rPr>
+          <w:rFonts w:ascii="Times New Roman" w:hAnsi="Times New Roman" w:eastAsia="Times New Roman" w:cs="Times New Roman"/>
+        </w:rPr>
+        <w:t>I</w:t>
+      </w:r>
+      <w:r>
+        <w:rPr>
+          <w:rFonts w:ascii="Times New Roman" w:hAnsi="Times New Roman" w:eastAsia="Times New Roman" w:cs="Times New Roman"/>
+          <w:vertAlign w:val="subscript"/>
+        </w:rPr>
+        <w:t>2</w:t>
+      </w:r>
+      <w:r>
+        <w:rPr>
+          <w:rFonts w:ascii="Times New Roman" w:hAnsi="Times New Roman" w:eastAsia="Times New Roman" w:cs="Times New Roman"/>
+        </w:rPr>
+        <w:t xml:space="preserve"> → </w:t>
+      </w:r>
+      <w:r>
+        <w:rPr>
+          <w:rFonts w:hint="eastAsia" w:ascii="Times New Roman" w:hAnsi="Times New Roman" w:eastAsia="FangSong" w:cs="Times New Roman"/>
+        </w:rPr>
+        <w:t xml:space="preserve">卡宾</w:t>
+      </w:r>
+    </w:p>
+    <w:p>
+      <w:pPr>
+        <w:pStyle w:val="Compact"/>
+        <w:numPr>
+          <w:ilvl w:val="2"/>
+          <w:numId w:val="1024"/>
+        </w:numPr>
+      </w:pPr>
+      <w:r>
+        <w:rPr>
+          <w:rFonts w:hint="eastAsia" w:ascii="Times New Roman" w:hAnsi="Times New Roman" w:eastAsia="FangSong" w:cs="Times New Roman"/>
+        </w:rPr>
+        <w:t xml:space="preserve">芳卤</w:t>
+      </w:r>
+      <w:r>
+        <w:rPr>
+          <w:rFonts w:ascii="Times New Roman" w:hAnsi="Times New Roman" w:eastAsia="Times New Roman" w:cs="Times New Roman"/>
+        </w:rPr>
+        <w:t xml:space="preserve"> + NaNH</w:t>
+      </w:r>
+      <w:r>
+        <w:rPr>
+          <w:rFonts w:ascii="Times New Roman" w:hAnsi="Times New Roman" w:eastAsia="Times New Roman" w:cs="Times New Roman"/>
+          <w:vertAlign w:val="subscript"/>
+        </w:rPr>
+        <w:t>2</w:t>
+      </w:r>
+      <w:r>
+        <w:rPr>
+          <w:rFonts w:ascii="Times New Roman" w:hAnsi="Times New Roman" w:eastAsia="Times New Roman" w:cs="Times New Roman"/>
+        </w:rPr>
+        <w:t xml:space="preserve"> → </w:t>
+      </w:r>
+      <w:r>
+        <w:rPr>
+          <w:rFonts w:hint="eastAsia" w:ascii="Times New Roman" w:hAnsi="Times New Roman" w:eastAsia="FangSong" w:cs="Times New Roman"/>
+        </w:rPr>
+        <w:t xml:space="preserve">苯炔</w:t>
+      </w:r>
+    </w:p>
+    <w:p>
+      <w:pPr>
+        <w:pStyle w:val="Compact"/>
+        <w:numPr>
+          <w:ilvl w:val="1"/>
+          <w:numId w:val="1023"/>
+        </w:numPr>
+      </w:pPr>
+      <w:r>
+        <w:rPr>
           <w:rFonts w:ascii="Times New Roman" w:hAnsi="Times New Roman" w:eastAsia="Times New Roman" w:cs="Times New Roman"/>
         </w:rPr>
         <w:t xml:space="preserve">Step </w:t>
@@ -30836,13 +31140,13 @@
         <w:rPr>
           <w:rFonts w:hint="eastAsia" w:ascii="Times New Roman" w:hAnsi="Times New Roman" w:eastAsia="Times New Roman" w:cs="Times New Roman"/>
         </w:rPr>
-        <w:t>1：</w:t>
-      </w:r>
-      <w:r>
-        <w:rPr>
-          <w:rFonts w:hint="eastAsia" w:ascii="Times New Roman" w:hAnsi="Times New Roman" w:eastAsia="FangSong" w:cs="Times New Roman"/>
-        </w:rPr>
-        <w:t>看条件信号</w:t>
+        <w:t>2：</w:t>
+      </w:r>
+      <w:r>
+        <w:rPr>
+          <w:rFonts w:hint="eastAsia" w:ascii="Times New Roman" w:hAnsi="Times New Roman" w:eastAsia="FangSong" w:cs="Times New Roman"/>
+        </w:rPr>
+        <w:t>判中间体命运</w:t>
       </w:r>
     </w:p>
     <w:p>
@@ -30857,19 +31161,7 @@
         <w:rPr>
           <w:rFonts w:hint="eastAsia" w:ascii="Times New Roman" w:hAnsi="Times New Roman" w:eastAsia="FangSong" w:cs="Times New Roman"/>
         </w:rPr>
-        <w:t xml:space="preserve">强酸</w:t>
-      </w:r>
-      <w:r>
-        <w:rPr>
-          <w:rFonts w:ascii="Times New Roman" w:hAnsi="Times New Roman" w:eastAsia="Times New Roman" w:cs="Times New Roman"/>
-        </w:rPr>
-        <w:t xml:space="preserve"> + </w:t>
-      </w:r>
-      <w:r>
-        <w:rPr>
-          <w:rFonts w:hint="eastAsia" w:ascii="Times New Roman" w:hAnsi="Times New Roman" w:eastAsia="FangSong" w:cs="Times New Roman"/>
-        </w:rPr>
-        <w:t xml:space="preserve">离去基</w:t>
+        <w:t xml:space="preserve">碳正离子</w:t>
       </w:r>
       <w:r>
         <w:rPr>
@@ -30881,7 +31173,25 @@
         <w:rPr>
           <w:rFonts w:hint="eastAsia" w:ascii="Times New Roman" w:hAnsi="Times New Roman" w:eastAsia="FangSong" w:cs="Times New Roman"/>
         </w:rPr>
-        <w:t xml:space="preserve">碳正离子</w:t>
+        <w:t>能否重排</w:t>
+      </w:r>
+      <w:r>
+        <w:rPr>
+          <w:rFonts w:hint="eastAsia" w:ascii="Times New Roman" w:hAnsi="Times New Roman" w:eastAsia="Times New Roman" w:cs="Times New Roman"/>
+        </w:rPr>
+        <w:t>？（</w:t>
+      </w:r>
+      <w:r>
+        <w:rPr>
+          <w:rFonts w:hint="eastAsia" w:ascii="Times New Roman" w:hAnsi="Times New Roman" w:eastAsia="FangSong" w:cs="Times New Roman"/>
+        </w:rPr>
+        <w:t>检查邻位可迁移基团</w:t>
+      </w:r>
+      <w:r>
+        <w:rPr>
+          <w:rFonts w:hint="eastAsia" w:ascii="Times New Roman" w:hAnsi="Times New Roman" w:eastAsia="Times New Roman" w:cs="Times New Roman"/>
+        </w:rPr>
+        <w:t>）</w:t>
       </w:r>
     </w:p>
     <w:p>
@@ -30896,19 +31206,49 @@
         <w:rPr>
           <w:rFonts w:hint="eastAsia" w:ascii="Times New Roman" w:hAnsi="Times New Roman" w:eastAsia="FangSong" w:cs="Times New Roman"/>
         </w:rPr>
-        <w:t xml:space="preserve">强碱</w:t>
-      </w:r>
-      <w:r>
-        <w:rPr>
-          <w:rFonts w:ascii="Times New Roman" w:hAnsi="Times New Roman" w:eastAsia="Times New Roman" w:cs="Times New Roman"/>
-        </w:rPr>
-        <w:t xml:space="preserve"> + α-H → </w:t>
-      </w:r>
-      <w:r>
-        <w:rPr>
-          <w:rFonts w:hint="eastAsia" w:ascii="Times New Roman" w:hAnsi="Times New Roman" w:eastAsia="FangSong" w:cs="Times New Roman"/>
-        </w:rPr>
         <w:t xml:space="preserve">碳负离子</w:t>
+      </w:r>
+      <w:r>
+        <w:rPr>
+          <w:rFonts w:ascii="Times New Roman" w:hAnsi="Times New Roman" w:eastAsia="Times New Roman" w:cs="Times New Roman"/>
+        </w:rPr>
+        <w:t xml:space="preserve"> → </w:t>
+      </w:r>
+      <w:r>
+        <w:rPr>
+          <w:rFonts w:hint="eastAsia" w:ascii="Times New Roman" w:hAnsi="Times New Roman" w:eastAsia="FangSong" w:cs="Times New Roman"/>
+        </w:rPr>
+        <w:t>哪个位点进攻</w:t>
+      </w:r>
+      <w:r>
+        <w:rPr>
+          <w:rFonts w:hint="eastAsia" w:ascii="Times New Roman" w:hAnsi="Times New Roman" w:eastAsia="Times New Roman" w:cs="Times New Roman"/>
+        </w:rPr>
+        <w:t>？（</w:t>
+      </w:r>
+      <w:r>
+        <w:rPr>
+          <w:rFonts w:hint="eastAsia" w:ascii="Times New Roman" w:hAnsi="Times New Roman" w:eastAsia="FangSong" w:cs="Times New Roman"/>
+        </w:rPr>
+        <w:t>动力学</w:t>
+      </w:r>
+      <w:r>
+        <w:rPr>
+          <w:rFonts w:hint="eastAsia" w:ascii="Times New Roman" w:hAnsi="Times New Roman" w:eastAsia="Times New Roman" w:cs="Times New Roman"/>
+        </w:rPr>
+        <w:t>/</w:t>
+      </w:r>
+      <w:r>
+        <w:rPr>
+          <w:rFonts w:hint="eastAsia" w:ascii="Times New Roman" w:hAnsi="Times New Roman" w:eastAsia="FangSong" w:cs="Times New Roman"/>
+        </w:rPr>
+        <w:t>热力学控制</w:t>
+      </w:r>
+      <w:r>
+        <w:rPr>
+          <w:rFonts w:hint="eastAsia" w:ascii="Times New Roman" w:hAnsi="Times New Roman" w:eastAsia="Times New Roman" w:cs="Times New Roman"/>
+        </w:rPr>
+        <w:t>）</w:t>
       </w:r>
     </w:p>
     <w:p>
@@ -30921,15 +31261,63 @@
       </w:pPr>
       <w:r>
         <w:rPr>
-          <w:rFonts w:ascii="Times New Roman" w:hAnsi="Times New Roman" w:eastAsia="Times New Roman" w:cs="Times New Roman"/>
-        </w:rPr>
-        <w:t xml:space="preserve">hv / ROOR / AIBN → </w:t>
-      </w:r>
-      <w:r>
-        <w:rPr>
           <w:rFonts w:hint="eastAsia" w:ascii="Times New Roman" w:hAnsi="Times New Roman" w:eastAsia="FangSong" w:cs="Times New Roman"/>
         </w:rPr>
         <w:t xml:space="preserve">自由基</w:t>
+      </w:r>
+      <w:r>
+        <w:rPr>
+          <w:rFonts w:ascii="Times New Roman" w:hAnsi="Times New Roman" w:eastAsia="Times New Roman" w:cs="Times New Roman"/>
+        </w:rPr>
+        <w:t xml:space="preserve"> → </w:t>
+      </w:r>
+      <w:r>
+        <w:rPr>
+          <w:rFonts w:hint="eastAsia" w:ascii="Times New Roman" w:hAnsi="Times New Roman" w:eastAsia="FangSong" w:cs="Times New Roman"/>
+        </w:rPr>
+        <w:t>链能持续吗</w:t>
+      </w:r>
+      <w:r>
+        <w:rPr>
+          <w:rFonts w:hint="eastAsia" w:ascii="Times New Roman" w:hAnsi="Times New Roman" w:eastAsia="Times New Roman" w:cs="Times New Roman"/>
+        </w:rPr>
+        <w:t>？（</w:t>
+      </w:r>
+      <w:r>
+        <w:rPr>
+          <w:rFonts w:hint="eastAsia" w:ascii="Times New Roman" w:hAnsi="Times New Roman" w:eastAsia="FangSong" w:cs="Times New Roman"/>
+        </w:rPr>
+        <w:t>引发</w:t>
+      </w:r>
+      <w:r>
+        <w:rPr>
+          <w:rFonts w:hint="eastAsia" w:ascii="Times New Roman" w:hAnsi="Times New Roman" w:eastAsia="Times New Roman" w:cs="Times New Roman"/>
+        </w:rPr>
+        <w:t>→</w:t>
+      </w:r>
+      <w:r>
+        <w:rPr>
+          <w:rFonts w:hint="eastAsia" w:ascii="Times New Roman" w:hAnsi="Times New Roman" w:eastAsia="FangSong" w:cs="Times New Roman"/>
+        </w:rPr>
+        <w:t>增长</w:t>
+      </w:r>
+      <w:r>
+        <w:rPr>
+          <w:rFonts w:hint="eastAsia" w:ascii="Times New Roman" w:hAnsi="Times New Roman" w:eastAsia="Times New Roman" w:cs="Times New Roman"/>
+        </w:rPr>
+        <w:t>→</w:t>
+      </w:r>
+      <w:r>
+        <w:rPr>
+          <w:rFonts w:hint="eastAsia" w:ascii="Times New Roman" w:hAnsi="Times New Roman" w:eastAsia="FangSong" w:cs="Times New Roman"/>
+        </w:rPr>
+        <w:t>终止</w:t>
+      </w:r>
+      <w:r>
+        <w:rPr>
+          <w:rFonts w:hint="eastAsia" w:ascii="Times New Roman" w:hAnsi="Times New Roman" w:eastAsia="Times New Roman" w:cs="Times New Roman"/>
+        </w:rPr>
+        <w:t>）</w:t>
       </w:r>
     </w:p>
     <w:p>
@@ -30944,33 +31332,7 @@
         <w:rPr>
           <w:rFonts w:hint="eastAsia" w:ascii="Times New Roman" w:hAnsi="Times New Roman" w:eastAsia="FangSong" w:cs="Times New Roman"/>
         </w:rPr>
-        <w:t xml:space="preserve">重氮</w:t>
-      </w:r>
-      <w:r>
-        <w:rPr>
-          <w:rFonts w:ascii="Times New Roman" w:hAnsi="Times New Roman" w:eastAsia="Times New Roman" w:cs="Times New Roman"/>
-        </w:rPr>
-        <w:t xml:space="preserve"> / Zn(Cu)CH</w:t>
-      </w:r>
-      <w:r>
-        <w:rPr>
-          <w:rFonts w:ascii="Times New Roman" w:hAnsi="Times New Roman" w:eastAsia="Times New Roman" w:cs="Times New Roman"/>
-          <w:vertAlign w:val="subscript"/>
-        </w:rPr>
-        <w:t>2</w:t>
-      </w:r>
-      <w:r>
-        <w:rPr>
-          <w:rFonts w:ascii="Times New Roman" w:hAnsi="Times New Roman" w:eastAsia="Times New Roman" w:cs="Times New Roman"/>
-        </w:rPr>
-        <w:t>I</w:t>
-      </w:r>
-      <w:r>
-        <w:rPr>
-          <w:rFonts w:ascii="Times New Roman" w:hAnsi="Times New Roman" w:eastAsia="Times New Roman" w:cs="Times New Roman"/>
-          <w:vertAlign w:val="subscript"/>
-        </w:rPr>
-        <w:t>2</w:t>
+        <w:t xml:space="preserve">卡宾</w:t>
       </w:r>
       <w:r>
         <w:rPr>
@@ -30982,7 +31344,25 @@
         <w:rPr>
           <w:rFonts w:hint="eastAsia" w:ascii="Times New Roman" w:hAnsi="Times New Roman" w:eastAsia="FangSong" w:cs="Times New Roman"/>
         </w:rPr>
-        <w:t xml:space="preserve">卡宾</w:t>
+        <w:t>单线态还是三线态</w:t>
+      </w:r>
+      <w:r>
+        <w:rPr>
+          <w:rFonts w:hint="eastAsia" w:ascii="Times New Roman" w:hAnsi="Times New Roman" w:eastAsia="Times New Roman" w:cs="Times New Roman"/>
+        </w:rPr>
+        <w:t>？（</w:t>
+      </w:r>
+      <w:r>
+        <w:rPr>
+          <w:rFonts w:hint="eastAsia" w:ascii="Times New Roman" w:hAnsi="Times New Roman" w:eastAsia="FangSong" w:cs="Times New Roman"/>
+        </w:rPr>
+        <w:t>协同还是分步</w:t>
+      </w:r>
+      <w:r>
+        <w:rPr>
+          <w:rFonts w:hint="eastAsia" w:ascii="Times New Roman" w:hAnsi="Times New Roman" w:eastAsia="Times New Roman" w:cs="Times New Roman"/>
+        </w:rPr>
+        <w:t>）</w:t>
       </w:r>
     </w:p>
     <w:p>
@@ -30997,20 +31377,7 @@
         <w:rPr>
           <w:rFonts w:hint="eastAsia" w:ascii="Times New Roman" w:hAnsi="Times New Roman" w:eastAsia="FangSong" w:cs="Times New Roman"/>
         </w:rPr>
-        <w:t xml:space="preserve">芳卤</w:t>
-      </w:r>
-      <w:r>
-        <w:rPr>
-          <w:rFonts w:ascii="Times New Roman" w:hAnsi="Times New Roman" w:eastAsia="Times New Roman" w:cs="Times New Roman"/>
-        </w:rPr>
-        <w:t xml:space="preserve"> + NaNH</w:t>
-      </w:r>
-      <w:r>
-        <w:rPr>
-          <w:rFonts w:ascii="Times New Roman" w:hAnsi="Times New Roman" w:eastAsia="Times New Roman" w:cs="Times New Roman"/>
-          <w:vertAlign w:val="subscript"/>
-        </w:rPr>
-        <w:t>2</w:t>
+        <w:t xml:space="preserve">苯炔</w:t>
       </w:r>
       <w:r>
         <w:rPr>
@@ -31022,7 +31389,91 @@
         <w:rPr>
           <w:rFonts w:hint="eastAsia" w:ascii="Times New Roman" w:hAnsi="Times New Roman" w:eastAsia="FangSong" w:cs="Times New Roman"/>
         </w:rPr>
-        <w:t xml:space="preserve">苯炔</w:t>
+        <w:t>区域选择性</w:t>
+      </w:r>
+      <w:r>
+        <w:rPr>
+          <w:rFonts w:hint="eastAsia" w:ascii="Times New Roman" w:hAnsi="Times New Roman" w:eastAsia="Times New Roman" w:cs="Times New Roman"/>
+        </w:rPr>
+        <w:t>？（s</w:t>
+      </w:r>
+      <w:r>
+        <w:rPr>
+          <w:rFonts w:ascii="Times New Roman" w:hAnsi="Times New Roman" w:eastAsia="Times New Roman" w:cs="Times New Roman"/>
+        </w:rPr>
+        <w:t xml:space="preserve"> </w:t>
+      </w:r>
+      <w:r>
+        <w:rPr>
+          <w:rFonts w:hint="eastAsia" w:ascii="Times New Roman" w:hAnsi="Times New Roman" w:eastAsia="FangSong" w:cs="Times New Roman"/>
+        </w:rPr>
+        <w:t>成分</w:t>
+      </w:r>
+      <w:r>
+        <w:rPr>
+          <w:rFonts w:hint="eastAsia" w:ascii="Times New Roman" w:hAnsi="Times New Roman" w:eastAsia="Times New Roman" w:cs="Times New Roman"/>
+        </w:rPr>
+        <w:t>/</w:t>
+      </w:r>
+      <w:r>
+        <w:rPr>
+          <w:rFonts w:hint="eastAsia" w:ascii="Times New Roman" w:hAnsi="Times New Roman" w:eastAsia="FangSong" w:cs="Times New Roman"/>
+        </w:rPr>
+        <w:t>键角</w:t>
+      </w:r>
+      <w:r>
+        <w:rPr>
+          <w:rFonts w:ascii="Times New Roman" w:hAnsi="Times New Roman" w:eastAsia="Times New Roman" w:cs="Times New Roman"/>
+        </w:rPr>
+        <w:t xml:space="preserve"> + </w:t>
+      </w:r>
+      <w:r>
+        <w:rPr>
+          <w:rFonts w:hint="eastAsia" w:ascii="Times New Roman" w:hAnsi="Times New Roman" w:eastAsia="FangSong" w:cs="Times New Roman"/>
+        </w:rPr>
+        <w:t>位阻</w:t>
+      </w:r>
+      <w:r>
+        <w:rPr>
+          <w:rFonts w:hint="eastAsia" w:ascii="Times New Roman" w:hAnsi="Times New Roman" w:eastAsia="Times New Roman" w:cs="Times New Roman"/>
+        </w:rPr>
+        <w:t>，</w:t>
+      </w:r>
+      <w:r>
+        <w:rPr>
+          <w:rFonts w:hint="eastAsia" w:ascii="Times New Roman" w:hAnsi="Times New Roman" w:eastAsia="FangSong" w:cs="Times New Roman"/>
+        </w:rPr>
+        <w:t>勿用</w:t>
+      </w:r>
+      <w:r>
+        <w:rPr>
+          <w:rFonts w:hint="eastAsia" w:ascii="Times New Roman" w:hAnsi="Times New Roman" w:eastAsia="Times New Roman" w:cs="Times New Roman"/>
+        </w:rPr>
+        <w:t>「</w:t>
+      </w:r>
+      <w:r>
+        <w:rPr>
+          <w:rFonts w:hint="eastAsia" w:ascii="Times New Roman" w:hAnsi="Times New Roman" w:eastAsia="FangSong" w:cs="Times New Roman"/>
+        </w:rPr>
+        <w:t>更稳定碳负离子</w:t>
+      </w:r>
+      <w:r>
+        <w:rPr>
+          <w:rFonts w:hint="eastAsia" w:ascii="Times New Roman" w:hAnsi="Times New Roman" w:eastAsia="Times New Roman" w:cs="Times New Roman"/>
+        </w:rPr>
+        <w:t>」</w:t>
+      </w:r>
+      <w:r>
+        <w:rPr>
+          <w:rFonts w:hint="eastAsia" w:ascii="Times New Roman" w:hAnsi="Times New Roman" w:eastAsia="FangSong" w:cs="Times New Roman"/>
+        </w:rPr>
+        <w:t>旧说</w:t>
+      </w:r>
+      <w:r>
+        <w:rPr>
+          <w:rFonts w:hint="eastAsia" w:ascii="Times New Roman" w:hAnsi="Times New Roman" w:eastAsia="Times New Roman" w:cs="Times New Roman"/>
+        </w:rPr>
+        <w:t>）</w:t>
       </w:r>
     </w:p>
     <w:p>
@@ -31030,7 +31481,7 @@
         <w:pStyle w:val="Compact"/>
         <w:numPr>
           <w:ilvl w:val="1"/>
-          <w:numId w:val="1024"/>
+          <w:numId w:val="1023"/>
         </w:numPr>
       </w:pPr>
       <w:r>
@@ -31043,13 +31494,13 @@
         <w:rPr>
           <w:rFonts w:hint="eastAsia" w:ascii="Times New Roman" w:hAnsi="Times New Roman" w:eastAsia="Times New Roman" w:cs="Times New Roman"/>
         </w:rPr>
-        <w:t>2：</w:t>
-      </w:r>
-      <w:r>
-        <w:rPr>
-          <w:rFonts w:hint="eastAsia" w:ascii="Times New Roman" w:hAnsi="Times New Roman" w:eastAsia="FangSong" w:cs="Times New Roman"/>
-        </w:rPr>
-        <w:t>判中间体命运</w:t>
+        <w:t>3：</w:t>
+      </w:r>
+      <w:r>
+        <w:rPr>
+          <w:rFonts w:hint="eastAsia" w:ascii="Times New Roman" w:hAnsi="Times New Roman" w:eastAsia="FangSong" w:cs="Times New Roman"/>
+        </w:rPr>
+        <w:t>写箭头</w:t>
       </w:r>
     </w:p>
     <w:p>
@@ -31064,7 +31515,7 @@
         <w:rPr>
           <w:rFonts w:hint="eastAsia" w:ascii="Times New Roman" w:hAnsi="Times New Roman" w:eastAsia="FangSong" w:cs="Times New Roman"/>
         </w:rPr>
-        <w:t xml:space="preserve">碳正离子</w:t>
+        <w:t xml:space="preserve">离子机理</w:t>
       </w:r>
       <w:r>
         <w:rPr>
@@ -31076,25 +31527,13 @@
         <w:rPr>
           <w:rFonts w:hint="eastAsia" w:ascii="Times New Roman" w:hAnsi="Times New Roman" w:eastAsia="FangSong" w:cs="Times New Roman"/>
         </w:rPr>
-        <w:t>能否重排</w:t>
-      </w:r>
-      <w:r>
-        <w:rPr>
-          <w:rFonts w:hint="eastAsia" w:ascii="Times New Roman" w:hAnsi="Times New Roman" w:eastAsia="Times New Roman" w:cs="Times New Roman"/>
-        </w:rPr>
-        <w:t>？（</w:t>
-      </w:r>
-      <w:r>
-        <w:rPr>
-          <w:rFonts w:hint="eastAsia" w:ascii="Times New Roman" w:hAnsi="Times New Roman" w:eastAsia="FangSong" w:cs="Times New Roman"/>
-        </w:rPr>
-        <w:t>检查邻位可迁移基团</w:t>
-      </w:r>
-      <w:r>
-        <w:rPr>
-          <w:rFonts w:hint="eastAsia" w:ascii="Times New Roman" w:hAnsi="Times New Roman" w:eastAsia="Times New Roman" w:cs="Times New Roman"/>
-        </w:rPr>
-        <w:t>）</w:t>
+        <w:t xml:space="preserve">双钩</w:t>
+      </w:r>
+      <w:r>
+        <w:rPr>
+          <w:rFonts w:ascii="Times New Roman" w:hAnsi="Times New Roman" w:eastAsia="Times New Roman" w:cs="Times New Roman"/>
+        </w:rPr>
+        <w:t xml:space="preserve"> ↷</w:t>
       </w:r>
     </w:p>
     <w:p>
@@ -31109,7 +31548,7 @@
         <w:rPr>
           <w:rFonts w:hint="eastAsia" w:ascii="Times New Roman" w:hAnsi="Times New Roman" w:eastAsia="FangSong" w:cs="Times New Roman"/>
         </w:rPr>
-        <w:t xml:space="preserve">碳负离子</w:t>
+        <w:t xml:space="preserve">自由基</w:t>
       </w:r>
       <w:r>
         <w:rPr>
@@ -31121,37 +31560,13 @@
         <w:rPr>
           <w:rFonts w:hint="eastAsia" w:ascii="Times New Roman" w:hAnsi="Times New Roman" w:eastAsia="FangSong" w:cs="Times New Roman"/>
         </w:rPr>
-        <w:t>哪个位点进攻</w:t>
-      </w:r>
-      <w:r>
-        <w:rPr>
-          <w:rFonts w:hint="eastAsia" w:ascii="Times New Roman" w:hAnsi="Times New Roman" w:eastAsia="Times New Roman" w:cs="Times New Roman"/>
-        </w:rPr>
-        <w:t>？（</w:t>
-      </w:r>
-      <w:r>
-        <w:rPr>
-          <w:rFonts w:hint="eastAsia" w:ascii="Times New Roman" w:hAnsi="Times New Roman" w:eastAsia="FangSong" w:cs="Times New Roman"/>
-        </w:rPr>
-        <w:t>动力学</w:t>
-      </w:r>
-      <w:r>
-        <w:rPr>
-          <w:rFonts w:hint="eastAsia" w:ascii="Times New Roman" w:hAnsi="Times New Roman" w:eastAsia="Times New Roman" w:cs="Times New Roman"/>
-        </w:rPr>
-        <w:t>/</w:t>
-      </w:r>
-      <w:r>
-        <w:rPr>
-          <w:rFonts w:hint="eastAsia" w:ascii="Times New Roman" w:hAnsi="Times New Roman" w:eastAsia="FangSong" w:cs="Times New Roman"/>
-        </w:rPr>
-        <w:t>热力学控制</w:t>
-      </w:r>
-      <w:r>
-        <w:rPr>
-          <w:rFonts w:hint="eastAsia" w:ascii="Times New Roman" w:hAnsi="Times New Roman" w:eastAsia="Times New Roman" w:cs="Times New Roman"/>
-        </w:rPr>
-        <w:t>）</w:t>
+        <w:t xml:space="preserve">鱼钩</w:t>
+      </w:r>
+      <w:r>
+        <w:rPr>
+          <w:rFonts w:ascii="Times New Roman" w:hAnsi="Times New Roman" w:eastAsia="Times New Roman" w:cs="Times New Roman"/>
+        </w:rPr>
+        <w:t xml:space="preserve"> ⤳</w:t>
       </w:r>
     </w:p>
     <w:p>
@@ -31160,258 +31575,6 @@
         <w:numPr>
           <w:ilvl w:val="2"/>
           <w:numId w:val="1026"/>
-        </w:numPr>
-      </w:pPr>
-      <w:r>
-        <w:rPr>
-          <w:rFonts w:hint="eastAsia" w:ascii="Times New Roman" w:hAnsi="Times New Roman" w:eastAsia="FangSong" w:cs="Times New Roman"/>
-        </w:rPr>
-        <w:t xml:space="preserve">自由基</w:t>
-      </w:r>
-      <w:r>
-        <w:rPr>
-          <w:rFonts w:ascii="Times New Roman" w:hAnsi="Times New Roman" w:eastAsia="Times New Roman" w:cs="Times New Roman"/>
-        </w:rPr>
-        <w:t xml:space="preserve"> → </w:t>
-      </w:r>
-      <w:r>
-        <w:rPr>
-          <w:rFonts w:hint="eastAsia" w:ascii="Times New Roman" w:hAnsi="Times New Roman" w:eastAsia="FangSong" w:cs="Times New Roman"/>
-        </w:rPr>
-        <w:t>链能持续吗</w:t>
-      </w:r>
-      <w:r>
-        <w:rPr>
-          <w:rFonts w:hint="eastAsia" w:ascii="Times New Roman" w:hAnsi="Times New Roman" w:eastAsia="Times New Roman" w:cs="Times New Roman"/>
-        </w:rPr>
-        <w:t>？（</w:t>
-      </w:r>
-      <w:r>
-        <w:rPr>
-          <w:rFonts w:hint="eastAsia" w:ascii="Times New Roman" w:hAnsi="Times New Roman" w:eastAsia="FangSong" w:cs="Times New Roman"/>
-        </w:rPr>
-        <w:t>引发</w:t>
-      </w:r>
-      <w:r>
-        <w:rPr>
-          <w:rFonts w:hint="eastAsia" w:ascii="Times New Roman" w:hAnsi="Times New Roman" w:eastAsia="Times New Roman" w:cs="Times New Roman"/>
-        </w:rPr>
-        <w:t>→</w:t>
-      </w:r>
-      <w:r>
-        <w:rPr>
-          <w:rFonts w:hint="eastAsia" w:ascii="Times New Roman" w:hAnsi="Times New Roman" w:eastAsia="FangSong" w:cs="Times New Roman"/>
-        </w:rPr>
-        <w:t>增长</w:t>
-      </w:r>
-      <w:r>
-        <w:rPr>
-          <w:rFonts w:hint="eastAsia" w:ascii="Times New Roman" w:hAnsi="Times New Roman" w:eastAsia="Times New Roman" w:cs="Times New Roman"/>
-        </w:rPr>
-        <w:t>→</w:t>
-      </w:r>
-      <w:r>
-        <w:rPr>
-          <w:rFonts w:hint="eastAsia" w:ascii="Times New Roman" w:hAnsi="Times New Roman" w:eastAsia="FangSong" w:cs="Times New Roman"/>
-        </w:rPr>
-        <w:t>终止</w:t>
-      </w:r>
-      <w:r>
-        <w:rPr>
-          <w:rFonts w:hint="eastAsia" w:ascii="Times New Roman" w:hAnsi="Times New Roman" w:eastAsia="Times New Roman" w:cs="Times New Roman"/>
-        </w:rPr>
-        <w:t>）</w:t>
-      </w:r>
-    </w:p>
-    <w:p>
-      <w:pPr>
-        <w:pStyle w:val="Compact"/>
-        <w:numPr>
-          <w:ilvl w:val="2"/>
-          <w:numId w:val="1026"/>
-        </w:numPr>
-      </w:pPr>
-      <w:r>
-        <w:rPr>
-          <w:rFonts w:hint="eastAsia" w:ascii="Times New Roman" w:hAnsi="Times New Roman" w:eastAsia="FangSong" w:cs="Times New Roman"/>
-        </w:rPr>
-        <w:t xml:space="preserve">卡宾</w:t>
-      </w:r>
-      <w:r>
-        <w:rPr>
-          <w:rFonts w:ascii="Times New Roman" w:hAnsi="Times New Roman" w:eastAsia="Times New Roman" w:cs="Times New Roman"/>
-        </w:rPr>
-        <w:t xml:space="preserve"> → </w:t>
-      </w:r>
-      <w:r>
-        <w:rPr>
-          <w:rFonts w:hint="eastAsia" w:ascii="Times New Roman" w:hAnsi="Times New Roman" w:eastAsia="FangSong" w:cs="Times New Roman"/>
-        </w:rPr>
-        <w:t>单线态还是三线态</w:t>
-      </w:r>
-      <w:r>
-        <w:rPr>
-          <w:rFonts w:hint="eastAsia" w:ascii="Times New Roman" w:hAnsi="Times New Roman" w:eastAsia="Times New Roman" w:cs="Times New Roman"/>
-        </w:rPr>
-        <w:t>？（</w:t>
-      </w:r>
-      <w:r>
-        <w:rPr>
-          <w:rFonts w:hint="eastAsia" w:ascii="Times New Roman" w:hAnsi="Times New Roman" w:eastAsia="FangSong" w:cs="Times New Roman"/>
-        </w:rPr>
-        <w:t>协同还是分步</w:t>
-      </w:r>
-      <w:r>
-        <w:rPr>
-          <w:rFonts w:hint="eastAsia" w:ascii="Times New Roman" w:hAnsi="Times New Roman" w:eastAsia="Times New Roman" w:cs="Times New Roman"/>
-        </w:rPr>
-        <w:t>）</w:t>
-      </w:r>
-    </w:p>
-    <w:p>
-      <w:pPr>
-        <w:pStyle w:val="Compact"/>
-        <w:numPr>
-          <w:ilvl w:val="2"/>
-          <w:numId w:val="1026"/>
-        </w:numPr>
-      </w:pPr>
-      <w:r>
-        <w:rPr>
-          <w:rFonts w:hint="eastAsia" w:ascii="Times New Roman" w:hAnsi="Times New Roman" w:eastAsia="FangSong" w:cs="Times New Roman"/>
-        </w:rPr>
-        <w:t xml:space="preserve">苯炔</w:t>
-      </w:r>
-      <w:r>
-        <w:rPr>
-          <w:rFonts w:ascii="Times New Roman" w:hAnsi="Times New Roman" w:eastAsia="Times New Roman" w:cs="Times New Roman"/>
-        </w:rPr>
-        <w:t xml:space="preserve"> → </w:t>
-      </w:r>
-      <w:r>
-        <w:rPr>
-          <w:rFonts w:hint="eastAsia" w:ascii="Times New Roman" w:hAnsi="Times New Roman" w:eastAsia="FangSong" w:cs="Times New Roman"/>
-        </w:rPr>
-        <w:t>区域选择性</w:t>
-      </w:r>
-      <w:r>
-        <w:rPr>
-          <w:rFonts w:hint="eastAsia" w:ascii="Times New Roman" w:hAnsi="Times New Roman" w:eastAsia="Times New Roman" w:cs="Times New Roman"/>
-        </w:rPr>
-        <w:t>？（</w:t>
-      </w:r>
-      <w:r>
-        <w:rPr>
-          <w:rFonts w:hint="eastAsia" w:ascii="Times New Roman" w:hAnsi="Times New Roman" w:eastAsia="FangSong" w:cs="Times New Roman"/>
-        </w:rPr>
-        <w:t>更稳定的碳负离子</w:t>
-      </w:r>
-      <w:r>
-        <w:rPr>
-          <w:rFonts w:hint="eastAsia" w:ascii="Times New Roman" w:hAnsi="Times New Roman" w:eastAsia="Times New Roman" w:cs="Times New Roman"/>
-        </w:rPr>
-        <w:t>）</w:t>
-      </w:r>
-    </w:p>
-    <w:p>
-      <w:pPr>
-        <w:pStyle w:val="Compact"/>
-        <w:numPr>
-          <w:ilvl w:val="1"/>
-          <w:numId w:val="1024"/>
-        </w:numPr>
-      </w:pPr>
-      <w:r>
-        <w:rPr>
-          <w:rFonts w:ascii="Times New Roman" w:hAnsi="Times New Roman" w:eastAsia="Times New Roman" w:cs="Times New Roman"/>
-        </w:rPr>
-        <w:t xml:space="preserve">Step </w:t>
-      </w:r>
-      <w:r>
-        <w:rPr>
-          <w:rFonts w:hint="eastAsia" w:ascii="Times New Roman" w:hAnsi="Times New Roman" w:eastAsia="Times New Roman" w:cs="Times New Roman"/>
-        </w:rPr>
-        <w:t>3：</w:t>
-      </w:r>
-      <w:r>
-        <w:rPr>
-          <w:rFonts w:hint="eastAsia" w:ascii="Times New Roman" w:hAnsi="Times New Roman" w:eastAsia="FangSong" w:cs="Times New Roman"/>
-        </w:rPr>
-        <w:t>写箭头</w:t>
-      </w:r>
-    </w:p>
-    <w:p>
-      <w:pPr>
-        <w:pStyle w:val="Compact"/>
-        <w:numPr>
-          <w:ilvl w:val="2"/>
-          <w:numId w:val="1027"/>
-        </w:numPr>
-      </w:pPr>
-      <w:r>
-        <w:rPr>
-          <w:rFonts w:hint="eastAsia" w:ascii="Times New Roman" w:hAnsi="Times New Roman" w:eastAsia="FangSong" w:cs="Times New Roman"/>
-        </w:rPr>
-        <w:t xml:space="preserve">离子机理</w:t>
-      </w:r>
-      <w:r>
-        <w:rPr>
-          <w:rFonts w:ascii="Times New Roman" w:hAnsi="Times New Roman" w:eastAsia="Times New Roman" w:cs="Times New Roman"/>
-        </w:rPr>
-        <w:t xml:space="preserve"> → </w:t>
-      </w:r>
-      <w:r>
-        <w:rPr>
-          <w:rFonts w:hint="eastAsia" w:ascii="Times New Roman" w:hAnsi="Times New Roman" w:eastAsia="FangSong" w:cs="Times New Roman"/>
-        </w:rPr>
-        <w:t xml:space="preserve">双钩</w:t>
-      </w:r>
-      <w:r>
-        <w:rPr>
-          <w:rFonts w:ascii="Times New Roman" w:hAnsi="Times New Roman" w:eastAsia="Times New Roman" w:cs="Times New Roman"/>
-        </w:rPr>
-        <w:t xml:space="preserve"> ↷</w:t>
-      </w:r>
-    </w:p>
-    <w:p>
-      <w:pPr>
-        <w:pStyle w:val="Compact"/>
-        <w:numPr>
-          <w:ilvl w:val="2"/>
-          <w:numId w:val="1027"/>
-        </w:numPr>
-      </w:pPr>
-      <w:r>
-        <w:rPr>
-          <w:rFonts w:hint="eastAsia" w:ascii="Times New Roman" w:hAnsi="Times New Roman" w:eastAsia="FangSong" w:cs="Times New Roman"/>
-        </w:rPr>
-        <w:t xml:space="preserve">自由基</w:t>
-      </w:r>
-      <w:r>
-        <w:rPr>
-          <w:rFonts w:ascii="Times New Roman" w:hAnsi="Times New Roman" w:eastAsia="Times New Roman" w:cs="Times New Roman"/>
-        </w:rPr>
-        <w:t xml:space="preserve"> → </w:t>
-      </w:r>
-      <w:r>
-        <w:rPr>
-          <w:rFonts w:hint="eastAsia" w:ascii="Times New Roman" w:hAnsi="Times New Roman" w:eastAsia="FangSong" w:cs="Times New Roman"/>
-        </w:rPr>
-        <w:t xml:space="preserve">鱼钩</w:t>
-      </w:r>
-      <w:r>
-        <w:rPr>
-          <w:rFonts w:ascii="Times New Roman" w:hAnsi="Times New Roman" w:eastAsia="Times New Roman" w:cs="Times New Roman"/>
-        </w:rPr>
-        <w:t xml:space="preserve"> ⤳</w:t>
-      </w:r>
-    </w:p>
-    <w:p>
-      <w:pPr>
-        <w:pStyle w:val="Compact"/>
-        <w:numPr>
-          <w:ilvl w:val="2"/>
-          <w:numId w:val="1027"/>
         </w:numPr>
       </w:pPr>
       <w:r>
@@ -38163,7 +38326,7 @@
         <w:rPr>
           <w:rFonts w:hint="eastAsia" w:ascii="Times New Roman" w:hAnsi="Times New Roman" w:eastAsia="FangSong" w:cs="Times New Roman"/>
         </w:rPr>
-        <w:t>戊酮</w:t>
+        <w:t>丁酮</w:t>
       </w:r>
       <w:r>
         <w:rPr>
@@ -39142,7 +39305,7 @@
         <w:pStyle w:val="Compact"/>
         <w:numPr>
           <w:ilvl w:val="0"/>
-          <w:numId w:val="1028"/>
+          <w:numId w:val="1027"/>
         </w:numPr>
       </w:pPr>
       <w:r>
@@ -39211,7 +39374,7 @@
         <w:pStyle w:val="Compact"/>
         <w:numPr>
           <w:ilvl w:val="0"/>
-          <w:numId w:val="1028"/>
+          <w:numId w:val="1027"/>
         </w:numPr>
       </w:pPr>
       <w:r>
@@ -39292,7 +39455,7 @@
         <w:pStyle w:val="Compact"/>
         <w:numPr>
           <w:ilvl w:val="0"/>
-          <w:numId w:val="1028"/>
+          <w:numId w:val="1027"/>
         </w:numPr>
       </w:pPr>
       <w:r>
@@ -39403,7 +39566,7 @@
         <w:pStyle w:val="Compact"/>
         <w:numPr>
           <w:ilvl w:val="0"/>
-          <w:numId w:val="1028"/>
+          <w:numId w:val="1027"/>
         </w:numPr>
       </w:pPr>
       <w:r>
@@ -39472,7 +39635,7 @@
         <w:pStyle w:val="Compact"/>
         <w:numPr>
           <w:ilvl w:val="0"/>
-          <w:numId w:val="1028"/>
+          <w:numId w:val="1027"/>
         </w:numPr>
       </w:pPr>
       <w:r>
@@ -39565,7 +39728,7 @@
         <w:pStyle w:val="Compact"/>
         <w:numPr>
           <w:ilvl w:val="0"/>
-          <w:numId w:val="1028"/>
+          <w:numId w:val="1027"/>
         </w:numPr>
       </w:pPr>
       <w:r>
@@ -39652,7 +39815,7 @@
         <w:pStyle w:val="Compact"/>
         <w:numPr>
           <w:ilvl w:val="0"/>
-          <w:numId w:val="1028"/>
+          <w:numId w:val="1027"/>
         </w:numPr>
       </w:pPr>
       <w:r>
@@ -39745,7 +39908,7 @@
         <w:pStyle w:val="Compact"/>
         <w:numPr>
           <w:ilvl w:val="0"/>
-          <w:numId w:val="1028"/>
+          <w:numId w:val="1027"/>
         </w:numPr>
       </w:pPr>
       <w:r>
@@ -39838,7 +40001,7 @@
         <w:pStyle w:val="Compact"/>
         <w:numPr>
           <w:ilvl w:val="0"/>
-          <w:numId w:val="1028"/>
+          <w:numId w:val="1027"/>
         </w:numPr>
       </w:pPr>
       <w:r>
@@ -39931,7 +40094,7 @@
         <w:pStyle w:val="Compact"/>
         <w:numPr>
           <w:ilvl w:val="0"/>
-          <w:numId w:val="1028"/>
+          <w:numId w:val="1027"/>
         </w:numPr>
       </w:pPr>
       <w:r>
@@ -41226,34 +41389,7 @@
     <w:abstractNumId w:val="991"/>
   </w:num>
   <w:num w:numId="1022">
-    <w:abstractNumId w:val="99411"/>
-    <w:lvlOverride w:ilvl="0">
-      <w:startOverride w:val="1"/>
-    </w:lvlOverride>
-    <w:lvlOverride w:ilvl="1">
-      <w:startOverride w:val="1"/>
-    </w:lvlOverride>
-    <w:lvlOverride w:ilvl="2">
-      <w:startOverride w:val="1"/>
-    </w:lvlOverride>
-    <w:lvlOverride w:ilvl="3">
-      <w:startOverride w:val="1"/>
-    </w:lvlOverride>
-    <w:lvlOverride w:ilvl="4">
-      <w:startOverride w:val="1"/>
-    </w:lvlOverride>
-    <w:lvlOverride w:ilvl="5">
-      <w:startOverride w:val="1"/>
-    </w:lvlOverride>
-    <w:lvlOverride w:ilvl="6">
-      <w:startOverride w:val="1"/>
-    </w:lvlOverride>
-    <w:lvlOverride w:ilvl="7">
-      <w:startOverride w:val="1"/>
-    </w:lvlOverride>
-    <w:lvlOverride w:ilvl="8">
-      <w:startOverride w:val="1"/>
-    </w:lvlOverride>
+    <w:abstractNumId w:val="991"/>
   </w:num>
   <w:num w:numId="1023">
     <w:abstractNumId w:val="991"/>
@@ -41268,9 +41404,6 @@
     <w:abstractNumId w:val="991"/>
   </w:num>
   <w:num w:numId="1027">
-    <w:abstractNumId w:val="991"/>
-  </w:num>
-  <w:num w:numId="1028">
     <w:abstractNumId w:val="991"/>
   </w:num>
 </w:numbering>

--- a/06-学生侧材料/讲义/6-有机化学/活性中间体与反应机理基础.docx
+++ b/06-学生侧材料/讲义/6-有机化学/活性中间体与反应机理基础.docx
@@ -2175,14 +2175,16 @@
       <w:r>
         <w:rPr>
           <w:rFonts w:hint="eastAsia" w:ascii="Times New Roman" w:hAnsi="Times New Roman" w:eastAsia="FangSong" w:cs="Times New Roman"/>
-        </w:rPr>
-        <w:t>口诀</w:t>
-      </w:r>
-      <w:r>
-        <w:rPr>
-          <w:rFonts w:hint="eastAsia" w:ascii="Times New Roman" w:hAnsi="Times New Roman" w:eastAsia="Times New Roman" w:cs="Times New Roman"/>
-        </w:rPr>
-        <w:t>**：</w:t>
+          <w:b/>
+          <w:bCs/>
+        </w:rPr>
+        <w:t xml:space="preserve">口诀</w:t>
+      </w:r>
+      <w:r>
+        <w:rPr>
+          <w:rFonts w:hint="eastAsia" w:ascii="Times New Roman" w:hAnsi="Times New Roman" w:eastAsia="Times New Roman" w:cs="Times New Roman"/>
+        </w:rPr>
+        <w:t xml:space="preserve">：</w:t>
       </w:r>
       <w:r>
         <w:rPr>
@@ -9836,7 +9838,7 @@
                 <w:b/>
                 <w:bCs/>
               </w:rPr>
-              <w:t xml:space="preserve">NaH / 25°C </w:t>
+              <w:t xml:space="preserve">NaOEt/EtOH </w:t>
             </w:r>
             <w:r>
               <w:rPr>
@@ -9844,7 +9846,47 @@
                 <w:b/>
                 <w:bCs/>
               </w:rPr>
-              <w:t xml:space="preserve">或平衡条件</w:t>
+              <w:t>等可逆碱</w:t>
+            </w:r>
+            <w:r>
+              <w:rPr>
+                <w:rFonts w:hint="eastAsia" w:ascii="Times New Roman" w:hAnsi="Times New Roman" w:eastAsia="Times New Roman" w:cs="Times New Roman"/>
+                <w:b/>
+                <w:bCs/>
+              </w:rPr>
+              <w:t>、</w:t>
+            </w:r>
+            <w:r>
+              <w:rPr>
+                <w:rFonts w:hint="eastAsia" w:ascii="Times New Roman" w:hAnsi="Times New Roman" w:eastAsia="FangSong" w:cs="Times New Roman"/>
+                <w:b/>
+                <w:bCs/>
+              </w:rPr>
+              <w:t>温和加热</w:t>
+            </w:r>
+            <w:r>
+              <w:rPr>
+                <w:rFonts w:hint="eastAsia" w:ascii="Times New Roman" w:hAnsi="Times New Roman" w:eastAsia="Times New Roman" w:cs="Times New Roman"/>
+                <w:b/>
+                <w:bCs/>
+              </w:rPr>
+              <w:t>（</w:t>
+            </w:r>
+            <w:r>
+              <w:rPr>
+                <w:rFonts w:hint="eastAsia" w:ascii="Times New Roman" w:hAnsi="Times New Roman" w:eastAsia="FangSong" w:cs="Times New Roman"/>
+                <w:b/>
+                <w:bCs/>
+              </w:rPr>
+              <w:t>平衡条件</w:t>
+            </w:r>
+            <w:r>
+              <w:rPr>
+                <w:rFonts w:hint="eastAsia" w:ascii="Times New Roman" w:hAnsi="Times New Roman" w:eastAsia="Times New Roman" w:cs="Times New Roman"/>
+                <w:b/>
+                <w:bCs/>
+              </w:rPr>
+              <w:t>）</w:t>
             </w:r>
           </w:p>
         </w:tc>
@@ -9907,7 +9949,67 @@
               <w:rPr>
                 <w:rFonts w:hint="eastAsia" w:ascii="Times New Roman" w:hAnsi="Times New Roman" w:eastAsia="FangSong" w:cs="Times New Roman"/>
               </w:rPr>
-              <w:t xml:space="preserve">更稳定的烯醇</w:t>
+              <w:t>双键取代更多</w:t>
+            </w:r>
+            <w:r>
+              <w:rPr>
+                <w:rFonts w:hint="eastAsia" w:ascii="Times New Roman" w:hAnsi="Times New Roman" w:eastAsia="Times New Roman" w:cs="Times New Roman"/>
+              </w:rPr>
+              <w:t>、</w:t>
+            </w:r>
+            <w:r>
+              <w:rPr>
+                <w:rFonts w:hint="eastAsia" w:ascii="Times New Roman" w:hAnsi="Times New Roman" w:eastAsia="FangSong" w:cs="Times New Roman"/>
+              </w:rPr>
+              <w:t>更稳定</w:t>
+            </w:r>
+            <w:r>
+              <w:rPr>
+                <w:rFonts w:hint="eastAsia" w:ascii="Times New Roman" w:hAnsi="Times New Roman" w:eastAsia="Times New Roman" w:cs="Times New Roman"/>
+              </w:rPr>
+              <w:t>（NaH</w:t>
+            </w:r>
+            <w:r>
+              <w:rPr>
+                <w:rFonts w:ascii="Times New Roman" w:hAnsi="Times New Roman" w:eastAsia="Times New Roman" w:cs="Times New Roman"/>
+              </w:rPr>
+              <w:t xml:space="preserve"> </w:t>
+            </w:r>
+            <w:r>
+              <w:rPr>
+                <w:rFonts w:hint="eastAsia" w:ascii="Times New Roman" w:hAnsi="Times New Roman" w:eastAsia="FangSong" w:cs="Times New Roman"/>
+              </w:rPr>
+              <w:t>属不可逆强碱</w:t>
+            </w:r>
+            <w:r>
+              <w:rPr>
+                <w:rFonts w:hint="eastAsia" w:ascii="Times New Roman" w:hAnsi="Times New Roman" w:eastAsia="Times New Roman" w:cs="Times New Roman"/>
+              </w:rPr>
+              <w:t>，</w:t>
+            </w:r>
+            <w:r>
+              <w:rPr>
+                <w:rFonts w:hint="eastAsia" w:ascii="Times New Roman" w:hAnsi="Times New Roman" w:eastAsia="FangSong" w:cs="Times New Roman"/>
+              </w:rPr>
+              <w:t>只能定量生成烯醇负离子</w:t>
+            </w:r>
+            <w:r>
+              <w:rPr>
+                <w:rFonts w:hint="eastAsia" w:ascii="Times New Roman" w:hAnsi="Times New Roman" w:eastAsia="Times New Roman" w:cs="Times New Roman"/>
+              </w:rPr>
+              <w:t>，</w:t>
+            </w:r>
+            <w:r>
+              <w:rPr>
+                <w:rFonts w:hint="eastAsia" w:ascii="Times New Roman" w:hAnsi="Times New Roman" w:eastAsia="FangSong" w:cs="Times New Roman"/>
+              </w:rPr>
+              <w:t>不给平衡</w:t>
+            </w:r>
+            <w:r>
+              <w:rPr>
+                <w:rFonts w:hint="eastAsia" w:ascii="Times New Roman" w:hAnsi="Times New Roman" w:eastAsia="Times New Roman" w:cs="Times New Roman"/>
+              </w:rPr>
+              <w:t>）</w:t>
             </w:r>
           </w:p>
         </w:tc>
@@ -12417,7 +12519,7 @@
               <w:rPr>
                 <w:rFonts w:ascii="Times New Roman" w:hAnsi="Times New Roman" w:eastAsia="Times New Roman" w:cs="Times New Roman"/>
               </w:rPr>
-              <w:t xml:space="preserve">~102°</w:t>
+              <w:t xml:space="preserve">≈102°</w:t>
             </w:r>
           </w:p>
         </w:tc>
@@ -12432,7 +12534,7 @@
               <w:rPr>
                 <w:rFonts w:ascii="Times New Roman" w:hAnsi="Times New Roman" w:eastAsia="Times New Roman" w:cs="Times New Roman"/>
               </w:rPr>
-              <w:t xml:space="preserve">~130-150°</w:t>
+              <w:t xml:space="preserve">≈134°</w:t>
             </w:r>
           </w:p>
         </w:tc>
@@ -13383,14 +13485,16 @@
       <w:r>
         <w:rPr>
           <w:rFonts w:hint="eastAsia" w:ascii="Times New Roman" w:hAnsi="Times New Roman" w:eastAsia="FangSong" w:cs="Times New Roman"/>
-        </w:rPr>
-        <w:t>口诀</w:t>
-      </w:r>
-      <w:r>
-        <w:rPr>
-          <w:rFonts w:hint="eastAsia" w:ascii="Times New Roman" w:hAnsi="Times New Roman" w:eastAsia="Times New Roman" w:cs="Times New Roman"/>
-        </w:rPr>
-        <w:t>**：</w:t>
+          <w:b/>
+          <w:bCs/>
+        </w:rPr>
+        <w:t xml:space="preserve">口诀</w:t>
+      </w:r>
+      <w:r>
+        <w:rPr>
+          <w:rFonts w:hint="eastAsia" w:ascii="Times New Roman" w:hAnsi="Times New Roman" w:eastAsia="Times New Roman" w:cs="Times New Roman"/>
+        </w:rPr>
+        <w:t xml:space="preserve">：</w:t>
       </w:r>
       <w:r>
         <w:rPr>
@@ -15283,13 +15387,75 @@
         <w:rPr>
           <w:rFonts w:ascii="Times New Roman" w:hAnsi="Times New Roman" w:eastAsia="Times New Roman" w:cs="Times New Roman"/>
         </w:rPr>
-        <w:t xml:space="preserve"> E2cb </w:t>
-      </w:r>
-      <w:r>
-        <w:rPr>
-          <w:rFonts w:hint="eastAsia" w:ascii="Times New Roman" w:hAnsi="Times New Roman" w:eastAsia="FangSong" w:cs="Times New Roman"/>
-        </w:rPr>
-        <w:t>过程</w:t>
+        <w:t xml:space="preserve"> </w:t>
+      </w:r>
+      <w:r>
+        <w:rPr>
+          <w:rFonts w:ascii="Times New Roman" w:hAnsi="Times New Roman" w:eastAsia="Times New Roman" w:cs="Times New Roman"/>
+          <w:b/>
+          <w:bCs/>
+        </w:rPr>
+        <w:t xml:space="preserve">E1cb</w:t>
+      </w:r>
+      <w:r>
+        <w:rPr>
+          <w:rFonts w:hint="eastAsia" w:ascii="Times New Roman" w:hAnsi="Times New Roman" w:eastAsia="Times New Roman" w:cs="Times New Roman"/>
+        </w:rPr>
+        <w:t>（</w:t>
+      </w:r>
+      <w:r>
+        <w:rPr>
+          <w:rFonts w:hint="eastAsia" w:ascii="Times New Roman" w:hAnsi="Times New Roman" w:eastAsia="FangSong" w:cs="Times New Roman"/>
+        </w:rPr>
+        <w:t>共轭碱单分子消除</w:t>
+      </w:r>
+      <w:r>
+        <w:rPr>
+          <w:rFonts w:hint="eastAsia" w:ascii="Times New Roman" w:hAnsi="Times New Roman" w:eastAsia="Times New Roman" w:cs="Times New Roman"/>
+        </w:rPr>
+        <w:t>）——</w:t>
+      </w:r>
+      <w:r>
+        <w:rPr>
+          <w:rFonts w:hint="eastAsia" w:ascii="Times New Roman" w:hAnsi="Times New Roman" w:eastAsia="FangSong" w:cs="Times New Roman"/>
+        </w:rPr>
+        <w:t>先由碱夺取邻位</w:t>
+      </w:r>
+      <w:r>
+        <w:rPr>
+          <w:rFonts w:ascii="Times New Roman" w:hAnsi="Times New Roman" w:eastAsia="Times New Roman" w:cs="Times New Roman"/>
+        </w:rPr>
+        <w:t xml:space="preserve"> H </w:t>
+      </w:r>
+      <w:r>
+        <w:rPr>
+          <w:rFonts w:hint="eastAsia" w:ascii="Times New Roman" w:hAnsi="Times New Roman" w:eastAsia="FangSong" w:cs="Times New Roman"/>
+        </w:rPr>
+        <w:t>生成芳基负离子</w:t>
+      </w:r>
+      <w:r>
+        <w:rPr>
+          <w:rFonts w:hint="eastAsia" w:ascii="Times New Roman" w:hAnsi="Times New Roman" w:eastAsia="Times New Roman" w:cs="Times New Roman"/>
+        </w:rPr>
+        <w:t>（</w:t>
+      </w:r>
+      <w:r>
+        <w:rPr>
+          <w:rFonts w:hint="eastAsia" w:ascii="Times New Roman" w:hAnsi="Times New Roman" w:eastAsia="FangSong" w:cs="Times New Roman"/>
+        </w:rPr>
+        <w:t>共轭碱</w:t>
+      </w:r>
+      <w:r>
+        <w:rPr>
+          <w:rFonts w:hint="eastAsia" w:ascii="Times New Roman" w:hAnsi="Times New Roman" w:eastAsia="Times New Roman" w:cs="Times New Roman"/>
+        </w:rPr>
+        <w:t>），</w:t>
+      </w:r>
+      <w:r>
+        <w:rPr>
+          <w:rFonts w:hint="eastAsia" w:ascii="Times New Roman" w:hAnsi="Times New Roman" w:eastAsia="FangSong" w:cs="Times New Roman"/>
+        </w:rPr>
+        <w:t>再由该负离子推出卤素离去</w:t>
       </w:r>
       <w:r>
         <w:rPr>
@@ -15552,13 +15718,55 @@
         <w:rPr>
           <w:rFonts w:hint="eastAsia" w:ascii="Times New Roman" w:hAnsi="Times New Roman" w:eastAsia="Times New Roman" w:cs="Times New Roman"/>
         </w:rPr>
-        <w:t>：</w:t>
-      </w:r>
-      <w:r>
-        <w:rPr>
-          <w:rFonts w:hint="eastAsia" w:ascii="Times New Roman" w:hAnsi="Times New Roman" w:eastAsia="FangSong" w:cs="Times New Roman"/>
-        </w:rPr>
-        <w:t>角张力大</w:t>
+        <w:t xml:space="preserve">：sp</w:t>
+      </w:r>
+      <w:r>
+        <w:rPr>
+          <w:rFonts w:ascii="Times New Roman" w:hAnsi="Times New Roman" w:eastAsia="Times New Roman" w:cs="Times New Roman"/>
+        </w:rPr>
+        <w:t xml:space="preserve"> </w:t>
+      </w:r>
+      <w:r>
+        <w:rPr>
+          <w:rFonts w:hint="eastAsia" w:ascii="Times New Roman" w:hAnsi="Times New Roman" w:eastAsia="FangSong" w:cs="Times New Roman"/>
+        </w:rPr>
+        <w:t xml:space="preserve">杂化的炔碳要求</w:t>
+      </w:r>
+      <w:r>
+        <w:rPr>
+          <w:rFonts w:ascii="Times New Roman" w:hAnsi="Times New Roman" w:eastAsia="Times New Roman" w:cs="Times New Roman"/>
+        </w:rPr>
+        <w:t xml:space="preserve"> 180° </w:t>
+      </w:r>
+      <w:r>
+        <w:rPr>
+          <w:rFonts w:hint="eastAsia" w:ascii="Times New Roman" w:hAnsi="Times New Roman" w:eastAsia="FangSong" w:cs="Times New Roman"/>
+        </w:rPr>
+        <w:t>键角</w:t>
+      </w:r>
+      <w:r>
+        <w:rPr>
+          <w:rFonts w:hint="eastAsia" w:ascii="Times New Roman" w:hAnsi="Times New Roman" w:eastAsia="Times New Roman" w:cs="Times New Roman"/>
+        </w:rPr>
+        <w:t>，</w:t>
+      </w:r>
+      <w:r>
+        <w:rPr>
+          <w:rFonts w:hint="eastAsia" w:ascii="Times New Roman" w:hAnsi="Times New Roman" w:eastAsia="FangSong" w:cs="Times New Roman"/>
+        </w:rPr>
+        <w:t>却被六元环约</w:t>
+      </w:r>
+      <w:r>
+        <w:rPr>
+          <w:rFonts w:ascii="Times New Roman" w:hAnsi="Times New Roman" w:eastAsia="Times New Roman" w:cs="Times New Roman"/>
+        </w:rPr>
+        <w:t xml:space="preserve"> 120° </w:t>
+      </w:r>
+      <w:r>
+        <w:rPr>
+          <w:rFonts w:hint="eastAsia" w:ascii="Times New Roman" w:hAnsi="Times New Roman" w:eastAsia="FangSong" w:cs="Times New Roman"/>
+        </w:rPr>
+        <w:t>的内角强行压弯</w:t>
       </w:r>
       <w:r>
         <w:rPr>
@@ -15570,25 +15778,43 @@
         <w:rPr>
           <w:rFonts w:hint="eastAsia" w:ascii="Times New Roman" w:hAnsi="Times New Roman" w:eastAsia="FangSong" w:cs="Times New Roman"/>
         </w:rPr>
-        <w:t>六元环内要求</w:t>
-      </w:r>
-      <w:r>
-        <w:rPr>
-          <w:rFonts w:ascii="Times New Roman" w:hAnsi="Times New Roman" w:eastAsia="Times New Roman" w:cs="Times New Roman"/>
-        </w:rPr>
-        <w:t xml:space="preserve"> 180° </w:t>
-      </w:r>
-      <w:r>
-        <w:rPr>
-          <w:rFonts w:hint="eastAsia" w:ascii="Times New Roman" w:hAnsi="Times New Roman" w:eastAsia="FangSong" w:cs="Times New Roman"/>
-        </w:rPr>
-        <w:t>的炔键角</w:t>
-      </w:r>
-      <w:r>
-        <w:rPr>
-          <w:rFonts w:hint="eastAsia" w:ascii="Times New Roman" w:hAnsi="Times New Roman" w:eastAsia="Times New Roman" w:cs="Times New Roman"/>
-        </w:rPr>
-        <w:t>），</w:t>
+        <w:t>实测</w:t>
+      </w:r>
+      <w:r>
+        <w:rPr>
+          <w:rFonts w:ascii="Times New Roman" w:hAnsi="Times New Roman" w:eastAsia="Times New Roman" w:cs="Times New Roman"/>
+        </w:rPr>
+        <w:t xml:space="preserve"> C−C≡C </w:t>
+      </w:r>
+      <w:r>
+        <w:rPr>
+          <w:rFonts w:hint="eastAsia" w:ascii="Times New Roman" w:hAnsi="Times New Roman" w:eastAsia="FangSong" w:cs="Times New Roman"/>
+        </w:rPr>
+        <w:t xml:space="preserve">角约</w:t>
+      </w:r>
+      <w:r>
+        <w:rPr>
+          <w:rFonts w:ascii="Times New Roman" w:hAnsi="Times New Roman" w:eastAsia="Times New Roman" w:cs="Times New Roman"/>
+        </w:rPr>
+        <w:t xml:space="preserve"> </w:t>
+      </w:r>
+      <w:r>
+        <w:rPr>
+          <w:rFonts w:hint="eastAsia" w:ascii="Times New Roman" w:hAnsi="Times New Roman" w:eastAsia="Times New Roman" w:cs="Times New Roman"/>
+        </w:rPr>
+        <w:t>150°），</w:t>
+      </w:r>
+      <w:r>
+        <w:rPr>
+          <w:rFonts w:hint="eastAsia" w:ascii="Times New Roman" w:hAnsi="Times New Roman" w:eastAsia="FangSong" w:cs="Times New Roman"/>
+        </w:rPr>
+        <w:t>角张力极大</w:t>
+      </w:r>
+      <w:r>
+        <w:rPr>
+          <w:rFonts w:hint="eastAsia" w:ascii="Times New Roman" w:hAnsi="Times New Roman" w:eastAsia="Times New Roman" w:cs="Times New Roman"/>
+        </w:rPr>
+        <w:t>，</w:t>
       </w:r>
       <w:r>
         <w:rPr>
@@ -17512,67 +17738,6 @@
         <w:t>过渡态是不可分离的能量峰</w:t>
       </w:r>
     </w:p>
-    <w:p>
-      <w:pPr>
-        <w:pStyle w:val="BodyText"/>
-      </w:pPr>
-      <w:r>
-        <w:rPr>
-          <w:rFonts w:hint="eastAsia" w:ascii="Times New Roman" w:hAnsi="Times New Roman" w:eastAsia="FangSong" w:cs="Times New Roman"/>
-          <w:b/>
-          <w:bCs/>
-        </w:rPr>
-        <w:t xml:space="preserve">待补图</w:t>
-      </w:r>
-      <w:r>
-        <w:rPr>
-          <w:rFonts w:hint="eastAsia" w:ascii="Times New Roman" w:hAnsi="Times New Roman" w:eastAsia="Times New Roman" w:cs="Times New Roman"/>
-        </w:rPr>
-        <w:t>：</w:t>
-      </w:r>
-      <w:r>
-        <w:rPr>
-          <w:rFonts w:hint="eastAsia" w:ascii="Times New Roman" w:hAnsi="Times New Roman" w:eastAsia="FangSong" w:cs="Times New Roman"/>
-        </w:rPr>
-        <w:t>正式势能面图</w:t>
-      </w:r>
-      <w:r>
-        <w:rPr>
-          <w:rFonts w:hint="eastAsia" w:ascii="Times New Roman" w:hAnsi="Times New Roman" w:eastAsia="Times New Roman" w:cs="Times New Roman"/>
-        </w:rPr>
-        <w:t>（</w:t>
-      </w:r>
-      <w:r>
-        <w:rPr>
-          <w:rFonts w:hint="eastAsia" w:ascii="Times New Roman" w:hAnsi="Times New Roman" w:eastAsia="FangSong" w:cs="Times New Roman"/>
-        </w:rPr>
-        <w:t>可升级替换上方</w:t>
-      </w:r>
-      <w:r>
-        <w:rPr>
-          <w:rFonts w:ascii="Times New Roman" w:hAnsi="Times New Roman" w:eastAsia="Times New Roman" w:cs="Times New Roman"/>
-        </w:rPr>
-        <w:t xml:space="preserve"> </w:t>
-      </w:r>
-      <w:r>
-        <w:rPr>
-          <w:rFonts w:hint="eastAsia" w:ascii="Times New Roman" w:hAnsi="Times New Roman" w:eastAsia="Times New Roman" w:cs="Times New Roman"/>
-        </w:rPr>
-        <w:t>ASCII，</w:t>
-      </w:r>
-      <w:r>
-        <w:rPr>
-          <w:rFonts w:hint="eastAsia" w:ascii="Times New Roman" w:hAnsi="Times New Roman" w:eastAsia="FangSong" w:cs="Times New Roman"/>
-        </w:rPr>
-        <w:t>须用教材图源</w:t>
-      </w:r>
-      <w:r>
-        <w:rPr>
-          <w:rFonts w:hint="eastAsia" w:ascii="Times New Roman" w:hAnsi="Times New Roman" w:eastAsia="Times New Roman" w:cs="Times New Roman"/>
-        </w:rPr>
-        <w:t>）</w:t>
-      </w:r>
-    </w:p>
     <w:bookmarkEnd w:id="47"/>
     <w:bookmarkStart w:id="48" w:name="hammond-假说"/>
     <w:p>
@@ -18586,11 +18751,21 @@
         <w:rPr>
           <w:rFonts w:hint="eastAsia" w:ascii="Times New Roman" w:hAnsi="Times New Roman" w:eastAsia="Times New Roman" w:cs="Times New Roman"/>
         </w:rPr>
-        <w:t>）：1,2-</w:t>
-      </w:r>
-      <w:r>
-        <w:rPr>
-          <w:rFonts w:hint="eastAsia" w:ascii="Times New Roman" w:hAnsi="Times New Roman" w:eastAsia="FangSong" w:cs="Times New Roman"/>
+        <w:t>）：</w:t>
+      </w:r>
+      <w:r>
+        <w:rPr>
+          <w:rFonts w:hint="eastAsia" w:ascii="Times New Roman" w:hAnsi="Times New Roman" w:eastAsia="Times New Roman" w:cs="Times New Roman"/>
+          <w:b/>
+          <w:bCs/>
+        </w:rPr>
+        <w:t>1,2-</w:t>
+      </w:r>
+      <w:r>
+        <w:rPr>
+          <w:rFonts w:hint="eastAsia" w:ascii="Times New Roman" w:hAnsi="Times New Roman" w:eastAsia="FangSong" w:cs="Times New Roman"/>
+          <w:b/>
+          <w:bCs/>
         </w:rPr>
         <w:t>加成</w:t>
       </w:r>
@@ -18610,7 +18785,14 @@
         <w:rPr>
           <w:rFonts w:hint="eastAsia" w:ascii="Times New Roman" w:hAnsi="Times New Roman" w:eastAsia="Times New Roman" w:cs="Times New Roman"/>
         </w:rPr>
-        <w:t>，Ea</w:t>
+        <w:t>）：H</w:t>
+      </w:r>
+      <w:r>
+        <w:rPr>
+          <w:rFonts w:hint="eastAsia" w:ascii="Times New Roman" w:hAnsi="Times New Roman" w:eastAsia="Times New Roman" w:cs="Times New Roman"/>
+          <w:vertAlign w:val="superscript"/>
+        </w:rPr>
+        <w:t>+</w:t>
       </w:r>
       <w:r>
         <w:rPr>
@@ -18622,13 +18804,47 @@
         <w:rPr>
           <w:rFonts w:hint="eastAsia" w:ascii="Times New Roman" w:hAnsi="Times New Roman" w:eastAsia="FangSong" w:cs="Times New Roman"/>
         </w:rPr>
-        <w:t>更低</w:t>
-      </w:r>
-      <w:r>
-        <w:rPr>
-          <w:rFonts w:hint="eastAsia" w:ascii="Times New Roman" w:hAnsi="Times New Roman" w:eastAsia="Times New Roman" w:cs="Times New Roman"/>
-        </w:rPr>
-        <w:t>，Br</w:t>
+        <w:t xml:space="preserve">加在</w:t>
+      </w:r>
+      <w:r>
+        <w:rPr>
+          <w:rFonts w:ascii="Times New Roman" w:hAnsi="Times New Roman" w:eastAsia="Times New Roman" w:cs="Times New Roman"/>
+        </w:rPr>
+        <w:t xml:space="preserve"> C1、Br </w:t>
+      </w:r>
+      <w:r>
+        <w:rPr>
+          <w:rFonts w:hint="eastAsia" w:ascii="Times New Roman" w:hAnsi="Times New Roman" w:eastAsia="FangSong" w:cs="Times New Roman"/>
+        </w:rPr>
+        <w:t xml:space="preserve">落在</w:t>
+      </w:r>
+      <w:r>
+        <w:rPr>
+          <w:rFonts w:hint="eastAsia" w:ascii="Times New Roman" w:hAnsi="Times New Roman" w:eastAsia="FangSong" w:cs="Times New Roman"/>
+          <w:b/>
+          <w:bCs/>
+        </w:rPr>
+        <w:t xml:space="preserve">内侧</w:t>
+      </w:r>
+      <w:r>
+        <w:rPr>
+          <w:rFonts w:ascii="Times New Roman" w:hAnsi="Times New Roman" w:eastAsia="Times New Roman" w:cs="Times New Roman"/>
+          <w:b/>
+          <w:bCs/>
+        </w:rPr>
+        <w:t xml:space="preserve"> C2</w:t>
+      </w:r>
+      <w:r>
+        <w:rPr>
+          <w:rFonts w:hint="eastAsia" w:ascii="Times New Roman" w:hAnsi="Times New Roman" w:eastAsia="Times New Roman" w:cs="Times New Roman"/>
+        </w:rPr>
+        <w:t>，</w:t>
+      </w:r>
+      <w:r>
+        <w:rPr>
+          <w:rFonts w:hint="eastAsia" w:ascii="Times New Roman" w:hAnsi="Times New Roman" w:eastAsia="FangSong" w:cs="Times New Roman"/>
+        </w:rPr>
+        <w:t>得</w:t>
       </w:r>
       <w:r>
         <w:rPr>
@@ -18638,15 +18854,77 @@
       </w:r>
       <w:r>
         <w:rPr>
-          <w:rFonts w:hint="eastAsia" w:ascii="Times New Roman" w:hAnsi="Times New Roman" w:eastAsia="FangSong" w:cs="Times New Roman"/>
-        </w:rPr>
-        <w:t>在端位</w:t>
-      </w:r>
-      <w:r>
-        <w:rPr>
-          <w:rFonts w:hint="eastAsia" w:ascii="Times New Roman" w:hAnsi="Times New Roman" w:eastAsia="Times New Roman" w:cs="Times New Roman"/>
-        </w:rPr>
-        <w:t>）</w:t>
+          <w:rFonts w:hint="eastAsia" w:ascii="Times New Roman" w:hAnsi="Times New Roman" w:eastAsia="Times New Roman" w:cs="Times New Roman"/>
+        </w:rPr>
+        <w:t>CH</w:t>
+      </w:r>
+      <w:r>
+        <w:rPr>
+          <w:rFonts w:hint="eastAsia" w:ascii="Times New Roman" w:hAnsi="Times New Roman" w:eastAsia="Times New Roman" w:cs="Times New Roman"/>
+          <w:vertAlign w:val="subscript"/>
+        </w:rPr>
+        <w:t>3</w:t>
+      </w:r>
+      <w:r>
+        <w:rPr>
+          <w:rFonts w:hint="eastAsia" w:ascii="Times New Roman" w:hAnsi="Times New Roman" w:eastAsia="Times New Roman" w:cs="Times New Roman"/>
+        </w:rPr>
+        <w:t>−CHBr−CH=CH</w:t>
+      </w:r>
+      <w:r>
+        <w:rPr>
+          <w:rFonts w:hint="eastAsia" w:ascii="Times New Roman" w:hAnsi="Times New Roman" w:eastAsia="Times New Roman" w:cs="Times New Roman"/>
+          <w:vertAlign w:val="subscript"/>
+        </w:rPr>
+        <w:t>2</w:t>
+      </w:r>
+      <w:r>
+        <w:rPr>
+          <w:rFonts w:hint="eastAsia" w:ascii="Times New Roman" w:hAnsi="Times New Roman" w:eastAsia="Times New Roman" w:cs="Times New Roman"/>
+        </w:rPr>
+        <w:t>（</w:t>
+      </w:r>
+      <w:r>
+        <w:rPr>
+          <w:rFonts w:hint="eastAsia" w:ascii="Times New Roman" w:hAnsi="Times New Roman" w:eastAsia="FangSong" w:cs="Times New Roman"/>
+        </w:rPr>
+        <w:t>保留末端单取代双键</w:t>
+      </w:r>
+      <w:r>
+        <w:rPr>
+          <w:rFonts w:hint="eastAsia" w:ascii="Times New Roman" w:hAnsi="Times New Roman" w:eastAsia="Times New Roman" w:cs="Times New Roman"/>
+        </w:rPr>
+        <w:t>）。</w:t>
+      </w:r>
+      <w:r>
+        <w:rPr>
+          <w:rFonts w:hint="eastAsia" w:ascii="Times New Roman" w:hAnsi="Times New Roman" w:eastAsia="FangSong" w:cs="Times New Roman"/>
+        </w:rPr>
+        <w:t>判据</w:t>
+      </w:r>
+      <w:r>
+        <w:rPr>
+          <w:rFonts w:hint="eastAsia" w:ascii="Times New Roman" w:hAnsi="Times New Roman" w:eastAsia="Times New Roman" w:cs="Times New Roman"/>
+        </w:rPr>
+        <w:t>：</w:t>
+      </w:r>
+      <w:r>
+        <w:rPr>
+          <w:rFonts w:hint="eastAsia" w:ascii="Times New Roman" w:hAnsi="Times New Roman" w:eastAsia="FangSong" w:cs="Times New Roman"/>
+        </w:rPr>
+        <w:t>质子化后形成的烯丙基正离子</w:t>
+      </w:r>
+      <w:r>
+        <w:rPr>
+          <w:rFonts w:hint="eastAsia" w:ascii="Times New Roman" w:hAnsi="Times New Roman" w:eastAsia="Times New Roman" w:cs="Times New Roman"/>
+        </w:rPr>
+        <w:t>，</w:t>
+      </w:r>
+      <w:r>
+        <w:rPr>
+          <w:rFonts w:hint="eastAsia" w:ascii="Times New Roman" w:hAnsi="Times New Roman" w:eastAsia="FangSong" w:cs="Times New Roman"/>
+        </w:rPr>
+        <w:t>正电荷主要分布在</w:t>
       </w:r>
       <w:r>
         <w:rPr>
@@ -18656,6 +18934,85 @@
       </w:r>
       <w:r>
         <w:rPr>
+          <w:rFonts w:hint="eastAsia" w:ascii="Times New Roman" w:hAnsi="Times New Roman" w:eastAsia="Times New Roman" w:cs="Times New Roman"/>
+        </w:rPr>
+        <w:t>C2（2°）</w:t>
+      </w:r>
+      <w:r>
+        <w:rPr>
+          <w:rFonts w:hint="eastAsia" w:ascii="Times New Roman" w:hAnsi="Times New Roman" w:eastAsia="FangSong" w:cs="Times New Roman"/>
+        </w:rPr>
+        <w:t>而非</w:t>
+      </w:r>
+      <w:r>
+        <w:rPr>
+          <w:rFonts w:ascii="Times New Roman" w:hAnsi="Times New Roman" w:eastAsia="Times New Roman" w:cs="Times New Roman"/>
+        </w:rPr>
+        <w:t xml:space="preserve"> </w:t>
+      </w:r>
+      <w:r>
+        <w:rPr>
+          <w:rFonts w:hint="eastAsia" w:ascii="Times New Roman" w:hAnsi="Times New Roman" w:eastAsia="Times New Roman" w:cs="Times New Roman"/>
+        </w:rPr>
+        <w:t xml:space="preserve">C4（1°），C2</w:t>
+      </w:r>
+      <w:r>
+        <w:rPr>
+          <w:rFonts w:ascii="Times New Roman" w:hAnsi="Times New Roman" w:eastAsia="Times New Roman" w:cs="Times New Roman"/>
+        </w:rPr>
+        <w:t xml:space="preserve"> </w:t>
+      </w:r>
+      <w:r>
+        <w:rPr>
+          <w:rFonts w:hint="eastAsia" w:ascii="Times New Roman" w:hAnsi="Times New Roman" w:eastAsia="FangSong" w:cs="Times New Roman"/>
+        </w:rPr>
+        <w:t>亲电性更强</w:t>
+      </w:r>
+      <w:r>
+        <w:rPr>
+          <w:rFonts w:hint="eastAsia" w:ascii="Times New Roman" w:hAnsi="Times New Roman" w:eastAsia="Times New Roman" w:cs="Times New Roman"/>
+        </w:rPr>
+        <w:t>、</w:t>
+      </w:r>
+      <w:r>
+        <w:rPr>
+          <w:rFonts w:hint="eastAsia" w:ascii="Times New Roman" w:hAnsi="Times New Roman" w:eastAsia="FangSong" w:cs="Times New Roman"/>
+        </w:rPr>
+        <w:t>被</w:t>
+      </w:r>
+      <w:r>
+        <w:rPr>
+          <w:rFonts w:ascii="Times New Roman" w:hAnsi="Times New Roman" w:eastAsia="Times New Roman" w:cs="Times New Roman"/>
+        </w:rPr>
+        <w:t xml:space="preserve"> Br</w:t>
+      </w:r>
+      <w:r>
+        <w:rPr>
+          <w:rFonts w:ascii="Times New Roman" w:hAnsi="Times New Roman" w:eastAsia="Times New Roman" w:cs="Times New Roman"/>
+          <w:vertAlign w:val="superscript"/>
+        </w:rPr>
+        <w:t>-</w:t>
+      </w:r>
+      <w:r>
+        <w:rPr>
+          <w:rFonts w:ascii="Times New Roman" w:hAnsi="Times New Roman" w:eastAsia="Times New Roman" w:cs="Times New Roman"/>
+        </w:rPr>
+        <w:t xml:space="preserve"> </w:t>
+      </w:r>
+      <w:r>
+        <w:rPr>
+          <w:rFonts w:hint="eastAsia" w:ascii="Times New Roman" w:hAnsi="Times New Roman" w:eastAsia="FangSong" w:cs="Times New Roman"/>
+        </w:rPr>
+        <w:t xml:space="preserve">进攻的活化能更低</w:t>
+      </w:r>
+      <w:r>
+        <w:rPr>
+          <w:rFonts w:ascii="Times New Roman" w:hAnsi="Times New Roman" w:eastAsia="Times New Roman" w:cs="Times New Roman"/>
+        </w:rPr>
+        <w:t xml:space="preserve"> </w:t>
+      </w:r>
+      <w:r>
+        <w:rPr>
           <w:rFonts w:ascii="Times New Roman" w:hAnsi="Times New Roman" w:eastAsia="Times New Roman" w:cs="Times New Roman"/>
         </w:rPr>
         <w:t xml:space="preserve">- </w:t>
@@ -18676,11 +19033,21 @@
         <w:rPr>
           <w:rFonts w:hint="eastAsia" w:ascii="Times New Roman" w:hAnsi="Times New Roman" w:eastAsia="Times New Roman" w:cs="Times New Roman"/>
         </w:rPr>
-        <w:t>）：1,4-</w:t>
-      </w:r>
-      <w:r>
-        <w:rPr>
-          <w:rFonts w:hint="eastAsia" w:ascii="Times New Roman" w:hAnsi="Times New Roman" w:eastAsia="FangSong" w:cs="Times New Roman"/>
+        <w:t>）：</w:t>
+      </w:r>
+      <w:r>
+        <w:rPr>
+          <w:rFonts w:hint="eastAsia" w:ascii="Times New Roman" w:hAnsi="Times New Roman" w:eastAsia="Times New Roman" w:cs="Times New Roman"/>
+          <w:b/>
+          <w:bCs/>
+        </w:rPr>
+        <w:t>1,4-</w:t>
+      </w:r>
+      <w:r>
+        <w:rPr>
+          <w:rFonts w:hint="eastAsia" w:ascii="Times New Roman" w:hAnsi="Times New Roman" w:eastAsia="FangSong" w:cs="Times New Roman"/>
+          <w:b/>
+          <w:bCs/>
         </w:rPr>
         <w:t>加成</w:t>
       </w:r>
@@ -18700,31 +19067,203 @@
         <w:rPr>
           <w:rFonts w:hint="eastAsia" w:ascii="Times New Roman" w:hAnsi="Times New Roman" w:eastAsia="Times New Roman" w:cs="Times New Roman"/>
         </w:rPr>
+        <w:t>）：Br</w:t>
+      </w:r>
+      <w:r>
+        <w:rPr>
+          <w:rFonts w:ascii="Times New Roman" w:hAnsi="Times New Roman" w:eastAsia="Times New Roman" w:cs="Times New Roman"/>
+        </w:rPr>
+        <w:t xml:space="preserve"> </w:t>
+      </w:r>
+      <w:r>
+        <w:rPr>
+          <w:rFonts w:hint="eastAsia" w:ascii="Times New Roman" w:hAnsi="Times New Roman" w:eastAsia="FangSong" w:cs="Times New Roman"/>
+        </w:rPr>
+        <w:t xml:space="preserve">落在</w:t>
+      </w:r>
+      <w:r>
+        <w:rPr>
+          <w:rFonts w:hint="eastAsia" w:ascii="Times New Roman" w:hAnsi="Times New Roman" w:eastAsia="FangSong" w:cs="Times New Roman"/>
+          <w:b/>
+          <w:bCs/>
+        </w:rPr>
+        <w:t xml:space="preserve">链端</w:t>
+      </w:r>
+      <w:r>
+        <w:rPr>
+          <w:rFonts w:ascii="Times New Roman" w:hAnsi="Times New Roman" w:eastAsia="Times New Roman" w:cs="Times New Roman"/>
+          <w:b/>
+          <w:bCs/>
+        </w:rPr>
+        <w:t xml:space="preserve"> C4</w:t>
+      </w:r>
+      <w:r>
+        <w:rPr>
+          <w:rFonts w:hint="eastAsia" w:ascii="Times New Roman" w:hAnsi="Times New Roman" w:eastAsia="Times New Roman" w:cs="Times New Roman"/>
+        </w:rPr>
         <w:t>，</w:t>
       </w:r>
       <w:r>
         <w:rPr>
           <w:rFonts w:hint="eastAsia" w:ascii="Times New Roman" w:hAnsi="Times New Roman" w:eastAsia="FangSong" w:cs="Times New Roman"/>
         </w:rPr>
+        <w:t>双键移到</w:t>
+      </w:r>
+      <w:r>
+        <w:rPr>
+          <w:rFonts w:ascii="Times New Roman" w:hAnsi="Times New Roman" w:eastAsia="Times New Roman" w:cs="Times New Roman"/>
+        </w:rPr>
+        <w:t xml:space="preserve"> </w:t>
+      </w:r>
+      <w:r>
+        <w:rPr>
+          <w:rFonts w:hint="eastAsia" w:ascii="Times New Roman" w:hAnsi="Times New Roman" w:eastAsia="Times New Roman" w:cs="Times New Roman"/>
+        </w:rPr>
+        <w:t>C2=C3，</w:t>
+      </w:r>
+      <w:r>
+        <w:rPr>
+          <w:rFonts w:hint="eastAsia" w:ascii="Times New Roman" w:hAnsi="Times New Roman" w:eastAsia="FangSong" w:cs="Times New Roman"/>
+        </w:rPr>
+        <w:t>得</w:t>
+      </w:r>
+      <w:r>
+        <w:rPr>
+          <w:rFonts w:ascii="Times New Roman" w:hAnsi="Times New Roman" w:eastAsia="Times New Roman" w:cs="Times New Roman"/>
+        </w:rPr>
+        <w:t xml:space="preserve"> </w:t>
+      </w:r>
+      <w:r>
+        <w:rPr>
+          <w:rFonts w:hint="eastAsia" w:ascii="Times New Roman" w:hAnsi="Times New Roman" w:eastAsia="Times New Roman" w:cs="Times New Roman"/>
+        </w:rPr>
+        <w:t>CH</w:t>
+      </w:r>
+      <w:r>
+        <w:rPr>
+          <w:rFonts w:hint="eastAsia" w:ascii="Times New Roman" w:hAnsi="Times New Roman" w:eastAsia="Times New Roman" w:cs="Times New Roman"/>
+          <w:vertAlign w:val="subscript"/>
+        </w:rPr>
+        <w:t>3</w:t>
+      </w:r>
+      <w:r>
+        <w:rPr>
+          <w:rFonts w:hint="eastAsia" w:ascii="Times New Roman" w:hAnsi="Times New Roman" w:eastAsia="Times New Roman" w:cs="Times New Roman"/>
+        </w:rPr>
+        <w:t>−CH=CH−CH</w:t>
+      </w:r>
+      <w:r>
+        <w:rPr>
+          <w:rFonts w:hint="eastAsia" w:ascii="Times New Roman" w:hAnsi="Times New Roman" w:eastAsia="Times New Roman" w:cs="Times New Roman"/>
+          <w:vertAlign w:val="subscript"/>
+        </w:rPr>
+        <w:t>2</w:t>
+      </w:r>
+      <w:r>
+        <w:rPr>
+          <w:rFonts w:hint="eastAsia" w:ascii="Times New Roman" w:hAnsi="Times New Roman" w:eastAsia="Times New Roman" w:cs="Times New Roman"/>
+        </w:rPr>
+        <w:t>Br，</w:t>
+      </w:r>
+      <w:r>
+        <w:rPr>
+          <w:rFonts w:hint="eastAsia" w:ascii="Times New Roman" w:hAnsi="Times New Roman" w:eastAsia="FangSong" w:cs="Times New Roman"/>
+        </w:rPr>
+        <w:t>是</w:t>
+      </w:r>
+      <w:r>
+        <w:rPr>
+          <w:rFonts w:hint="eastAsia" w:ascii="Times New Roman" w:hAnsi="Times New Roman" w:eastAsia="FangSong" w:cs="Times New Roman"/>
+          <w:b/>
+          <w:bCs/>
+        </w:rPr>
+        <w:t xml:space="preserve">二取代内烯烃</w:t>
+      </w:r>
+      <w:r>
+        <w:rPr>
+          <w:rFonts w:hint="eastAsia" w:ascii="Times New Roman" w:hAnsi="Times New Roman" w:eastAsia="Times New Roman" w:cs="Times New Roman"/>
+        </w:rPr>
+        <w:t>（</w:t>
+      </w:r>
+      <w:r>
+        <w:rPr>
+          <w:rFonts w:hint="eastAsia" w:ascii="Times New Roman" w:hAnsi="Times New Roman" w:eastAsia="FangSong" w:cs="Times New Roman"/>
+        </w:rPr>
+        <w:t>取代基更多</w:t>
+      </w:r>
+      <w:r>
+        <w:rPr>
+          <w:rFonts w:hint="eastAsia" w:ascii="Times New Roman" w:hAnsi="Times New Roman" w:eastAsia="Times New Roman" w:cs="Times New Roman"/>
+        </w:rPr>
+        <w:t>、</w:t>
+      </w:r>
+      <w:r>
+        <w:rPr>
+          <w:rFonts w:hint="eastAsia" w:ascii="Times New Roman" w:hAnsi="Times New Roman" w:eastAsia="FangSong" w:cs="Times New Roman"/>
+        </w:rPr>
         <w:t>更稳定</w:t>
       </w:r>
       <w:r>
         <w:rPr>
           <w:rFonts w:hint="eastAsia" w:ascii="Times New Roman" w:hAnsi="Times New Roman" w:eastAsia="Times New Roman" w:cs="Times New Roman"/>
         </w:rPr>
+        <w:t>）。</w:t>
+      </w:r>
+      <w:r>
+        <w:rPr>
+          <w:rFonts w:hint="eastAsia" w:ascii="Times New Roman" w:hAnsi="Times New Roman" w:eastAsia="FangSong" w:cs="Times New Roman"/>
+        </w:rPr>
+        <w:t>判据</w:t>
+      </w:r>
+      <w:r>
+        <w:rPr>
+          <w:rFonts w:hint="eastAsia" w:ascii="Times New Roman" w:hAnsi="Times New Roman" w:eastAsia="Times New Roman" w:cs="Times New Roman"/>
+        </w:rPr>
+        <w:t>：</w:t>
+      </w:r>
+      <w:r>
+        <w:rPr>
+          <w:rFonts w:hint="eastAsia" w:ascii="Times New Roman" w:hAnsi="Times New Roman" w:eastAsia="FangSong" w:cs="Times New Roman"/>
+        </w:rPr>
+        <w:t>高温下加成可逆</w:t>
+      </w:r>
+      <w:r>
+        <w:rPr>
+          <w:rFonts w:hint="eastAsia" w:ascii="Times New Roman" w:hAnsi="Times New Roman" w:eastAsia="Times New Roman" w:cs="Times New Roman"/>
+        </w:rPr>
         <w:t>，</w:t>
       </w:r>
       <w:r>
         <w:rPr>
           <w:rFonts w:hint="eastAsia" w:ascii="Times New Roman" w:hAnsi="Times New Roman" w:eastAsia="FangSong" w:cs="Times New Roman"/>
         </w:rPr>
-        <w:t>双键共轭</w:t>
-      </w:r>
-      <w:r>
-        <w:rPr>
-          <w:rFonts w:hint="eastAsia" w:ascii="Times New Roman" w:hAnsi="Times New Roman" w:eastAsia="Times New Roman" w:cs="Times New Roman"/>
-        </w:rPr>
-        <w:t>）</w:t>
+        <w:t>产物分布由</w:t>
+      </w:r>
+      <w:r>
+        <w:rPr>
+          <w:rFonts w:hint="eastAsia" w:ascii="Times New Roman" w:hAnsi="Times New Roman" w:eastAsia="FangSong" w:cs="Times New Roman"/>
+          <w:b/>
+          <w:bCs/>
+        </w:rPr>
+        <w:t xml:space="preserve">烯烃本身的稳定性</w:t>
+      </w:r>
+      <w:r>
+        <w:rPr>
+          <w:rFonts w:hint="eastAsia" w:ascii="Times New Roman" w:hAnsi="Times New Roman" w:eastAsia="FangSong" w:cs="Times New Roman"/>
+        </w:rPr>
+        <w:t>决定</w:t>
+      </w:r>
+      <w:r>
+        <w:rPr>
+          <w:rFonts w:hint="eastAsia" w:ascii="Times New Roman" w:hAnsi="Times New Roman" w:eastAsia="Times New Roman" w:cs="Times New Roman"/>
+        </w:rPr>
+        <w:t>，</w:t>
+      </w:r>
+      <w:r>
+        <w:rPr>
+          <w:rFonts w:hint="eastAsia" w:ascii="Times New Roman" w:hAnsi="Times New Roman" w:eastAsia="FangSong" w:cs="Times New Roman"/>
+        </w:rPr>
+        <w:t>而非活化能</w:t>
       </w:r>
     </w:p>
     <w:p>
@@ -23478,7 +24017,7 @@
         <w:rPr>
           <w:rFonts w:hint="eastAsia" w:ascii="Times New Roman" w:hAnsi="Times New Roman" w:eastAsia="FangSong" w:cs="Times New Roman"/>
         </w:rPr>
-        <w:t>因为</w:t>
+        <w:t>关键在于</w:t>
       </w:r>
       <w:r>
         <w:rPr>
@@ -23490,13 +24029,21 @@
         <w:rPr>
           <w:rFonts w:hint="eastAsia" w:ascii="Times New Roman" w:hAnsi="Times New Roman" w:eastAsia="FangSong" w:cs="Times New Roman"/>
         </w:rPr>
-        <w:t>进攻双键的位点决定</w:t>
-      </w:r>
-      <w:r>
-        <w:rPr>
-          <w:rFonts w:hint="eastAsia" w:ascii="Times New Roman" w:hAnsi="Times New Roman" w:eastAsia="Times New Roman" w:cs="Times New Roman"/>
-        </w:rPr>
-        <w:t>——Br</w:t>
+        <w:t xml:space="preserve">的</w:t>
+      </w:r>
+      <w:r>
+        <w:rPr>
+          <w:rFonts w:hint="eastAsia" w:ascii="Times New Roman" w:hAnsi="Times New Roman" w:eastAsia="FangSong" w:cs="Times New Roman"/>
+          <w:b/>
+          <w:bCs/>
+        </w:rPr>
+        <w:t xml:space="preserve">落点</w:t>
+      </w:r>
+      <w:r>
+        <w:rPr>
+          <w:rFonts w:hint="eastAsia" w:ascii="Times New Roman" w:hAnsi="Times New Roman" w:eastAsia="Times New Roman" w:cs="Times New Roman"/>
+        </w:rPr>
+        <w:t xml:space="preserve">：Br·</w:t>
       </w:r>
       <w:r>
         <w:rPr>
@@ -23532,23 +24079,56 @@
           <w:b/>
           <w:bCs/>
         </w:rPr>
-        <w:t xml:space="preserve">少的</w:t>
-      </w:r>
-      <w:r>
-        <w:rPr>
-          <w:rFonts w:ascii="Times New Roman" w:hAnsi="Times New Roman" w:eastAsia="Times New Roman" w:cs="Times New Roman"/>
-          <w:b/>
-          <w:bCs/>
-        </w:rPr>
-        <w:t xml:space="preserve"> C </w:t>
-      </w:r>
-      <w:r>
-        <w:rPr>
-          <w:rFonts w:hint="eastAsia" w:ascii="Times New Roman" w:hAnsi="Times New Roman" w:eastAsia="FangSong" w:cs="Times New Roman"/>
-          <w:b/>
-          <w:bCs/>
-        </w:rPr>
-        <w:t xml:space="preserve">上</w:t>
+        <w:t>多的一端</w:t>
+      </w:r>
+      <w:r>
+        <w:rPr>
+          <w:rFonts w:hint="eastAsia" w:ascii="Times New Roman" w:hAnsi="Times New Roman" w:eastAsia="Times New Roman" w:cs="Times New Roman"/>
+          <w:b/>
+          <w:bCs/>
+        </w:rPr>
+        <w:t>（</w:t>
+      </w:r>
+      <w:r>
+        <w:rPr>
+          <w:rFonts w:hint="eastAsia" w:ascii="Times New Roman" w:hAnsi="Times New Roman" w:eastAsia="FangSong" w:cs="Times New Roman"/>
+          <w:b/>
+          <w:bCs/>
+        </w:rPr>
+        <w:t>末端</w:t>
+      </w:r>
+      <w:r>
+        <w:rPr>
+          <w:rFonts w:ascii="Times New Roman" w:hAnsi="Times New Roman" w:eastAsia="Times New Roman" w:cs="Times New Roman"/>
+          <w:b/>
+          <w:bCs/>
+        </w:rPr>
+        <w:t xml:space="preserve"> </w:t>
+      </w:r>
+      <w:r>
+        <w:rPr>
+          <w:rFonts w:hint="eastAsia" w:ascii="Times New Roman" w:hAnsi="Times New Roman" w:eastAsia="Times New Roman" w:cs="Times New Roman"/>
+          <w:b/>
+          <w:bCs/>
+        </w:rPr>
+        <w:t>CH</w:t>
+      </w:r>
+      <w:r>
+        <w:rPr>
+          <w:rFonts w:hint="eastAsia" w:ascii="Times New Roman" w:hAnsi="Times New Roman" w:eastAsia="Times New Roman" w:cs="Times New Roman"/>
+          <w:b/>
+          <w:bCs/>
+          <w:vertAlign w:val="subscript"/>
+        </w:rPr>
+        <w:t>2</w:t>
+      </w:r>
+      <w:r>
+        <w:rPr>
+          <w:rFonts w:hint="eastAsia" w:ascii="Times New Roman" w:hAnsi="Times New Roman" w:eastAsia="Times New Roman" w:cs="Times New Roman"/>
+          <w:b/>
+          <w:bCs/>
+        </w:rPr>
+        <w:t>）</w:t>
       </w:r>
       <w:r>
         <w:rPr>
@@ -23560,7 +24140,33 @@
         <w:rPr>
           <w:rFonts w:hint="eastAsia" w:ascii="Times New Roman" w:hAnsi="Times New Roman" w:eastAsia="FangSong" w:cs="Times New Roman"/>
         </w:rPr>
-        <w:t>生成更稳定的</w:t>
+        <w:t>未成对电子则落在</w:t>
+      </w:r>
+      <w:r>
+        <w:rPr>
+          <w:rFonts w:hint="eastAsia" w:ascii="Times New Roman" w:hAnsi="Times New Roman" w:eastAsia="FangSong" w:cs="Times New Roman"/>
+          <w:b/>
+          <w:bCs/>
+        </w:rPr>
+        <w:t xml:space="preserve">取代更多的内侧碳</w:t>
+      </w:r>
+      <w:r>
+        <w:rPr>
+          <w:rFonts w:hint="eastAsia" w:ascii="Times New Roman" w:hAnsi="Times New Roman" w:eastAsia="FangSong" w:cs="Times New Roman"/>
+        </w:rPr>
+        <w:t>上</w:t>
+      </w:r>
+      <w:r>
+        <w:rPr>
+          <w:rFonts w:hint="eastAsia" w:ascii="Times New Roman" w:hAnsi="Times New Roman" w:eastAsia="Times New Roman" w:cs="Times New Roman"/>
+        </w:rPr>
+        <w:t>，</w:t>
+      </w:r>
+      <w:r>
+        <w:rPr>
+          <w:rFonts w:hint="eastAsia" w:ascii="Times New Roman" w:hAnsi="Times New Roman" w:eastAsia="FangSong" w:cs="Times New Roman"/>
+        </w:rPr>
+        <w:t>生成</w:t>
       </w:r>
       <w:r>
         <w:rPr>
@@ -23572,7 +24178,7 @@
         <w:rPr>
           <w:rFonts w:hint="eastAsia" w:ascii="Times New Roman" w:hAnsi="Times New Roman" w:eastAsia="FangSong" w:cs="Times New Roman"/>
         </w:rPr>
-        <w:t>自由基中间体</w:t>
+        <w:t>自由基</w:t>
       </w:r>
       <w:r>
         <w:rPr>
@@ -23596,13 +24202,25 @@
         <w:rPr>
           <w:rFonts w:hint="eastAsia" w:ascii="Times New Roman" w:hAnsi="Times New Roman" w:eastAsia="Times New Roman" w:cs="Times New Roman"/>
         </w:rPr>
-        <w:t>1°），</w:t>
-      </w:r>
-      <w:r>
-        <w:rPr>
-          <w:rFonts w:hint="eastAsia" w:ascii="Times New Roman" w:hAnsi="Times New Roman" w:eastAsia="FangSong" w:cs="Times New Roman"/>
-        </w:rPr>
-        <w:t>后续从</w:t>
+        <w:t>1°）——</w:t>
+      </w:r>
+      <w:r>
+        <w:rPr>
+          <w:rFonts w:hint="eastAsia" w:ascii="Times New Roman" w:hAnsi="Times New Roman" w:eastAsia="FangSong" w:cs="Times New Roman"/>
+        </w:rPr>
+        <w:t>正是这个稳定性差别决定了加成方向</w:t>
+      </w:r>
+      <w:r>
+        <w:rPr>
+          <w:rFonts w:hint="eastAsia" w:ascii="Times New Roman" w:hAnsi="Times New Roman" w:eastAsia="Times New Roman" w:cs="Times New Roman"/>
+        </w:rPr>
+        <w:t>，</w:t>
+      </w:r>
+      <w:r>
+        <w:rPr>
+          <w:rFonts w:hint="eastAsia" w:ascii="Times New Roman" w:hAnsi="Times New Roman" w:eastAsia="FangSong" w:cs="Times New Roman"/>
+        </w:rPr>
+        <w:t>随后该自由基从</w:t>
       </w:r>
       <w:r>
         <w:rPr>
@@ -23620,7 +24238,159 @@
         <w:rPr>
           <w:rFonts w:hint="eastAsia" w:ascii="Times New Roman" w:hAnsi="Times New Roman" w:eastAsia="Times New Roman" w:cs="Times New Roman"/>
         </w:rPr>
-        <w:t>。</w:t>
+        <w:t>。（</w:t>
+      </w:r>
+      <w:r>
+        <w:rPr>
+          <w:rFonts w:hint="eastAsia" w:ascii="Times New Roman" w:hAnsi="Times New Roman" w:eastAsia="FangSong" w:cs="Times New Roman"/>
+        </w:rPr>
+        <w:t>对照</w:t>
+      </w:r>
+      <w:r>
+        <w:rPr>
+          <w:rFonts w:hint="eastAsia" w:ascii="Times New Roman" w:hAnsi="Times New Roman" w:eastAsia="Times New Roman" w:cs="Times New Roman"/>
+        </w:rPr>
+        <w:t>：</w:t>
+      </w:r>
+      <w:r>
+        <w:rPr>
+          <w:rFonts w:hint="eastAsia" w:ascii="Times New Roman" w:hAnsi="Times New Roman" w:eastAsia="FangSong" w:cs="Times New Roman"/>
+        </w:rPr>
+        <w:t>极性机理中</w:t>
+      </w:r>
+      <w:r>
+        <w:rPr>
+          <w:rFonts w:ascii="Times New Roman" w:hAnsi="Times New Roman" w:eastAsia="Times New Roman" w:cs="Times New Roman"/>
+        </w:rPr>
+        <w:t xml:space="preserve"> H</w:t>
+      </w:r>
+      <w:r>
+        <w:rPr>
+          <w:rFonts w:ascii="Times New Roman" w:hAnsi="Times New Roman" w:eastAsia="Times New Roman" w:cs="Times New Roman"/>
+          <w:vertAlign w:val="superscript"/>
+        </w:rPr>
+        <w:t>+</w:t>
+      </w:r>
+      <w:r>
+        <w:rPr>
+          <w:rFonts w:ascii="Times New Roman" w:hAnsi="Times New Roman" w:eastAsia="Times New Roman" w:cs="Times New Roman"/>
+        </w:rPr>
+        <w:t xml:space="preserve"> </w:t>
+      </w:r>
+      <w:r>
+        <w:rPr>
+          <w:rFonts w:hint="eastAsia" w:ascii="Times New Roman" w:hAnsi="Times New Roman" w:eastAsia="FangSong" w:cs="Times New Roman"/>
+        </w:rPr>
+        <w:t xml:space="preserve">先加在含</w:t>
+      </w:r>
+      <w:r>
+        <w:rPr>
+          <w:rFonts w:ascii="Times New Roman" w:hAnsi="Times New Roman" w:eastAsia="Times New Roman" w:cs="Times New Roman"/>
+        </w:rPr>
+        <w:t xml:space="preserve"> H </w:t>
+      </w:r>
+      <w:r>
+        <w:rPr>
+          <w:rFonts w:hint="eastAsia" w:ascii="Times New Roman" w:hAnsi="Times New Roman" w:eastAsia="FangSong" w:cs="Times New Roman"/>
+        </w:rPr>
+        <w:t>多的末端碳</w:t>
+      </w:r>
+      <w:r>
+        <w:rPr>
+          <w:rFonts w:hint="eastAsia" w:ascii="Times New Roman" w:hAnsi="Times New Roman" w:eastAsia="Times New Roman" w:cs="Times New Roman"/>
+        </w:rPr>
+        <w:t>，Br</w:t>
+      </w:r>
+      <w:r>
+        <w:rPr>
+          <w:rFonts w:hint="eastAsia" w:ascii="Times New Roman" w:hAnsi="Times New Roman" w:eastAsia="Times New Roman" w:cs="Times New Roman"/>
+          <w:vertAlign w:val="superscript"/>
+        </w:rPr>
+        <w:t>-</w:t>
+      </w:r>
+      <w:r>
+        <w:rPr>
+          <w:rFonts w:ascii="Times New Roman" w:hAnsi="Times New Roman" w:eastAsia="Times New Roman" w:cs="Times New Roman"/>
+        </w:rPr>
+        <w:t xml:space="preserve"> </w:t>
+      </w:r>
+      <w:r>
+        <w:rPr>
+          <w:rFonts w:hint="eastAsia" w:ascii="Times New Roman" w:hAnsi="Times New Roman" w:eastAsia="FangSong" w:cs="Times New Roman"/>
+        </w:rPr>
+        <w:t xml:space="preserve">落在含</w:t>
+      </w:r>
+      <w:r>
+        <w:rPr>
+          <w:rFonts w:ascii="Times New Roman" w:hAnsi="Times New Roman" w:eastAsia="Times New Roman" w:cs="Times New Roman"/>
+        </w:rPr>
+        <w:t xml:space="preserve"> H </w:t>
+      </w:r>
+      <w:r>
+        <w:rPr>
+          <w:rFonts w:hint="eastAsia" w:ascii="Times New Roman" w:hAnsi="Times New Roman" w:eastAsia="FangSong" w:cs="Times New Roman"/>
+        </w:rPr>
+        <w:t>少的内侧碳</w:t>
+      </w:r>
+      <w:r>
+        <w:rPr>
+          <w:rFonts w:hint="eastAsia" w:ascii="Times New Roman" w:hAnsi="Times New Roman" w:eastAsia="Times New Roman" w:cs="Times New Roman"/>
+        </w:rPr>
+        <w:t>；</w:t>
+      </w:r>
+      <w:r>
+        <w:rPr>
+          <w:rFonts w:hint="eastAsia" w:ascii="Times New Roman" w:hAnsi="Times New Roman" w:eastAsia="FangSong" w:cs="Times New Roman"/>
+        </w:rPr>
+        <w:t>两者</w:t>
+      </w:r>
+      <w:r>
+        <w:rPr>
+          <w:rFonts w:hint="eastAsia" w:ascii="Times New Roman" w:hAnsi="Times New Roman" w:eastAsia="Times New Roman" w:cs="Times New Roman"/>
+        </w:rPr>
+        <w:t>”</w:t>
+      </w:r>
+      <w:r>
+        <w:rPr>
+          <w:rFonts w:hint="eastAsia" w:ascii="Times New Roman" w:hAnsi="Times New Roman" w:eastAsia="FangSong" w:cs="Times New Roman"/>
+        </w:rPr>
+        <w:t>先加的物种</w:t>
+      </w:r>
+      <w:r>
+        <w:rPr>
+          <w:rFonts w:hint="eastAsia" w:ascii="Times New Roman" w:hAnsi="Times New Roman" w:eastAsia="Times New Roman" w:cs="Times New Roman"/>
+        </w:rPr>
+        <w:t>”</w:t>
+      </w:r>
+      <w:r>
+        <w:rPr>
+          <w:rFonts w:hint="eastAsia" w:ascii="Times New Roman" w:hAnsi="Times New Roman" w:eastAsia="FangSong" w:cs="Times New Roman"/>
+        </w:rPr>
+        <w:t>不同</w:t>
+      </w:r>
+      <w:r>
+        <w:rPr>
+          <w:rFonts w:hint="eastAsia" w:ascii="Times New Roman" w:hAnsi="Times New Roman" w:eastAsia="Times New Roman" w:cs="Times New Roman"/>
+        </w:rPr>
+        <w:t>，Br</w:t>
+      </w:r>
+      <w:r>
+        <w:rPr>
+          <w:rFonts w:ascii="Times New Roman" w:hAnsi="Times New Roman" w:eastAsia="Times New Roman" w:cs="Times New Roman"/>
+        </w:rPr>
+        <w:t xml:space="preserve"> </w:t>
+      </w:r>
+      <w:r>
+        <w:rPr>
+          <w:rFonts w:hint="eastAsia" w:ascii="Times New Roman" w:hAnsi="Times New Roman" w:eastAsia="FangSong" w:cs="Times New Roman"/>
+        </w:rPr>
+        <w:t>的落点正好相反</w:t>
+      </w:r>
+      <w:r>
+        <w:rPr>
+          <w:rFonts w:hint="eastAsia" w:ascii="Times New Roman" w:hAnsi="Times New Roman" w:eastAsia="Times New Roman" w:cs="Times New Roman"/>
+        </w:rPr>
+        <w:t>。）</w:t>
       </w:r>
     </w:p>
     <w:p>
@@ -26669,13 +27439,29 @@
         <w:rPr>
           <w:rFonts w:hint="eastAsia" w:ascii="Times New Roman" w:hAnsi="Times New Roman" w:eastAsia="Times New Roman" w:cs="Times New Roman"/>
         </w:rPr>
-        <w:t>（</w:t>
-      </w:r>
-      <w:r>
-        <w:rPr>
-          <w:rFonts w:hint="eastAsia" w:ascii="Times New Roman" w:hAnsi="Times New Roman" w:eastAsia="FangSong" w:cs="Times New Roman"/>
-        </w:rPr>
-        <w:t>普通</w:t>
+        <w:t>——</w:t>
+      </w:r>
+      <w:r>
+        <w:rPr>
+          <w:rFonts w:hint="eastAsia" w:ascii="Times New Roman" w:hAnsi="Times New Roman" w:eastAsia="FangSong" w:cs="Times New Roman"/>
+          <w:b/>
+          <w:bCs/>
+        </w:rPr>
+        <w:t xml:space="preserve">未活化芳卤不走经典</w:t>
+      </w:r>
+      <w:r>
+        <w:rPr>
+          <w:rFonts w:ascii="Times New Roman" w:hAnsi="Times New Roman" w:eastAsia="Times New Roman" w:cs="Times New Roman"/>
+          <w:b/>
+          <w:bCs/>
+        </w:rPr>
+        <w:t xml:space="preserve"> SNAr</w:t>
+      </w:r>
+      <w:r>
+        <w:rPr>
+          <w:rFonts w:hint="eastAsia" w:ascii="Times New Roman" w:hAnsi="Times New Roman" w:eastAsia="Times New Roman" w:cs="Times New Roman"/>
+        </w:rPr>
+        <w:t xml:space="preserve">（Meisenheimer</w:t>
       </w:r>
       <w:r>
         <w:rPr>
@@ -26685,21 +27471,64 @@
       </w:r>
       <w:r>
         <w:rPr>
-          <w:rFonts w:hint="eastAsia" w:ascii="Times New Roman" w:hAnsi="Times New Roman" w:eastAsia="Times New Roman" w:cs="Times New Roman"/>
-        </w:rPr>
-        <w:t>SNAr，</w:t>
-      </w:r>
-      <w:r>
-        <w:rPr>
-          <w:rFonts w:hint="eastAsia" w:ascii="Times New Roman" w:hAnsi="Times New Roman" w:eastAsia="FangSong" w:cs="Times New Roman"/>
-        </w:rPr>
-        <w:t>慢</w:t>
-      </w:r>
-      <w:r>
-        <w:rPr>
-          <w:rFonts w:hint="eastAsia" w:ascii="Times New Roman" w:hAnsi="Times New Roman" w:eastAsia="Times New Roman" w:cs="Times New Roman"/>
-        </w:rPr>
-        <w:t>）；(2)</w:t>
+          <w:rFonts w:hint="eastAsia" w:ascii="Times New Roman" w:hAnsi="Times New Roman" w:eastAsia="FangSong" w:cs="Times New Roman"/>
+        </w:rPr>
+        <w:t xml:space="preserve">中间体需</w:t>
+      </w:r>
+      <w:r>
+        <w:rPr>
+          <w:rFonts w:ascii="Times New Roman" w:hAnsi="Times New Roman" w:eastAsia="Times New Roman" w:cs="Times New Roman"/>
+        </w:rPr>
+        <w:t xml:space="preserve"> −NO</w:t>
+      </w:r>
+      <w:r>
+        <w:rPr>
+          <w:rFonts w:ascii="Times New Roman" w:hAnsi="Times New Roman" w:eastAsia="Times New Roman" w:cs="Times New Roman"/>
+          <w:vertAlign w:val="subscript"/>
+        </w:rPr>
+        <w:t>2</w:t>
+      </w:r>
+      <w:r>
+        <w:rPr>
+          <w:rFonts w:ascii="Times New Roman" w:hAnsi="Times New Roman" w:eastAsia="Times New Roman" w:cs="Times New Roman"/>
+        </w:rPr>
+        <w:t xml:space="preserve">/−CN </w:t>
+      </w:r>
+      <w:r>
+        <w:rPr>
+          <w:rFonts w:hint="eastAsia" w:ascii="Times New Roman" w:hAnsi="Times New Roman" w:eastAsia="FangSong" w:cs="Times New Roman"/>
+        </w:rPr>
+        <w:t>等强吸电子基稳定</w:t>
+      </w:r>
+      <w:r>
+        <w:rPr>
+          <w:rFonts w:hint="eastAsia" w:ascii="Times New Roman" w:hAnsi="Times New Roman" w:eastAsia="Times New Roman" w:cs="Times New Roman"/>
+        </w:rPr>
+        <w:t>），</w:t>
+      </w:r>
+      <w:r>
+        <w:rPr>
+          <w:rFonts w:hint="eastAsia" w:ascii="Times New Roman" w:hAnsi="Times New Roman" w:eastAsia="FangSong" w:cs="Times New Roman"/>
+        </w:rPr>
+        <w:t>此条件只能靠</w:t>
+      </w:r>
+      <w:r>
+        <w:rPr>
+          <w:rFonts w:ascii="Times New Roman" w:hAnsi="Times New Roman" w:eastAsia="Times New Roman" w:cs="Times New Roman"/>
+        </w:rPr>
+        <w:t xml:space="preserve"> Cu </w:t>
+      </w:r>
+      <w:r>
+        <w:rPr>
+          <w:rFonts w:hint="eastAsia" w:ascii="Times New Roman" w:hAnsi="Times New Roman" w:eastAsia="FangSong" w:cs="Times New Roman"/>
+        </w:rPr>
+        <w:t>催化</w:t>
+      </w:r>
+      <w:r>
+        <w:rPr>
+          <w:rFonts w:hint="eastAsia" w:ascii="Times New Roman" w:hAnsi="Times New Roman" w:eastAsia="Times New Roman" w:cs="Times New Roman"/>
+        </w:rPr>
+        <w:t>（Ullmann</w:t>
       </w:r>
       <w:r>
         <w:rPr>
@@ -26711,29 +27540,95 @@
         <w:rPr>
           <w:rFonts w:hint="eastAsia" w:ascii="Times New Roman" w:hAnsi="Times New Roman" w:eastAsia="FangSong" w:cs="Times New Roman"/>
         </w:rPr>
+        <w:t>型</w:t>
+      </w:r>
+      <w:r>
+        <w:rPr>
+          <w:rFonts w:hint="eastAsia" w:ascii="Times New Roman" w:hAnsi="Times New Roman" w:eastAsia="Times New Roman" w:cs="Times New Roman"/>
+        </w:rPr>
+        <w:t>）</w:t>
+      </w:r>
+      <w:r>
+        <w:rPr>
+          <w:rFonts w:hint="eastAsia" w:ascii="Times New Roman" w:hAnsi="Times New Roman" w:eastAsia="FangSong" w:cs="Times New Roman"/>
+        </w:rPr>
+        <w:t>或高温高压等极端条件</w:t>
+      </w:r>
+      <w:r>
+        <w:rPr>
+          <w:rFonts w:hint="eastAsia" w:ascii="Times New Roman" w:hAnsi="Times New Roman" w:eastAsia="Times New Roman" w:cs="Times New Roman"/>
+        </w:rPr>
+        <w:t>，</w:t>
+      </w:r>
+      <w:r>
+        <w:rPr>
+          <w:rFonts w:hint="eastAsia" w:ascii="Times New Roman" w:hAnsi="Times New Roman" w:eastAsia="FangSong" w:cs="Times New Roman"/>
+          <w:b/>
+          <w:bCs/>
+        </w:rPr>
+        <w:t xml:space="preserve">极慢</w:t>
+      </w:r>
+      <w:r>
+        <w:rPr>
+          <w:rFonts w:hint="eastAsia" w:ascii="Times New Roman" w:hAnsi="Times New Roman" w:eastAsia="Times New Roman" w:cs="Times New Roman"/>
+        </w:rPr>
+        <w:t xml:space="preserve">；(2)</w:t>
+      </w:r>
+      <w:r>
+        <w:rPr>
+          <w:rFonts w:ascii="Times New Roman" w:hAnsi="Times New Roman" w:eastAsia="Times New Roman" w:cs="Times New Roman"/>
+        </w:rPr>
+        <w:t xml:space="preserve"> </w:t>
+      </w:r>
+      <w:r>
+        <w:rPr>
+          <w:rFonts w:hint="eastAsia" w:ascii="Times New Roman" w:hAnsi="Times New Roman" w:eastAsia="FangSong" w:cs="Times New Roman"/>
+        </w:rPr>
         <w:t>苯胺</w:t>
       </w:r>
       <w:r>
         <w:rPr>
           <w:rFonts w:hint="eastAsia" w:ascii="Times New Roman" w:hAnsi="Times New Roman" w:eastAsia="Times New Roman" w:cs="Times New Roman"/>
         </w:rPr>
-        <w:t>（</w:t>
-      </w:r>
-      <w:r>
-        <w:rPr>
-          <w:rFonts w:hint="eastAsia" w:ascii="Times New Roman" w:hAnsi="Times New Roman" w:eastAsia="FangSong" w:cs="Times New Roman"/>
-        </w:rPr>
-        <w:t>苯炔机理</w:t>
-      </w:r>
-      <w:r>
-        <w:rPr>
-          <w:rFonts w:hint="eastAsia" w:ascii="Times New Roman" w:hAnsi="Times New Roman" w:eastAsia="Times New Roman" w:cs="Times New Roman"/>
+        <w:t>——</w:t>
+      </w:r>
+      <w:r>
+        <w:rPr>
+          <w:rFonts w:hint="eastAsia" w:ascii="Times New Roman" w:hAnsi="Times New Roman" w:eastAsia="FangSong" w:cs="Times New Roman"/>
+          <w:b/>
+          <w:bCs/>
+        </w:rPr>
+        <w:t>苯炔消除</w:t>
+      </w:r>
+      <w:r>
+        <w:rPr>
+          <w:rFonts w:hint="eastAsia" w:ascii="Times New Roman" w:hAnsi="Times New Roman" w:eastAsia="Times New Roman" w:cs="Times New Roman"/>
+          <w:b/>
+          <w:bCs/>
+        </w:rPr>
+        <w:t>-</w:t>
+      </w:r>
+      <w:r>
+        <w:rPr>
+          <w:rFonts w:hint="eastAsia" w:ascii="Times New Roman" w:hAnsi="Times New Roman" w:eastAsia="FangSong" w:cs="Times New Roman"/>
+          <w:b/>
+          <w:bCs/>
+        </w:rPr>
+        <w:t>加成机理</w:t>
+      </w:r>
+      <w:r>
+        <w:rPr>
+          <w:rFonts w:hint="eastAsia" w:ascii="Times New Roman" w:hAnsi="Times New Roman" w:eastAsia="Times New Roman" w:cs="Times New Roman"/>
+          <w:b/>
+          <w:bCs/>
         </w:rPr>
         <w:t>，</w:t>
       </w:r>
       <w:r>
         <w:rPr>
           <w:rFonts w:hint="eastAsia" w:ascii="Times New Roman" w:hAnsi="Times New Roman" w:eastAsia="FangSong" w:cs="Times New Roman"/>
+          <w:b/>
+          <w:bCs/>
         </w:rPr>
         <w:t>快</w:t>
       </w:r>
@@ -26741,7 +27636,7 @@
         <w:rPr>
           <w:rFonts w:hint="eastAsia" w:ascii="Times New Roman" w:hAnsi="Times New Roman" w:eastAsia="Times New Roman" w:cs="Times New Roman"/>
         </w:rPr>
-        <w:t>）。</w:t>
+        <w:t>。</w:t>
       </w:r>
       <w:r>
         <w:rPr>
@@ -26808,7 +27703,31 @@
         <w:rPr>
           <w:rFonts w:hint="eastAsia" w:ascii="Times New Roman" w:hAnsi="Times New Roman" w:eastAsia="Times New Roman" w:cs="Times New Roman"/>
         </w:rPr>
-        <w:t>。</w:t>
+        <w:t>，</w:t>
+      </w:r>
+      <w:r>
+        <w:rPr>
+          <w:rFonts w:hint="eastAsia" w:ascii="Times New Roman" w:hAnsi="Times New Roman" w:eastAsia="FangSong" w:cs="Times New Roman"/>
+        </w:rPr>
+        <w:t>无需吸电子基活化</w:t>
+      </w:r>
+      <w:r>
+        <w:rPr>
+          <w:rFonts w:hint="eastAsia" w:ascii="Times New Roman" w:hAnsi="Times New Roman" w:eastAsia="Times New Roman" w:cs="Times New Roman"/>
+        </w:rPr>
+        <w:t>，</w:t>
+      </w:r>
+      <w:r>
+        <w:rPr>
+          <w:rFonts w:hint="eastAsia" w:ascii="Times New Roman" w:hAnsi="Times New Roman" w:eastAsia="FangSong" w:cs="Times New Roman"/>
+        </w:rPr>
+        <w:t>但必须有邻位</w:t>
+      </w:r>
+      <w:r>
+        <w:rPr>
+          <w:rFonts w:ascii="Times New Roman" w:hAnsi="Times New Roman" w:eastAsia="Times New Roman" w:cs="Times New Roman"/>
+        </w:rPr>
+        <w:t xml:space="preserve"> H。</w:t>
       </w:r>
     </w:p>
     <w:p>
@@ -31449,19 +32368,19 @@
         <w:rPr>
           <w:rFonts w:hint="eastAsia" w:ascii="Times New Roman" w:hAnsi="Times New Roman" w:eastAsia="Times New Roman" w:cs="Times New Roman"/>
         </w:rPr>
-        <w:t>「</w:t>
-      </w:r>
-      <w:r>
-        <w:rPr>
-          <w:rFonts w:hint="eastAsia" w:ascii="Times New Roman" w:hAnsi="Times New Roman" w:eastAsia="FangSong" w:cs="Times New Roman"/>
-        </w:rPr>
-        <w:t>更稳定碳负离子</w:t>
-      </w:r>
-      <w:r>
-        <w:rPr>
-          <w:rFonts w:hint="eastAsia" w:ascii="Times New Roman" w:hAnsi="Times New Roman" w:eastAsia="Times New Roman" w:cs="Times New Roman"/>
-        </w:rPr>
-        <w:t>」</w:t>
+        <w:t>『</w:t>
+      </w:r>
+      <w:r>
+        <w:rPr>
+          <w:rFonts w:hint="eastAsia" w:ascii="Times New Roman" w:hAnsi="Times New Roman" w:eastAsia="FangSong" w:cs="Times New Roman"/>
+        </w:rPr>
+        <w:t>更稳定芳基负离子</w:t>
+      </w:r>
+      <w:r>
+        <w:rPr>
+          <w:rFonts w:hint="eastAsia" w:ascii="Times New Roman" w:hAnsi="Times New Roman" w:eastAsia="Times New Roman" w:cs="Times New Roman"/>
+        </w:rPr>
+        <w:t>』</w:t>
       </w:r>
       <w:r>
         <w:rPr>
@@ -34355,7 +35274,31 @@
         <w:rPr>
           <w:rFonts w:hint="eastAsia" w:ascii="Times New Roman" w:hAnsi="Times New Roman" w:eastAsia="FangSong" w:cs="Times New Roman"/>
         </w:rPr>
-        <w:t xml:space="preserve">自由基反应必须使用鱼钩箭头而非法定双钩箭头</w:t>
+        <w:t>自由基反应必须使用鱼钩箭头</w:t>
+      </w:r>
+      <w:r>
+        <w:rPr>
+          <w:rFonts w:hint="eastAsia" w:ascii="Times New Roman" w:hAnsi="Times New Roman" w:eastAsia="Times New Roman" w:cs="Times New Roman"/>
+        </w:rPr>
+        <w:t>（</w:t>
+      </w:r>
+      <w:r>
+        <w:rPr>
+          <w:rFonts w:hint="eastAsia" w:ascii="Times New Roman" w:hAnsi="Times New Roman" w:eastAsia="FangSong" w:cs="Times New Roman"/>
+        </w:rPr>
+        <w:t>单电子转移</w:t>
+      </w:r>
+      <w:r>
+        <w:rPr>
+          <w:rFonts w:hint="eastAsia" w:ascii="Times New Roman" w:hAnsi="Times New Roman" w:eastAsia="Times New Roman" w:cs="Times New Roman"/>
+        </w:rPr>
+        <w:t>）</w:t>
+      </w:r>
+      <w:r>
+        <w:rPr>
+          <w:rFonts w:hint="eastAsia" w:ascii="Times New Roman" w:hAnsi="Times New Roman" w:eastAsia="FangSong" w:cs="Times New Roman"/>
+        </w:rPr>
+        <w:t>而非常规的双钩箭头</w:t>
       </w:r>
       <w:r>
         <w:rPr>
@@ -36642,28 +37585,846 @@
         <w:rPr>
           <w:rFonts w:hint="eastAsia" w:ascii="Times New Roman" w:hAnsi="Times New Roman" w:eastAsia="Times New Roman" w:cs="Times New Roman"/>
         </w:rPr>
+        <w:t xml:space="preserve">：</w:t>
+      </w:r>
+      <w:r>
+        <w:rPr>
+          <w:rFonts w:hint="eastAsia" w:ascii="Times New Roman" w:hAnsi="Times New Roman" w:eastAsia="FangSong" w:cs="Times New Roman"/>
+          <w:b/>
+          <w:bCs/>
+        </w:rPr>
+        <w:t>邻</w:t>
+      </w:r>
+      <w:r>
+        <w:rPr>
+          <w:rFonts w:hint="eastAsia" w:ascii="Times New Roman" w:hAnsi="Times New Roman" w:eastAsia="Times New Roman" w:cs="Times New Roman"/>
+          <w:b/>
+          <w:bCs/>
+        </w:rPr>
+        <w:t>-</w:t>
+      </w:r>
+      <w:r>
+        <w:rPr>
+          <w:rFonts w:hint="eastAsia" w:ascii="Times New Roman" w:hAnsi="Times New Roman" w:eastAsia="FangSong" w:cs="Times New Roman"/>
+          <w:b/>
+          <w:bCs/>
+        </w:rPr>
+        <w:t>甲基苯胺</w:t>
+      </w:r>
+      <w:r>
+        <w:rPr>
+          <w:rFonts w:hint="eastAsia" w:ascii="Times New Roman" w:hAnsi="Times New Roman" w:eastAsia="Times New Roman" w:cs="Times New Roman"/>
+        </w:rPr>
+        <w:t>（NH</w:t>
+      </w:r>
+      <w:r>
+        <w:rPr>
+          <w:rFonts w:hint="eastAsia" w:ascii="Times New Roman" w:hAnsi="Times New Roman" w:eastAsia="Times New Roman" w:cs="Times New Roman"/>
+          <w:vertAlign w:val="subscript"/>
+        </w:rPr>
+        <w:t>2</w:t>
+      </w:r>
+      <w:r>
+        <w:rPr>
+          <w:rFonts w:ascii="Times New Roman" w:hAnsi="Times New Roman" w:eastAsia="Times New Roman" w:cs="Times New Roman"/>
+        </w:rPr>
+        <w:t xml:space="preserve"> </w:t>
+      </w:r>
+      <w:r>
+        <w:rPr>
+          <w:rFonts w:hint="eastAsia" w:ascii="Times New Roman" w:hAnsi="Times New Roman" w:eastAsia="FangSong" w:cs="Times New Roman"/>
+        </w:rPr>
+        <w:t xml:space="preserve">落在原</w:t>
+      </w:r>
+      <w:r>
+        <w:rPr>
+          <w:rFonts w:ascii="Times New Roman" w:hAnsi="Times New Roman" w:eastAsia="Times New Roman" w:cs="Times New Roman"/>
+        </w:rPr>
+        <w:t xml:space="preserve"> Cl </w:t>
+      </w:r>
+      <w:r>
+        <w:rPr>
+          <w:rFonts w:hint="eastAsia" w:ascii="Times New Roman" w:hAnsi="Times New Roman" w:eastAsia="FangSong" w:cs="Times New Roman"/>
+        </w:rPr>
+        <w:t xml:space="preserve">所在的</w:t>
+      </w:r>
+      <w:r>
+        <w:rPr>
+          <w:rFonts w:ascii="Times New Roman" w:hAnsi="Times New Roman" w:eastAsia="Times New Roman" w:cs="Times New Roman"/>
+        </w:rPr>
+        <w:t xml:space="preserve"> </w:t>
+      </w:r>
+      <w:r>
+        <w:rPr>
+          <w:rFonts w:hint="eastAsia" w:ascii="Times New Roman" w:hAnsi="Times New Roman" w:eastAsia="Times New Roman" w:cs="Times New Roman"/>
+        </w:rPr>
+        <w:t>C1）</w:t>
+      </w:r>
+      <w:r>
+        <w:rPr>
+          <w:rFonts w:hint="eastAsia" w:ascii="Times New Roman" w:hAnsi="Times New Roman" w:eastAsia="FangSong" w:cs="Times New Roman"/>
+        </w:rPr>
+        <w:t>与</w:t>
+      </w:r>
+      <w:r>
+        <w:rPr>
+          <w:rFonts w:hint="eastAsia" w:ascii="Times New Roman" w:hAnsi="Times New Roman" w:eastAsia="FangSong" w:cs="Times New Roman"/>
+          <w:b/>
+          <w:bCs/>
+        </w:rPr>
+        <w:t>间</w:t>
+      </w:r>
+      <w:r>
+        <w:rPr>
+          <w:rFonts w:hint="eastAsia" w:ascii="Times New Roman" w:hAnsi="Times New Roman" w:eastAsia="Times New Roman" w:cs="Times New Roman"/>
+          <w:b/>
+          <w:bCs/>
+        </w:rPr>
+        <w:t>-</w:t>
+      </w:r>
+      <w:r>
+        <w:rPr>
+          <w:rFonts w:hint="eastAsia" w:ascii="Times New Roman" w:hAnsi="Times New Roman" w:eastAsia="FangSong" w:cs="Times New Roman"/>
+          <w:b/>
+          <w:bCs/>
+        </w:rPr>
+        <w:t>甲基苯胺</w:t>
+      </w:r>
+      <w:r>
+        <w:rPr>
+          <w:rFonts w:hint="eastAsia" w:ascii="Times New Roman" w:hAnsi="Times New Roman" w:eastAsia="Times New Roman" w:cs="Times New Roman"/>
+        </w:rPr>
+        <w:t>（NH</w:t>
+      </w:r>
+      <w:r>
+        <w:rPr>
+          <w:rFonts w:hint="eastAsia" w:ascii="Times New Roman" w:hAnsi="Times New Roman" w:eastAsia="Times New Roman" w:cs="Times New Roman"/>
+          <w:vertAlign w:val="subscript"/>
+        </w:rPr>
+        <w:t>2</w:t>
+      </w:r>
+      <w:r>
+        <w:rPr>
+          <w:rFonts w:ascii="Times New Roman" w:hAnsi="Times New Roman" w:eastAsia="Times New Roman" w:cs="Times New Roman"/>
+        </w:rPr>
+        <w:t xml:space="preserve"> </w:t>
+      </w:r>
+      <w:r>
+        <w:rPr>
+          <w:rFonts w:hint="eastAsia" w:ascii="Times New Roman" w:hAnsi="Times New Roman" w:eastAsia="FangSong" w:cs="Times New Roman"/>
+        </w:rPr>
+        <w:t xml:space="preserve">落在</w:t>
+      </w:r>
+      <w:r>
+        <w:rPr>
+          <w:rFonts w:ascii="Times New Roman" w:hAnsi="Times New Roman" w:eastAsia="Times New Roman" w:cs="Times New Roman"/>
+        </w:rPr>
+        <w:t xml:space="preserve"> </w:t>
+      </w:r>
+      <w:r>
+        <w:rPr>
+          <w:rFonts w:hint="eastAsia" w:ascii="Times New Roman" w:hAnsi="Times New Roman" w:eastAsia="Times New Roman" w:cs="Times New Roman"/>
+        </w:rPr>
+        <w:t xml:space="preserve">C6）。</w:t>
+      </w:r>
+      <w:r>
+        <w:rPr>
+          <w:rFonts w:ascii="Times New Roman" w:hAnsi="Times New Roman" w:eastAsia="Times New Roman" w:cs="Times New Roman"/>
+        </w:rPr>
+        <w:t xml:space="preserve"> </w:t>
+      </w:r>
+      <w:r>
+        <w:rPr>
+          <w:rFonts w:hint="eastAsia" w:ascii="Times New Roman" w:hAnsi="Times New Roman" w:eastAsia="FangSong" w:cs="Times New Roman"/>
+          <w:b/>
+          <w:bCs/>
+        </w:rPr>
+        <w:t>解释</w:t>
+      </w:r>
+      <w:r>
+        <w:rPr>
+          <w:rFonts w:hint="eastAsia" w:ascii="Times New Roman" w:hAnsi="Times New Roman" w:eastAsia="Times New Roman" w:cs="Times New Roman"/>
+          <w:b/>
+          <w:bCs/>
+        </w:rPr>
+        <w:t>（</w:t>
+      </w:r>
+      <w:r>
+        <w:rPr>
+          <w:rFonts w:hint="eastAsia" w:ascii="Times New Roman" w:hAnsi="Times New Roman" w:eastAsia="FangSong" w:cs="Times New Roman"/>
+          <w:b/>
+          <w:bCs/>
+        </w:rPr>
+        <w:t>两步</w:t>
+      </w:r>
+      <w:r>
+        <w:rPr>
+          <w:rFonts w:hint="eastAsia" w:ascii="Times New Roman" w:hAnsi="Times New Roman" w:eastAsia="Times New Roman" w:cs="Times New Roman"/>
+          <w:b/>
+          <w:bCs/>
+        </w:rPr>
+        <w:t>）</w:t>
+      </w:r>
+      <w:r>
+        <w:rPr>
+          <w:rFonts w:hint="eastAsia" w:ascii="Times New Roman" w:hAnsi="Times New Roman" w:eastAsia="Times New Roman" w:cs="Times New Roman"/>
+        </w:rPr>
+        <w:t xml:space="preserve">：</w:t>
+      </w:r>
+      <w:r>
+        <w:rPr>
+          <w:rFonts w:ascii="Times New Roman" w:hAnsi="Times New Roman" w:eastAsia="Times New Roman" w:cs="Times New Roman"/>
+        </w:rPr>
+        <w:t xml:space="preserve"> </w:t>
+      </w:r>
+      <w:r>
+        <w:rPr>
+          <w:rFonts w:ascii="Times New Roman" w:hAnsi="Times New Roman" w:eastAsia="Times New Roman" w:cs="Times New Roman"/>
+        </w:rPr>
+        <w:t xml:space="preserve">-</w:t>
+      </w:r>
+      <w:r>
+        <w:rPr>
+          <w:rFonts w:ascii="Times New Roman" w:hAnsi="Times New Roman" w:eastAsia="Times New Roman" w:cs="Times New Roman"/>
+        </w:rPr>
+        <w:t xml:space="preserve"> </w:t>
+      </w:r>
+      <w:r>
+        <w:rPr>
+          <w:rFonts w:hint="eastAsia" w:ascii="Times New Roman" w:hAnsi="Times New Roman" w:eastAsia="FangSong" w:cs="Times New Roman"/>
+          <w:b/>
+          <w:bCs/>
+        </w:rPr>
+        <w:t xml:space="preserve">先定苯炔的位置</w:t>
+      </w:r>
+      <w:r>
+        <w:rPr>
+          <w:rFonts w:hint="eastAsia" w:ascii="Times New Roman" w:hAnsi="Times New Roman" w:eastAsia="Times New Roman" w:cs="Times New Roman"/>
+        </w:rPr>
+        <w:t xml:space="preserve">：Cl</w:t>
+      </w:r>
+      <w:r>
+        <w:rPr>
+          <w:rFonts w:ascii="Times New Roman" w:hAnsi="Times New Roman" w:eastAsia="Times New Roman" w:cs="Times New Roman"/>
+        </w:rPr>
+        <w:t xml:space="preserve"> </w:t>
+      </w:r>
+      <w:r>
+        <w:rPr>
+          <w:rFonts w:hint="eastAsia" w:ascii="Times New Roman" w:hAnsi="Times New Roman" w:eastAsia="FangSong" w:cs="Times New Roman"/>
+        </w:rPr>
+        <w:t xml:space="preserve">在</w:t>
+      </w:r>
+      <w:r>
+        <w:rPr>
+          <w:rFonts w:ascii="Times New Roman" w:hAnsi="Times New Roman" w:eastAsia="Times New Roman" w:cs="Times New Roman"/>
+        </w:rPr>
+        <w:t xml:space="preserve"> </w:t>
+      </w:r>
+      <w:r>
+        <w:rPr>
+          <w:rFonts w:hint="eastAsia" w:ascii="Times New Roman" w:hAnsi="Times New Roman" w:eastAsia="Times New Roman" w:cs="Times New Roman"/>
+        </w:rPr>
+        <w:t>C1，</w:t>
+      </w:r>
+      <w:r>
+        <w:rPr>
+          <w:rFonts w:hint="eastAsia" w:ascii="Times New Roman" w:hAnsi="Times New Roman" w:eastAsia="FangSong" w:cs="Times New Roman"/>
+        </w:rPr>
+        <w:t>两个邻位是</w:t>
+      </w:r>
+      <w:r>
+        <w:rPr>
+          <w:rFonts w:ascii="Times New Roman" w:hAnsi="Times New Roman" w:eastAsia="Times New Roman" w:cs="Times New Roman"/>
+        </w:rPr>
+        <w:t xml:space="preserve"> C2 </w:t>
+      </w:r>
+      <w:r>
+        <w:rPr>
+          <w:rFonts w:hint="eastAsia" w:ascii="Times New Roman" w:hAnsi="Times New Roman" w:eastAsia="FangSong" w:cs="Times New Roman"/>
+        </w:rPr>
+        <w:t xml:space="preserve">与</w:t>
+      </w:r>
+      <w:r>
+        <w:rPr>
+          <w:rFonts w:ascii="Times New Roman" w:hAnsi="Times New Roman" w:eastAsia="Times New Roman" w:cs="Times New Roman"/>
+        </w:rPr>
+        <w:t xml:space="preserve"> </w:t>
+      </w:r>
+      <w:r>
+        <w:rPr>
+          <w:rFonts w:hint="eastAsia" w:ascii="Times New Roman" w:hAnsi="Times New Roman" w:eastAsia="Times New Roman" w:cs="Times New Roman"/>
+        </w:rPr>
+        <w:t xml:space="preserve">C6；</w:t>
+      </w:r>
+      <w:r>
+        <w:rPr>
+          <w:rFonts w:ascii="Times New Roman" w:hAnsi="Times New Roman" w:eastAsia="Times New Roman" w:cs="Times New Roman"/>
+          <w:b/>
+          <w:bCs/>
+        </w:rPr>
+        <w:t xml:space="preserve">C2 </w:t>
+      </w:r>
+      <w:r>
+        <w:rPr>
+          <w:rFonts w:hint="eastAsia" w:ascii="Times New Roman" w:hAnsi="Times New Roman" w:eastAsia="FangSong" w:cs="Times New Roman"/>
+          <w:b/>
+          <w:bCs/>
+        </w:rPr>
+        <w:t xml:space="preserve">已被</w:t>
+      </w:r>
+      <w:r>
+        <w:rPr>
+          <w:rFonts w:ascii="Times New Roman" w:hAnsi="Times New Roman" w:eastAsia="Times New Roman" w:cs="Times New Roman"/>
+          <w:b/>
+          <w:bCs/>
+        </w:rPr>
+        <w:t xml:space="preserve"> CH</w:t>
+      </w:r>
+      <w:r>
+        <w:rPr>
+          <w:rFonts w:ascii="Times New Roman" w:hAnsi="Times New Roman" w:eastAsia="Times New Roman" w:cs="Times New Roman"/>
+          <w:b/>
+          <w:bCs/>
+          <w:vertAlign w:val="subscript"/>
+        </w:rPr>
+        <w:t>3</w:t>
+      </w:r>
+      <w:r>
+        <w:rPr>
+          <w:rFonts w:ascii="Times New Roman" w:hAnsi="Times New Roman" w:eastAsia="Times New Roman" w:cs="Times New Roman"/>
+          <w:b/>
+          <w:bCs/>
+        </w:rPr>
+        <w:t xml:space="preserve"> </w:t>
+      </w:r>
+      <w:r>
+        <w:rPr>
+          <w:rFonts w:hint="eastAsia" w:ascii="Times New Roman" w:hAnsi="Times New Roman" w:eastAsia="FangSong" w:cs="Times New Roman"/>
+          <w:b/>
+          <w:bCs/>
+        </w:rPr>
+        <w:t>占据</w:t>
+      </w:r>
+      <w:r>
+        <w:rPr>
+          <w:rFonts w:hint="eastAsia" w:ascii="Times New Roman" w:hAnsi="Times New Roman" w:eastAsia="Times New Roman" w:cs="Times New Roman"/>
+          <w:b/>
+          <w:bCs/>
+        </w:rPr>
+        <w:t>、</w:t>
+      </w:r>
+      <w:r>
+        <w:rPr>
+          <w:rFonts w:hint="eastAsia" w:ascii="Times New Roman" w:hAnsi="Times New Roman" w:eastAsia="FangSong" w:cs="Times New Roman"/>
+          <w:b/>
+          <w:bCs/>
+        </w:rPr>
+        <w:t>没有可被夺取的</w:t>
+      </w:r>
+      <w:r>
+        <w:rPr>
+          <w:rFonts w:ascii="Times New Roman" w:hAnsi="Times New Roman" w:eastAsia="Times New Roman" w:cs="Times New Roman"/>
+          <w:b/>
+          <w:bCs/>
+        </w:rPr>
+        <w:t xml:space="preserve"> H</w:t>
+      </w:r>
+      <w:r>
+        <w:rPr>
+          <w:rFonts w:hint="eastAsia" w:ascii="Times New Roman" w:hAnsi="Times New Roman" w:eastAsia="Times New Roman" w:cs="Times New Roman"/>
+        </w:rPr>
+        <w:t>，</w:t>
+      </w:r>
+      <w:r>
+        <w:rPr>
+          <w:rFonts w:hint="eastAsia" w:ascii="Times New Roman" w:hAnsi="Times New Roman" w:eastAsia="FangSong" w:cs="Times New Roman"/>
+        </w:rPr>
+        <w:t>所以只能在</w:t>
+      </w:r>
+      <w:r>
+        <w:rPr>
+          <w:rFonts w:ascii="Times New Roman" w:hAnsi="Times New Roman" w:eastAsia="Times New Roman" w:cs="Times New Roman"/>
+        </w:rPr>
+        <w:t xml:space="preserve"> </w:t>
+      </w:r>
+      <w:r>
+        <w:rPr>
+          <w:rFonts w:ascii="Times New Roman" w:hAnsi="Times New Roman" w:eastAsia="Times New Roman" w:cs="Times New Roman"/>
+          <w:b/>
+          <w:bCs/>
+        </w:rPr>
+        <w:t xml:space="preserve">C1≡C6</w:t>
+      </w:r>
+      <w:r>
+        <w:rPr>
+          <w:rFonts w:ascii="Times New Roman" w:hAnsi="Times New Roman" w:eastAsia="Times New Roman" w:cs="Times New Roman"/>
+        </w:rPr>
+        <w:t xml:space="preserve"> </w:t>
+      </w:r>
+      <w:r>
+        <w:rPr>
+          <w:rFonts w:hint="eastAsia" w:ascii="Times New Roman" w:hAnsi="Times New Roman" w:eastAsia="FangSong" w:cs="Times New Roman"/>
+        </w:rPr>
+        <w:t>一处成键</w:t>
+      </w:r>
+      <w:r>
+        <w:rPr>
+          <w:rFonts w:hint="eastAsia" w:ascii="Times New Roman" w:hAnsi="Times New Roman" w:eastAsia="Times New Roman" w:cs="Times New Roman"/>
+        </w:rPr>
+        <w:t>——</w:t>
+      </w:r>
+      <w:r>
+        <w:rPr>
+          <w:rFonts w:hint="eastAsia" w:ascii="Times New Roman" w:hAnsi="Times New Roman" w:eastAsia="FangSong" w:cs="Times New Roman"/>
+        </w:rPr>
+        <w:t>本题不存在</w:t>
+      </w:r>
+      <w:r>
+        <w:rPr>
+          <w:rFonts w:hint="eastAsia" w:ascii="Times New Roman" w:hAnsi="Times New Roman" w:eastAsia="Times New Roman" w:cs="Times New Roman"/>
+        </w:rPr>
+        <w:t>”C1≡C2”</w:t>
+      </w:r>
+      <w:r>
+        <w:rPr>
+          <w:rFonts w:hint="eastAsia" w:ascii="Times New Roman" w:hAnsi="Times New Roman" w:eastAsia="FangSong" w:cs="Times New Roman"/>
+        </w:rPr>
+        <w:t>这一选项</w:t>
+      </w:r>
+      <w:r>
+        <w:rPr>
+          <w:rFonts w:hint="eastAsia" w:ascii="Times New Roman" w:hAnsi="Times New Roman" w:eastAsia="Times New Roman" w:cs="Times New Roman"/>
+        </w:rPr>
+        <w:t>。</w:t>
+      </w:r>
+      <w:r>
+        <w:rPr>
+          <w:rFonts w:ascii="Times New Roman" w:hAnsi="Times New Roman" w:eastAsia="Times New Roman" w:cs="Times New Roman"/>
+        </w:rPr>
+        <w:t xml:space="preserve"> </w:t>
+      </w:r>
+      <w:r>
+        <w:rPr>
+          <w:rFonts w:ascii="Times New Roman" w:hAnsi="Times New Roman" w:eastAsia="Times New Roman" w:cs="Times New Roman"/>
+        </w:rPr>
+        <w:t xml:space="preserve">-</w:t>
+      </w:r>
+      <w:r>
+        <w:rPr>
+          <w:rFonts w:ascii="Times New Roman" w:hAnsi="Times New Roman" w:eastAsia="Times New Roman" w:cs="Times New Roman"/>
+        </w:rPr>
+        <w:t xml:space="preserve"> </w:t>
+      </w:r>
+      <w:r>
+        <w:rPr>
+          <w:rFonts w:hint="eastAsia" w:ascii="Times New Roman" w:hAnsi="Times New Roman" w:eastAsia="FangSong" w:cs="Times New Roman"/>
+          <w:b/>
+          <w:bCs/>
+        </w:rPr>
+        <w:t xml:space="preserve">再看</w:t>
+      </w:r>
+      <w:r>
+        <w:rPr>
+          <w:rFonts w:ascii="Times New Roman" w:hAnsi="Times New Roman" w:eastAsia="Times New Roman" w:cs="Times New Roman"/>
+          <w:b/>
+          <w:bCs/>
+        </w:rPr>
+        <w:t xml:space="preserve"> NH</w:t>
+      </w:r>
+      <w:r>
+        <w:rPr>
+          <w:rFonts w:ascii="Times New Roman" w:hAnsi="Times New Roman" w:eastAsia="Times New Roman" w:cs="Times New Roman"/>
+          <w:b/>
+          <w:bCs/>
+          <w:vertAlign w:val="subscript"/>
+        </w:rPr>
+        <w:t>2</w:t>
+      </w:r>
+      <w:r>
+        <w:rPr>
+          <w:rFonts w:ascii="Times New Roman" w:hAnsi="Times New Roman" w:eastAsia="Times New Roman" w:cs="Times New Roman"/>
+          <w:b/>
+          <w:bCs/>
+          <w:vertAlign w:val="superscript"/>
+        </w:rPr>
+        <w:t>-</w:t>
+      </w:r>
+      <w:r>
+        <w:rPr>
+          <w:rFonts w:ascii="Times New Roman" w:hAnsi="Times New Roman" w:eastAsia="Times New Roman" w:cs="Times New Roman"/>
+          <w:b/>
+          <w:bCs/>
+        </w:rPr>
+        <w:t xml:space="preserve"> </w:t>
+      </w:r>
+      <w:r>
+        <w:rPr>
+          <w:rFonts w:hint="eastAsia" w:ascii="Times New Roman" w:hAnsi="Times New Roman" w:eastAsia="FangSong" w:cs="Times New Roman"/>
+          <w:b/>
+          <w:bCs/>
+        </w:rPr>
+        <w:t xml:space="preserve">进攻哪一端</w:t>
+      </w:r>
+      <w:r>
+        <w:rPr>
+          <w:rFonts w:hint="eastAsia" w:ascii="Times New Roman" w:hAnsi="Times New Roman" w:eastAsia="Times New Roman" w:cs="Times New Roman"/>
+        </w:rPr>
         <w:t>：</w:t>
       </w:r>
       <w:r>
         <w:rPr>
           <w:rFonts w:hint="eastAsia" w:ascii="Times New Roman" w:hAnsi="Times New Roman" w:eastAsia="FangSong" w:cs="Times New Roman"/>
         </w:rPr>
+        <w:t>进攻</w:t>
+      </w:r>
+      <w:r>
+        <w:rPr>
+          <w:rFonts w:ascii="Times New Roman" w:hAnsi="Times New Roman" w:eastAsia="Times New Roman" w:cs="Times New Roman"/>
+        </w:rPr>
+        <w:t xml:space="preserve"> </w:t>
+      </w:r>
+      <w:r>
+        <w:rPr>
+          <w:rFonts w:hint="eastAsia" w:ascii="Times New Roman" w:hAnsi="Times New Roman" w:eastAsia="Times New Roman" w:cs="Times New Roman"/>
+        </w:rPr>
+        <w:t>C1（</w:t>
+      </w:r>
+      <w:r>
+        <w:rPr>
+          <w:rFonts w:hint="eastAsia" w:ascii="Times New Roman" w:hAnsi="Times New Roman" w:eastAsia="FangSong" w:cs="Times New Roman"/>
+        </w:rPr>
+        <w:t>更靠近</w:t>
+      </w:r>
+      <w:r>
+        <w:rPr>
+          <w:rFonts w:ascii="Times New Roman" w:hAnsi="Times New Roman" w:eastAsia="Times New Roman" w:cs="Times New Roman"/>
+        </w:rPr>
+        <w:t xml:space="preserve"> CH</w:t>
+      </w:r>
+      <w:r>
+        <w:rPr>
+          <w:rFonts w:ascii="Times New Roman" w:hAnsi="Times New Roman" w:eastAsia="Times New Roman" w:cs="Times New Roman"/>
+          <w:vertAlign w:val="subscript"/>
+        </w:rPr>
+        <w:t>3</w:t>
+      </w:r>
+      <w:r>
+        <w:rPr>
+          <w:rFonts w:ascii="Times New Roman" w:hAnsi="Times New Roman" w:eastAsia="Times New Roman" w:cs="Times New Roman"/>
+        </w:rPr>
+        <w:t xml:space="preserve"> </w:t>
+      </w:r>
+      <w:r>
+        <w:rPr>
+          <w:rFonts w:hint="eastAsia" w:ascii="Times New Roman" w:hAnsi="Times New Roman" w:eastAsia="FangSong" w:cs="Times New Roman"/>
+        </w:rPr>
+        <w:t>的一端</w:t>
+      </w:r>
+      <w:r>
+        <w:rPr>
+          <w:rFonts w:hint="eastAsia" w:ascii="Times New Roman" w:hAnsi="Times New Roman" w:eastAsia="Times New Roman" w:cs="Times New Roman"/>
+        </w:rPr>
+        <w:t>、</w:t>
+      </w:r>
+      <w:r>
+        <w:rPr>
+          <w:rFonts w:hint="eastAsia" w:ascii="Times New Roman" w:hAnsi="Times New Roman" w:eastAsia="FangSong" w:cs="Times New Roman"/>
+        </w:rPr>
+        <w:t>键角更大更</w:t>
+      </w:r>
+      <w:r>
+        <w:rPr>
+          <w:rFonts w:hint="eastAsia" w:ascii="Times New Roman" w:hAnsi="Times New Roman" w:eastAsia="Times New Roman" w:cs="Times New Roman"/>
+        </w:rPr>
+        <w:t>”</w:t>
+      </w:r>
+      <w:r>
+        <w:rPr>
+          <w:rFonts w:hint="eastAsia" w:ascii="Times New Roman" w:hAnsi="Times New Roman" w:eastAsia="FangSong" w:cs="Times New Roman"/>
+        </w:rPr>
+        <w:t>炔样</w:t>
+      </w:r>
+      <w:r>
+        <w:rPr>
+          <w:rFonts w:hint="eastAsia" w:ascii="Times New Roman" w:hAnsi="Times New Roman" w:eastAsia="Times New Roman" w:cs="Times New Roman"/>
+        </w:rPr>
+        <w:t>”）→</w:t>
+      </w:r>
+      <w:r>
+        <w:rPr>
+          <w:rFonts w:ascii="Times New Roman" w:hAnsi="Times New Roman" w:eastAsia="Times New Roman" w:cs="Times New Roman"/>
+        </w:rPr>
+        <w:t xml:space="preserve"> </w:t>
+      </w:r>
+      <w:r>
+        <w:rPr>
+          <w:rFonts w:hint="eastAsia" w:ascii="Times New Roman" w:hAnsi="Times New Roman" w:eastAsia="FangSong" w:cs="Times New Roman"/>
+        </w:rPr>
+        <w:t xml:space="preserve">负电荷留在</w:t>
+      </w:r>
+      <w:r>
+        <w:rPr>
+          <w:rFonts w:ascii="Times New Roman" w:hAnsi="Times New Roman" w:eastAsia="Times New Roman" w:cs="Times New Roman"/>
+        </w:rPr>
+        <w:t xml:space="preserve"> </w:t>
+      </w:r>
+      <w:r>
+        <w:rPr>
+          <w:rFonts w:hint="eastAsia" w:ascii="Times New Roman" w:hAnsi="Times New Roman" w:eastAsia="Times New Roman" w:cs="Times New Roman"/>
+        </w:rPr>
+        <w:t>C6（</w:t>
+      </w:r>
+      <w:r>
+        <w:rPr>
+          <w:rFonts w:hint="eastAsia" w:ascii="Times New Roman" w:hAnsi="Times New Roman" w:eastAsia="FangSong" w:cs="Times New Roman"/>
+        </w:rPr>
+        <w:t>离</w:t>
+      </w:r>
+      <w:r>
+        <w:rPr>
+          <w:rFonts w:ascii="Times New Roman" w:hAnsi="Times New Roman" w:eastAsia="Times New Roman" w:cs="Times New Roman"/>
+        </w:rPr>
+        <w:t xml:space="preserve"> CH</w:t>
+      </w:r>
+      <w:r>
+        <w:rPr>
+          <w:rFonts w:ascii="Times New Roman" w:hAnsi="Times New Roman" w:eastAsia="Times New Roman" w:cs="Times New Roman"/>
+          <w:vertAlign w:val="subscript"/>
+        </w:rPr>
+        <w:t>3</w:t>
+      </w:r>
+      <w:r>
+        <w:rPr>
+          <w:rFonts w:ascii="Times New Roman" w:hAnsi="Times New Roman" w:eastAsia="Times New Roman" w:cs="Times New Roman"/>
+        </w:rPr>
+        <w:t xml:space="preserve"> </w:t>
+      </w:r>
+      <w:r>
+        <w:rPr>
+          <w:rFonts w:hint="eastAsia" w:ascii="Times New Roman" w:hAnsi="Times New Roman" w:eastAsia="FangSong" w:cs="Times New Roman"/>
+        </w:rPr>
+        <w:t>较远</w:t>
+      </w:r>
+      <w:r>
+        <w:rPr>
+          <w:rFonts w:hint="eastAsia" w:ascii="Times New Roman" w:hAnsi="Times New Roman" w:eastAsia="Times New Roman" w:cs="Times New Roman"/>
+        </w:rPr>
+        <w:t>，</w:t>
+      </w:r>
+      <w:r>
+        <w:rPr>
+          <w:rFonts w:hint="eastAsia" w:ascii="Times New Roman" w:hAnsi="Times New Roman" w:eastAsia="FangSong" w:cs="Times New Roman"/>
+        </w:rPr>
+        <w:t>且该端键角更小</w:t>
+      </w:r>
+      <w:r>
+        <w:rPr>
+          <w:rFonts w:hint="eastAsia" w:ascii="Times New Roman" w:hAnsi="Times New Roman" w:eastAsia="Times New Roman" w:cs="Times New Roman"/>
+        </w:rPr>
+        <w:t>、s</w:t>
+      </w:r>
+      <w:r>
+        <w:rPr>
+          <w:rFonts w:ascii="Times New Roman" w:hAnsi="Times New Roman" w:eastAsia="Times New Roman" w:cs="Times New Roman"/>
+        </w:rPr>
+        <w:t xml:space="preserve"> </w:t>
+      </w:r>
+      <w:r>
+        <w:rPr>
+          <w:rFonts w:hint="eastAsia" w:ascii="Times New Roman" w:hAnsi="Times New Roman" w:eastAsia="FangSong" w:cs="Times New Roman"/>
+        </w:rPr>
+        <w:t>成分更大</w:t>
+      </w:r>
+      <w:r>
+        <w:rPr>
+          <w:rFonts w:hint="eastAsia" w:ascii="Times New Roman" w:hAnsi="Times New Roman" w:eastAsia="Times New Roman" w:cs="Times New Roman"/>
+        </w:rPr>
+        <w:t>，</w:t>
+      </w:r>
+      <w:r>
+        <w:rPr>
+          <w:rFonts w:hint="eastAsia" w:ascii="Times New Roman" w:hAnsi="Times New Roman" w:eastAsia="FangSong" w:cs="Times New Roman"/>
+        </w:rPr>
+        <w:t>更能容纳负电荷</w:t>
+      </w:r>
+      <w:r>
+        <w:rPr>
+          <w:rFonts w:hint="eastAsia" w:ascii="Times New Roman" w:hAnsi="Times New Roman" w:eastAsia="Times New Roman" w:cs="Times New Roman"/>
+        </w:rPr>
+        <w:t>）→</w:t>
+      </w:r>
+      <w:r>
+        <w:rPr>
+          <w:rFonts w:ascii="Times New Roman" w:hAnsi="Times New Roman" w:eastAsia="Times New Roman" w:cs="Times New Roman"/>
+        </w:rPr>
+        <w:t xml:space="preserve"> </w:t>
+      </w:r>
+      <w:r>
+        <w:rPr>
+          <w:rFonts w:hint="eastAsia" w:ascii="Times New Roman" w:hAnsi="Times New Roman" w:eastAsia="FangSong" w:cs="Times New Roman"/>
+        </w:rPr>
+        <w:t xml:space="preserve">质子化得</w:t>
+      </w:r>
+      <w:r>
+        <w:rPr>
+          <w:rFonts w:hint="eastAsia" w:ascii="Times New Roman" w:hAnsi="Times New Roman" w:eastAsia="FangSong" w:cs="Times New Roman"/>
+          <w:b/>
+          <w:bCs/>
+        </w:rPr>
+        <w:t>邻</w:t>
+      </w:r>
+      <w:r>
+        <w:rPr>
+          <w:rFonts w:hint="eastAsia" w:ascii="Times New Roman" w:hAnsi="Times New Roman" w:eastAsia="Times New Roman" w:cs="Times New Roman"/>
+          <w:b/>
+          <w:bCs/>
+        </w:rPr>
+        <w:t>-</w:t>
+      </w:r>
+      <w:r>
+        <w:rPr>
+          <w:rFonts w:hint="eastAsia" w:ascii="Times New Roman" w:hAnsi="Times New Roman" w:eastAsia="FangSong" w:cs="Times New Roman"/>
+          <w:b/>
+          <w:bCs/>
+        </w:rPr>
+        <w:t>甲基苯胺</w:t>
+      </w:r>
+      <w:r>
+        <w:rPr>
+          <w:rFonts w:hint="eastAsia" w:ascii="Times New Roman" w:hAnsi="Times New Roman" w:eastAsia="Times New Roman" w:cs="Times New Roman"/>
+        </w:rPr>
+        <w:t>；</w:t>
+      </w:r>
+      <w:r>
+        <w:rPr>
+          <w:rFonts w:hint="eastAsia" w:ascii="Times New Roman" w:hAnsi="Times New Roman" w:eastAsia="FangSong" w:cs="Times New Roman"/>
+        </w:rPr>
+        <w:t>进攻</w:t>
+      </w:r>
+      <w:r>
+        <w:rPr>
+          <w:rFonts w:ascii="Times New Roman" w:hAnsi="Times New Roman" w:eastAsia="Times New Roman" w:cs="Times New Roman"/>
+        </w:rPr>
+        <w:t xml:space="preserve"> C6 → </w:t>
+      </w:r>
+      <w:r>
+        <w:rPr>
+          <w:rFonts w:hint="eastAsia" w:ascii="Times New Roman" w:hAnsi="Times New Roman" w:eastAsia="FangSong" w:cs="Times New Roman"/>
+        </w:rPr>
+        <w:t xml:space="preserve">负电荷留在紧邻给电子</w:t>
+      </w:r>
+      <w:r>
+        <w:rPr>
+          <w:rFonts w:ascii="Times New Roman" w:hAnsi="Times New Roman" w:eastAsia="Times New Roman" w:cs="Times New Roman"/>
+        </w:rPr>
+        <w:t xml:space="preserve"> CH</w:t>
+      </w:r>
+      <w:r>
+        <w:rPr>
+          <w:rFonts w:ascii="Times New Roman" w:hAnsi="Times New Roman" w:eastAsia="Times New Roman" w:cs="Times New Roman"/>
+          <w:vertAlign w:val="subscript"/>
+        </w:rPr>
+        <w:t>3</w:t>
+      </w:r>
+      <w:r>
+        <w:rPr>
+          <w:rFonts w:ascii="Times New Roman" w:hAnsi="Times New Roman" w:eastAsia="Times New Roman" w:cs="Times New Roman"/>
+        </w:rPr>
+        <w:t xml:space="preserve"> </w:t>
+      </w:r>
+      <w:r>
+        <w:rPr>
+          <w:rFonts w:hint="eastAsia" w:ascii="Times New Roman" w:hAnsi="Times New Roman" w:eastAsia="FangSong" w:cs="Times New Roman"/>
+        </w:rPr>
+        <w:t xml:space="preserve">的</w:t>
+      </w:r>
+      <w:r>
+        <w:rPr>
+          <w:rFonts w:ascii="Times New Roman" w:hAnsi="Times New Roman" w:eastAsia="Times New Roman" w:cs="Times New Roman"/>
+        </w:rPr>
+        <w:t xml:space="preserve"> </w:t>
+      </w:r>
+      <w:r>
+        <w:rPr>
+          <w:rFonts w:hint="eastAsia" w:ascii="Times New Roman" w:hAnsi="Times New Roman" w:eastAsia="Times New Roman" w:cs="Times New Roman"/>
+        </w:rPr>
+        <w:t>C1（</w:t>
+      </w:r>
+      <w:r>
+        <w:rPr>
+          <w:rFonts w:hint="eastAsia" w:ascii="Times New Roman" w:hAnsi="Times New Roman" w:eastAsia="FangSong" w:cs="Times New Roman"/>
+        </w:rPr>
+        <w:t>不利</w:t>
+      </w:r>
+      <w:r>
+        <w:rPr>
+          <w:rFonts w:hint="eastAsia" w:ascii="Times New Roman" w:hAnsi="Times New Roman" w:eastAsia="Times New Roman" w:cs="Times New Roman"/>
+        </w:rPr>
+        <w:t>）→</w:t>
+      </w:r>
+      <w:r>
+        <w:rPr>
+          <w:rFonts w:ascii="Times New Roman" w:hAnsi="Times New Roman" w:eastAsia="Times New Roman" w:cs="Times New Roman"/>
+        </w:rPr>
+        <w:t xml:space="preserve"> </w:t>
+      </w:r>
+      <w:r>
+        <w:rPr>
+          <w:rFonts w:hint="eastAsia" w:ascii="Times New Roman" w:hAnsi="Times New Roman" w:eastAsia="FangSong" w:cs="Times New Roman"/>
+        </w:rPr>
+        <w:t xml:space="preserve">得</w:t>
+      </w:r>
+      <w:r>
+        <w:rPr>
+          <w:rFonts w:hint="eastAsia" w:ascii="Times New Roman" w:hAnsi="Times New Roman" w:eastAsia="FangSong" w:cs="Times New Roman"/>
+          <w:b/>
+          <w:bCs/>
+        </w:rPr>
         <w:t>间</w:t>
       </w:r>
       <w:r>
         <w:rPr>
           <w:rFonts w:hint="eastAsia" w:ascii="Times New Roman" w:hAnsi="Times New Roman" w:eastAsia="Times New Roman" w:cs="Times New Roman"/>
+          <w:b/>
+          <w:bCs/>
         </w:rPr>
         <w:t>-</w:t>
       </w:r>
       <w:r>
         <w:rPr>
           <w:rFonts w:hint="eastAsia" w:ascii="Times New Roman" w:hAnsi="Times New Roman" w:eastAsia="FangSong" w:cs="Times New Roman"/>
+          <w:b/>
+          <w:bCs/>
         </w:rPr>
         <w:t>甲基苯胺</w:t>
       </w:r>
       <w:r>
         <w:rPr>
+          <w:rFonts w:ascii="Times New Roman" w:hAnsi="Times New Roman" w:eastAsia="Times New Roman" w:cs="Times New Roman"/>
+        </w:rPr>
+        <w:t xml:space="preserve">。</w:t>
+      </w:r>
+      <w:r>
+        <w:rPr>
+          <w:rFonts w:ascii="Times New Roman" w:hAnsi="Times New Roman" w:eastAsia="Times New Roman" w:cs="Times New Roman"/>
+        </w:rPr>
+        <w:t xml:space="preserve"> </w:t>
+      </w:r>
+      <w:r>
+        <w:rPr>
+          <w:rFonts w:ascii="Times New Roman" w:hAnsi="Times New Roman" w:eastAsia="Times New Roman" w:cs="Times New Roman"/>
+        </w:rPr>
+        <w:t xml:space="preserve">- </w:t>
+      </w:r>
+      <w:r>
+        <w:rPr>
+          <w:rFonts w:hint="eastAsia" w:ascii="Times New Roman" w:hAnsi="Times New Roman" w:eastAsia="FangSong" w:cs="Times New Roman"/>
+        </w:rPr>
+        <w:t>两条判据</w:t>
+      </w:r>
+      <w:r>
+        <w:rPr>
           <w:rFonts w:hint="eastAsia" w:ascii="Times New Roman" w:hAnsi="Times New Roman" w:eastAsia="Times New Roman" w:cs="Times New Roman"/>
         </w:rPr>
         <w:t>（</w:t>
@@ -36672,7 +38433,77 @@
         <w:rPr>
           <w:rFonts w:hint="eastAsia" w:ascii="Times New Roman" w:hAnsi="Times New Roman" w:eastAsia="FangSong" w:cs="Times New Roman"/>
         </w:rPr>
-        <w:t>主要</w:t>
+        <w:t>芳炔扭曲的</w:t>
+      </w:r>
+      <w:r>
+        <w:rPr>
+          <w:rFonts w:ascii="Times New Roman" w:hAnsi="Times New Roman" w:eastAsia="Times New Roman" w:cs="Times New Roman"/>
+        </w:rPr>
+        <w:t xml:space="preserve"> </w:t>
+      </w:r>
+      <w:r>
+        <w:rPr>
+          <w:rFonts w:ascii="Times New Roman" w:hAnsi="Times New Roman" w:eastAsia="Times New Roman" w:cs="Times New Roman"/>
+          <w:b/>
+          <w:bCs/>
+        </w:rPr>
+        <w:t xml:space="preserve">s </w:t>
+      </w:r>
+      <w:r>
+        <w:rPr>
+          <w:rFonts w:hint="eastAsia" w:ascii="Times New Roman" w:hAnsi="Times New Roman" w:eastAsia="FangSong" w:cs="Times New Roman"/>
+          <w:b/>
+          <w:bCs/>
+        </w:rPr>
+        <w:t>成分</w:t>
+      </w:r>
+      <w:r>
+        <w:rPr>
+          <w:rFonts w:hint="eastAsia" w:ascii="Times New Roman" w:hAnsi="Times New Roman" w:eastAsia="Times New Roman" w:cs="Times New Roman"/>
+          <w:b/>
+          <w:bCs/>
+        </w:rPr>
+        <w:t>/</w:t>
+      </w:r>
+      <w:r>
+        <w:rPr>
+          <w:rFonts w:hint="eastAsia" w:ascii="Times New Roman" w:hAnsi="Times New Roman" w:eastAsia="FangSong" w:cs="Times New Roman"/>
+          <w:b/>
+          <w:bCs/>
+        </w:rPr>
+        <w:t>键角</w:t>
+      </w:r>
+      <w:r>
+        <w:rPr>
+          <w:rFonts w:hint="eastAsia" w:ascii="Times New Roman" w:hAnsi="Times New Roman" w:eastAsia="FangSong" w:cs="Times New Roman"/>
+        </w:rPr>
+        <w:t xml:space="preserve">判据</w:t>
+      </w:r>
+      <w:r>
+        <w:rPr>
+          <w:rFonts w:ascii="Times New Roman" w:hAnsi="Times New Roman" w:eastAsia="Times New Roman" w:cs="Times New Roman"/>
+        </w:rPr>
+        <w:t xml:space="preserve"> +</w:t>
+      </w:r>
+      <w:r>
+        <w:rPr>
+          <w:rFonts w:ascii="Times New Roman" w:hAnsi="Times New Roman" w:eastAsia="Times New Roman" w:cs="Times New Roman"/>
+        </w:rPr>
+        <w:t xml:space="preserve"> </w:t>
+      </w:r>
+      <w:r>
+        <w:rPr>
+          <w:rFonts w:hint="eastAsia" w:ascii="Times New Roman" w:hAnsi="Times New Roman" w:eastAsia="FangSong" w:cs="Times New Roman"/>
+          <w:b/>
+          <w:bCs/>
+        </w:rPr>
+        <w:t xml:space="preserve">负电荷稳定性</w:t>
+      </w:r>
+      <w:r>
+        <w:rPr>
+          <w:rFonts w:hint="eastAsia" w:ascii="Times New Roman" w:hAnsi="Times New Roman" w:eastAsia="FangSong" w:cs="Times New Roman"/>
+        </w:rPr>
+        <w:t>判据</w:t>
       </w:r>
       <w:r>
         <w:rPr>
@@ -36684,31 +38515,80 @@
         <w:rPr>
           <w:rFonts w:hint="eastAsia" w:ascii="Times New Roman" w:hAnsi="Times New Roman" w:eastAsia="FangSong" w:cs="Times New Roman"/>
         </w:rPr>
-        <w:t>和邻</w:t>
-      </w:r>
-      <w:r>
-        <w:rPr>
-          <w:rFonts w:hint="eastAsia" w:ascii="Times New Roman" w:hAnsi="Times New Roman" w:eastAsia="Times New Roman" w:cs="Times New Roman"/>
-        </w:rPr>
-        <w:t>-</w:t>
-      </w:r>
-      <w:r>
-        <w:rPr>
-          <w:rFonts w:hint="eastAsia" w:ascii="Times New Roman" w:hAnsi="Times New Roman" w:eastAsia="FangSong" w:cs="Times New Roman"/>
-        </w:rPr>
-        <w:t>甲基苯胺</w:t>
-      </w:r>
-      <w:r>
-        <w:rPr>
-          <w:rFonts w:hint="eastAsia" w:ascii="Times New Roman" w:hAnsi="Times New Roman" w:eastAsia="Times New Roman" w:cs="Times New Roman"/>
-        </w:rPr>
-        <w:t>（</w:t>
-      </w:r>
-      <w:r>
-        <w:rPr>
-          <w:rFonts w:hint="eastAsia" w:ascii="Times New Roman" w:hAnsi="Times New Roman" w:eastAsia="FangSong" w:cs="Times New Roman"/>
-        </w:rPr>
-        <w:t>次要</w:t>
+        <w:t>指向同一结论</w:t>
+      </w:r>
+      <w:r>
+        <w:rPr>
+          <w:rFonts w:hint="eastAsia" w:ascii="Times New Roman" w:hAnsi="Times New Roman" w:eastAsia="Times New Roman" w:cs="Times New Roman"/>
+        </w:rPr>
+        <w:t>：</w:t>
+      </w:r>
+      <w:r>
+        <w:rPr>
+          <w:rFonts w:hint="eastAsia" w:ascii="Times New Roman" w:hAnsi="Times New Roman" w:eastAsia="FangSong" w:cs="Times New Roman"/>
+          <w:b/>
+          <w:bCs/>
+        </w:rPr>
+        <w:t>邻位为主</w:t>
+      </w:r>
+      <w:r>
+        <w:rPr>
+          <w:rFonts w:hint="eastAsia" w:ascii="Times New Roman" w:hAnsi="Times New Roman" w:eastAsia="Times New Roman" w:cs="Times New Roman"/>
+          <w:b/>
+          <w:bCs/>
+        </w:rPr>
+        <w:t>、</w:t>
+      </w:r>
+      <w:r>
+        <w:rPr>
+          <w:rFonts w:hint="eastAsia" w:ascii="Times New Roman" w:hAnsi="Times New Roman" w:eastAsia="FangSong" w:cs="Times New Roman"/>
+          <w:b/>
+          <w:bCs/>
+        </w:rPr>
+        <w:t>间位为次</w:t>
+      </w:r>
+      <w:r>
+        <w:rPr>
+          <w:rFonts w:ascii="Times New Roman" w:hAnsi="Times New Roman" w:eastAsia="Times New Roman" w:cs="Times New Roman"/>
+        </w:rPr>
+        <w:t xml:space="preserve">。</w:t>
+      </w:r>
+      <w:r>
+        <w:rPr>
+          <w:rFonts w:ascii="Times New Roman" w:hAnsi="Times New Roman" w:eastAsia="Times New Roman" w:cs="Times New Roman"/>
+        </w:rPr>
+        <w:t xml:space="preserve"> </w:t>
+      </w:r>
+      <w:r>
+        <w:rPr>
+          <w:rFonts w:hint="eastAsia" w:ascii="Times New Roman" w:hAnsi="Times New Roman" w:eastAsia="FangSong" w:cs="Times New Roman"/>
+        </w:rPr>
+        <w:t>提醒</w:t>
+      </w:r>
+      <w:r>
+        <w:rPr>
+          <w:rFonts w:hint="eastAsia" w:ascii="Times New Roman" w:hAnsi="Times New Roman" w:eastAsia="Times New Roman" w:cs="Times New Roman"/>
+        </w:rPr>
+        <w:t>：CH</w:t>
+      </w:r>
+      <w:r>
+        <w:rPr>
+          <w:rFonts w:hint="eastAsia" w:ascii="Times New Roman" w:hAnsi="Times New Roman" w:eastAsia="Times New Roman" w:cs="Times New Roman"/>
+          <w:vertAlign w:val="subscript"/>
+        </w:rPr>
+        <w:t>3</w:t>
+      </w:r>
+      <w:r>
+        <w:rPr>
+          <w:rFonts w:ascii="Times New Roman" w:hAnsi="Times New Roman" w:eastAsia="Times New Roman" w:cs="Times New Roman"/>
+        </w:rPr>
+        <w:t xml:space="preserve"> </w:t>
+      </w:r>
+      <w:r>
+        <w:rPr>
+          <w:rFonts w:hint="eastAsia" w:ascii="Times New Roman" w:hAnsi="Times New Roman" w:eastAsia="FangSong" w:cs="Times New Roman"/>
+        </w:rPr>
+        <w:t>的给电子与位阻效应都偏弱</w:t>
       </w:r>
       <w:r>
         <w:rPr>
@@ -36720,107 +38600,7 @@
         <w:rPr>
           <w:rFonts w:hint="eastAsia" w:ascii="Times New Roman" w:hAnsi="Times New Roman" w:eastAsia="FangSong" w:cs="Times New Roman"/>
         </w:rPr>
-        <w:t>量少</w:t>
-      </w:r>
-      <w:r>
-        <w:rPr>
-          <w:rFonts w:hint="eastAsia" w:ascii="Times New Roman" w:hAnsi="Times New Roman" w:eastAsia="Times New Roman" w:cs="Times New Roman"/>
-        </w:rPr>
-        <w:t>）。</w:t>
-      </w:r>
-      <w:r>
-        <w:rPr>
-          <w:rFonts w:ascii="Times New Roman" w:hAnsi="Times New Roman" w:eastAsia="Times New Roman" w:cs="Times New Roman"/>
-        </w:rPr>
-        <w:t xml:space="preserve"> </w:t>
-      </w:r>
-      <w:r>
-        <w:rPr>
-          <w:rFonts w:hint="eastAsia" w:ascii="Times New Roman" w:hAnsi="Times New Roman" w:eastAsia="FangSong" w:cs="Times New Roman"/>
-          <w:b/>
-          <w:bCs/>
-        </w:rPr>
-        <w:t xml:space="preserve">解释</w:t>
-      </w:r>
-      <w:r>
-        <w:rPr>
-          <w:rFonts w:hint="eastAsia" w:ascii="Times New Roman" w:hAnsi="Times New Roman" w:eastAsia="Times New Roman" w:cs="Times New Roman"/>
-        </w:rPr>
-        <w:t>：NH</w:t>
-      </w:r>
-      <w:r>
-        <w:rPr>
-          <w:rFonts w:hint="eastAsia" w:ascii="Times New Roman" w:hAnsi="Times New Roman" w:eastAsia="Times New Roman" w:cs="Times New Roman"/>
-          <w:vertAlign w:val="subscript"/>
-        </w:rPr>
-        <w:t>2</w:t>
-      </w:r>
-      <w:r>
-        <w:rPr>
-          <w:rFonts w:hint="eastAsia" w:ascii="Times New Roman" w:hAnsi="Times New Roman" w:eastAsia="Times New Roman" w:cs="Times New Roman"/>
-          <w:vertAlign w:val="superscript"/>
-        </w:rPr>
-        <w:t>-</w:t>
-      </w:r>
-      <w:r>
-        <w:rPr>
-          <w:rFonts w:ascii="Times New Roman" w:hAnsi="Times New Roman" w:eastAsia="Times New Roman" w:cs="Times New Roman"/>
-        </w:rPr>
-        <w:t xml:space="preserve"> </w:t>
-      </w:r>
-      <w:r>
-        <w:rPr>
-          <w:rFonts w:hint="eastAsia" w:ascii="Times New Roman" w:hAnsi="Times New Roman" w:eastAsia="FangSong" w:cs="Times New Roman"/>
-        </w:rPr>
-        <w:t xml:space="preserve">夺取</w:t>
-      </w:r>
-      <w:r>
-        <w:rPr>
-          <w:rFonts w:ascii="Times New Roman" w:hAnsi="Times New Roman" w:eastAsia="Times New Roman" w:cs="Times New Roman"/>
-        </w:rPr>
-        <w:t xml:space="preserve"> Cl </w:t>
-      </w:r>
-      <w:r>
-        <w:rPr>
-          <w:rFonts w:hint="eastAsia" w:ascii="Times New Roman" w:hAnsi="Times New Roman" w:eastAsia="FangSong" w:cs="Times New Roman"/>
-        </w:rPr>
-        <w:t xml:space="preserve">邻位的</w:t>
-      </w:r>
-      <w:r>
-        <w:rPr>
-          <w:rFonts w:ascii="Times New Roman" w:hAnsi="Times New Roman" w:eastAsia="Times New Roman" w:cs="Times New Roman"/>
-        </w:rPr>
-        <w:t xml:space="preserve"> H → </w:t>
-      </w:r>
-      <w:r>
-        <w:rPr>
-          <w:rFonts w:hint="eastAsia" w:ascii="Times New Roman" w:hAnsi="Times New Roman" w:eastAsia="FangSong" w:cs="Times New Roman"/>
-        </w:rPr>
-        <w:t>生成苯炔中间体</w:t>
-      </w:r>
-      <w:r>
-        <w:rPr>
-          <w:rFonts w:hint="eastAsia" w:ascii="Times New Roman" w:hAnsi="Times New Roman" w:eastAsia="Times New Roman" w:cs="Times New Roman"/>
-        </w:rPr>
-        <w:t>（</w:t>
-      </w:r>
-      <w:r>
-        <w:rPr>
-          <w:rFonts w:hint="eastAsia" w:ascii="Times New Roman" w:hAnsi="Times New Roman" w:eastAsia="FangSong" w:cs="Times New Roman"/>
-        </w:rPr>
-        <w:t>三键在</w:t>
-      </w:r>
-      <w:r>
-        <w:rPr>
-          <w:rFonts w:ascii="Times New Roman" w:hAnsi="Times New Roman" w:eastAsia="Times New Roman" w:cs="Times New Roman"/>
-        </w:rPr>
-        <w:t xml:space="preserve"> C1-C2 </w:t>
-      </w:r>
-      <w:r>
-        <w:rPr>
-          <w:rFonts w:hint="eastAsia" w:ascii="Times New Roman" w:hAnsi="Times New Roman" w:eastAsia="FangSong" w:cs="Times New Roman"/>
-        </w:rPr>
-        <w:t>之间</w:t>
+        <w:t>实际两者比例接近</w:t>
       </w:r>
       <w:r>
         <w:rPr>
@@ -36832,101 +38612,51 @@
         <w:rPr>
           <w:rFonts w:hint="eastAsia" w:ascii="Times New Roman" w:hAnsi="Times New Roman" w:eastAsia="FangSong" w:cs="Times New Roman"/>
         </w:rPr>
-        <w:t>或</w:t>
-      </w:r>
-      <w:r>
-        <w:rPr>
-          <w:rFonts w:ascii="Times New Roman" w:hAnsi="Times New Roman" w:eastAsia="Times New Roman" w:cs="Times New Roman"/>
-        </w:rPr>
-        <w:t xml:space="preserve"> C1-C6 </w:t>
-      </w:r>
-      <w:r>
-        <w:rPr>
-          <w:rFonts w:hint="eastAsia" w:ascii="Times New Roman" w:hAnsi="Times New Roman" w:eastAsia="FangSong" w:cs="Times New Roman"/>
-        </w:rPr>
-        <w:t>之间等可能位点</w:t>
-      </w:r>
-      <w:r>
-        <w:rPr>
-          <w:rFonts w:hint="eastAsia" w:ascii="Times New Roman" w:hAnsi="Times New Roman" w:eastAsia="Times New Roman" w:cs="Times New Roman"/>
-        </w:rPr>
-        <w:t>）。</w:t>
-      </w:r>
-      <w:r>
-        <w:rPr>
-          <w:rFonts w:hint="eastAsia" w:ascii="Times New Roman" w:hAnsi="Times New Roman" w:eastAsia="FangSong" w:cs="Times New Roman"/>
-        </w:rPr>
-        <w:t>亲核试剂</w:t>
-      </w:r>
-      <w:r>
-        <w:rPr>
-          <w:rFonts w:ascii="Times New Roman" w:hAnsi="Times New Roman" w:eastAsia="Times New Roman" w:cs="Times New Roman"/>
-        </w:rPr>
-        <w:t xml:space="preserve"> NH</w:t>
-      </w:r>
-      <w:r>
-        <w:rPr>
-          <w:rFonts w:ascii="Times New Roman" w:hAnsi="Times New Roman" w:eastAsia="Times New Roman" w:cs="Times New Roman"/>
-          <w:vertAlign w:val="subscript"/>
-        </w:rPr>
-        <w:t>3</w:t>
-      </w:r>
-      <w:r>
-        <w:rPr>
-          <w:rFonts w:ascii="Times New Roman" w:hAnsi="Times New Roman" w:eastAsia="Times New Roman" w:cs="Times New Roman"/>
-        </w:rPr>
-        <w:t>/NH</w:t>
-      </w:r>
-      <w:r>
-        <w:rPr>
-          <w:rFonts w:ascii="Times New Roman" w:hAnsi="Times New Roman" w:eastAsia="Times New Roman" w:cs="Times New Roman"/>
-          <w:vertAlign w:val="subscript"/>
-        </w:rPr>
-        <w:t>2</w:t>
-      </w:r>
-      <w:r>
-        <w:rPr>
-          <w:rFonts w:ascii="Times New Roman" w:hAnsi="Times New Roman" w:eastAsia="Times New Roman" w:cs="Times New Roman"/>
-          <w:vertAlign w:val="superscript"/>
-        </w:rPr>
-        <w:t>-</w:t>
-      </w:r>
-      <w:r>
-        <w:rPr>
-          <w:rFonts w:ascii="Times New Roman" w:hAnsi="Times New Roman" w:eastAsia="Times New Roman" w:cs="Times New Roman"/>
-        </w:rPr>
-        <w:t xml:space="preserve"> </w:t>
-      </w:r>
-      <w:r>
-        <w:rPr>
-          <w:rFonts w:hint="eastAsia" w:ascii="Times New Roman" w:hAnsi="Times New Roman" w:eastAsia="FangSong" w:cs="Times New Roman"/>
-        </w:rPr>
-        <w:t>进攻时倾向于选择使负电荷被更稳定的碳</w:t>
-      </w:r>
-      <w:r>
-        <w:rPr>
-          <w:rFonts w:hint="eastAsia" w:ascii="Times New Roman" w:hAnsi="Times New Roman" w:eastAsia="Times New Roman" w:cs="Times New Roman"/>
-        </w:rPr>
-        <w:t>。CH</w:t>
-      </w:r>
-      <w:r>
-        <w:rPr>
-          <w:rFonts w:hint="eastAsia" w:ascii="Times New Roman" w:hAnsi="Times New Roman" w:eastAsia="Times New Roman" w:cs="Times New Roman"/>
-          <w:vertAlign w:val="subscript"/>
-        </w:rPr>
-        <w:t>3</w:t>
-      </w:r>
-      <w:r>
-        <w:rPr>
-          <w:rFonts w:ascii="Times New Roman" w:hAnsi="Times New Roman" w:eastAsia="Times New Roman" w:cs="Times New Roman"/>
-        </w:rPr>
-        <w:t xml:space="preserve"> </w:t>
-      </w:r>
-      <w:r>
-        <w:rPr>
-          <w:rFonts w:hint="eastAsia" w:ascii="Times New Roman" w:hAnsi="Times New Roman" w:eastAsia="FangSong" w:cs="Times New Roman"/>
-        </w:rPr>
-        <w:t>是给电子基</w:t>
+        <w:t>文献多按</w:t>
+      </w:r>
+      <w:r>
+        <w:rPr>
+          <w:rFonts w:hint="eastAsia" w:ascii="Times New Roman" w:hAnsi="Times New Roman" w:eastAsia="Times New Roman" w:cs="Times New Roman"/>
+        </w:rPr>
+        <w:t>”</w:t>
+      </w:r>
+      <w:r>
+        <w:rPr>
+          <w:rFonts w:hint="eastAsia" w:ascii="Times New Roman" w:hAnsi="Times New Roman" w:eastAsia="FangSong" w:cs="Times New Roman"/>
+        </w:rPr>
+        <w:t>两种异构体的混合物</w:t>
+      </w:r>
+      <w:r>
+        <w:rPr>
+          <w:rFonts w:hint="eastAsia" w:ascii="Times New Roman" w:hAnsi="Times New Roman" w:eastAsia="Times New Roman" w:cs="Times New Roman"/>
+        </w:rPr>
+        <w:t>”</w:t>
+      </w:r>
+      <w:r>
+        <w:rPr>
+          <w:rFonts w:hint="eastAsia" w:ascii="Times New Roman" w:hAnsi="Times New Roman" w:eastAsia="FangSong" w:cs="Times New Roman"/>
+        </w:rPr>
+        <w:t>处理</w:t>
+      </w:r>
+      <w:r>
+        <w:rPr>
+          <w:rFonts w:hint="eastAsia" w:ascii="Times New Roman" w:hAnsi="Times New Roman" w:eastAsia="Times New Roman" w:cs="Times New Roman"/>
+        </w:rPr>
+        <w:t>；</w:t>
+      </w:r>
+      <w:r>
+        <w:rPr>
+          <w:rFonts w:hint="eastAsia" w:ascii="Times New Roman" w:hAnsi="Times New Roman" w:eastAsia="FangSong" w:cs="Times New Roman"/>
+        </w:rPr>
+        <w:t>竞赛答题</w:t>
+      </w:r>
+      <w:r>
+        <w:rPr>
+          <w:rFonts w:hint="eastAsia" w:ascii="Times New Roman" w:hAnsi="Times New Roman" w:eastAsia="FangSong" w:cs="Times New Roman"/>
+          <w:b/>
+          <w:bCs/>
+        </w:rPr>
+        <w:t xml:space="preserve">必须把两种都写出来</w:t>
       </w:r>
       <w:r>
         <w:rPr>
@@ -36938,69 +38668,7 @@
         <w:rPr>
           <w:rFonts w:hint="eastAsia" w:ascii="Times New Roman" w:hAnsi="Times New Roman" w:eastAsia="FangSong" w:cs="Times New Roman"/>
         </w:rPr>
-        <w:t>使邻位碳负电荷较稳定</w:t>
-      </w:r>
-      <w:r>
-        <w:rPr>
-          <w:rFonts w:ascii="Times New Roman" w:hAnsi="Times New Roman" w:eastAsia="Times New Roman" w:cs="Times New Roman"/>
-        </w:rPr>
-        <w:t xml:space="preserve"> → NH</w:t>
-      </w:r>
-      <w:r>
-        <w:rPr>
-          <w:rFonts w:ascii="Times New Roman" w:hAnsi="Times New Roman" w:eastAsia="Times New Roman" w:cs="Times New Roman"/>
-          <w:vertAlign w:val="subscript"/>
-        </w:rPr>
-        <w:t>2</w:t>
-      </w:r>
-      <w:r>
-        <w:rPr>
-          <w:rFonts w:ascii="Times New Roman" w:hAnsi="Times New Roman" w:eastAsia="Times New Roman" w:cs="Times New Roman"/>
-        </w:rPr>
-        <w:t xml:space="preserve"> </w:t>
-      </w:r>
-      <w:r>
-        <w:rPr>
-          <w:rFonts w:hint="eastAsia" w:ascii="Times New Roman" w:hAnsi="Times New Roman" w:eastAsia="FangSong" w:cs="Times New Roman"/>
-        </w:rPr>
-        <w:t xml:space="preserve">加成到</w:t>
-      </w:r>
-      <w:r>
-        <w:rPr>
-          <w:rFonts w:ascii="Times New Roman" w:hAnsi="Times New Roman" w:eastAsia="Times New Roman" w:cs="Times New Roman"/>
-        </w:rPr>
-        <w:t xml:space="preserve"> CH</w:t>
-      </w:r>
-      <w:r>
-        <w:rPr>
-          <w:rFonts w:ascii="Times New Roman" w:hAnsi="Times New Roman" w:eastAsia="Times New Roman" w:cs="Times New Roman"/>
-          <w:vertAlign w:val="subscript"/>
-        </w:rPr>
-        <w:t>3</w:t>
-      </w:r>
-      <w:r>
-        <w:rPr>
-          <w:rFonts w:ascii="Times New Roman" w:hAnsi="Times New Roman" w:eastAsia="Times New Roman" w:cs="Times New Roman"/>
-        </w:rPr>
-        <w:t xml:space="preserve"> </w:t>
-      </w:r>
-      <w:r>
-        <w:rPr>
-          <w:rFonts w:hint="eastAsia" w:ascii="Times New Roman" w:hAnsi="Times New Roman" w:eastAsia="FangSong" w:cs="Times New Roman"/>
-        </w:rPr>
-        <w:t>的邻位</w:t>
-      </w:r>
-      <w:r>
-        <w:rPr>
-          <w:rFonts w:hint="eastAsia" w:ascii="Times New Roman" w:hAnsi="Times New Roman" w:eastAsia="Times New Roman" w:cs="Times New Roman"/>
-        </w:rPr>
-        <w:t>/</w:t>
-      </w:r>
-      <w:r>
-        <w:rPr>
-          <w:rFonts w:hint="eastAsia" w:ascii="Times New Roman" w:hAnsi="Times New Roman" w:eastAsia="FangSong" w:cs="Times New Roman"/>
-        </w:rPr>
-        <w:t>对位</w:t>
+        <w:t>只写一种要扣分</w:t>
       </w:r>
       <w:r>
         <w:rPr>
@@ -37438,13 +39106,69 @@
           <w:b/>
           <w:bCs/>
         </w:rPr>
-        <w:t xml:space="preserve">交叉实验方案</w:t>
-      </w:r>
-      <w:r>
-        <w:rPr>
-          <w:rFonts w:hint="eastAsia" w:ascii="Times New Roman" w:hAnsi="Times New Roman" w:eastAsia="Times New Roman" w:cs="Times New Roman"/>
-        </w:rPr>
-        <w:t xml:space="preserve">：</w:t>
+        <w:t>判断</w:t>
+      </w:r>
+      <w:r>
+        <w:rPr>
+          <w:rFonts w:hint="eastAsia" w:ascii="Times New Roman" w:hAnsi="Times New Roman" w:eastAsia="Times New Roman" w:cs="Times New Roman"/>
+          <w:b/>
+          <w:bCs/>
+        </w:rPr>
+        <w:t>”</w:t>
+      </w:r>
+      <w:r>
+        <w:rPr>
+          <w:rFonts w:hint="eastAsia" w:ascii="Times New Roman" w:hAnsi="Times New Roman" w:eastAsia="FangSong" w:cs="Times New Roman"/>
+          <w:b/>
+          <w:bCs/>
+        </w:rPr>
+        <w:t>是否经过自由碳正离子</w:t>
+      </w:r>
+      <w:r>
+        <w:rPr>
+          <w:rFonts w:hint="eastAsia" w:ascii="Times New Roman" w:hAnsi="Times New Roman" w:eastAsia="Times New Roman" w:cs="Times New Roman"/>
+          <w:b/>
+          <w:bCs/>
+        </w:rPr>
+        <w:t>”</w:t>
+      </w:r>
+      <w:r>
+        <w:rPr>
+          <w:rFonts w:hint="eastAsia" w:ascii="Times New Roman" w:hAnsi="Times New Roman" w:eastAsia="FangSong" w:cs="Times New Roman"/>
+          <w:b/>
+          <w:bCs/>
+        </w:rPr>
+        <w:t>的三组实验</w:t>
+      </w:r>
+      <w:r>
+        <w:rPr>
+          <w:rFonts w:hint="eastAsia" w:ascii="Times New Roman" w:hAnsi="Times New Roman" w:eastAsia="Times New Roman" w:cs="Times New Roman"/>
+        </w:rPr>
+        <w:t>（</w:t>
+      </w:r>
+      <w:r>
+        <w:rPr>
+          <w:rFonts w:hint="eastAsia" w:ascii="Times New Roman" w:hAnsi="Times New Roman" w:eastAsia="FangSong" w:cs="Times New Roman"/>
+        </w:rPr>
+        <w:t>原方案不可用</w:t>
+      </w:r>
+      <w:r>
+        <w:rPr>
+          <w:rFonts w:hint="eastAsia" w:ascii="Times New Roman" w:hAnsi="Times New Roman" w:eastAsia="Times New Roman" w:cs="Times New Roman"/>
+        </w:rPr>
+        <w:t>，</w:t>
+      </w:r>
+      <w:r>
+        <w:rPr>
+          <w:rFonts w:hint="eastAsia" w:ascii="Times New Roman" w:hAnsi="Times New Roman" w:eastAsia="FangSong" w:cs="Times New Roman"/>
+        </w:rPr>
+        <w:t>理由见末</w:t>
+      </w:r>
+      <w:r>
+        <w:rPr>
+          <w:rFonts w:hint="eastAsia" w:ascii="Times New Roman" w:hAnsi="Times New Roman" w:eastAsia="Times New Roman" w:cs="Times New Roman"/>
+        </w:rPr>
+        <w:t>）：</w:t>
       </w:r>
       <w:r>
         <w:rPr>
@@ -37454,17 +39178,124 @@
       </w:r>
       <w:r>
         <w:rPr>
-          <w:rFonts w:hint="eastAsia" w:ascii="Times New Roman" w:hAnsi="Times New Roman" w:eastAsia="FangSong" w:cs="Times New Roman"/>
-          <w:b/>
-          <w:bCs/>
-        </w:rPr>
-        <w:t xml:space="preserve">原理</w:t>
-      </w:r>
-      <w:r>
-        <w:rPr>
-          <w:rFonts w:hint="eastAsia" w:ascii="Times New Roman" w:hAnsi="Times New Roman" w:eastAsia="Times New Roman" w:cs="Times New Roman"/>
-        </w:rPr>
-        <w:t xml:space="preserve">：SN2</w:t>
+          <w:rFonts w:ascii="Times New Roman" w:hAnsi="Times New Roman" w:eastAsia="Times New Roman" w:cs="Times New Roman"/>
+          <w:b/>
+          <w:bCs/>
+        </w:rPr>
+        <w:t xml:space="preserve">① </w:t>
+      </w:r>
+      <w:r>
+        <w:rPr>
+          <w:rFonts w:hint="eastAsia" w:ascii="Times New Roman" w:hAnsi="Times New Roman" w:eastAsia="FangSong" w:cs="Times New Roman"/>
+          <w:b/>
+          <w:bCs/>
+        </w:rPr>
+        <w:t>动力学判据</w:t>
+      </w:r>
+      <w:r>
+        <w:rPr>
+          <w:rFonts w:hint="eastAsia" w:ascii="Times New Roman" w:hAnsi="Times New Roman" w:eastAsia="Times New Roman" w:cs="Times New Roman"/>
+          <w:b/>
+          <w:bCs/>
+        </w:rPr>
+        <w:t>（</w:t>
+      </w:r>
+      <w:r>
+        <w:rPr>
+          <w:rFonts w:hint="eastAsia" w:ascii="Times New Roman" w:hAnsi="Times New Roman" w:eastAsia="FangSong" w:cs="Times New Roman"/>
+          <w:b/>
+          <w:bCs/>
+        </w:rPr>
+        <w:t>最直接</w:t>
+      </w:r>
+      <w:r>
+        <w:rPr>
+          <w:rFonts w:hint="eastAsia" w:ascii="Times New Roman" w:hAnsi="Times New Roman" w:eastAsia="Times New Roman" w:cs="Times New Roman"/>
+          <w:b/>
+          <w:bCs/>
+        </w:rPr>
+        <w:t>）</w:t>
+      </w:r>
+      <w:r>
+        <w:rPr>
+          <w:rFonts w:hint="eastAsia" w:ascii="Times New Roman" w:hAnsi="Times New Roman" w:eastAsia="Times New Roman" w:cs="Times New Roman"/>
+        </w:rPr>
+        <w:t>：</w:t>
+      </w:r>
+      <w:r>
+        <w:rPr>
+          <w:rFonts w:hint="eastAsia" w:ascii="Times New Roman" w:hAnsi="Times New Roman" w:eastAsia="FangSong" w:cs="Times New Roman"/>
+        </w:rPr>
+        <w:t>同一底物</w:t>
+      </w:r>
+      <w:r>
+        <w:rPr>
+          <w:rFonts w:hint="eastAsia" w:ascii="Times New Roman" w:hAnsi="Times New Roman" w:eastAsia="Times New Roman" w:cs="Times New Roman"/>
+        </w:rPr>
+        <w:t>，</w:t>
+      </w:r>
+      <w:r>
+        <w:rPr>
+          <w:rFonts w:hint="eastAsia" w:ascii="Times New Roman" w:hAnsi="Times New Roman" w:eastAsia="FangSong" w:cs="Times New Roman"/>
+        </w:rPr>
+        <w:t>改变亲核试剂浓度测初速</w:t>
+      </w:r>
+      <w:r>
+        <w:rPr>
+          <w:rFonts w:ascii="Times New Roman" w:hAnsi="Times New Roman" w:eastAsia="Times New Roman" w:cs="Times New Roman"/>
+        </w:rPr>
+        <w:t xml:space="preserve"> —— SN2 </w:t>
+      </w:r>
+      <w:r>
+        <w:rPr>
+          <w:rFonts w:hint="eastAsia" w:ascii="Times New Roman" w:hAnsi="Times New Roman" w:eastAsia="FangSong" w:cs="Times New Roman"/>
+        </w:rPr>
+        <w:t xml:space="preserve">为</w:t>
+      </w:r>
+      <w:r>
+        <w:rPr>
+          <w:rFonts w:ascii="Times New Roman" w:hAnsi="Times New Roman" w:eastAsia="Times New Roman" w:cs="Times New Roman"/>
+        </w:rPr>
+        <w:t xml:space="preserve"> v = </w:t>
+      </w:r>
+      <w:r>
+        <w:rPr>
+          <w:rFonts w:hint="eastAsia" w:ascii="Times New Roman" w:hAnsi="Times New Roman" w:eastAsia="Times New Roman" w:cs="Times New Roman"/>
+        </w:rPr>
+        <w:t>k[R−X][Nu</w:t>
+      </w:r>
+      <w:r>
+        <w:rPr>
+          <w:rFonts w:hint="eastAsia" w:ascii="Times New Roman" w:hAnsi="Times New Roman" w:eastAsia="Times New Roman" w:cs="Times New Roman"/>
+          <w:vertAlign w:val="superscript"/>
+        </w:rPr>
+        <w:t>-</w:t>
+      </w:r>
+      <w:r>
+        <w:rPr>
+          <w:rFonts w:hint="eastAsia" w:ascii="Times New Roman" w:hAnsi="Times New Roman" w:eastAsia="Times New Roman" w:cs="Times New Roman"/>
+        </w:rPr>
+        <w:t>]，</w:t>
+      </w:r>
+      <w:r>
+        <w:rPr>
+          <w:rFonts w:hint="eastAsia" w:ascii="Times New Roman" w:hAnsi="Times New Roman" w:eastAsia="FangSong" w:cs="Times New Roman"/>
+        </w:rPr>
+        <w:t>速率对亲核试剂</w:t>
+      </w:r>
+      <w:r>
+        <w:rPr>
+          <w:rFonts w:hint="eastAsia" w:ascii="Times New Roman" w:hAnsi="Times New Roman" w:eastAsia="FangSong" w:cs="Times New Roman"/>
+          <w:b/>
+          <w:bCs/>
+        </w:rPr>
+        <w:t xml:space="preserve">一级</w:t>
+      </w:r>
+      <w:r>
+        <w:rPr>
+          <w:rFonts w:hint="eastAsia" w:ascii="Times New Roman" w:hAnsi="Times New Roman" w:eastAsia="Times New Roman" w:cs="Times New Roman"/>
+        </w:rPr>
+        <w:t xml:space="preserve">；SN1</w:t>
       </w:r>
       <w:r>
         <w:rPr>
@@ -37476,7 +39307,275 @@
         <w:rPr>
           <w:rFonts w:hint="eastAsia" w:ascii="Times New Roman" w:hAnsi="Times New Roman" w:eastAsia="FangSong" w:cs="Times New Roman"/>
         </w:rPr>
-        <w:t>是协同的</w:t>
+        <w:t xml:space="preserve">为</w:t>
+      </w:r>
+      <w:r>
+        <w:rPr>
+          <w:rFonts w:ascii="Times New Roman" w:hAnsi="Times New Roman" w:eastAsia="Times New Roman" w:cs="Times New Roman"/>
+        </w:rPr>
+        <w:t xml:space="preserve"> v = </w:t>
+      </w:r>
+      <w:r>
+        <w:rPr>
+          <w:rFonts w:hint="eastAsia" w:ascii="Times New Roman" w:hAnsi="Times New Roman" w:eastAsia="Times New Roman" w:cs="Times New Roman"/>
+        </w:rPr>
+        <w:t>k[R−X]，</w:t>
+      </w:r>
+      <w:r>
+        <w:rPr>
+          <w:rFonts w:hint="eastAsia" w:ascii="Times New Roman" w:hAnsi="Times New Roman" w:eastAsia="FangSong" w:cs="Times New Roman"/>
+        </w:rPr>
+        <w:t>速率与</w:t>
+      </w:r>
+      <w:r>
+        <w:rPr>
+          <w:rFonts w:ascii="Times New Roman" w:hAnsi="Times New Roman" w:eastAsia="Times New Roman" w:cs="Times New Roman"/>
+        </w:rPr>
+        <w:t xml:space="preserve"> [Nu</w:t>
+      </w:r>
+      <w:r>
+        <w:rPr>
+          <w:rFonts w:ascii="Times New Roman" w:hAnsi="Times New Roman" w:eastAsia="Times New Roman" w:cs="Times New Roman"/>
+          <w:vertAlign w:val="superscript"/>
+        </w:rPr>
+        <w:t>-</w:t>
+      </w:r>
+      <w:r>
+        <w:rPr>
+          <w:rFonts w:ascii="Times New Roman" w:hAnsi="Times New Roman" w:eastAsia="Times New Roman" w:cs="Times New Roman"/>
+        </w:rPr>
+        <w:t>]</w:t>
+      </w:r>
+      <w:r>
+        <w:rPr>
+          <w:rFonts w:ascii="Times New Roman" w:hAnsi="Times New Roman" w:eastAsia="Times New Roman" w:cs="Times New Roman"/>
+        </w:rPr>
+        <w:t xml:space="preserve"> </w:t>
+      </w:r>
+      <w:r>
+        <w:rPr>
+          <w:rFonts w:hint="eastAsia" w:ascii="Times New Roman" w:hAnsi="Times New Roman" w:eastAsia="FangSong" w:cs="Times New Roman"/>
+          <w:b/>
+          <w:bCs/>
+        </w:rPr>
+        <w:t xml:space="preserve">无关</w:t>
+      </w:r>
+      <w:r>
+        <w:rPr>
+          <w:rFonts w:hint="eastAsia" w:ascii="Times New Roman" w:hAnsi="Times New Roman" w:eastAsia="Times New Roman" w:cs="Times New Roman"/>
+        </w:rPr>
+        <w:t>（</w:t>
+      </w:r>
+      <w:r>
+        <w:rPr>
+          <w:rFonts w:hint="eastAsia" w:ascii="Times New Roman" w:hAnsi="Times New Roman" w:eastAsia="FangSong" w:cs="Times New Roman"/>
+        </w:rPr>
+        <w:t>决速步是电离</w:t>
+      </w:r>
+      <w:r>
+        <w:rPr>
+          <w:rFonts w:hint="eastAsia" w:ascii="Times New Roman" w:hAnsi="Times New Roman" w:eastAsia="Times New Roman" w:cs="Times New Roman"/>
+        </w:rPr>
+        <w:t>）。</w:t>
+      </w:r>
+      <w:r>
+        <w:rPr>
+          <w:rFonts w:ascii="Times New Roman" w:hAnsi="Times New Roman" w:eastAsia="Times New Roman" w:cs="Times New Roman"/>
+        </w:rPr>
+        <w:t xml:space="preserve"> </w:t>
+      </w:r>
+      <w:r>
+        <w:rPr>
+          <w:rFonts w:ascii="Times New Roman" w:hAnsi="Times New Roman" w:eastAsia="Times New Roman" w:cs="Times New Roman"/>
+          <w:b/>
+          <w:bCs/>
+        </w:rPr>
+        <w:t xml:space="preserve">② </w:t>
+      </w:r>
+      <w:r>
+        <w:rPr>
+          <w:rFonts w:hint="eastAsia" w:ascii="Times New Roman" w:hAnsi="Times New Roman" w:eastAsia="FangSong" w:cs="Times New Roman"/>
+          <w:b/>
+          <w:bCs/>
+        </w:rPr>
+        <w:t xml:space="preserve">立体化学判据</w:t>
+      </w:r>
+      <w:r>
+        <w:rPr>
+          <w:rFonts w:hint="eastAsia" w:ascii="Times New Roman" w:hAnsi="Times New Roman" w:eastAsia="Times New Roman" w:cs="Times New Roman"/>
+        </w:rPr>
+        <w:t>：</w:t>
+      </w:r>
+      <w:r>
+        <w:rPr>
+          <w:rFonts w:hint="eastAsia" w:ascii="Times New Roman" w:hAnsi="Times New Roman" w:eastAsia="FangSong" w:cs="Times New Roman"/>
+        </w:rPr>
+        <w:t>取光学纯的</w:t>
+      </w:r>
+      <w:r>
+        <w:rPr>
+          <w:rFonts w:ascii="Times New Roman" w:hAnsi="Times New Roman" w:eastAsia="Times New Roman" w:cs="Times New Roman"/>
+        </w:rPr>
+        <w:t xml:space="preserve"> </w:t>
+      </w:r>
+      <w:r>
+        <w:rPr>
+          <w:rFonts w:hint="eastAsia" w:ascii="Times New Roman" w:hAnsi="Times New Roman" w:eastAsia="Times New Roman" w:cs="Times New Roman"/>
+        </w:rPr>
+        <w:t>2-</w:t>
+      </w:r>
+      <w:r>
+        <w:rPr>
+          <w:rFonts w:hint="eastAsia" w:ascii="Times New Roman" w:hAnsi="Times New Roman" w:eastAsia="FangSong" w:cs="Times New Roman"/>
+        </w:rPr>
+        <w:t>溴辛烷</w:t>
+      </w:r>
+      <w:r>
+        <w:rPr>
+          <w:rFonts w:hint="eastAsia" w:ascii="Times New Roman" w:hAnsi="Times New Roman" w:eastAsia="Times New Roman" w:cs="Times New Roman"/>
+        </w:rPr>
+        <w:t>（</w:t>
+      </w:r>
+      <w:r>
+        <w:rPr>
+          <w:rFonts w:hint="eastAsia" w:ascii="Times New Roman" w:hAnsi="Times New Roman" w:eastAsia="FangSong" w:cs="Times New Roman"/>
+        </w:rPr>
+        <w:t>或</w:t>
+      </w:r>
+      <w:r>
+        <w:rPr>
+          <w:rFonts w:ascii="Times New Roman" w:hAnsi="Times New Roman" w:eastAsia="Times New Roman" w:cs="Times New Roman"/>
+        </w:rPr>
+        <w:t xml:space="preserve"> </w:t>
+      </w:r>
+      <w:r>
+        <w:rPr>
+          <w:rFonts w:hint="eastAsia" w:ascii="Times New Roman" w:hAnsi="Times New Roman" w:eastAsia="Times New Roman" w:cs="Times New Roman"/>
+        </w:rPr>
+        <w:t>2-</w:t>
+      </w:r>
+      <w:r>
+        <w:rPr>
+          <w:rFonts w:hint="eastAsia" w:ascii="Times New Roman" w:hAnsi="Times New Roman" w:eastAsia="FangSong" w:cs="Times New Roman"/>
+        </w:rPr>
+        <w:t>溴丁烷</w:t>
+      </w:r>
+      <w:r>
+        <w:rPr>
+          <w:rFonts w:hint="eastAsia" w:ascii="Times New Roman" w:hAnsi="Times New Roman" w:eastAsia="Times New Roman" w:cs="Times New Roman"/>
+        </w:rPr>
+        <w:t>）</w:t>
+      </w:r>
+      <w:r>
+        <w:rPr>
+          <w:rFonts w:hint="eastAsia" w:ascii="Times New Roman" w:hAnsi="Times New Roman" w:eastAsia="FangSong" w:cs="Times New Roman"/>
+        </w:rPr>
+        <w:t>在</w:t>
+      </w:r>
+      <w:r>
+        <w:rPr>
+          <w:rFonts w:ascii="Times New Roman" w:hAnsi="Times New Roman" w:eastAsia="Times New Roman" w:cs="Times New Roman"/>
+        </w:rPr>
+        <w:t xml:space="preserve"> </w:t>
+      </w:r>
+      <w:r>
+        <w:rPr>
+          <w:rFonts w:ascii="Times New Roman" w:hAnsi="Times New Roman" w:eastAsia="Times New Roman" w:cs="Times New Roman"/>
+          <w:b/>
+          <w:bCs/>
+        </w:rPr>
+        <w:t>80% EtOH/H</w:t>
+      </w:r>
+      <w:r>
+        <w:rPr>
+          <w:rFonts w:ascii="Times New Roman" w:hAnsi="Times New Roman" w:eastAsia="Times New Roman" w:cs="Times New Roman"/>
+          <w:b/>
+          <w:bCs/>
+          <w:vertAlign w:val="subscript"/>
+        </w:rPr>
+        <w:t>2</w:t>
+      </w:r>
+      <w:r>
+        <w:rPr>
+          <w:rFonts w:ascii="Times New Roman" w:hAnsi="Times New Roman" w:eastAsia="Times New Roman" w:cs="Times New Roman"/>
+          <w:b/>
+          <w:bCs/>
+        </w:rPr>
+        <w:t>O</w:t>
+      </w:r>
+      <w:r>
+        <w:rPr>
+          <w:rFonts w:ascii="Times New Roman" w:hAnsi="Times New Roman" w:eastAsia="Times New Roman" w:cs="Times New Roman"/>
+        </w:rPr>
+        <w:t xml:space="preserve"> </w:t>
+      </w:r>
+      <w:r>
+        <w:rPr>
+          <w:rFonts w:hint="eastAsia" w:ascii="Times New Roman" w:hAnsi="Times New Roman" w:eastAsia="FangSong" w:cs="Times New Roman"/>
+        </w:rPr>
+        <w:t xml:space="preserve">中溶剂解</w:t>
+      </w:r>
+      <w:r>
+        <w:rPr>
+          <w:rFonts w:ascii="Times New Roman" w:hAnsi="Times New Roman" w:eastAsia="Times New Roman" w:cs="Times New Roman"/>
+        </w:rPr>
+        <w:t xml:space="preserve"> —— </w:t>
+      </w:r>
+      <w:r>
+        <w:rPr>
+          <w:rFonts w:hint="eastAsia" w:ascii="Times New Roman" w:hAnsi="Times New Roman" w:eastAsia="FangSong" w:cs="Times New Roman"/>
+        </w:rPr>
+        <w:t xml:space="preserve">产物</w:t>
+      </w:r>
+      <w:r>
+        <w:rPr>
+          <w:rFonts w:hint="eastAsia" w:ascii="Times New Roman" w:hAnsi="Times New Roman" w:eastAsia="FangSong" w:cs="Times New Roman"/>
+          <w:b/>
+          <w:bCs/>
+        </w:rPr>
+        <w:t xml:space="preserve">外消旋或部分外消旋</w:t>
+      </w:r>
+      <w:r>
+        <w:rPr>
+          <w:rFonts w:ascii="Times New Roman" w:hAnsi="Times New Roman" w:eastAsia="Times New Roman" w:cs="Times New Roman"/>
+        </w:rPr>
+        <w:t xml:space="preserve"> </w:t>
+      </w:r>
+      <w:r>
+        <w:rPr>
+          <w:rFonts w:ascii="Times New Roman" w:hAnsi="Times New Roman" w:eastAsia="Times New Roman" w:cs="Times New Roman"/>
+        </w:rPr>
+        <w:t xml:space="preserve">→ </w:t>
+      </w:r>
+      <w:r>
+        <w:rPr>
+          <w:rFonts w:hint="eastAsia" w:ascii="Times New Roman" w:hAnsi="Times New Roman" w:eastAsia="FangSong" w:cs="Times New Roman"/>
+        </w:rPr>
+        <w:t>经自由</w:t>
+      </w:r>
+      <w:r>
+        <w:rPr>
+          <w:rFonts w:hint="eastAsia" w:ascii="Times New Roman" w:hAnsi="Times New Roman" w:eastAsia="Times New Roman" w:cs="Times New Roman"/>
+        </w:rPr>
+        <w:t>（</w:t>
+      </w:r>
+      <w:r>
+        <w:rPr>
+          <w:rFonts w:hint="eastAsia" w:ascii="Times New Roman" w:hAnsi="Times New Roman" w:eastAsia="FangSong" w:cs="Times New Roman"/>
+        </w:rPr>
+        <w:t>平面型</w:t>
+      </w:r>
+      <w:r>
+        <w:rPr>
+          <w:rFonts w:hint="eastAsia" w:ascii="Times New Roman" w:hAnsi="Times New Roman" w:eastAsia="Times New Roman" w:cs="Times New Roman"/>
+        </w:rPr>
+        <w:t>）</w:t>
+      </w:r>
+      <w:r>
+        <w:rPr>
+          <w:rFonts w:hint="eastAsia" w:ascii="Times New Roman" w:hAnsi="Times New Roman" w:eastAsia="FangSong" w:cs="Times New Roman"/>
+        </w:rPr>
+        <w:t>碳正离子</w:t>
       </w:r>
       <w:r>
         <w:rPr>
@@ -37488,7 +39587,93 @@
         <w:rPr>
           <w:rFonts w:hint="eastAsia" w:ascii="Times New Roman" w:hAnsi="Times New Roman" w:eastAsia="FangSong" w:cs="Times New Roman"/>
         </w:rPr>
-        <w:t>若用两种不同的底物</w:t>
+        <w:t>两面进攻</w:t>
+      </w:r>
+      <w:r>
+        <w:rPr>
+          <w:rFonts w:hint="eastAsia" w:ascii="Times New Roman" w:hAnsi="Times New Roman" w:eastAsia="Times New Roman" w:cs="Times New Roman"/>
+        </w:rPr>
+        <w:t>；</w:t>
+      </w:r>
+      <w:r>
+        <w:rPr>
+          <w:rFonts w:hint="eastAsia" w:ascii="Times New Roman" w:hAnsi="Times New Roman" w:eastAsia="FangSong" w:cs="Times New Roman"/>
+        </w:rPr>
+        <w:t>产物</w:t>
+      </w:r>
+      <w:r>
+        <w:rPr>
+          <w:rFonts w:hint="eastAsia" w:ascii="Times New Roman" w:hAnsi="Times New Roman" w:eastAsia="FangSong" w:cs="Times New Roman"/>
+          <w:b/>
+          <w:bCs/>
+        </w:rPr>
+        <w:t xml:space="preserve">完全构型反转</w:t>
+      </w:r>
+      <w:r>
+        <w:rPr>
+          <w:rFonts w:ascii="Times New Roman" w:hAnsi="Times New Roman" w:eastAsia="Times New Roman" w:cs="Times New Roman"/>
+        </w:rPr>
+        <w:t xml:space="preserve"> </w:t>
+      </w:r>
+      <w:r>
+        <w:rPr>
+          <w:rFonts w:ascii="Times New Roman" w:hAnsi="Times New Roman" w:eastAsia="Times New Roman" w:cs="Times New Roman"/>
+        </w:rPr>
+        <w:t xml:space="preserve">→ </w:t>
+      </w:r>
+      <w:r>
+        <w:rPr>
+          <w:rFonts w:hint="eastAsia" w:ascii="Times New Roman" w:hAnsi="Times New Roman" w:eastAsia="FangSong" w:cs="Times New Roman"/>
+        </w:rPr>
+        <w:t xml:space="preserve">协同的</w:t>
+      </w:r>
+      <w:r>
+        <w:rPr>
+          <w:rFonts w:ascii="Times New Roman" w:hAnsi="Times New Roman" w:eastAsia="Times New Roman" w:cs="Times New Roman"/>
+        </w:rPr>
+        <w:t xml:space="preserve"> SN2。</w:t>
+      </w:r>
+      <w:r>
+        <w:rPr>
+          <w:rFonts w:ascii="Times New Roman" w:hAnsi="Times New Roman" w:eastAsia="Times New Roman" w:cs="Times New Roman"/>
+        </w:rPr>
+        <w:t xml:space="preserve"> </w:t>
+      </w:r>
+      <w:r>
+        <w:rPr>
+          <w:rFonts w:ascii="Times New Roman" w:hAnsi="Times New Roman" w:eastAsia="Times New Roman" w:cs="Times New Roman"/>
+          <w:b/>
+          <w:bCs/>
+        </w:rPr>
+        <w:t xml:space="preserve">③ </w:t>
+      </w:r>
+      <w:r>
+        <w:rPr>
+          <w:rFonts w:hint="eastAsia" w:ascii="Times New Roman" w:hAnsi="Times New Roman" w:eastAsia="FangSong" w:cs="Times New Roman"/>
+          <w:b/>
+          <w:bCs/>
+        </w:rPr>
+        <w:t xml:space="preserve">外加捕获剂判据</w:t>
+      </w:r>
+      <w:r>
+        <w:rPr>
+          <w:rFonts w:hint="eastAsia" w:ascii="Times New Roman" w:hAnsi="Times New Roman" w:eastAsia="Times New Roman" w:cs="Times New Roman"/>
+        </w:rPr>
+        <w:t>：</w:t>
+      </w:r>
+      <w:r>
+        <w:rPr>
+          <w:rFonts w:hint="eastAsia" w:ascii="Times New Roman" w:hAnsi="Times New Roman" w:eastAsia="FangSong" w:cs="Times New Roman"/>
+        </w:rPr>
+        <w:t>溶剂解体系中加入大过量的</w:t>
+      </w:r>
+      <w:r>
+        <w:rPr>
+          <w:rFonts w:hint="eastAsia" w:ascii="Times New Roman" w:hAnsi="Times New Roman" w:eastAsia="FangSong" w:cs="Times New Roman"/>
+          <w:b/>
+          <w:bCs/>
+        </w:rPr>
+        <w:t xml:space="preserve">外源亲核捕获剂</w:t>
       </w:r>
       <w:r>
         <w:rPr>
@@ -37506,31 +39691,38 @@
         <w:rPr>
           <w:rFonts w:ascii="Times New Roman" w:hAnsi="Times New Roman" w:eastAsia="Times New Roman" w:cs="Times New Roman"/>
         </w:rPr>
-        <w:t xml:space="preserve"> R-X </w:t>
-      </w:r>
-      <w:r>
-        <w:rPr>
-          <w:rFonts w:hint="eastAsia" w:ascii="Times New Roman" w:hAnsi="Times New Roman" w:eastAsia="FangSong" w:cs="Times New Roman"/>
-        </w:rPr>
-        <w:t xml:space="preserve">和</w:t>
-      </w:r>
-      <w:r>
-        <w:rPr>
-          <w:rFonts w:ascii="Times New Roman" w:hAnsi="Times New Roman" w:eastAsia="Times New Roman" w:cs="Times New Roman"/>
-        </w:rPr>
         <w:t xml:space="preserve"> </w:t>
       </w:r>
       <w:r>
         <w:rPr>
           <w:rFonts w:hint="eastAsia" w:ascii="Times New Roman" w:hAnsi="Times New Roman" w:eastAsia="Times New Roman" w:cs="Times New Roman"/>
         </w:rPr>
-        <w:t>R’-X）</w:t>
-      </w:r>
-      <w:r>
-        <w:rPr>
-          <w:rFonts w:hint="eastAsia" w:ascii="Times New Roman" w:hAnsi="Times New Roman" w:eastAsia="FangSong" w:cs="Times New Roman"/>
-        </w:rPr>
-        <w:t>进行反应</w:t>
+        <w:t>NaN</w:t>
+      </w:r>
+      <w:r>
+        <w:rPr>
+          <w:rFonts w:hint="eastAsia" w:ascii="Times New Roman" w:hAnsi="Times New Roman" w:eastAsia="Times New Roman" w:cs="Times New Roman"/>
+          <w:vertAlign w:val="subscript"/>
+        </w:rPr>
+        <w:t>3</w:t>
+      </w:r>
+      <w:r>
+        <w:rPr>
+          <w:rFonts w:hint="eastAsia" w:ascii="Times New Roman" w:hAnsi="Times New Roman" w:eastAsia="Times New Roman" w:cs="Times New Roman"/>
+        </w:rPr>
+        <w:t>）——</w:t>
+      </w:r>
+      <w:r>
+        <w:rPr>
+          <w:rFonts w:ascii="Times New Roman" w:hAnsi="Times New Roman" w:eastAsia="Times New Roman" w:cs="Times New Roman"/>
+        </w:rPr>
+        <w:t xml:space="preserve"> </w:t>
+      </w:r>
+      <w:r>
+        <w:rPr>
+          <w:rFonts w:hint="eastAsia" w:ascii="Times New Roman" w:hAnsi="Times New Roman" w:eastAsia="FangSong" w:cs="Times New Roman"/>
+        </w:rPr>
+        <w:t>若有自由碳正离子</w:t>
       </w:r>
       <w:r>
         <w:rPr>
@@ -37542,7 +39734,478 @@
         <w:rPr>
           <w:rFonts w:hint="eastAsia" w:ascii="Times New Roman" w:hAnsi="Times New Roman" w:eastAsia="FangSong" w:cs="Times New Roman"/>
         </w:rPr>
-        <w:t>不会发生</w:t>
+        <w:t>会生成</w:t>
+      </w:r>
+      <w:r>
+        <w:rPr>
+          <w:rFonts w:hint="eastAsia" w:ascii="Times New Roman" w:hAnsi="Times New Roman" w:eastAsia="FangSong" w:cs="Times New Roman"/>
+          <w:b/>
+          <w:bCs/>
+        </w:rPr>
+        <w:t xml:space="preserve">叠氮化物</w:t>
+      </w:r>
+      <w:r>
+        <w:rPr>
+          <w:rFonts w:ascii="Times New Roman" w:hAnsi="Times New Roman" w:eastAsia="Times New Roman" w:cs="Times New Roman"/>
+          <w:b/>
+          <w:bCs/>
+        </w:rPr>
+        <w:t xml:space="preserve"> R−N</w:t>
+      </w:r>
+      <w:r>
+        <w:rPr>
+          <w:rFonts w:ascii="Times New Roman" w:hAnsi="Times New Roman" w:eastAsia="Times New Roman" w:cs="Times New Roman"/>
+          <w:b/>
+          <w:bCs/>
+          <w:vertAlign w:val="subscript"/>
+        </w:rPr>
+        <w:t>3</w:t>
+      </w:r>
+      <w:r>
+        <w:rPr>
+          <w:rFonts w:ascii="Times New Roman" w:hAnsi="Times New Roman" w:eastAsia="Times New Roman" w:cs="Times New Roman"/>
+        </w:rPr>
+        <w:t xml:space="preserve"> </w:t>
+      </w:r>
+      <w:r>
+        <w:rPr>
+          <w:rFonts w:hint="eastAsia" w:ascii="Times New Roman" w:hAnsi="Times New Roman" w:eastAsia="FangSong" w:cs="Times New Roman"/>
+        </w:rPr>
+        <w:t>并与溶剂解产物并存</w:t>
+      </w:r>
+      <w:r>
+        <w:rPr>
+          <w:rFonts w:hint="eastAsia" w:ascii="Times New Roman" w:hAnsi="Times New Roman" w:eastAsia="Times New Roman" w:cs="Times New Roman"/>
+        </w:rPr>
+        <w:t>，</w:t>
+      </w:r>
+      <w:r>
+        <w:rPr>
+          <w:rFonts w:hint="eastAsia" w:ascii="Times New Roman" w:hAnsi="Times New Roman" w:eastAsia="FangSong" w:cs="Times New Roman"/>
+        </w:rPr>
+        <w:t>且</w:t>
+      </w:r>
+      <w:r>
+        <w:rPr>
+          <w:rFonts w:hint="eastAsia" w:ascii="Times New Roman" w:hAnsi="Times New Roman" w:eastAsia="FangSong" w:cs="Times New Roman"/>
+          <w:b/>
+          <w:bCs/>
+        </w:rPr>
+        <w:t xml:space="preserve">产物比例随</w:t>
+      </w:r>
+      <w:r>
+        <w:rPr>
+          <w:rFonts w:ascii="Times New Roman" w:hAnsi="Times New Roman" w:eastAsia="Times New Roman" w:cs="Times New Roman"/>
+          <w:b/>
+          <w:bCs/>
+        </w:rPr>
+        <w:t xml:space="preserve"> [N</w:t>
+      </w:r>
+      <w:r>
+        <w:rPr>
+          <w:rFonts w:ascii="Times New Roman" w:hAnsi="Times New Roman" w:eastAsia="Times New Roman" w:cs="Times New Roman"/>
+          <w:b/>
+          <w:bCs/>
+          <w:vertAlign w:val="subscript"/>
+        </w:rPr>
+        <w:t>3</w:t>
+      </w:r>
+      <w:r>
+        <w:rPr>
+          <w:rFonts w:ascii="Times New Roman" w:hAnsi="Times New Roman" w:eastAsia="Times New Roman" w:cs="Times New Roman"/>
+          <w:b/>
+          <w:bCs/>
+          <w:vertAlign w:val="superscript"/>
+        </w:rPr>
+        <w:t>-</w:t>
+      </w:r>
+      <w:r>
+        <w:rPr>
+          <w:rFonts w:ascii="Times New Roman" w:hAnsi="Times New Roman" w:eastAsia="Times New Roman" w:cs="Times New Roman"/>
+          <w:b/>
+          <w:bCs/>
+        </w:rPr>
+        <w:t xml:space="preserve">] </w:t>
+      </w:r>
+      <w:r>
+        <w:rPr>
+          <w:rFonts w:hint="eastAsia" w:ascii="Times New Roman" w:hAnsi="Times New Roman" w:eastAsia="FangSong" w:cs="Times New Roman"/>
+          <w:b/>
+          <w:bCs/>
+        </w:rPr>
+        <w:t xml:space="preserve">改变而总速率不变</w:t>
+      </w:r>
+      <w:r>
+        <w:rPr>
+          <w:rFonts w:hint="eastAsia" w:ascii="Times New Roman" w:hAnsi="Times New Roman" w:eastAsia="Times New Roman" w:cs="Times New Roman"/>
+        </w:rPr>
+        <w:t>；</w:t>
+      </w:r>
+      <w:r>
+        <w:rPr>
+          <w:rFonts w:hint="eastAsia" w:ascii="Times New Roman" w:hAnsi="Times New Roman" w:eastAsia="FangSong" w:cs="Times New Roman"/>
+        </w:rPr>
+        <w:t>对照组取</w:t>
+      </w:r>
+      <w:r>
+        <w:rPr>
+          <w:rFonts w:ascii="Times New Roman" w:hAnsi="Times New Roman" w:eastAsia="Times New Roman" w:cs="Times New Roman"/>
+        </w:rPr>
+        <w:t xml:space="preserve"> </w:t>
+      </w:r>
+      <w:r>
+        <w:rPr>
+          <w:rFonts w:hint="eastAsia" w:ascii="Times New Roman" w:hAnsi="Times New Roman" w:eastAsia="Times New Roman" w:cs="Times New Roman"/>
+        </w:rPr>
+        <w:t>1-</w:t>
+      </w:r>
+      <w:r>
+        <w:rPr>
+          <w:rFonts w:hint="eastAsia" w:ascii="Times New Roman" w:hAnsi="Times New Roman" w:eastAsia="FangSong" w:cs="Times New Roman"/>
+        </w:rPr>
+        <w:t>溴丁烷</w:t>
+      </w:r>
+      <w:r>
+        <w:rPr>
+          <w:rFonts w:hint="eastAsia" w:ascii="Times New Roman" w:hAnsi="Times New Roman" w:eastAsia="Times New Roman" w:cs="Times New Roman"/>
+        </w:rPr>
+        <w:t>（</w:t>
+      </w:r>
+      <w:r>
+        <w:rPr>
+          <w:rFonts w:hint="eastAsia" w:ascii="Times New Roman" w:hAnsi="Times New Roman" w:eastAsia="FangSong" w:cs="Times New Roman"/>
+        </w:rPr>
+        <w:t>明确</w:t>
+      </w:r>
+      <w:r>
+        <w:rPr>
+          <w:rFonts w:ascii="Times New Roman" w:hAnsi="Times New Roman" w:eastAsia="Times New Roman" w:cs="Times New Roman"/>
+        </w:rPr>
+        <w:t xml:space="preserve"> SN2 </w:t>
+      </w:r>
+      <w:r>
+        <w:rPr>
+          <w:rFonts w:hint="eastAsia" w:ascii="Times New Roman" w:hAnsi="Times New Roman" w:eastAsia="FangSong" w:cs="Times New Roman"/>
+        </w:rPr>
+        <w:t>底物</w:t>
+      </w:r>
+      <w:r>
+        <w:rPr>
+          <w:rFonts w:hint="eastAsia" w:ascii="Times New Roman" w:hAnsi="Times New Roman" w:eastAsia="Times New Roman" w:cs="Times New Roman"/>
+        </w:rPr>
+        <w:t>），</w:t>
+      </w:r>
+      <w:r>
+        <w:rPr>
+          <w:rFonts w:hint="eastAsia" w:ascii="Times New Roman" w:hAnsi="Times New Roman" w:eastAsia="FangSong" w:cs="Times New Roman"/>
+        </w:rPr>
+        <w:t>加</w:t>
+      </w:r>
+      <w:r>
+        <w:rPr>
+          <w:rFonts w:ascii="Times New Roman" w:hAnsi="Times New Roman" w:eastAsia="Times New Roman" w:cs="Times New Roman"/>
+        </w:rPr>
+        <w:t xml:space="preserve"> N</w:t>
+      </w:r>
+      <w:r>
+        <w:rPr>
+          <w:rFonts w:ascii="Times New Roman" w:hAnsi="Times New Roman" w:eastAsia="Times New Roman" w:cs="Times New Roman"/>
+          <w:vertAlign w:val="subscript"/>
+        </w:rPr>
+        <w:t>3</w:t>
+      </w:r>
+      <w:r>
+        <w:rPr>
+          <w:rFonts w:ascii="Times New Roman" w:hAnsi="Times New Roman" w:eastAsia="Times New Roman" w:cs="Times New Roman"/>
+          <w:vertAlign w:val="superscript"/>
+        </w:rPr>
+        <w:t>-</w:t>
+      </w:r>
+      <w:r>
+        <w:rPr>
+          <w:rFonts w:ascii="Times New Roman" w:hAnsi="Times New Roman" w:eastAsia="Times New Roman" w:cs="Times New Roman"/>
+        </w:rPr>
+        <w:t xml:space="preserve"> </w:t>
+      </w:r>
+      <w:r>
+        <w:rPr>
+          <w:rFonts w:hint="eastAsia" w:ascii="Times New Roman" w:hAnsi="Times New Roman" w:eastAsia="FangSong" w:cs="Times New Roman"/>
+        </w:rPr>
+        <w:t xml:space="preserve">后速率随</w:t>
+      </w:r>
+      <w:r>
+        <w:rPr>
+          <w:rFonts w:ascii="Times New Roman" w:hAnsi="Times New Roman" w:eastAsia="Times New Roman" w:cs="Times New Roman"/>
+        </w:rPr>
+        <w:t xml:space="preserve"> [N</w:t>
+      </w:r>
+      <w:r>
+        <w:rPr>
+          <w:rFonts w:ascii="Times New Roman" w:hAnsi="Times New Roman" w:eastAsia="Times New Roman" w:cs="Times New Roman"/>
+          <w:vertAlign w:val="subscript"/>
+        </w:rPr>
+        <w:t>3</w:t>
+      </w:r>
+      <w:r>
+        <w:rPr>
+          <w:rFonts w:ascii="Times New Roman" w:hAnsi="Times New Roman" w:eastAsia="Times New Roman" w:cs="Times New Roman"/>
+          <w:vertAlign w:val="superscript"/>
+        </w:rPr>
+        <w:t>-</w:t>
+      </w:r>
+      <w:r>
+        <w:rPr>
+          <w:rFonts w:ascii="Times New Roman" w:hAnsi="Times New Roman" w:eastAsia="Times New Roman" w:cs="Times New Roman"/>
+        </w:rPr>
+        <w:t xml:space="preserve">] </w:t>
+      </w:r>
+      <w:r>
+        <w:rPr>
+          <w:rFonts w:hint="eastAsia" w:ascii="Times New Roman" w:hAnsi="Times New Roman" w:eastAsia="FangSong" w:cs="Times New Roman"/>
+        </w:rPr>
+        <w:t>线性上升</w:t>
+      </w:r>
+      <w:r>
+        <w:rPr>
+          <w:rFonts w:hint="eastAsia" w:ascii="Times New Roman" w:hAnsi="Times New Roman" w:eastAsia="Times New Roman" w:cs="Times New Roman"/>
+        </w:rPr>
+        <w:t>、</w:t>
+      </w:r>
+      <w:r>
+        <w:rPr>
+          <w:rFonts w:hint="eastAsia" w:ascii="Times New Roman" w:hAnsi="Times New Roman" w:eastAsia="FangSong" w:cs="Times New Roman"/>
+        </w:rPr>
+        <w:t>产物只有</w:t>
+      </w:r>
+      <w:r>
+        <w:rPr>
+          <w:rFonts w:ascii="Times New Roman" w:hAnsi="Times New Roman" w:eastAsia="Times New Roman" w:cs="Times New Roman"/>
+        </w:rPr>
+        <w:t xml:space="preserve"> </w:t>
+      </w:r>
+      <w:r>
+        <w:rPr>
+          <w:rFonts w:hint="eastAsia" w:ascii="Times New Roman" w:hAnsi="Times New Roman" w:eastAsia="Times New Roman" w:cs="Times New Roman"/>
+        </w:rPr>
+        <w:t>R−N</w:t>
+      </w:r>
+      <w:r>
+        <w:rPr>
+          <w:rFonts w:hint="eastAsia" w:ascii="Times New Roman" w:hAnsi="Times New Roman" w:eastAsia="Times New Roman" w:cs="Times New Roman"/>
+          <w:vertAlign w:val="subscript"/>
+        </w:rPr>
+        <w:t>3</w:t>
+      </w:r>
+      <w:r>
+        <w:rPr>
+          <w:rFonts w:hint="eastAsia" w:ascii="Times New Roman" w:hAnsi="Times New Roman" w:eastAsia="Times New Roman" w:cs="Times New Roman"/>
+        </w:rPr>
+        <w:t>，</w:t>
+      </w:r>
+      <w:r>
+        <w:rPr>
+          <w:rFonts w:hint="eastAsia" w:ascii="Times New Roman" w:hAnsi="Times New Roman" w:eastAsia="FangSong" w:cs="Times New Roman"/>
+        </w:rPr>
+        <w:t>无溶剂解产物</w:t>
+      </w:r>
+      <w:r>
+        <w:rPr>
+          <w:rFonts w:hint="eastAsia" w:ascii="Times New Roman" w:hAnsi="Times New Roman" w:eastAsia="Times New Roman" w:cs="Times New Roman"/>
+        </w:rPr>
+        <w:t>。</w:t>
+      </w:r>
+      <w:r>
+        <w:rPr>
+          <w:rFonts w:ascii="Times New Roman" w:hAnsi="Times New Roman" w:eastAsia="Times New Roman" w:cs="Times New Roman"/>
+        </w:rPr>
+        <w:t xml:space="preserve"> </w:t>
+      </w:r>
+      <w:r>
+        <w:rPr>
+          <w:rFonts w:hint="eastAsia" w:ascii="Times New Roman" w:hAnsi="Times New Roman" w:eastAsia="FangSong" w:cs="Times New Roman"/>
+          <w:b/>
+          <w:bCs/>
+        </w:rPr>
+        <w:t xml:space="preserve">为什么弃用</w:t>
+      </w:r>
+      <w:r>
+        <w:rPr>
+          <w:rFonts w:ascii="Times New Roman" w:hAnsi="Times New Roman" w:eastAsia="Times New Roman" w:cs="Times New Roman"/>
+          <w:b/>
+          <w:bCs/>
+        </w:rPr>
+        <w:t xml:space="preserve"> </w:t>
+      </w:r>
+      <w:r>
+        <w:rPr>
+          <w:rFonts w:hint="eastAsia" w:ascii="Times New Roman" w:hAnsi="Times New Roman" w:eastAsia="Times New Roman" w:cs="Times New Roman"/>
+          <w:b/>
+          <w:bCs/>
+        </w:rPr>
+        <w:t>NaI/</w:t>
+      </w:r>
+      <w:r>
+        <w:rPr>
+          <w:rFonts w:hint="eastAsia" w:ascii="Times New Roman" w:hAnsi="Times New Roman" w:eastAsia="FangSong" w:cs="Times New Roman"/>
+          <w:b/>
+          <w:bCs/>
+        </w:rPr>
+        <w:t>丙酮</w:t>
+      </w:r>
+      <w:r>
+        <w:rPr>
+          <w:rFonts w:hint="eastAsia" w:ascii="Times New Roman" w:hAnsi="Times New Roman" w:eastAsia="Times New Roman" w:cs="Times New Roman"/>
+          <w:b/>
+          <w:bCs/>
+        </w:rPr>
+        <w:t>（Finkelstein）</w:t>
+      </w:r>
+      <w:r>
+        <w:rPr>
+          <w:rFonts w:hint="eastAsia" w:ascii="Times New Roman" w:hAnsi="Times New Roman" w:eastAsia="FangSong" w:cs="Times New Roman"/>
+          <w:b/>
+          <w:bCs/>
+        </w:rPr>
+        <w:t>方案</w:t>
+      </w:r>
+      <w:r>
+        <w:rPr>
+          <w:rFonts w:hint="eastAsia" w:ascii="Times New Roman" w:hAnsi="Times New Roman" w:eastAsia="Times New Roman" w:cs="Times New Roman"/>
+        </w:rPr>
+        <w:t xml:space="preserve">：①</w:t>
+      </w:r>
+      <w:r>
+        <w:rPr>
+          <w:rFonts w:ascii="Times New Roman" w:hAnsi="Times New Roman" w:eastAsia="Times New Roman" w:cs="Times New Roman"/>
+        </w:rPr>
+        <w:t xml:space="preserve"> </w:t>
+      </w:r>
+      <w:r>
+        <w:rPr>
+          <w:rFonts w:hint="eastAsia" w:ascii="Times New Roman" w:hAnsi="Times New Roman" w:eastAsia="FangSong" w:cs="Times New Roman"/>
+        </w:rPr>
+        <w:t xml:space="preserve">两个底物的亲核试剂同为</w:t>
+      </w:r>
+      <w:r>
+        <w:rPr>
+          <w:rFonts w:ascii="Times New Roman" w:hAnsi="Times New Roman" w:eastAsia="Times New Roman" w:cs="Times New Roman"/>
+        </w:rPr>
+        <w:t xml:space="preserve"> </w:t>
+      </w:r>
+      <w:r>
+        <w:rPr>
+          <w:rFonts w:hint="eastAsia" w:ascii="Times New Roman" w:hAnsi="Times New Roman" w:eastAsia="Times New Roman" w:cs="Times New Roman"/>
+        </w:rPr>
+        <w:t>I</w:t>
+      </w:r>
+      <w:r>
+        <w:rPr>
+          <w:rFonts w:hint="eastAsia" w:ascii="Times New Roman" w:hAnsi="Times New Roman" w:eastAsia="Times New Roman" w:cs="Times New Roman"/>
+          <w:vertAlign w:val="superscript"/>
+        </w:rPr>
+        <w:t>-</w:t>
+      </w:r>
+      <w:r>
+        <w:rPr>
+          <w:rFonts w:hint="eastAsia" w:ascii="Times New Roman" w:hAnsi="Times New Roman" w:eastAsia="Times New Roman" w:cs="Times New Roman"/>
+        </w:rPr>
+        <w:t>，</w:t>
+      </w:r>
+      <w:r>
+        <w:rPr>
+          <w:rFonts w:hint="eastAsia" w:ascii="Times New Roman" w:hAnsi="Times New Roman" w:eastAsia="FangSong" w:cs="Times New Roman"/>
+        </w:rPr>
+        <w:t>产物各是自己的</w:t>
+      </w:r>
+      <w:r>
+        <w:rPr>
+          <w:rFonts w:ascii="Times New Roman" w:hAnsi="Times New Roman" w:eastAsia="Times New Roman" w:cs="Times New Roman"/>
+        </w:rPr>
+        <w:t xml:space="preserve"> R−I </w:t>
+      </w:r>
+      <w:r>
+        <w:rPr>
+          <w:rFonts w:hint="eastAsia" w:ascii="Times New Roman" w:hAnsi="Times New Roman" w:eastAsia="FangSong" w:cs="Times New Roman"/>
+        </w:rPr>
+        <w:t xml:space="preserve">与</w:t>
+      </w:r>
+      <w:r>
+        <w:rPr>
+          <w:rFonts w:ascii="Times New Roman" w:hAnsi="Times New Roman" w:eastAsia="Times New Roman" w:cs="Times New Roman"/>
+        </w:rPr>
+        <w:t xml:space="preserve"> </w:t>
+      </w:r>
+      <w:r>
+        <w:rPr>
+          <w:rFonts w:hint="eastAsia" w:ascii="Times New Roman" w:hAnsi="Times New Roman" w:eastAsia="Times New Roman" w:cs="Times New Roman"/>
+        </w:rPr>
+        <w:t xml:space="preserve">R′−I，SN1</w:t>
+      </w:r>
+      <w:r>
+        <w:rPr>
+          <w:rFonts w:ascii="Times New Roman" w:hAnsi="Times New Roman" w:eastAsia="Times New Roman" w:cs="Times New Roman"/>
+        </w:rPr>
+        <w:t xml:space="preserve"> </w:t>
+      </w:r>
+      <w:r>
+        <w:rPr>
+          <w:rFonts w:hint="eastAsia" w:ascii="Times New Roman" w:hAnsi="Times New Roman" w:eastAsia="FangSong" w:cs="Times New Roman"/>
+        </w:rPr>
+        <w:t xml:space="preserve">与</w:t>
+      </w:r>
+      <w:r>
+        <w:rPr>
+          <w:rFonts w:ascii="Times New Roman" w:hAnsi="Times New Roman" w:eastAsia="Times New Roman" w:cs="Times New Roman"/>
+        </w:rPr>
+        <w:t xml:space="preserve"> SN2 </w:t>
+      </w:r>
+      <w:r>
+        <w:rPr>
+          <w:rFonts w:hint="eastAsia" w:ascii="Times New Roman" w:hAnsi="Times New Roman" w:eastAsia="FangSong" w:cs="Times New Roman"/>
+        </w:rPr>
+        <w:t xml:space="preserve">给出</w:t>
+      </w:r>
+      <w:r>
+        <w:rPr>
+          <w:rFonts w:hint="eastAsia" w:ascii="Times New Roman" w:hAnsi="Times New Roman" w:eastAsia="FangSong" w:cs="Times New Roman"/>
+          <w:b/>
+          <w:bCs/>
+        </w:rPr>
+        <w:t>同一组产物</w:t>
+      </w:r>
+      <w:r>
+        <w:rPr>
+          <w:rFonts w:hint="eastAsia" w:ascii="Times New Roman" w:hAnsi="Times New Roman" w:eastAsia="Times New Roman" w:cs="Times New Roman"/>
+          <w:b/>
+          <w:bCs/>
+        </w:rPr>
+        <w:t>，</w:t>
+      </w:r>
+      <w:r>
+        <w:rPr>
+          <w:rFonts w:hint="eastAsia" w:ascii="Times New Roman" w:hAnsi="Times New Roman" w:eastAsia="FangSong" w:cs="Times New Roman"/>
+          <w:b/>
+          <w:bCs/>
+        </w:rPr>
+        <w:t>无法区分</w:t>
+      </w:r>
+      <w:r>
+        <w:rPr>
+          <w:rFonts w:hint="eastAsia" w:ascii="Times New Roman" w:hAnsi="Times New Roman" w:eastAsia="Times New Roman" w:cs="Times New Roman"/>
+        </w:rPr>
+        <w:t xml:space="preserve">，</w:t>
+      </w:r>
+      <w:r>
+        <w:rPr>
+          <w:rFonts w:hint="eastAsia" w:ascii="Times New Roman" w:hAnsi="Times New Roman" w:eastAsia="Times New Roman" w:cs="Times New Roman"/>
+        </w:rPr>
+        <w:t>“</w:t>
+      </w:r>
+      <w:r>
+        <w:rPr>
+          <w:rFonts w:hint="eastAsia" w:ascii="Times New Roman" w:hAnsi="Times New Roman" w:eastAsia="FangSong" w:cs="Times New Roman"/>
+        </w:rPr>
+        <w:t>交叉产物</w:t>
       </w:r>
       <w:r>
         <w:rPr>
@@ -37554,49 +40217,13 @@
         <w:rPr>
           <w:rFonts w:hint="eastAsia" w:ascii="Times New Roman" w:hAnsi="Times New Roman" w:eastAsia="FangSong" w:cs="Times New Roman"/>
         </w:rPr>
-        <w:t>交叉产物</w:t>
-      </w:r>
-      <w:r>
-        <w:rPr>
-          <w:rFonts w:hint="eastAsia" w:ascii="Times New Roman" w:hAnsi="Times New Roman" w:eastAsia="Times New Roman" w:cs="Times New Roman"/>
-        </w:rPr>
-        <w:t>”（R-R’）。</w:t>
-      </w:r>
-      <w:r>
-        <w:rPr>
-          <w:rFonts w:hint="eastAsia" w:ascii="Times New Roman" w:hAnsi="Times New Roman" w:eastAsia="FangSong" w:cs="Times New Roman"/>
-        </w:rPr>
-        <w:t>若反应经过碳正离子中间体</w:t>
-      </w:r>
-      <w:r>
-        <w:rPr>
-          <w:rFonts w:hint="eastAsia" w:ascii="Times New Roman" w:hAnsi="Times New Roman" w:eastAsia="Times New Roman" w:cs="Times New Roman"/>
-        </w:rPr>
-        <w:t>（SN1），</w:t>
-      </w:r>
-      <w:r>
-        <w:rPr>
-          <w:rFonts w:hint="eastAsia" w:ascii="Times New Roman" w:hAnsi="Times New Roman" w:eastAsia="FangSong" w:cs="Times New Roman"/>
-        </w:rPr>
-        <w:t>则游离的碳正离子可以与另一底物的离去基结合</w:t>
-      </w:r>
-      <w:r>
-        <w:rPr>
-          <w:rFonts w:ascii="Times New Roman" w:hAnsi="Times New Roman" w:eastAsia="Times New Roman" w:cs="Times New Roman"/>
-        </w:rPr>
-        <w:t xml:space="preserve"> → </w:t>
-      </w:r>
-      <w:r>
-        <w:rPr>
-          <w:rFonts w:hint="eastAsia" w:ascii="Times New Roman" w:hAnsi="Times New Roman" w:eastAsia="FangSong" w:cs="Times New Roman"/>
-        </w:rPr>
-        <w:t>产生交叉产物</w:t>
-      </w:r>
-      <w:r>
-        <w:rPr>
-          <w:rFonts w:hint="eastAsia" w:ascii="Times New Roman" w:hAnsi="Times New Roman" w:eastAsia="Times New Roman" w:cs="Times New Roman"/>
-        </w:rPr>
-        <w:t>。</w:t>
+        <w:t>这个判据本身不成立</w:t>
+      </w:r>
+      <w:r>
+        <w:rPr>
+          <w:rFonts w:hint="eastAsia" w:ascii="Times New Roman" w:hAnsi="Times New Roman" w:eastAsia="Times New Roman" w:cs="Times New Roman"/>
+        </w:rPr>
+        <w:t>；②</w:t>
       </w:r>
       <w:r>
         <w:rPr>
@@ -37607,16 +40234,73 @@
       <w:r>
         <w:rPr>
           <w:rFonts w:hint="eastAsia" w:ascii="Times New Roman" w:hAnsi="Times New Roman" w:eastAsia="FangSong" w:cs="Times New Roman"/>
-          <w:b/>
-          <w:bCs/>
-        </w:rPr>
-        <w:t xml:space="preserve">具体设计</w:t>
-      </w:r>
-      <w:r>
-        <w:rPr>
-          <w:rFonts w:hint="eastAsia" w:ascii="Times New Roman" w:hAnsi="Times New Roman" w:eastAsia="Times New Roman" w:cs="Times New Roman"/>
-        </w:rPr>
-        <w:t xml:space="preserve">：</w:t>
+        </w:rPr>
+        <w:t xml:space="preserve">原文所称交叉产物</w:t>
+      </w:r>
+      <w:r>
+        <w:rPr>
+          <w:rFonts w:ascii="Times New Roman" w:hAnsi="Times New Roman" w:eastAsia="Times New Roman" w:cs="Times New Roman"/>
+        </w:rPr>
+        <w:t xml:space="preserve"> CH</w:t>
+      </w:r>
+      <w:r>
+        <w:rPr>
+          <w:rFonts w:ascii="Times New Roman" w:hAnsi="Times New Roman" w:eastAsia="Times New Roman" w:cs="Times New Roman"/>
+          <w:vertAlign w:val="subscript"/>
+        </w:rPr>
+        <w:t>3</w:t>
+      </w:r>
+      <w:r>
+        <w:rPr>
+          <w:rFonts w:ascii="Times New Roman" w:hAnsi="Times New Roman" w:eastAsia="Times New Roman" w:cs="Times New Roman"/>
+        </w:rPr>
+        <w:t>CH</w:t>
+      </w:r>
+      <w:r>
+        <w:rPr>
+          <w:rFonts w:ascii="Times New Roman" w:hAnsi="Times New Roman" w:eastAsia="Times New Roman" w:cs="Times New Roman"/>
+          <w:vertAlign w:val="subscript"/>
+        </w:rPr>
+        <w:t>2</w:t>
+      </w:r>
+      <w:r>
+        <w:rPr>
+          <w:rFonts w:ascii="Times New Roman" w:hAnsi="Times New Roman" w:eastAsia="Times New Roman" w:cs="Times New Roman"/>
+        </w:rPr>
+        <w:t>CH</w:t>
+      </w:r>
+      <w:r>
+        <w:rPr>
+          <w:rFonts w:ascii="Times New Roman" w:hAnsi="Times New Roman" w:eastAsia="Times New Roman" w:cs="Times New Roman"/>
+          <w:vertAlign w:val="subscript"/>
+        </w:rPr>
+        <w:t>2</w:t>
+      </w:r>
+      <w:r>
+        <w:rPr>
+          <w:rFonts w:ascii="Times New Roman" w:hAnsi="Times New Roman" w:eastAsia="Times New Roman" w:cs="Times New Roman"/>
+        </w:rPr>
+        <w:t>C(CH</w:t>
+      </w:r>
+      <w:r>
+        <w:rPr>
+          <w:rFonts w:ascii="Times New Roman" w:hAnsi="Times New Roman" w:eastAsia="Times New Roman" w:cs="Times New Roman"/>
+          <w:vertAlign w:val="subscript"/>
+        </w:rPr>
+        <w:t>3</w:t>
+      </w:r>
+      <w:r>
+        <w:rPr>
+          <w:rFonts w:ascii="Times New Roman" w:hAnsi="Times New Roman" w:eastAsia="Times New Roman" w:cs="Times New Roman"/>
+        </w:rPr>
+        <w:t>)</w:t>
+      </w:r>
+      <w:r>
+        <w:rPr>
+          <w:rFonts w:ascii="Times New Roman" w:hAnsi="Times New Roman" w:eastAsia="Times New Roman" w:cs="Times New Roman"/>
+          <w:vertAlign w:val="subscript"/>
+        </w:rPr>
+        <w:t>3</w:t>
       </w:r>
       <w:r>
         <w:rPr>
@@ -37626,15 +40310,9 @@
       </w:r>
       <w:r>
         <w:rPr>
-          <w:rFonts w:ascii="Times New Roman" w:hAnsi="Times New Roman" w:eastAsia="Times New Roman" w:cs="Times New Roman"/>
-        </w:rPr>
-        <w:t xml:space="preserve">- </w:t>
-      </w:r>
-      <w:r>
-        <w:rPr>
-          <w:rFonts w:hint="eastAsia" w:ascii="Times New Roman" w:hAnsi="Times New Roman" w:eastAsia="FangSong" w:cs="Times New Roman"/>
-        </w:rPr>
-        <w:t xml:space="preserve">配制等摩尔量的</w:t>
+          <w:rFonts w:hint="eastAsia" w:ascii="Times New Roman" w:hAnsi="Times New Roman" w:eastAsia="FangSong" w:cs="Times New Roman"/>
+        </w:rPr>
+        <w:t xml:space="preserve">是</w:t>
       </w:r>
       <w:r>
         <w:rPr>
@@ -37644,35 +40322,25 @@
       </w:r>
       <w:r>
         <w:rPr>
-          <w:rFonts w:hint="eastAsia" w:ascii="Times New Roman" w:hAnsi="Times New Roman" w:eastAsia="Times New Roman" w:cs="Times New Roman"/>
-        </w:rPr>
-        <w:t>(CH</w:t>
-      </w:r>
-      <w:r>
-        <w:rPr>
-          <w:rFonts w:hint="eastAsia" w:ascii="Times New Roman" w:hAnsi="Times New Roman" w:eastAsia="Times New Roman" w:cs="Times New Roman"/>
-          <w:vertAlign w:val="subscript"/>
-        </w:rPr>
-        <w:t>3</w:t>
-      </w:r>
-      <w:r>
-        <w:rPr>
-          <w:rFonts w:hint="eastAsia" w:ascii="Times New Roman" w:hAnsi="Times New Roman" w:eastAsia="Times New Roman" w:cs="Times New Roman"/>
-        </w:rPr>
-        <w:t>)</w:t>
-      </w:r>
-      <w:r>
-        <w:rPr>
-          <w:rFonts w:hint="eastAsia" w:ascii="Times New Roman" w:hAnsi="Times New Roman" w:eastAsia="Times New Roman" w:cs="Times New Roman"/>
-          <w:vertAlign w:val="subscript"/>
-        </w:rPr>
-        <w:t>3</w:t>
-      </w:r>
-      <w:r>
-        <w:rPr>
-          <w:rFonts w:hint="eastAsia" w:ascii="Times New Roman" w:hAnsi="Times New Roman" w:eastAsia="Times New Roman" w:cs="Times New Roman"/>
-        </w:rPr>
-        <w:t>CCl（3°）+</w:t>
+          <w:rFonts w:ascii="Times New Roman" w:hAnsi="Times New Roman" w:eastAsia="Times New Roman" w:cs="Times New Roman"/>
+          <w:b/>
+          <w:bCs/>
+        </w:rPr>
+        <w:t xml:space="preserve">C−C </w:t>
+      </w:r>
+      <w:r>
+        <w:rPr>
+          <w:rFonts w:hint="eastAsia" w:ascii="Times New Roman" w:hAnsi="Times New Roman" w:eastAsia="FangSong" w:cs="Times New Roman"/>
+          <w:b/>
+          <w:bCs/>
+        </w:rPr>
+        <w:t xml:space="preserve">偶联产物</w:t>
+      </w:r>
+      <w:r>
+        <w:rPr>
+          <w:rFonts w:hint="eastAsia" w:ascii="Times New Roman" w:hAnsi="Times New Roman" w:eastAsia="Times New Roman" w:cs="Times New Roman"/>
+        </w:rPr>
+        <w:t xml:space="preserve">，SN1/SN2</w:t>
       </w:r>
       <w:r>
         <w:rPr>
@@ -37682,54 +40350,39 @@
       </w:r>
       <w:r>
         <w:rPr>
-          <w:rFonts w:hint="eastAsia" w:ascii="Times New Roman" w:hAnsi="Times New Roman" w:eastAsia="Times New Roman" w:cs="Times New Roman"/>
-        </w:rPr>
-        <w:t>CH</w:t>
-      </w:r>
-      <w:r>
-        <w:rPr>
-          <w:rFonts w:hint="eastAsia" w:ascii="Times New Roman" w:hAnsi="Times New Roman" w:eastAsia="Times New Roman" w:cs="Times New Roman"/>
-          <w:vertAlign w:val="subscript"/>
-        </w:rPr>
-        <w:t>3</w:t>
-      </w:r>
-      <w:r>
-        <w:rPr>
-          <w:rFonts w:hint="eastAsia" w:ascii="Times New Roman" w:hAnsi="Times New Roman" w:eastAsia="Times New Roman" w:cs="Times New Roman"/>
-        </w:rPr>
-        <w:t>CH</w:t>
-      </w:r>
-      <w:r>
-        <w:rPr>
-          <w:rFonts w:hint="eastAsia" w:ascii="Times New Roman" w:hAnsi="Times New Roman" w:eastAsia="Times New Roman" w:cs="Times New Roman"/>
-          <w:vertAlign w:val="subscript"/>
-        </w:rPr>
-        <w:t>2</w:t>
-      </w:r>
-      <w:r>
-        <w:rPr>
-          <w:rFonts w:hint="eastAsia" w:ascii="Times New Roman" w:hAnsi="Times New Roman" w:eastAsia="Times New Roman" w:cs="Times New Roman"/>
-        </w:rPr>
-        <w:t>CH</w:t>
-      </w:r>
-      <w:r>
-        <w:rPr>
-          <w:rFonts w:hint="eastAsia" w:ascii="Times New Roman" w:hAnsi="Times New Roman" w:eastAsia="Times New Roman" w:cs="Times New Roman"/>
-          <w:vertAlign w:val="subscript"/>
-        </w:rPr>
-        <w:t>2</w:t>
-      </w:r>
-      <w:r>
-        <w:rPr>
-          <w:rFonts w:hint="eastAsia" w:ascii="Times New Roman" w:hAnsi="Times New Roman" w:eastAsia="Times New Roman" w:cs="Times New Roman"/>
-        </w:rPr>
-        <w:t>Cl（1°）</w:t>
-      </w:r>
-      <w:r>
-        <w:rPr>
-          <w:rFonts w:hint="eastAsia" w:ascii="Times New Roman" w:hAnsi="Times New Roman" w:eastAsia="FangSong" w:cs="Times New Roman"/>
-        </w:rPr>
-        <w:t>的混合溶液</w:t>
+          <w:rFonts w:hint="eastAsia" w:ascii="Times New Roman" w:hAnsi="Times New Roman" w:eastAsia="FangSong" w:cs="Times New Roman"/>
+        </w:rPr>
+        <w:t xml:space="preserve">都不形成</w:t>
+      </w:r>
+      <w:r>
+        <w:rPr>
+          <w:rFonts w:ascii="Times New Roman" w:hAnsi="Times New Roman" w:eastAsia="Times New Roman" w:cs="Times New Roman"/>
+        </w:rPr>
+        <w:t xml:space="preserve"> C−C </w:t>
+      </w:r>
+      <w:r>
+        <w:rPr>
+          <w:rFonts w:hint="eastAsia" w:ascii="Times New Roman" w:hAnsi="Times New Roman" w:eastAsia="FangSong" w:cs="Times New Roman"/>
+        </w:rPr>
+        <w:t>键</w:t>
+      </w:r>
+      <w:r>
+        <w:rPr>
+          <w:rFonts w:hint="eastAsia" w:ascii="Times New Roman" w:hAnsi="Times New Roman" w:eastAsia="Times New Roman" w:cs="Times New Roman"/>
+        </w:rPr>
+        <w:t>，</w:t>
+      </w:r>
+      <w:r>
+        <w:rPr>
+          <w:rFonts w:hint="eastAsia" w:ascii="Times New Roman" w:hAnsi="Times New Roman" w:eastAsia="FangSong" w:cs="Times New Roman"/>
+        </w:rPr>
+        <w:t>根本不可能生成</w:t>
+      </w:r>
+      <w:r>
+        <w:rPr>
+          <w:rFonts w:hint="eastAsia" w:ascii="Times New Roman" w:hAnsi="Times New Roman" w:eastAsia="Times New Roman" w:cs="Times New Roman"/>
+        </w:rPr>
+        <w:t>；③</w:t>
       </w:r>
       <w:r>
         <w:rPr>
@@ -37739,15 +40392,33 @@
       </w:r>
       <w:r>
         <w:rPr>
-          <w:rFonts w:ascii="Times New Roman" w:hAnsi="Times New Roman" w:eastAsia="Times New Roman" w:cs="Times New Roman"/>
-        </w:rPr>
-        <w:t xml:space="preserve">- </w:t>
-      </w:r>
-      <w:r>
-        <w:rPr>
-          <w:rFonts w:hint="eastAsia" w:ascii="Times New Roman" w:hAnsi="Times New Roman" w:eastAsia="FangSong" w:cs="Times New Roman"/>
-        </w:rPr>
-        <w:t xml:space="preserve">加入</w:t>
+          <w:rFonts w:hint="eastAsia" w:ascii="Times New Roman" w:hAnsi="Times New Roman" w:eastAsia="Times New Roman" w:cs="Times New Roman"/>
+        </w:rPr>
+        <w:t>NaI/</w:t>
+      </w:r>
+      <w:r>
+        <w:rPr>
+          <w:rFonts w:hint="eastAsia" w:ascii="Times New Roman" w:hAnsi="Times New Roman" w:eastAsia="FangSong" w:cs="Times New Roman"/>
+        </w:rPr>
+        <w:t>丙酮是强</w:t>
+      </w:r>
+      <w:r>
+        <w:rPr>
+          <w:rFonts w:ascii="Times New Roman" w:hAnsi="Times New Roman" w:eastAsia="Times New Roman" w:cs="Times New Roman"/>
+        </w:rPr>
+        <w:t xml:space="preserve"> SN2 </w:t>
+      </w:r>
+      <w:r>
+        <w:rPr>
+          <w:rFonts w:hint="eastAsia" w:ascii="Times New Roman" w:hAnsi="Times New Roman" w:eastAsia="FangSong" w:cs="Times New Roman"/>
+        </w:rPr>
+        <w:t>条件</w:t>
+      </w:r>
+      <w:r>
+        <w:rPr>
+          <w:rFonts w:hint="eastAsia" w:ascii="Times New Roman" w:hAnsi="Times New Roman" w:eastAsia="Times New Roman" w:cs="Times New Roman"/>
+        </w:rPr>
+        <w:t>，1°</w:t>
       </w:r>
       <w:r>
         <w:rPr>
@@ -37757,21 +40428,9 @@
       </w:r>
       <w:r>
         <w:rPr>
-          <w:rFonts w:hint="eastAsia" w:ascii="Times New Roman" w:hAnsi="Times New Roman" w:eastAsia="Times New Roman" w:cs="Times New Roman"/>
-        </w:rPr>
-        <w:t>NaI/</w:t>
-      </w:r>
-      <w:r>
-        <w:rPr>
-          <w:rFonts w:hint="eastAsia" w:ascii="Times New Roman" w:hAnsi="Times New Roman" w:eastAsia="FangSong" w:cs="Times New Roman"/>
-        </w:rPr>
-        <w:t>丙酮</w:t>
-      </w:r>
-      <w:r>
-        <w:rPr>
-          <w:rFonts w:hint="eastAsia" w:ascii="Times New Roman" w:hAnsi="Times New Roman" w:eastAsia="Times New Roman" w:cs="Times New Roman"/>
-        </w:rPr>
-        <w:t>（Finkelstein</w:t>
+          <w:rFonts w:hint="eastAsia" w:ascii="Times New Roman" w:hAnsi="Times New Roman" w:eastAsia="FangSong" w:cs="Times New Roman"/>
+        </w:rPr>
+        <w:t xml:space="preserve">底物必然走</w:t>
       </w:r>
       <w:r>
         <w:rPr>
@@ -37781,348 +40440,6 @@
       </w:r>
       <w:r>
         <w:rPr>
-          <w:rFonts w:hint="eastAsia" w:ascii="Times New Roman" w:hAnsi="Times New Roman" w:eastAsia="FangSong" w:cs="Times New Roman"/>
-        </w:rPr>
-        <w:t>条件</w:t>
-      </w:r>
-      <w:r>
-        <w:rPr>
-          <w:rFonts w:hint="eastAsia" w:ascii="Times New Roman" w:hAnsi="Times New Roman" w:eastAsia="Times New Roman" w:cs="Times New Roman"/>
-        </w:rPr>
-        <w:t>）</w:t>
-      </w:r>
-      <w:r>
-        <w:rPr>
-          <w:rFonts w:ascii="Times New Roman" w:hAnsi="Times New Roman" w:eastAsia="Times New Roman" w:cs="Times New Roman"/>
-        </w:rPr>
-        <w:t xml:space="preserve"> </w:t>
-      </w:r>
-      <w:r>
-        <w:rPr>
-          <w:rFonts w:ascii="Times New Roman" w:hAnsi="Times New Roman" w:eastAsia="Times New Roman" w:cs="Times New Roman"/>
-        </w:rPr>
-        <w:t xml:space="preserve">- </w:t>
-      </w:r>
-      <w:r>
-        <w:rPr>
-          <w:rFonts w:hint="eastAsia" w:ascii="Times New Roman" w:hAnsi="Times New Roman" w:eastAsia="FangSong" w:cs="Times New Roman"/>
-        </w:rPr>
-        <w:t>观察产物</w:t>
-      </w:r>
-      <w:r>
-        <w:rPr>
-          <w:rFonts w:hint="eastAsia" w:ascii="Times New Roman" w:hAnsi="Times New Roman" w:eastAsia="Times New Roman" w:cs="Times New Roman"/>
-        </w:rPr>
-        <w:t>：</w:t>
-      </w:r>
-      <w:r>
-        <w:rPr>
-          <w:rFonts w:hint="eastAsia" w:ascii="Times New Roman" w:hAnsi="Times New Roman" w:eastAsia="FangSong" w:cs="Times New Roman"/>
-        </w:rPr>
-        <w:t>若无交叉产物</w:t>
-      </w:r>
-      <w:r>
-        <w:rPr>
-          <w:rFonts w:hint="eastAsia" w:ascii="Times New Roman" w:hAnsi="Times New Roman" w:eastAsia="Times New Roman" w:cs="Times New Roman"/>
-        </w:rPr>
-        <w:t>（</w:t>
-      </w:r>
-      <w:r>
-        <w:rPr>
-          <w:rFonts w:hint="eastAsia" w:ascii="Times New Roman" w:hAnsi="Times New Roman" w:eastAsia="FangSong" w:cs="Times New Roman"/>
-        </w:rPr>
-        <w:t>只有</w:t>
-      </w:r>
-      <w:r>
-        <w:rPr>
-          <w:rFonts w:ascii="Times New Roman" w:hAnsi="Times New Roman" w:eastAsia="Times New Roman" w:cs="Times New Roman"/>
-        </w:rPr>
-        <w:t xml:space="preserve"> (CH</w:t>
-      </w:r>
-      <w:r>
-        <w:rPr>
-          <w:rFonts w:ascii="Times New Roman" w:hAnsi="Times New Roman" w:eastAsia="Times New Roman" w:cs="Times New Roman"/>
-          <w:vertAlign w:val="subscript"/>
-        </w:rPr>
-        <w:t>3</w:t>
-      </w:r>
-      <w:r>
-        <w:rPr>
-          <w:rFonts w:ascii="Times New Roman" w:hAnsi="Times New Roman" w:eastAsia="Times New Roman" w:cs="Times New Roman"/>
-        </w:rPr>
-        <w:t>)</w:t>
-      </w:r>
-      <w:r>
-        <w:rPr>
-          <w:rFonts w:ascii="Times New Roman" w:hAnsi="Times New Roman" w:eastAsia="Times New Roman" w:cs="Times New Roman"/>
-          <w:vertAlign w:val="subscript"/>
-        </w:rPr>
-        <w:t>3</w:t>
-      </w:r>
-      <w:r>
-        <w:rPr>
-          <w:rFonts w:ascii="Times New Roman" w:hAnsi="Times New Roman" w:eastAsia="Times New Roman" w:cs="Times New Roman"/>
-        </w:rPr>
-        <w:t xml:space="preserve">CI </w:t>
-      </w:r>
-      <w:r>
-        <w:rPr>
-          <w:rFonts w:hint="eastAsia" w:ascii="Times New Roman" w:hAnsi="Times New Roman" w:eastAsia="FangSong" w:cs="Times New Roman"/>
-        </w:rPr>
-        <w:t xml:space="preserve">和</w:t>
-      </w:r>
-      <w:r>
-        <w:rPr>
-          <w:rFonts w:ascii="Times New Roman" w:hAnsi="Times New Roman" w:eastAsia="Times New Roman" w:cs="Times New Roman"/>
-        </w:rPr>
-        <w:t xml:space="preserve"> </w:t>
-      </w:r>
-      <w:r>
-        <w:rPr>
-          <w:rFonts w:hint="eastAsia" w:ascii="Times New Roman" w:hAnsi="Times New Roman" w:eastAsia="Times New Roman" w:cs="Times New Roman"/>
-        </w:rPr>
-        <w:t>CH</w:t>
-      </w:r>
-      <w:r>
-        <w:rPr>
-          <w:rFonts w:hint="eastAsia" w:ascii="Times New Roman" w:hAnsi="Times New Roman" w:eastAsia="Times New Roman" w:cs="Times New Roman"/>
-          <w:vertAlign w:val="subscript"/>
-        </w:rPr>
-        <w:t>3</w:t>
-      </w:r>
-      <w:r>
-        <w:rPr>
-          <w:rFonts w:hint="eastAsia" w:ascii="Times New Roman" w:hAnsi="Times New Roman" w:eastAsia="Times New Roman" w:cs="Times New Roman"/>
-        </w:rPr>
-        <w:t>CH</w:t>
-      </w:r>
-      <w:r>
-        <w:rPr>
-          <w:rFonts w:hint="eastAsia" w:ascii="Times New Roman" w:hAnsi="Times New Roman" w:eastAsia="Times New Roman" w:cs="Times New Roman"/>
-          <w:vertAlign w:val="subscript"/>
-        </w:rPr>
-        <w:t>2</w:t>
-      </w:r>
-      <w:r>
-        <w:rPr>
-          <w:rFonts w:hint="eastAsia" w:ascii="Times New Roman" w:hAnsi="Times New Roman" w:eastAsia="Times New Roman" w:cs="Times New Roman"/>
-        </w:rPr>
-        <w:t>CH</w:t>
-      </w:r>
-      <w:r>
-        <w:rPr>
-          <w:rFonts w:hint="eastAsia" w:ascii="Times New Roman" w:hAnsi="Times New Roman" w:eastAsia="Times New Roman" w:cs="Times New Roman"/>
-          <w:vertAlign w:val="subscript"/>
-        </w:rPr>
-        <w:t>2</w:t>
-      </w:r>
-      <w:r>
-        <w:rPr>
-          <w:rFonts w:hint="eastAsia" w:ascii="Times New Roman" w:hAnsi="Times New Roman" w:eastAsia="Times New Roman" w:cs="Times New Roman"/>
-        </w:rPr>
-        <w:t>I）→</w:t>
-      </w:r>
-      <w:r>
-        <w:rPr>
-          <w:rFonts w:ascii="Times New Roman" w:hAnsi="Times New Roman" w:eastAsia="Times New Roman" w:cs="Times New Roman"/>
-        </w:rPr>
-        <w:t xml:space="preserve"> SN2 </w:t>
-      </w:r>
-      <w:r>
-        <w:rPr>
-          <w:rFonts w:hint="eastAsia" w:ascii="Times New Roman" w:hAnsi="Times New Roman" w:eastAsia="FangSong" w:cs="Times New Roman"/>
-        </w:rPr>
-        <w:t>各自发生</w:t>
-      </w:r>
-      <w:r>
-        <w:rPr>
-          <w:rFonts w:hint="eastAsia" w:ascii="Times New Roman" w:hAnsi="Times New Roman" w:eastAsia="Times New Roman" w:cs="Times New Roman"/>
-        </w:rPr>
-        <w:t>；</w:t>
-      </w:r>
-      <w:r>
-        <w:rPr>
-          <w:rFonts w:hint="eastAsia" w:ascii="Times New Roman" w:hAnsi="Times New Roman" w:eastAsia="FangSong" w:cs="Times New Roman"/>
-        </w:rPr>
-        <w:t>若有</w:t>
-      </w:r>
-      <w:r>
-        <w:rPr>
-          <w:rFonts w:ascii="Times New Roman" w:hAnsi="Times New Roman" w:eastAsia="Times New Roman" w:cs="Times New Roman"/>
-        </w:rPr>
-        <w:t xml:space="preserve"> </w:t>
-      </w:r>
-      <w:r>
-        <w:rPr>
-          <w:rFonts w:hint="eastAsia" w:ascii="Times New Roman" w:hAnsi="Times New Roman" w:eastAsia="Times New Roman" w:cs="Times New Roman"/>
-        </w:rPr>
-        <w:t>CH</w:t>
-      </w:r>
-      <w:r>
-        <w:rPr>
-          <w:rFonts w:hint="eastAsia" w:ascii="Times New Roman" w:hAnsi="Times New Roman" w:eastAsia="Times New Roman" w:cs="Times New Roman"/>
-          <w:vertAlign w:val="subscript"/>
-        </w:rPr>
-        <w:t>3</w:t>
-      </w:r>
-      <w:r>
-        <w:rPr>
-          <w:rFonts w:hint="eastAsia" w:ascii="Times New Roman" w:hAnsi="Times New Roman" w:eastAsia="Times New Roman" w:cs="Times New Roman"/>
-        </w:rPr>
-        <w:t>CH</w:t>
-      </w:r>
-      <w:r>
-        <w:rPr>
-          <w:rFonts w:hint="eastAsia" w:ascii="Times New Roman" w:hAnsi="Times New Roman" w:eastAsia="Times New Roman" w:cs="Times New Roman"/>
-          <w:vertAlign w:val="subscript"/>
-        </w:rPr>
-        <w:t>2</w:t>
-      </w:r>
-      <w:r>
-        <w:rPr>
-          <w:rFonts w:hint="eastAsia" w:ascii="Times New Roman" w:hAnsi="Times New Roman" w:eastAsia="Times New Roman" w:cs="Times New Roman"/>
-        </w:rPr>
-        <w:t>CH</w:t>
-      </w:r>
-      <w:r>
-        <w:rPr>
-          <w:rFonts w:hint="eastAsia" w:ascii="Times New Roman" w:hAnsi="Times New Roman" w:eastAsia="Times New Roman" w:cs="Times New Roman"/>
-          <w:vertAlign w:val="subscript"/>
-        </w:rPr>
-        <w:t>2</w:t>
-      </w:r>
-      <w:r>
-        <w:rPr>
-          <w:rFonts w:hint="eastAsia" w:ascii="Times New Roman" w:hAnsi="Times New Roman" w:eastAsia="Times New Roman" w:cs="Times New Roman"/>
-        </w:rPr>
-        <w:t>C(CH</w:t>
-      </w:r>
-      <w:r>
-        <w:rPr>
-          <w:rFonts w:hint="eastAsia" w:ascii="Times New Roman" w:hAnsi="Times New Roman" w:eastAsia="Times New Roman" w:cs="Times New Roman"/>
-          <w:vertAlign w:val="subscript"/>
-        </w:rPr>
-        <w:t>3</w:t>
-      </w:r>
-      <w:r>
-        <w:rPr>
-          <w:rFonts w:hint="eastAsia" w:ascii="Times New Roman" w:hAnsi="Times New Roman" w:eastAsia="Times New Roman" w:cs="Times New Roman"/>
-        </w:rPr>
-        <w:t>)</w:t>
-      </w:r>
-      <w:r>
-        <w:rPr>
-          <w:rFonts w:hint="eastAsia" w:ascii="Times New Roman" w:hAnsi="Times New Roman" w:eastAsia="Times New Roman" w:cs="Times New Roman"/>
-          <w:vertAlign w:val="subscript"/>
-        </w:rPr>
-        <w:t>3</w:t>
-      </w:r>
-      <w:r>
-        <w:rPr>
-          <w:rFonts w:hint="eastAsia" w:ascii="Times New Roman" w:hAnsi="Times New Roman" w:eastAsia="Times New Roman" w:cs="Times New Roman"/>
-        </w:rPr>
-        <w:t>（</w:t>
-      </w:r>
-      <w:r>
-        <w:rPr>
-          <w:rFonts w:hint="eastAsia" w:ascii="Times New Roman" w:hAnsi="Times New Roman" w:eastAsia="FangSong" w:cs="Times New Roman"/>
-        </w:rPr>
-        <w:t>交叉产物</w:t>
-      </w:r>
-      <w:r>
-        <w:rPr>
-          <w:rFonts w:hint="eastAsia" w:ascii="Times New Roman" w:hAnsi="Times New Roman" w:eastAsia="Times New Roman" w:cs="Times New Roman"/>
-        </w:rPr>
-        <w:t>）→</w:t>
-      </w:r>
-      <w:r>
-        <w:rPr>
-          <w:rFonts w:ascii="Times New Roman" w:hAnsi="Times New Roman" w:eastAsia="Times New Roman" w:cs="Times New Roman"/>
-        </w:rPr>
-        <w:t xml:space="preserve"> </w:t>
-      </w:r>
-      <w:r>
-        <w:rPr>
-          <w:rFonts w:hint="eastAsia" w:ascii="Times New Roman" w:hAnsi="Times New Roman" w:eastAsia="FangSong" w:cs="Times New Roman"/>
-        </w:rPr>
-        <w:t>提示有碳正离子中间体</w:t>
-      </w:r>
-      <w:r>
-        <w:rPr>
-          <w:rFonts w:hint="eastAsia" w:ascii="Times New Roman" w:hAnsi="Times New Roman" w:eastAsia="Times New Roman" w:cs="Times New Roman"/>
-        </w:rPr>
-        <w:t>。</w:t>
-      </w:r>
-      <w:r>
-        <w:rPr>
-          <w:rFonts w:ascii="Times New Roman" w:hAnsi="Times New Roman" w:eastAsia="Times New Roman" w:cs="Times New Roman"/>
-        </w:rPr>
-        <w:t xml:space="preserve"> </w:t>
-      </w:r>
-      <w:r>
-        <w:rPr>
-          <w:rFonts w:hint="eastAsia" w:ascii="Times New Roman" w:hAnsi="Times New Roman" w:eastAsia="FangSong" w:cs="Times New Roman"/>
-          <w:b/>
-          <w:bCs/>
-        </w:rPr>
-        <w:t xml:space="preserve">安全判断</w:t>
-      </w:r>
-      <w:r>
-        <w:rPr>
-          <w:rFonts w:hint="eastAsia" w:ascii="Times New Roman" w:hAnsi="Times New Roman" w:eastAsia="Times New Roman" w:cs="Times New Roman"/>
-        </w:rPr>
-        <w:t>：</w:t>
-      </w:r>
-      <w:r>
-        <w:rPr>
-          <w:rFonts w:hint="eastAsia" w:ascii="Times New Roman" w:hAnsi="Times New Roman" w:eastAsia="FangSong" w:cs="Times New Roman"/>
-        </w:rPr>
-        <w:t>对于</w:t>
-      </w:r>
-      <w:r>
-        <w:rPr>
-          <w:rFonts w:ascii="Times New Roman" w:hAnsi="Times New Roman" w:eastAsia="Times New Roman" w:cs="Times New Roman"/>
-        </w:rPr>
-        <w:t xml:space="preserve"> 3° </w:t>
-      </w:r>
-      <w:r>
-        <w:rPr>
-          <w:rFonts w:hint="eastAsia" w:ascii="Times New Roman" w:hAnsi="Times New Roman" w:eastAsia="FangSong" w:cs="Times New Roman"/>
-        </w:rPr>
-        <w:t xml:space="preserve">底物倾向</w:t>
-      </w:r>
-      <w:r>
-        <w:rPr>
-          <w:rFonts w:ascii="Times New Roman" w:hAnsi="Times New Roman" w:eastAsia="Times New Roman" w:cs="Times New Roman"/>
-        </w:rPr>
-        <w:t xml:space="preserve"> </w:t>
-      </w:r>
-      <w:r>
-        <w:rPr>
-          <w:rFonts w:hint="eastAsia" w:ascii="Times New Roman" w:hAnsi="Times New Roman" w:eastAsia="Times New Roman" w:cs="Times New Roman"/>
-        </w:rPr>
-        <w:t xml:space="preserve">SN1，1°</w:t>
-      </w:r>
-      <w:r>
-        <w:rPr>
-          <w:rFonts w:ascii="Times New Roman" w:hAnsi="Times New Roman" w:eastAsia="Times New Roman" w:cs="Times New Roman"/>
-        </w:rPr>
-        <w:t xml:space="preserve"> </w:t>
-      </w:r>
-      <w:r>
-        <w:rPr>
-          <w:rFonts w:hint="eastAsia" w:ascii="Times New Roman" w:hAnsi="Times New Roman" w:eastAsia="FangSong" w:cs="Times New Roman"/>
-        </w:rPr>
-        <w:t xml:space="preserve">底物倾向</w:t>
-      </w:r>
-      <w:r>
-        <w:rPr>
-          <w:rFonts w:ascii="Times New Roman" w:hAnsi="Times New Roman" w:eastAsia="Times New Roman" w:cs="Times New Roman"/>
-        </w:rPr>
-        <w:t xml:space="preserve"> </w:t>
-      </w:r>
-      <w:r>
-        <w:rPr>
           <w:rFonts w:hint="eastAsia" w:ascii="Times New Roman" w:hAnsi="Times New Roman" w:eastAsia="Times New Roman" w:cs="Times New Roman"/>
         </w:rPr>
         <w:t>SN2，</w:t>
@@ -38131,19 +40448,7 @@
         <w:rPr>
           <w:rFonts w:hint="eastAsia" w:ascii="Times New Roman" w:hAnsi="Times New Roman" w:eastAsia="FangSong" w:cs="Times New Roman"/>
         </w:rPr>
-        <w:t>若确实有碳正离子中间体</w:t>
-      </w:r>
-      <w:r>
-        <w:rPr>
-          <w:rFonts w:hint="eastAsia" w:ascii="Times New Roman" w:hAnsi="Times New Roman" w:eastAsia="Times New Roman" w:cs="Times New Roman"/>
-        </w:rPr>
-        <w:t>，</w:t>
-      </w:r>
-      <w:r>
-        <w:rPr>
-          <w:rFonts w:hint="eastAsia" w:ascii="Times New Roman" w:hAnsi="Times New Roman" w:eastAsia="FangSong" w:cs="Times New Roman"/>
-        </w:rPr>
-        <w:t>可能出现交叉偶联产物</w:t>
+        <w:t>结果不可归因于碳正离子</w:t>
       </w:r>
       <w:r>
         <w:rPr>

--- a/06-学生侧材料/讲义/6-有机化学/活性中间体与反应机理基础.docx
+++ b/06-学生侧材料/讲义/6-有机化学/活性中间体与反应机理基础.docx
@@ -49,6 +49,7 @@
     <w:p>
       <w:pPr>
         <w:pStyle w:val="BlockText"/>
+        <w:ind w:firstLine="420"/>
       </w:pPr>
       <w:r>
         <w:rPr>
@@ -288,6 +289,7 @@
       <w:pPr>
         <w:pStyle w:val="BlockText"/>
         <w:spacing w:after="80"/>
+        <w:ind w:firstLine="420"/>
       </w:pPr>
       <w:r>
         <w:rPr>
@@ -332,6 +334,15 @@
         <w:tblW w:type="pct" w:w="5000"/>
         <w:tblLayout w:type="fixed"/>
         <w:tblLook w:firstRow="1" w:lastRow="0" w:firstColumn="0" w:lastColumn="0" w:noHBand="0" w:noVBand="0" w:val="0020"/>
+        <w:jc w:val="center"/>
+        <w:tblBorders>
+          <w:top w:val="single" w:sz="12" w:space="0" w:color="333333"/>
+          <w:bottom w:val="single" w:sz="12" w:space="0" w:color="333333"/>
+          <w:left w:val="none"/>
+          <w:right w:val="none"/>
+          <w:insideH w:val="none"/>
+          <w:insideV w:val="none"/>
+        </w:tblBorders>
       </w:tblPr>
       <w:tblGrid>
         <w:gridCol w:w="3960"/>
@@ -342,7 +353,11 @@
           <w:tblHeader w:val="on"/>
         </w:trPr>
         <w:tc>
-          <w:tcPr/>
+          <w:tcPr>
+            <w:tcBorders>
+              <w:bottom w:val="single" w:sz="6" w:space="0" w:color="333333"/>
+            </w:tcBorders>
+          </w:tcPr>
           <w:p>
             <w:pPr>
               <w:pStyle w:val="Compact"/>
@@ -358,7 +373,11 @@
           </w:p>
         </w:tc>
         <w:tc>
-          <w:tcPr/>
+          <w:tcPr>
+            <w:tcBorders>
+              <w:bottom w:val="single" w:sz="6" w:space="0" w:color="333333"/>
+            </w:tcBorders>
+          </w:tcPr>
           <w:p>
             <w:pPr>
               <w:pStyle w:val="Compact"/>
@@ -1024,6 +1043,7 @@
       <w:pPr>
         <w:pStyle w:val="FirstParagraph"/>
         <w:spacing w:after="80"/>
+        <w:ind w:firstLine="420"/>
       </w:pPr>
       <w:r>
         <w:rPr>
@@ -1114,6 +1134,15 @@
         <w:tblW w:type="pct" w:w="5000"/>
         <w:tblLayout w:type="fixed"/>
         <w:tblLook w:firstRow="1" w:lastRow="0" w:firstColumn="0" w:lastColumn="0" w:noHBand="0" w:noVBand="0" w:val="0020"/>
+        <w:jc w:val="center"/>
+        <w:tblBorders>
+          <w:top w:val="single" w:sz="12" w:space="0" w:color="333333"/>
+          <w:bottom w:val="single" w:sz="12" w:space="0" w:color="333333"/>
+          <w:left w:val="none"/>
+          <w:right w:val="none"/>
+          <w:insideH w:val="none"/>
+          <w:insideV w:val="none"/>
+        </w:tblBorders>
       </w:tblPr>
       <w:tblGrid>
         <w:gridCol w:w="3046"/>
@@ -1125,7 +1154,11 @@
           <w:tblHeader w:val="on"/>
         </w:trPr>
         <w:tc>
-          <w:tcPr/>
+          <w:tcPr>
+            <w:tcBorders>
+              <w:bottom w:val="single" w:sz="6" w:space="0" w:color="333333"/>
+            </w:tcBorders>
+          </w:tcPr>
           <w:p>
             <w:pPr>
               <w:pStyle w:val="Compact"/>
@@ -1141,7 +1174,11 @@
           </w:p>
         </w:tc>
         <w:tc>
-          <w:tcPr/>
+          <w:tcPr>
+            <w:tcBorders>
+              <w:bottom w:val="single" w:sz="6" w:space="0" w:color="333333"/>
+            </w:tcBorders>
+          </w:tcPr>
           <w:p>
             <w:pPr>
               <w:pStyle w:val="Compact"/>
@@ -1157,7 +1194,11 @@
           </w:p>
         </w:tc>
         <w:tc>
-          <w:tcPr/>
+          <w:tcPr>
+            <w:tcBorders>
+              <w:bottom w:val="single" w:sz="6" w:space="0" w:color="333333"/>
+            </w:tcBorders>
+          </w:tcPr>
           <w:p>
             <w:pPr>
               <w:pStyle w:val="Compact"/>
@@ -1461,6 +1502,7 @@
       <w:pPr>
         <w:pStyle w:val="BlockText"/>
         <w:spacing w:before="120"/>
+        <w:ind w:firstLine="420"/>
       </w:pPr>
       <w:r>
         <w:rPr>
@@ -1563,6 +1605,15 @@
         <w:tblW w:type="pct" w:w="5000"/>
         <w:tblLayout w:type="fixed"/>
         <w:tblLook w:firstRow="1" w:lastRow="0" w:firstColumn="0" w:lastColumn="0" w:noHBand="0" w:noVBand="0" w:val="0020"/>
+        <w:jc w:val="center"/>
+        <w:tblBorders>
+          <w:top w:val="single" w:sz="12" w:space="0" w:color="333333"/>
+          <w:bottom w:val="single" w:sz="12" w:space="0" w:color="333333"/>
+          <w:left w:val="none"/>
+          <w:right w:val="none"/>
+          <w:insideH w:val="none"/>
+          <w:insideV w:val="none"/>
+        </w:tblBorders>
       </w:tblPr>
       <w:tblGrid>
         <w:gridCol w:w="2640"/>
@@ -1574,7 +1625,11 @@
           <w:tblHeader w:val="on"/>
         </w:trPr>
         <w:tc>
-          <w:tcPr/>
+          <w:tcPr>
+            <w:tcBorders>
+              <w:bottom w:val="single" w:sz="6" w:space="0" w:color="333333"/>
+            </w:tcBorders>
+          </w:tcPr>
           <w:p>
             <w:pPr>
               <w:pStyle w:val="Compact"/>
@@ -1590,7 +1645,11 @@
           </w:p>
         </w:tc>
         <w:tc>
-          <w:tcPr/>
+          <w:tcPr>
+            <w:tcBorders>
+              <w:bottom w:val="single" w:sz="6" w:space="0" w:color="333333"/>
+            </w:tcBorders>
+          </w:tcPr>
           <w:p>
             <w:pPr>
               <w:pStyle w:val="Compact"/>
@@ -1606,7 +1665,11 @@
           </w:p>
         </w:tc>
         <w:tc>
-          <w:tcPr/>
+          <w:tcPr>
+            <w:tcBorders>
+              <w:bottom w:val="single" w:sz="6" w:space="0" w:color="333333"/>
+            </w:tcBorders>
+          </w:tcPr>
           <w:p>
             <w:pPr>
               <w:pStyle w:val="Compact"/>
@@ -2157,14 +2220,27 @@
     </w:tbl>
     <w:p>
       <w:pPr>
-        <w:pStyle w:val="MethodologyBlock"/>
+        <w:pStyle w:val="BodyText"/>
         <w:spacing w:before="120"/>
+        <w:ind w:firstLine="420"/>
       </w:pPr>
       <w:r>
         <w:rPr>
           <w:rFonts w:hint="eastAsia" w:ascii="Times New Roman" w:hAnsi="Times New Roman" w:eastAsia="FangSong" w:cs="Times New Roman"/>
         </w:rPr>
         <w:t xml:space="preserve">理解要点</w:t>
+      </w:r>
+      <w:r>
+        <w:rPr>
+          <w:rFonts w:ascii="Times New Roman" w:hAnsi="Times New Roman" w:eastAsia="Times New Roman" w:cs="Times New Roman"/>
+        </w:rPr>
+        <w:t xml:space="preserve"> </w:t>
+      </w:r>
+      <w:r>
+        <w:rPr>
+          <w:rFonts w:ascii="Times New Roman" w:hAnsi="Times New Roman" w:eastAsia="Times New Roman" w:cs="Times New Roman"/>
+        </w:rPr>
+        <w:t xml:space="preserve">&gt;</w:t>
       </w:r>
       <w:r>
         <w:rPr>
@@ -2375,6 +2451,15 @@
         <w:tblW w:type="pct" w:w="5000"/>
         <w:tblLayout w:type="fixed"/>
         <w:tblLook w:firstRow="1" w:lastRow="0" w:firstColumn="0" w:lastColumn="0" w:noHBand="0" w:noVBand="0" w:val="0020"/>
+        <w:jc w:val="center"/>
+        <w:tblBorders>
+          <w:top w:val="single" w:sz="12" w:space="0" w:color="333333"/>
+          <w:bottom w:val="single" w:sz="12" w:space="0" w:color="333333"/>
+          <w:left w:val="none"/>
+          <w:right w:val="none"/>
+          <w:insideH w:val="none"/>
+          <w:insideV w:val="none"/>
+        </w:tblBorders>
       </w:tblPr>
       <w:tblGrid>
         <w:gridCol w:w="1885"/>
@@ -2388,7 +2473,11 @@
           <w:tblHeader w:val="on"/>
         </w:trPr>
         <w:tc>
-          <w:tcPr/>
+          <w:tcPr>
+            <w:tcBorders>
+              <w:bottom w:val="single" w:sz="6" w:space="0" w:color="333333"/>
+            </w:tcBorders>
+          </w:tcPr>
           <w:p>
             <w:pPr>
               <w:pStyle w:val="Compact"/>
@@ -2404,7 +2493,11 @@
           </w:p>
         </w:tc>
         <w:tc>
-          <w:tcPr/>
+          <w:tcPr>
+            <w:tcBorders>
+              <w:bottom w:val="single" w:sz="6" w:space="0" w:color="333333"/>
+            </w:tcBorders>
+          </w:tcPr>
           <w:p>
             <w:pPr>
               <w:pStyle w:val="Compact"/>
@@ -2420,7 +2513,11 @@
           </w:p>
         </w:tc>
         <w:tc>
-          <w:tcPr/>
+          <w:tcPr>
+            <w:tcBorders>
+              <w:bottom w:val="single" w:sz="6" w:space="0" w:color="333333"/>
+            </w:tcBorders>
+          </w:tcPr>
           <w:p>
             <w:pPr>
               <w:pStyle w:val="Compact"/>
@@ -2436,7 +2533,11 @@
           </w:p>
         </w:tc>
         <w:tc>
-          <w:tcPr/>
+          <w:tcPr>
+            <w:tcBorders>
+              <w:bottom w:val="single" w:sz="6" w:space="0" w:color="333333"/>
+            </w:tcBorders>
+          </w:tcPr>
           <w:p>
             <w:pPr>
               <w:pStyle w:val="Compact"/>
@@ -2452,7 +2553,11 @@
           </w:p>
         </w:tc>
         <w:tc>
-          <w:tcPr/>
+          <w:tcPr>
+            <w:tcBorders>
+              <w:bottom w:val="single" w:sz="6" w:space="0" w:color="333333"/>
+            </w:tcBorders>
+          </w:tcPr>
           <w:p>
             <w:pPr>
               <w:pStyle w:val="Compact"/>
@@ -3603,6 +3708,7 @@
     <w:p>
       <w:pPr>
         <w:pStyle w:val="FirstParagraph"/>
+        <w:ind w:firstLine="420"/>
       </w:pPr>
       <w:r>
         <w:rPr>
@@ -3695,6 +3801,7 @@
     <w:p>
       <w:pPr>
         <w:pStyle w:val="BodyText"/>
+        <w:ind w:firstLine="420"/>
       </w:pPr>
       <w:r>
         <w:rPr>
@@ -3919,6 +4026,7 @@
     <w:p>
       <w:pPr>
         <w:pStyle w:val="BodyText"/>
+        <w:ind w:firstLine="420"/>
       </w:pPr>
       <w:r>
         <w:rPr>
@@ -4432,6 +4540,7 @@
     <w:p>
       <w:pPr>
         <w:pStyle w:val="FirstParagraph"/>
+        <w:ind w:firstLine="420"/>
       </w:pPr>
       <w:r>
         <w:rPr>
@@ -4621,6 +4730,7 @@
     <w:p>
       <w:pPr>
         <w:pStyle w:val="BodyText"/>
+        <w:ind w:firstLine="420"/>
       </w:pPr>
       <w:r>
         <w:rPr>
@@ -5204,7 +5314,7 @@
         </w:rPr>
         <w:drawing>
           <wp:inline>
-            <wp:extent cx="3600000" cy="1569600"/>
+            <wp:extent cx="2667000" cy="1162812"/>
             <wp:effectExtent b="0" l="0" r="0" t="0"/>
             <wp:docPr descr="烷基碳正离子的稳定性顺序——甲基 &lt; 伯 &lt; 仲 &lt; 叔" title="" id="15" name="Picture"/>
             <a:graphic>
@@ -5225,7 +5335,7 @@
                   <pic:spPr bwMode="auto">
                     <a:xfrm>
                       <a:off x="0" y="0"/>
-                      <a:ext cx="3600000" cy="1569600"/>
+                      <a:ext cx="2667000" cy="1162812"/>
                     </a:xfrm>
                     <a:prstGeom prst="rect">
                       <a:avLst/>
@@ -5499,6 +5609,15 @@
         <w:tblW w:type="pct" w:w="5000"/>
         <w:tblLayout w:type="fixed"/>
         <w:tblLook w:firstRow="1" w:lastRow="0" w:firstColumn="0" w:lastColumn="0" w:noHBand="0" w:noVBand="0" w:val="0020"/>
+        <w:jc w:val="center"/>
+        <w:tblBorders>
+          <w:top w:val="single" w:sz="12" w:space="0" w:color="333333"/>
+          <w:bottom w:val="single" w:sz="12" w:space="0" w:color="333333"/>
+          <w:left w:val="none"/>
+          <w:right w:val="none"/>
+          <w:insideH w:val="none"/>
+          <w:insideV w:val="none"/>
+        </w:tblBorders>
       </w:tblPr>
       <w:tblGrid>
         <w:gridCol w:w="1863"/>
@@ -5511,7 +5630,11 @@
           <w:tblHeader w:val="on"/>
         </w:trPr>
         <w:tc>
-          <w:tcPr/>
+          <w:tcPr>
+            <w:tcBorders>
+              <w:bottom w:val="single" w:sz="6" w:space="0" w:color="333333"/>
+            </w:tcBorders>
+          </w:tcPr>
           <w:p>
             <w:pPr>
               <w:pStyle w:val="Compact"/>
@@ -5527,7 +5650,11 @@
           </w:p>
         </w:tc>
         <w:tc>
-          <w:tcPr/>
+          <w:tcPr>
+            <w:tcBorders>
+              <w:bottom w:val="single" w:sz="6" w:space="0" w:color="333333"/>
+            </w:tcBorders>
+          </w:tcPr>
           <w:p>
             <w:pPr>
               <w:pStyle w:val="Compact"/>
@@ -5543,7 +5670,11 @@
           </w:p>
         </w:tc>
         <w:tc>
-          <w:tcPr/>
+          <w:tcPr>
+            <w:tcBorders>
+              <w:bottom w:val="single" w:sz="6" w:space="0" w:color="333333"/>
+            </w:tcBorders>
+          </w:tcPr>
           <w:p>
             <w:pPr>
               <w:pStyle w:val="Compact"/>
@@ -5559,7 +5690,11 @@
           </w:p>
         </w:tc>
         <w:tc>
-          <w:tcPr/>
+          <w:tcPr>
+            <w:tcBorders>
+              <w:bottom w:val="single" w:sz="6" w:space="0" w:color="333333"/>
+            </w:tcBorders>
+          </w:tcPr>
           <w:p>
             <w:pPr>
               <w:pStyle w:val="Compact"/>
@@ -6746,6 +6881,7 @@
       <w:pPr>
         <w:pStyle w:val="BlockText"/>
         <w:spacing w:before="120"/>
+        <w:ind w:firstLine="420"/>
       </w:pPr>
       <w:r>
         <w:rPr>
@@ -7160,6 +7296,7 @@
     <w:p>
       <w:pPr>
         <w:pStyle w:val="FirstParagraph"/>
+        <w:ind w:firstLine="420"/>
       </w:pPr>
       <w:r>
         <w:rPr>
@@ -7218,11 +7355,11 @@
     </w:p>
     <w:p>
       <w:pPr>
-        <w:pStyle w:val="Compact"/>
         <w:numPr>
           <w:ilvl w:val="0"/>
           <w:numId w:val="1001"/>
         </w:numPr>
+        <w:ind w:firstLine="420"/>
       </w:pPr>
       <w:r>
         <w:rPr>
@@ -7350,11 +7487,11 @@
     </w:p>
     <w:p>
       <w:pPr>
-        <w:pStyle w:val="Compact"/>
         <w:numPr>
           <w:ilvl w:val="0"/>
           <w:numId w:val="1001"/>
         </w:numPr>
+        <w:ind w:firstLine="420"/>
       </w:pPr>
       <w:r>
         <w:rPr>
@@ -7501,11 +7638,11 @@
     </w:p>
     <w:p>
       <w:pPr>
-        <w:pStyle w:val="Compact"/>
         <w:numPr>
           <w:ilvl w:val="0"/>
           <w:numId w:val="1001"/>
         </w:numPr>
+        <w:ind w:firstLine="420"/>
       </w:pPr>
       <w:r>
         <w:rPr>
@@ -7596,7 +7733,10 @@
     </w:p>
     <w:p>
       <w:pPr>
-        <w:pStyle w:val="BodyText"/>
+        <w:numPr>
+          <w:ilvl w:val="0"/>
+          <w:numId w:val="1000"/>
+        </w:numPr>
         <w:spacing w:before="160" w:after="80"/>
         <w:jc w:val="center"/>
       </w:pPr>
@@ -7616,6 +7756,12 @@
       </w:r>
       <w:r>
         <w:rPr>
+          <w:rFonts w:ascii="Times New Roman" w:hAnsi="Times New Roman" w:eastAsia="Times New Roman" w:cs="Times New Roman"/>
+        </w:rPr>
+        <w:t xml:space="preserve">&gt; </w:t>
+      </w:r>
+      <w:r>
+        <w:rPr>
           <w:rFonts w:hint="eastAsia" w:ascii="Times New Roman" w:hAnsi="Times New Roman" w:eastAsia="FangSong" w:cs="Times New Roman"/>
         </w:rPr>
         <w:t>烯丙基碳正离子共振</w:t>
@@ -7644,7 +7790,7 @@
         </w:rPr>
         <w:drawing>
           <wp:inline>
-            <wp:extent cx="3600000" cy="630066"/>
+            <wp:extent cx="2667000" cy="466774"/>
             <wp:effectExtent b="0" l="0" r="0" t="0"/>
             <wp:docPr descr="" title="" id="18" name="Picture"/>
             <a:graphic>
@@ -7665,7 +7811,7 @@
                   <pic:spPr bwMode="auto">
                     <a:xfrm>
                       <a:off x="0" y="0"/>
-                      <a:ext cx="3600000" cy="630066"/>
+                      <a:ext cx="2667000" cy="466774"/>
                     </a:xfrm>
                     <a:prstGeom prst="rect">
                       <a:avLst/>
@@ -7691,6 +7837,18 @@
       </w:r>
       <w:r>
         <w:rPr>
+          <w:rFonts w:ascii="Times New Roman" w:hAnsi="Times New Roman" w:eastAsia="Times New Roman" w:cs="Times New Roman"/>
+        </w:rPr>
+        <w:t xml:space="preserve">&gt;</w:t>
+      </w:r>
+      <w:r>
+        <w:rPr>
+          <w:rFonts w:ascii="Times New Roman" w:hAnsi="Times New Roman" w:eastAsia="Times New Roman" w:cs="Times New Roman"/>
+        </w:rPr>
+        <w:t xml:space="preserve"> </w:t>
+      </w:r>
+      <w:r>
+        <w:rPr>
           <w:rFonts w:hint="eastAsia" w:ascii="Times New Roman" w:hAnsi="Times New Roman" w:eastAsia="FangSong" w:cs="Times New Roman"/>
           <w:i/>
           <w:iCs/>
@@ -7772,7 +7930,8 @@
     </w:p>
     <w:p>
       <w:pPr>
-        <w:pStyle w:val="BodyText"/>
+        <w:pStyle w:val="FirstParagraph"/>
+        <w:ind w:firstLine="420"/>
       </w:pPr>
       <w:r>
         <w:rPr>
@@ -7793,6 +7952,7 @@
       <w:pPr>
         <w:pStyle w:val="BodyText"/>
         <w:spacing w:after="80"/>
+        <w:ind w:firstLine="420"/>
       </w:pPr>
       <w:r>
         <w:rPr>
@@ -7830,6 +7990,15 @@
         <w:tblStyle w:val="Table"/>
         <w:tblW w:type="auto" w:w="0"/>
         <w:tblLook w:firstRow="1" w:lastRow="0" w:firstColumn="0" w:lastColumn="0" w:noHBand="0" w:noVBand="0" w:val="0020"/>
+        <w:jc w:val="center"/>
+        <w:tblBorders>
+          <w:top w:val="single" w:sz="12" w:space="0" w:color="333333"/>
+          <w:bottom w:val="single" w:sz="12" w:space="0" w:color="333333"/>
+          <w:left w:val="none"/>
+          <w:right w:val="none"/>
+          <w:insideH w:val="none"/>
+          <w:insideV w:val="none"/>
+        </w:tblBorders>
       </w:tblPr>
       <w:tblGrid>
         <w:gridCol w:w="1980"/>
@@ -7842,7 +8011,11 @@
           <w:tblHeader w:val="on"/>
         </w:trPr>
         <w:tc>
-          <w:tcPr/>
+          <w:tcPr>
+            <w:tcBorders>
+              <w:bottom w:val="single" w:sz="6" w:space="0" w:color="333333"/>
+            </w:tcBorders>
+          </w:tcPr>
           <w:p>
             <w:pPr>
               <w:pStyle w:val="Compact"/>
@@ -7858,7 +8031,11 @@
           </w:p>
         </w:tc>
         <w:tc>
-          <w:tcPr/>
+          <w:tcPr>
+            <w:tcBorders>
+              <w:bottom w:val="single" w:sz="6" w:space="0" w:color="333333"/>
+            </w:tcBorders>
+          </w:tcPr>
           <w:p>
             <w:pPr>
               <w:pStyle w:val="Compact"/>
@@ -7874,7 +8051,11 @@
           </w:p>
         </w:tc>
         <w:tc>
-          <w:tcPr/>
+          <w:tcPr>
+            <w:tcBorders>
+              <w:bottom w:val="single" w:sz="6" w:space="0" w:color="333333"/>
+            </w:tcBorders>
+          </w:tcPr>
           <w:p>
             <w:pPr>
               <w:pStyle w:val="Compact"/>
@@ -7890,7 +8071,11 @@
           </w:p>
         </w:tc>
         <w:tc>
-          <w:tcPr/>
+          <w:tcPr>
+            <w:tcBorders>
+              <w:bottom w:val="single" w:sz="6" w:space="0" w:color="333333"/>
+            </w:tcBorders>
+          </w:tcPr>
           <w:p>
             <w:pPr>
               <w:pStyle w:val="Compact"/>
@@ -8218,7 +8403,7 @@
         </w:rPr>
         <w:drawing>
           <wp:inline>
-            <wp:extent cx="3600000" cy="1483743"/>
+            <wp:extent cx="2667000" cy="1187437"/>
             <wp:effectExtent b="0" l="0" r="0" t="0"/>
             <wp:docPr descr="" title="" id="21" name="Picture"/>
             <a:graphic>
@@ -8239,7 +8424,7 @@
                   <pic:spPr bwMode="auto">
                     <a:xfrm>
                       <a:off x="0" y="0"/>
-                      <a:ext cx="3600000" cy="1483743"/>
+                      <a:ext cx="2667000" cy="1187437"/>
                     </a:xfrm>
                     <a:prstGeom prst="rect">
                       <a:avLst/>
@@ -8260,7 +8445,8 @@
     </w:p>
     <w:p>
       <w:pPr>
-        <w:pStyle w:val="MistakeBlock"/>
+        <w:pStyle w:val="BodyText"/>
+        <w:ind w:firstLine="420"/>
       </w:pPr>
       <w:r>
         <w:rPr>
@@ -8273,6 +8459,12 @@
           <w:rFonts w:ascii="Times New Roman" w:hAnsi="Times New Roman" w:eastAsia="Times New Roman" w:cs="Times New Roman"/>
         </w:rPr>
         <w:t xml:space="preserve"> </w:t>
+      </w:r>
+      <w:r>
+        <w:rPr>
+          <w:rFonts w:ascii="Times New Roman" w:hAnsi="Times New Roman" w:eastAsia="Times New Roman" w:cs="Times New Roman"/>
+        </w:rPr>
+        <w:t xml:space="preserve">&gt; </w:t>
       </w:r>
       <w:r>
         <w:rPr>
@@ -8384,6 +8576,7 @@
     <w:p>
       <w:pPr>
         <w:pStyle w:val="FirstParagraph"/>
+        <w:ind w:firstLine="420"/>
       </w:pPr>
       <w:r>
         <w:rPr>
@@ -8508,6 +8701,7 @@
       <w:pPr>
         <w:pStyle w:val="BodyText"/>
         <w:spacing w:after="80"/>
+        <w:ind w:firstLine="420"/>
       </w:pPr>
       <w:r>
         <w:rPr>
@@ -8546,6 +8740,15 @@
         <w:tblW w:type="pct" w:w="5000"/>
         <w:tblLayout w:type="fixed"/>
         <w:tblLook w:firstRow="1" w:lastRow="0" w:firstColumn="0" w:lastColumn="0" w:noHBand="0" w:noVBand="0" w:val="0020"/>
+        <w:jc w:val="center"/>
+        <w:tblBorders>
+          <w:top w:val="single" w:sz="12" w:space="0" w:color="333333"/>
+          <w:bottom w:val="single" w:sz="12" w:space="0" w:color="333333"/>
+          <w:left w:val="none"/>
+          <w:right w:val="none"/>
+          <w:insideH w:val="none"/>
+          <w:insideV w:val="none"/>
+        </w:tblBorders>
       </w:tblPr>
       <w:tblGrid>
         <w:gridCol w:w="2640"/>
@@ -8557,7 +8760,11 @@
           <w:tblHeader w:val="on"/>
         </w:trPr>
         <w:tc>
-          <w:tcPr/>
+          <w:tcPr>
+            <w:tcBorders>
+              <w:bottom w:val="single" w:sz="6" w:space="0" w:color="333333"/>
+            </w:tcBorders>
+          </w:tcPr>
           <w:p>
             <w:pPr>
               <w:pStyle w:val="Compact"/>
@@ -8573,7 +8780,11 @@
           </w:p>
         </w:tc>
         <w:tc>
-          <w:tcPr/>
+          <w:tcPr>
+            <w:tcBorders>
+              <w:bottom w:val="single" w:sz="6" w:space="0" w:color="333333"/>
+            </w:tcBorders>
+          </w:tcPr>
           <w:p>
             <w:pPr>
               <w:pStyle w:val="Compact"/>
@@ -8589,7 +8800,11 @@
           </w:p>
         </w:tc>
         <w:tc>
-          <w:tcPr/>
+          <w:tcPr>
+            <w:tcBorders>
+              <w:bottom w:val="single" w:sz="6" w:space="0" w:color="333333"/>
+            </w:tcBorders>
+          </w:tcPr>
           <w:p>
             <w:pPr>
               <w:pStyle w:val="Compact"/>
@@ -8978,6 +9193,7 @@
       <w:pPr>
         <w:pStyle w:val="BodyText"/>
         <w:spacing w:before="120" w:after="80"/>
+        <w:ind w:firstLine="420"/>
       </w:pPr>
       <w:r>
         <w:rPr>
@@ -9043,6 +9259,15 @@
         <w:tblStyle w:val="Table"/>
         <w:tblW w:type="auto" w:w="0"/>
         <w:tblLook w:firstRow="1" w:lastRow="0" w:firstColumn="0" w:lastColumn="0" w:noHBand="0" w:noVBand="0" w:val="0020"/>
+        <w:jc w:val="center"/>
+        <w:tblBorders>
+          <w:top w:val="single" w:sz="12" w:space="0" w:color="333333"/>
+          <w:bottom w:val="single" w:sz="12" w:space="0" w:color="333333"/>
+          <w:left w:val="none"/>
+          <w:right w:val="none"/>
+          <w:insideH w:val="none"/>
+          <w:insideV w:val="none"/>
+        </w:tblBorders>
       </w:tblPr>
       <w:tblGrid>
         <w:gridCol w:w="2640"/>
@@ -9054,7 +9279,11 @@
           <w:tblHeader w:val="on"/>
         </w:trPr>
         <w:tc>
-          <w:tcPr/>
+          <w:tcPr>
+            <w:tcBorders>
+              <w:bottom w:val="single" w:sz="6" w:space="0" w:color="333333"/>
+            </w:tcBorders>
+          </w:tcPr>
           <w:p>
             <w:pPr>
               <w:pStyle w:val="Compact"/>
@@ -9070,7 +9299,11 @@
           </w:p>
         </w:tc>
         <w:tc>
-          <w:tcPr/>
+          <w:tcPr>
+            <w:tcBorders>
+              <w:bottom w:val="single" w:sz="6" w:space="0" w:color="333333"/>
+            </w:tcBorders>
+          </w:tcPr>
           <w:p>
             <w:pPr>
               <w:pStyle w:val="Compact"/>
@@ -9086,7 +9319,11 @@
           </w:p>
         </w:tc>
         <w:tc>
-          <w:tcPr/>
+          <w:tcPr>
+            <w:tcBorders>
+              <w:bottom w:val="single" w:sz="6" w:space="0" w:color="333333"/>
+            </w:tcBorders>
+          </w:tcPr>
           <w:p>
             <w:pPr>
               <w:pStyle w:val="Compact"/>
@@ -9520,6 +9757,7 @@
       <w:pPr>
         <w:pStyle w:val="BodyText"/>
         <w:spacing w:before="120"/>
+        <w:ind w:firstLine="420"/>
       </w:pPr>
       <w:r>
         <w:rPr>
@@ -9572,6 +9810,7 @@
       <w:pPr>
         <w:pStyle w:val="BodyText"/>
         <w:spacing w:after="80"/>
+        <w:ind w:firstLine="420"/>
       </w:pPr>
       <w:r>
         <w:rPr>
@@ -9646,6 +9885,15 @@
         <w:tblW w:type="pct" w:w="5000"/>
         <w:tblLayout w:type="fixed"/>
         <w:tblLook w:firstRow="1" w:lastRow="0" w:firstColumn="0" w:lastColumn="0" w:noHBand="0" w:noVBand="0" w:val="0020"/>
+        <w:jc w:val="center"/>
+        <w:tblBorders>
+          <w:top w:val="single" w:sz="12" w:space="0" w:color="333333"/>
+          <w:bottom w:val="single" w:sz="12" w:space="0" w:color="333333"/>
+          <w:left w:val="none"/>
+          <w:right w:val="none"/>
+          <w:insideH w:val="none"/>
+          <w:insideV w:val="none"/>
+        </w:tblBorders>
       </w:tblPr>
       <w:tblGrid>
         <w:gridCol w:w="1863"/>
@@ -9658,7 +9906,11 @@
           <w:tblHeader w:val="on"/>
         </w:trPr>
         <w:tc>
-          <w:tcPr/>
+          <w:tcPr>
+            <w:tcBorders>
+              <w:bottom w:val="single" w:sz="6" w:space="0" w:color="333333"/>
+            </w:tcBorders>
+          </w:tcPr>
           <w:p>
             <w:pPr>
               <w:pStyle w:val="Compact"/>
@@ -9674,7 +9926,11 @@
           </w:p>
         </w:tc>
         <w:tc>
-          <w:tcPr/>
+          <w:tcPr>
+            <w:tcBorders>
+              <w:bottom w:val="single" w:sz="6" w:space="0" w:color="333333"/>
+            </w:tcBorders>
+          </w:tcPr>
           <w:p>
             <w:pPr>
               <w:pStyle w:val="Compact"/>
@@ -9690,7 +9946,11 @@
           </w:p>
         </w:tc>
         <w:tc>
-          <w:tcPr/>
+          <w:tcPr>
+            <w:tcBorders>
+              <w:bottom w:val="single" w:sz="6" w:space="0" w:color="333333"/>
+            </w:tcBorders>
+          </w:tcPr>
           <w:p>
             <w:pPr>
               <w:pStyle w:val="Compact"/>
@@ -9706,7 +9966,11 @@
           </w:p>
         </w:tc>
         <w:tc>
-          <w:tcPr/>
+          <w:tcPr>
+            <w:tcBorders>
+              <w:bottom w:val="single" w:sz="6" w:space="0" w:color="333333"/>
+            </w:tcBorders>
+          </w:tcPr>
           <w:p>
             <w:pPr>
               <w:pStyle w:val="Compact"/>
@@ -10019,6 +10283,7 @@
       <w:pPr>
         <w:pStyle w:val="BodyText"/>
         <w:spacing w:before="120"/>
+        <w:ind w:firstLine="420"/>
       </w:pPr>
       <w:r>
         <w:rPr>
@@ -10160,6 +10425,7 @@
     <w:p>
       <w:pPr>
         <w:pStyle w:val="FirstParagraph"/>
+        <w:ind w:firstLine="420"/>
       </w:pPr>
       <w:r>
         <w:rPr>
@@ -10265,6 +10531,7 @@
       <w:pPr>
         <w:pStyle w:val="BodyText"/>
         <w:spacing w:after="80"/>
+        <w:ind w:firstLine="420"/>
       </w:pPr>
       <w:r>
         <w:rPr>
@@ -10299,6 +10566,15 @@
         <w:tblW w:type="pct" w:w="5000"/>
         <w:tblLayout w:type="fixed"/>
         <w:tblLook w:firstRow="1" w:lastRow="0" w:firstColumn="0" w:lastColumn="0" w:noHBand="0" w:noVBand="0" w:val="0020"/>
+        <w:jc w:val="center"/>
+        <w:tblBorders>
+          <w:top w:val="single" w:sz="12" w:space="0" w:color="333333"/>
+          <w:bottom w:val="single" w:sz="12" w:space="0" w:color="333333"/>
+          <w:left w:val="none"/>
+          <w:right w:val="none"/>
+          <w:insideH w:val="none"/>
+          <w:insideV w:val="none"/>
+        </w:tblBorders>
       </w:tblPr>
       <w:tblGrid>
         <w:gridCol w:w="2640"/>
@@ -10310,7 +10586,11 @@
           <w:tblHeader w:val="on"/>
         </w:trPr>
         <w:tc>
-          <w:tcPr/>
+          <w:tcPr>
+            <w:tcBorders>
+              <w:bottom w:val="single" w:sz="6" w:space="0" w:color="333333"/>
+            </w:tcBorders>
+          </w:tcPr>
           <w:p>
             <w:pPr>
               <w:pStyle w:val="Compact"/>
@@ -10326,7 +10606,11 @@
           </w:p>
         </w:tc>
         <w:tc>
-          <w:tcPr/>
+          <w:tcPr>
+            <w:tcBorders>
+              <w:bottom w:val="single" w:sz="6" w:space="0" w:color="333333"/>
+            </w:tcBorders>
+          </w:tcPr>
           <w:p>
             <w:pPr>
               <w:pStyle w:val="Compact"/>
@@ -10342,7 +10626,11 @@
           </w:p>
         </w:tc>
         <w:tc>
-          <w:tcPr/>
+          <w:tcPr>
+            <w:tcBorders>
+              <w:bottom w:val="single" w:sz="6" w:space="0" w:color="333333"/>
+            </w:tcBorders>
+          </w:tcPr>
           <w:p>
             <w:pPr>
               <w:pStyle w:val="Compact"/>
@@ -10846,6 +11134,7 @@
       <w:pPr>
         <w:pStyle w:val="BlockText"/>
         <w:spacing w:before="120"/>
+        <w:ind w:firstLine="420"/>
       </w:pPr>
       <w:r>
         <w:rPr>
@@ -11020,6 +11309,7 @@
     <w:p>
       <w:pPr>
         <w:pStyle w:val="FirstParagraph"/>
+        <w:ind w:firstLine="420"/>
       </w:pPr>
       <w:r>
         <w:rPr>
@@ -11055,6 +11345,7 @@
           <w:ilvl w:val="0"/>
           <w:numId w:val="1002"/>
         </w:numPr>
+        <w:ind w:firstLine="420"/>
       </w:pPr>
       <w:r>
         <w:rPr>
@@ -11126,6 +11417,7 @@
           <w:ilvl w:val="0"/>
           <w:numId w:val="1004"/>
         </w:numPr>
+        <w:ind w:firstLine="420"/>
       </w:pPr>
       <w:r>
         <w:rPr>
@@ -11208,6 +11500,7 @@
           <w:ilvl w:val="0"/>
           <w:numId w:val="1006"/>
         </w:numPr>
+        <w:ind w:firstLine="420"/>
       </w:pPr>
       <w:r>
         <w:rPr>
@@ -11235,6 +11528,7 @@
           <w:ilvl w:val="0"/>
           <w:numId w:val="1007"/>
         </w:numPr>
+        <w:ind w:firstLine="420"/>
       </w:pPr>
       <w:r>
         <w:rPr>
@@ -11268,6 +11562,7 @@
           <w:ilvl w:val="0"/>
           <w:numId w:val="1007"/>
         </w:numPr>
+        <w:ind w:firstLine="420"/>
       </w:pPr>
       <w:r>
         <w:rPr>
@@ -11302,7 +11597,7 @@
     </w:p>
     <w:p>
       <w:pPr>
-        <w:pStyle w:val="BodyText"/>
+        <w:pStyle w:val="FirstParagraph"/>
         <w:spacing w:before="160" w:after="80"/>
         <w:jc w:val="center"/>
       </w:pPr>
@@ -11322,6 +11617,12 @@
       </w:r>
       <w:r>
         <w:rPr>
+          <w:rFonts w:ascii="Times New Roman" w:hAnsi="Times New Roman" w:eastAsia="Times New Roman" w:cs="Times New Roman"/>
+        </w:rPr>
+        <w:t xml:space="preserve">&gt; </w:t>
+      </w:r>
+      <w:r>
+        <w:rPr>
           <w:rFonts w:hint="eastAsia" w:ascii="Times New Roman" w:hAnsi="Times New Roman" w:eastAsia="FangSong" w:cs="Times New Roman"/>
         </w:rPr>
         <w:t>自由基链机理</w:t>
@@ -11356,7 +11657,7 @@
         </w:rPr>
         <w:drawing>
           <wp:inline>
-            <wp:extent cx="3600000" cy="451375"/>
+            <wp:extent cx="2667000" cy="334394"/>
             <wp:effectExtent b="0" l="0" r="0" t="0"/>
             <wp:docPr descr="" title="" id="26" name="Picture"/>
             <a:graphic>
@@ -11377,7 +11678,7 @@
                   <pic:spPr bwMode="auto">
                     <a:xfrm>
                       <a:off x="0" y="0"/>
-                      <a:ext cx="3600000" cy="451375"/>
+                      <a:ext cx="2667000" cy="334394"/>
                     </a:xfrm>
                     <a:prstGeom prst="rect">
                       <a:avLst/>
@@ -11403,6 +11704,18 @@
       </w:r>
       <w:r>
         <w:rPr>
+          <w:rFonts w:ascii="Times New Roman" w:hAnsi="Times New Roman" w:eastAsia="Times New Roman" w:cs="Times New Roman"/>
+        </w:rPr>
+        <w:t xml:space="preserve">&gt;</w:t>
+      </w:r>
+      <w:r>
+        <w:rPr>
+          <w:rFonts w:ascii="Times New Roman" w:hAnsi="Times New Roman" w:eastAsia="Times New Roman" w:cs="Times New Roman"/>
+        </w:rPr>
+        <w:t xml:space="preserve"> </w:t>
+      </w:r>
+      <w:r>
+        <w:rPr>
           <w:rFonts w:hint="eastAsia" w:ascii="Times New Roman" w:hAnsi="Times New Roman" w:eastAsia="FangSong" w:cs="Times New Roman"/>
           <w:i/>
           <w:iCs/>
@@ -11521,6 +11834,12 @@
       </w:r>
       <w:r>
         <w:rPr>
+          <w:rFonts w:ascii="Times New Roman" w:hAnsi="Times New Roman" w:eastAsia="Times New Roman" w:cs="Times New Roman"/>
+        </w:rPr>
+        <w:t xml:space="preserve">&gt; </w:t>
+      </w:r>
+      <w:r>
+        <w:rPr>
           <w:rFonts w:hint="eastAsia" w:ascii="Times New Roman" w:hAnsi="Times New Roman" w:eastAsia="FangSong" w:cs="Times New Roman"/>
         </w:rPr>
         <w:t>引发剂均裂鱼钩箭头</w:t>
@@ -11537,7 +11856,7 @@
         </w:rPr>
         <w:drawing>
           <wp:inline>
-            <wp:extent cx="3600000" cy="491453"/>
+            <wp:extent cx="2667000" cy="364085"/>
             <wp:effectExtent b="0" l="0" r="0" t="0"/>
             <wp:docPr descr="" title="" id="29" name="Picture"/>
             <a:graphic>
@@ -11558,7 +11877,7 @@
                   <pic:spPr bwMode="auto">
                     <a:xfrm>
                       <a:off x="0" y="0"/>
-                      <a:ext cx="3600000" cy="491453"/>
+                      <a:ext cx="2667000" cy="364085"/>
                     </a:xfrm>
                     <a:prstGeom prst="rect">
                       <a:avLst/>
@@ -11584,6 +11903,18 @@
       </w:r>
       <w:r>
         <w:rPr>
+          <w:rFonts w:ascii="Times New Roman" w:hAnsi="Times New Roman" w:eastAsia="Times New Roman" w:cs="Times New Roman"/>
+        </w:rPr>
+        <w:t xml:space="preserve">&gt;</w:t>
+      </w:r>
+      <w:r>
+        <w:rPr>
+          <w:rFonts w:ascii="Times New Roman" w:hAnsi="Times New Roman" w:eastAsia="Times New Roman" w:cs="Times New Roman"/>
+        </w:rPr>
+        <w:t xml:space="preserve"> </w:t>
+      </w:r>
+      <w:r>
+        <w:rPr>
           <w:rFonts w:hint="eastAsia" w:ascii="Times New Roman" w:hAnsi="Times New Roman" w:eastAsia="FangSong" w:cs="Times New Roman"/>
           <w:i/>
           <w:iCs/>
@@ -11650,6 +11981,7 @@
     <w:p>
       <w:pPr>
         <w:pStyle w:val="BodyText"/>
+        <w:ind w:firstLine="420"/>
       </w:pPr>
       <w:r>
         <w:rPr>
@@ -11697,6 +12029,7 @@
     <w:p>
       <w:pPr>
         <w:pStyle w:val="BodyText"/>
+        <w:ind w:firstLine="420"/>
       </w:pPr>
       <w:r>
         <w:rPr>
@@ -11810,6 +12143,7 @@
     <w:p>
       <w:pPr>
         <w:pStyle w:val="BodyText"/>
+        <w:ind w:firstLine="420"/>
       </w:pPr>
       <w:r>
         <w:rPr>
@@ -11916,6 +12250,7 @@
     <w:p>
       <w:pPr>
         <w:pStyle w:val="BodyText"/>
+        <w:ind w:firstLine="420"/>
       </w:pPr>
       <w:r>
         <w:rPr>
@@ -12033,6 +12368,7 @@
     <w:p>
       <w:pPr>
         <w:pStyle w:val="FirstParagraph"/>
+        <w:ind w:firstLine="420"/>
       </w:pPr>
       <w:r>
         <w:rPr>
@@ -12144,6 +12480,7 @@
       <w:pPr>
         <w:pStyle w:val="BodyText"/>
         <w:spacing w:after="80"/>
+        <w:ind w:firstLine="420"/>
       </w:pPr>
       <w:r>
         <w:rPr>
@@ -12198,6 +12535,15 @@
         <w:tblW w:type="pct" w:w="5000"/>
         <w:tblLayout w:type="fixed"/>
         <w:tblLook w:firstRow="1" w:lastRow="0" w:firstColumn="0" w:lastColumn="0" w:noHBand="0" w:noVBand="0" w:val="0020"/>
+        <w:jc w:val="center"/>
+        <w:tblBorders>
+          <w:top w:val="single" w:sz="12" w:space="0" w:color="333333"/>
+          <w:bottom w:val="single" w:sz="12" w:space="0" w:color="333333"/>
+          <w:left w:val="none"/>
+          <w:right w:val="none"/>
+          <w:insideH w:val="none"/>
+          <w:insideV w:val="none"/>
+        </w:tblBorders>
       </w:tblPr>
       <w:tblGrid>
         <w:gridCol w:w="3046"/>
@@ -12209,7 +12555,11 @@
           <w:tblHeader w:val="on"/>
         </w:trPr>
         <w:tc>
-          <w:tcPr/>
+          <w:tcPr>
+            <w:tcBorders>
+              <w:bottom w:val="single" w:sz="6" w:space="0" w:color="333333"/>
+            </w:tcBorders>
+          </w:tcPr>
           <w:p>
             <w:pPr>
               <w:pStyle w:val="Compact"/>
@@ -12225,7 +12575,11 @@
           </w:p>
         </w:tc>
         <w:tc>
-          <w:tcPr/>
+          <w:tcPr>
+            <w:tcBorders>
+              <w:bottom w:val="single" w:sz="6" w:space="0" w:color="333333"/>
+            </w:tcBorders>
+          </w:tcPr>
           <w:p>
             <w:pPr>
               <w:pStyle w:val="Compact"/>
@@ -12250,7 +12604,11 @@
           </w:p>
         </w:tc>
         <w:tc>
-          <w:tcPr/>
+          <w:tcPr>
+            <w:tcBorders>
+              <w:bottom w:val="single" w:sz="6" w:space="0" w:color="333333"/>
+            </w:tcBorders>
+          </w:tcPr>
           <w:p>
             <w:pPr>
               <w:pStyle w:val="Compact"/>
@@ -12776,6 +13134,7 @@
           <w:numId w:val="1008"/>
         </w:numPr>
         <w:spacing w:before="120"/>
+        <w:ind w:firstLine="420"/>
       </w:pPr>
       <w:r>
         <w:rPr>
@@ -12915,6 +13274,7 @@
           <w:ilvl w:val="0"/>
           <w:numId w:val="1008"/>
         </w:numPr>
+        <w:ind w:firstLine="420"/>
       </w:pPr>
       <w:r>
         <w:rPr>
@@ -13079,7 +13439,7 @@
         </w:rPr>
         <w:drawing>
           <wp:inline>
-            <wp:extent cx="3600000" cy="2564923"/>
+            <wp:extent cx="2667000" cy="1900181"/>
             <wp:effectExtent b="0" l="0" r="0" t="0"/>
             <wp:docPr descr="卡宾的单线态与三线态——电子排布与几何构型" title="" id="33" name="Picture"/>
             <a:graphic>
@@ -13100,7 +13460,7 @@
                   <pic:spPr bwMode="auto">
                     <a:xfrm>
                       <a:off x="0" y="0"/>
-                      <a:ext cx="3600000" cy="2564923"/>
+                      <a:ext cx="2667000" cy="1900181"/>
                     </a:xfrm>
                     <a:prstGeom prst="rect">
                       <a:avLst/>
@@ -13468,13 +13828,26 @@
     </w:p>
     <w:p>
       <w:pPr>
-        <w:pStyle w:val="MethodologyBlock"/>
+        <w:pStyle w:val="BodyText"/>
+        <w:ind w:firstLine="420"/>
       </w:pPr>
       <w:r>
         <w:rPr>
           <w:rFonts w:hint="eastAsia" w:ascii="Times New Roman" w:hAnsi="Times New Roman" w:eastAsia="FangSong" w:cs="Times New Roman"/>
         </w:rPr>
         <w:t xml:space="preserve">理解要点</w:t>
+      </w:r>
+      <w:r>
+        <w:rPr>
+          <w:rFonts w:ascii="Times New Roman" w:hAnsi="Times New Roman" w:eastAsia="Times New Roman" w:cs="Times New Roman"/>
+        </w:rPr>
+        <w:t xml:space="preserve"> </w:t>
+      </w:r>
+      <w:r>
+        <w:rPr>
+          <w:rFonts w:ascii="Times New Roman" w:hAnsi="Times New Roman" w:eastAsia="Times New Roman" w:cs="Times New Roman"/>
+        </w:rPr>
+        <w:t xml:space="preserve">&gt;</w:t>
       </w:r>
       <w:r>
         <w:rPr>
@@ -13555,6 +13928,7 @@
       <w:pPr>
         <w:pStyle w:val="BodyText"/>
         <w:spacing w:after="80"/>
+        <w:ind w:firstLine="420"/>
       </w:pPr>
       <w:r>
         <w:rPr>
@@ -13576,6 +13950,15 @@
         <w:tblStyle w:val="Table"/>
         <w:tblW w:type="auto" w:w="0"/>
         <w:tblLook w:firstRow="1" w:lastRow="0" w:firstColumn="0" w:lastColumn="0" w:noHBand="0" w:noVBand="0" w:val="0020"/>
+        <w:jc w:val="center"/>
+        <w:tblBorders>
+          <w:top w:val="single" w:sz="12" w:space="0" w:color="333333"/>
+          <w:bottom w:val="single" w:sz="12" w:space="0" w:color="333333"/>
+          <w:left w:val="none"/>
+          <w:right w:val="none"/>
+          <w:insideH w:val="none"/>
+          <w:insideV w:val="none"/>
+        </w:tblBorders>
       </w:tblPr>
       <w:tblGrid>
         <w:gridCol w:w="2640"/>
@@ -13587,7 +13970,11 @@
           <w:tblHeader w:val="on"/>
         </w:trPr>
         <w:tc>
-          <w:tcPr/>
+          <w:tcPr>
+            <w:tcBorders>
+              <w:bottom w:val="single" w:sz="6" w:space="0" w:color="333333"/>
+            </w:tcBorders>
+          </w:tcPr>
           <w:p>
             <w:pPr>
               <w:pStyle w:val="Compact"/>
@@ -13603,7 +13990,11 @@
           </w:p>
         </w:tc>
         <w:tc>
-          <w:tcPr/>
+          <w:tcPr>
+            <w:tcBorders>
+              <w:bottom w:val="single" w:sz="6" w:space="0" w:color="333333"/>
+            </w:tcBorders>
+          </w:tcPr>
           <w:p>
             <w:pPr>
               <w:pStyle w:val="Compact"/>
@@ -13619,7 +14010,11 @@
           </w:p>
         </w:tc>
         <w:tc>
-          <w:tcPr/>
+          <w:tcPr>
+            <w:tcBorders>
+              <w:bottom w:val="single" w:sz="6" w:space="0" w:color="333333"/>
+            </w:tcBorders>
+          </w:tcPr>
           <w:p>
             <w:pPr>
               <w:pStyle w:val="Compact"/>
@@ -14026,6 +14421,7 @@
       <w:pPr>
         <w:pStyle w:val="BodyText"/>
         <w:spacing w:before="120" w:after="80"/>
+        <w:ind w:firstLine="420"/>
       </w:pPr>
       <w:r>
         <w:rPr>
@@ -14048,6 +14444,15 @@
         <w:tblW w:type="pct" w:w="5000"/>
         <w:tblLayout w:type="fixed"/>
         <w:tblLook w:firstRow="1" w:lastRow="0" w:firstColumn="0" w:lastColumn="0" w:noHBand="0" w:noVBand="0" w:val="0020"/>
+        <w:jc w:val="center"/>
+        <w:tblBorders>
+          <w:top w:val="single" w:sz="12" w:space="0" w:color="333333"/>
+          <w:bottom w:val="single" w:sz="12" w:space="0" w:color="333333"/>
+          <w:left w:val="none"/>
+          <w:right w:val="none"/>
+          <w:insideH w:val="none"/>
+          <w:insideV w:val="none"/>
+        </w:tblBorders>
       </w:tblPr>
       <w:tblGrid>
         <w:gridCol w:w="1980"/>
@@ -14060,7 +14465,11 @@
           <w:tblHeader w:val="on"/>
         </w:trPr>
         <w:tc>
-          <w:tcPr/>
+          <w:tcPr>
+            <w:tcBorders>
+              <w:bottom w:val="single" w:sz="6" w:space="0" w:color="333333"/>
+            </w:tcBorders>
+          </w:tcPr>
           <w:p>
             <w:pPr>
               <w:pStyle w:val="Compact"/>
@@ -14076,7 +14485,11 @@
           </w:p>
         </w:tc>
         <w:tc>
-          <w:tcPr/>
+          <w:tcPr>
+            <w:tcBorders>
+              <w:bottom w:val="single" w:sz="6" w:space="0" w:color="333333"/>
+            </w:tcBorders>
+          </w:tcPr>
           <w:p>
             <w:pPr>
               <w:pStyle w:val="Compact"/>
@@ -14092,7 +14505,11 @@
           </w:p>
         </w:tc>
         <w:tc>
-          <w:tcPr/>
+          <w:tcPr>
+            <w:tcBorders>
+              <w:bottom w:val="single" w:sz="6" w:space="0" w:color="333333"/>
+            </w:tcBorders>
+          </w:tcPr>
           <w:p>
             <w:pPr>
               <w:pStyle w:val="Compact"/>
@@ -14108,7 +14525,11 @@
           </w:p>
         </w:tc>
         <w:tc>
-          <w:tcPr/>
+          <w:tcPr>
+            <w:tcBorders>
+              <w:bottom w:val="single" w:sz="6" w:space="0" w:color="333333"/>
+            </w:tcBorders>
+          </w:tcPr>
           <w:p>
             <w:pPr>
               <w:pStyle w:val="Compact"/>
@@ -14540,6 +14961,7 @@
       <w:pPr>
         <w:pStyle w:val="BlockText"/>
         <w:spacing w:before="120"/>
+        <w:ind w:firstLine="420"/>
       </w:pPr>
       <w:r>
         <w:rPr>
@@ -15226,6 +15648,7 @@
     <w:p>
       <w:pPr>
         <w:pStyle w:val="FirstParagraph"/>
+        <w:ind w:firstLine="420"/>
       </w:pPr>
       <w:r>
         <w:rPr>
@@ -15319,6 +15742,7 @@
     <w:p>
       <w:pPr>
         <w:pStyle w:val="BodyText"/>
+        <w:ind w:firstLine="420"/>
       </w:pPr>
       <w:r>
         <w:rPr>
@@ -15362,6 +15786,7 @@
     <w:p>
       <w:pPr>
         <w:pStyle w:val="BodyText"/>
+        <w:ind w:firstLine="420"/>
       </w:pPr>
       <w:r>
         <w:rPr>
@@ -15616,11 +16041,11 @@
     </w:p>
     <w:p>
       <w:pPr>
-        <w:pStyle w:val="Compact"/>
         <w:numPr>
           <w:ilvl w:val="0"/>
           <w:numId w:val="1009"/>
         </w:numPr>
+        <w:ind w:firstLine="420"/>
       </w:pPr>
       <w:r>
         <w:rPr>
@@ -15700,11 +16125,11 @@
     </w:p>
     <w:p>
       <w:pPr>
-        <w:pStyle w:val="Compact"/>
         <w:numPr>
           <w:ilvl w:val="0"/>
           <w:numId w:val="1009"/>
         </w:numPr>
+        <w:ind w:firstLine="420"/>
       </w:pPr>
       <w:r>
         <w:rPr>
@@ -15825,11 +16250,11 @@
     </w:p>
     <w:p>
       <w:pPr>
-        <w:pStyle w:val="Compact"/>
         <w:numPr>
           <w:ilvl w:val="0"/>
           <w:numId w:val="1009"/>
         </w:numPr>
+        <w:ind w:firstLine="420"/>
       </w:pPr>
       <w:r>
         <w:rPr>
@@ -15854,7 +16279,10 @@
     </w:p>
     <w:p>
       <w:pPr>
-        <w:pStyle w:val="BodyText"/>
+        <w:numPr>
+          <w:ilvl w:val="0"/>
+          <w:numId w:val="1000"/>
+        </w:numPr>
         <w:spacing w:before="160" w:after="80"/>
         <w:jc w:val="center"/>
       </w:pPr>
@@ -15874,6 +16302,12 @@
       </w:r>
       <w:r>
         <w:rPr>
+          <w:rFonts w:ascii="Times New Roman" w:hAnsi="Times New Roman" w:eastAsia="Times New Roman" w:cs="Times New Roman"/>
+        </w:rPr>
+        <w:t xml:space="preserve">&gt; </w:t>
+      </w:r>
+      <w:r>
+        <w:rPr>
           <w:rFonts w:hint="eastAsia" w:ascii="Times New Roman" w:hAnsi="Times New Roman" w:eastAsia="FangSong" w:cs="Times New Roman"/>
         </w:rPr>
         <w:t>苯炔</w:t>
@@ -15914,7 +16348,7 @@
         </w:rPr>
         <w:drawing>
           <wp:inline>
-            <wp:extent cx="3600000" cy="466733"/>
+            <wp:extent cx="2667000" cy="345771"/>
             <wp:effectExtent b="0" l="0" r="0" t="0"/>
             <wp:docPr descr="" title="" id="39" name="Picture"/>
             <a:graphic>
@@ -15935,7 +16369,7 @@
                   <pic:spPr bwMode="auto">
                     <a:xfrm>
                       <a:off x="0" y="0"/>
-                      <a:ext cx="3600000" cy="466733"/>
+                      <a:ext cx="2667000" cy="345771"/>
                     </a:xfrm>
                     <a:prstGeom prst="rect">
                       <a:avLst/>
@@ -15961,6 +16395,18 @@
       </w:r>
       <w:r>
         <w:rPr>
+          <w:rFonts w:ascii="Times New Roman" w:hAnsi="Times New Roman" w:eastAsia="Times New Roman" w:cs="Times New Roman"/>
+        </w:rPr>
+        <w:t xml:space="preserve">&gt;</w:t>
+      </w:r>
+      <w:r>
+        <w:rPr>
+          <w:rFonts w:ascii="Times New Roman" w:hAnsi="Times New Roman" w:eastAsia="Times New Roman" w:cs="Times New Roman"/>
+        </w:rPr>
+        <w:t xml:space="preserve"> </w:t>
+      </w:r>
+      <w:r>
+        <w:rPr>
           <w:rFonts w:hint="eastAsia" w:ascii="Times New Roman" w:hAnsi="Times New Roman" w:eastAsia="FangSong" w:cs="Times New Roman"/>
           <w:i/>
           <w:iCs/>
@@ -16065,6 +16511,15 @@
         <w:tblStyle w:val="Table"/>
         <w:tblW w:type="auto" w:w="0"/>
         <w:tblLook w:firstRow="1" w:lastRow="0" w:firstColumn="0" w:lastColumn="0" w:noHBand="0" w:noVBand="0" w:val="0020"/>
+        <w:jc w:val="center"/>
+        <w:tblBorders>
+          <w:top w:val="single" w:sz="12" w:space="0" w:color="333333"/>
+          <w:bottom w:val="single" w:sz="12" w:space="0" w:color="333333"/>
+          <w:left w:val="none"/>
+          <w:right w:val="none"/>
+          <w:insideH w:val="none"/>
+          <w:insideV w:val="none"/>
+        </w:tblBorders>
       </w:tblPr>
       <w:tblGrid>
         <w:gridCol w:w="1980"/>
@@ -16077,7 +16532,11 @@
           <w:tblHeader w:val="on"/>
         </w:trPr>
         <w:tc>
-          <w:tcPr/>
+          <w:tcPr>
+            <w:tcBorders>
+              <w:bottom w:val="single" w:sz="6" w:space="0" w:color="333333"/>
+            </w:tcBorders>
+          </w:tcPr>
           <w:p>
             <w:pPr>
               <w:pStyle w:val="Compact"/>
@@ -16093,7 +16552,11 @@
           </w:p>
         </w:tc>
         <w:tc>
-          <w:tcPr/>
+          <w:tcPr>
+            <w:tcBorders>
+              <w:bottom w:val="single" w:sz="6" w:space="0" w:color="333333"/>
+            </w:tcBorders>
+          </w:tcPr>
           <w:p>
             <w:pPr>
               <w:pStyle w:val="Compact"/>
@@ -16109,7 +16572,11 @@
           </w:p>
         </w:tc>
         <w:tc>
-          <w:tcPr/>
+          <w:tcPr>
+            <w:tcBorders>
+              <w:bottom w:val="single" w:sz="6" w:space="0" w:color="333333"/>
+            </w:tcBorders>
+          </w:tcPr>
           <w:p>
             <w:pPr>
               <w:pStyle w:val="Compact"/>
@@ -16125,7 +16592,11 @@
           </w:p>
         </w:tc>
         <w:tc>
-          <w:tcPr/>
+          <w:tcPr>
+            <w:tcBorders>
+              <w:bottom w:val="single" w:sz="6" w:space="0" w:color="333333"/>
+            </w:tcBorders>
+          </w:tcPr>
           <w:p>
             <w:pPr>
               <w:pStyle w:val="Compact"/>
@@ -16504,6 +16975,7 @@
       <w:pPr>
         <w:pStyle w:val="BlockText"/>
         <w:spacing w:before="120"/>
+        <w:ind w:firstLine="420"/>
       </w:pPr>
       <w:r>
         <w:rPr>
@@ -16725,6 +17197,7 @@
     <w:p>
       <w:pPr>
         <w:pStyle w:val="BlockText"/>
+        <w:ind w:firstLine="420"/>
       </w:pPr>
       <w:r>
         <w:rPr>
@@ -17173,6 +17646,15 @@
         <w:tblW w:type="pct" w:w="5000"/>
         <w:tblLayout w:type="fixed"/>
         <w:tblLook w:firstRow="1" w:lastRow="0" w:firstColumn="0" w:lastColumn="0" w:noHBand="0" w:noVBand="0" w:val="0020"/>
+        <w:jc w:val="center"/>
+        <w:tblBorders>
+          <w:top w:val="single" w:sz="12" w:space="0" w:color="333333"/>
+          <w:bottom w:val="single" w:sz="12" w:space="0" w:color="333333"/>
+          <w:left w:val="none"/>
+          <w:right w:val="none"/>
+          <w:insideH w:val="none"/>
+          <w:insideV w:val="none"/>
+        </w:tblBorders>
       </w:tblPr>
       <w:tblGrid>
         <w:gridCol w:w="1377"/>
@@ -17186,7 +17668,11 @@
           <w:tblHeader w:val="on"/>
         </w:trPr>
         <w:tc>
-          <w:tcPr/>
+          <w:tcPr>
+            <w:tcBorders>
+              <w:bottom w:val="single" w:sz="6" w:space="0" w:color="333333"/>
+            </w:tcBorders>
+          </w:tcPr>
           <w:p>
             <w:pPr>
               <w:pStyle w:val="Compact"/>
@@ -17202,7 +17688,11 @@
           </w:p>
         </w:tc>
         <w:tc>
-          <w:tcPr/>
+          <w:tcPr>
+            <w:tcBorders>
+              <w:bottom w:val="single" w:sz="6" w:space="0" w:color="333333"/>
+            </w:tcBorders>
+          </w:tcPr>
           <w:p>
             <w:pPr>
               <w:pStyle w:val="Compact"/>
@@ -17218,7 +17708,11 @@
           </w:p>
         </w:tc>
         <w:tc>
-          <w:tcPr/>
+          <w:tcPr>
+            <w:tcBorders>
+              <w:bottom w:val="single" w:sz="6" w:space="0" w:color="333333"/>
+            </w:tcBorders>
+          </w:tcPr>
           <w:p>
             <w:pPr>
               <w:pStyle w:val="Compact"/>
@@ -17234,7 +17728,11 @@
           </w:p>
         </w:tc>
         <w:tc>
-          <w:tcPr/>
+          <w:tcPr>
+            <w:tcBorders>
+              <w:bottom w:val="single" w:sz="6" w:space="0" w:color="333333"/>
+            </w:tcBorders>
+          </w:tcPr>
           <w:p>
             <w:pPr>
               <w:pStyle w:val="Compact"/>
@@ -17250,7 +17748,11 @@
           </w:p>
         </w:tc>
         <w:tc>
-          <w:tcPr/>
+          <w:tcPr>
+            <w:tcBorders>
+              <w:bottom w:val="single" w:sz="6" w:space="0" w:color="333333"/>
+            </w:tcBorders>
+          </w:tcPr>
           <w:p>
             <w:pPr>
               <w:pStyle w:val="Compact"/>
@@ -17563,7 +18065,7 @@
         </w:rPr>
         <w:drawing>
           <wp:inline>
-            <wp:extent cx="3600000" cy="2183808"/>
+            <wp:extent cx="2667000" cy="1494985"/>
             <wp:effectExtent b="0" l="0" r="0" t="0"/>
             <wp:docPr descr="" title="" id="45" name="Picture"/>
             <a:graphic>
@@ -17584,7 +18086,7 @@
                   <pic:spPr bwMode="auto">
                     <a:xfrm>
                       <a:off x="0" y="0"/>
-                      <a:ext cx="3600000" cy="2183808"/>
+                      <a:ext cx="2667000" cy="1494985"/>
                     </a:xfrm>
                     <a:prstGeom prst="rect">
                       <a:avLst/>
@@ -17610,6 +18112,7 @@
           <w:ilvl w:val="0"/>
           <w:numId w:val="1010"/>
         </w:numPr>
+        <w:ind w:firstLine="420"/>
       </w:pPr>
       <w:r>
         <w:rPr>
@@ -17667,6 +18170,7 @@
           <w:ilvl w:val="0"/>
           <w:numId w:val="1010"/>
         </w:numPr>
+        <w:ind w:firstLine="420"/>
       </w:pPr>
       <w:r>
         <w:rPr>
@@ -17712,6 +18216,7 @@
           <w:ilvl w:val="0"/>
           <w:numId w:val="1010"/>
         </w:numPr>
+        <w:ind w:firstLine="420"/>
       </w:pPr>
       <w:r>
         <w:rPr>
@@ -17762,6 +18267,7 @@
       <w:pPr>
         <w:pStyle w:val="FirstParagraph"/>
         <w:spacing w:after="80"/>
+        <w:ind w:firstLine="420"/>
       </w:pPr>
       <w:r>
         <w:rPr>
@@ -17808,6 +18314,15 @@
         <w:tblW w:type="pct" w:w="5000"/>
         <w:tblLayout w:type="fixed"/>
         <w:tblLook w:firstRow="1" w:lastRow="0" w:firstColumn="0" w:lastColumn="0" w:noHBand="0" w:noVBand="0" w:val="0020"/>
+        <w:jc w:val="center"/>
+        <w:tblBorders>
+          <w:top w:val="single" w:sz="12" w:space="0" w:color="333333"/>
+          <w:bottom w:val="single" w:sz="12" w:space="0" w:color="333333"/>
+          <w:left w:val="none"/>
+          <w:right w:val="none"/>
+          <w:insideH w:val="none"/>
+          <w:insideV w:val="none"/>
+        </w:tblBorders>
       </w:tblPr>
       <w:tblGrid>
         <w:gridCol w:w="1760"/>
@@ -17820,7 +18335,11 @@
           <w:tblHeader w:val="on"/>
         </w:trPr>
         <w:tc>
-          <w:tcPr/>
+          <w:tcPr>
+            <w:tcBorders>
+              <w:bottom w:val="single" w:sz="6" w:space="0" w:color="333333"/>
+            </w:tcBorders>
+          </w:tcPr>
           <w:p>
             <w:pPr>
               <w:pStyle w:val="Compact"/>
@@ -17836,7 +18355,11 @@
           </w:p>
         </w:tc>
         <w:tc>
-          <w:tcPr/>
+          <w:tcPr>
+            <w:tcBorders>
+              <w:bottom w:val="single" w:sz="6" w:space="0" w:color="333333"/>
+            </w:tcBorders>
+          </w:tcPr>
           <w:p>
             <w:pPr>
               <w:pStyle w:val="Compact"/>
@@ -17852,7 +18375,11 @@
           </w:p>
         </w:tc>
         <w:tc>
-          <w:tcPr/>
+          <w:tcPr>
+            <w:tcBorders>
+              <w:bottom w:val="single" w:sz="6" w:space="0" w:color="333333"/>
+            </w:tcBorders>
+          </w:tcPr>
           <w:p>
             <w:pPr>
               <w:pStyle w:val="Compact"/>
@@ -17868,7 +18395,11 @@
           </w:p>
         </w:tc>
         <w:tc>
-          <w:tcPr/>
+          <w:tcPr>
+            <w:tcBorders>
+              <w:bottom w:val="single" w:sz="6" w:space="0" w:color="333333"/>
+            </w:tcBorders>
+          </w:tcPr>
           <w:p>
             <w:pPr>
               <w:pStyle w:val="Compact"/>
@@ -18221,6 +18752,7 @@
       <w:pPr>
         <w:pStyle w:val="BlockText"/>
         <w:spacing w:before="120"/>
+        <w:ind w:firstLine="420"/>
       </w:pPr>
       <w:r>
         <w:rPr>
@@ -18413,6 +18945,15 @@
         <w:tblW w:type="pct" w:w="5000"/>
         <w:tblLayout w:type="fixed"/>
         <w:tblLook w:firstRow="1" w:lastRow="0" w:firstColumn="0" w:lastColumn="0" w:noHBand="0" w:noVBand="0" w:val="0020"/>
+        <w:jc w:val="center"/>
+        <w:tblBorders>
+          <w:top w:val="single" w:sz="12" w:space="0" w:color="333333"/>
+          <w:bottom w:val="single" w:sz="12" w:space="0" w:color="333333"/>
+          <w:left w:val="none"/>
+          <w:right w:val="none"/>
+          <w:insideH w:val="none"/>
+          <w:insideV w:val="none"/>
+        </w:tblBorders>
       </w:tblPr>
       <w:tblGrid>
         <w:gridCol w:w="2200"/>
@@ -18425,7 +18966,11 @@
           <w:tblHeader w:val="on"/>
         </w:trPr>
         <w:tc>
-          <w:tcPr/>
+          <w:tcPr>
+            <w:tcBorders>
+              <w:bottom w:val="single" w:sz="6" w:space="0" w:color="333333"/>
+            </w:tcBorders>
+          </w:tcPr>
           <w:p>
             <w:pPr>
               <w:pStyle w:val="Compact"/>
@@ -18441,7 +18986,11 @@
           </w:p>
         </w:tc>
         <w:tc>
-          <w:tcPr/>
+          <w:tcPr>
+            <w:tcBorders>
+              <w:bottom w:val="single" w:sz="6" w:space="0" w:color="333333"/>
+            </w:tcBorders>
+          </w:tcPr>
           <w:p>
             <w:pPr>
               <w:pStyle w:val="Compact"/>
@@ -18457,7 +19006,11 @@
           </w:p>
         </w:tc>
         <w:tc>
-          <w:tcPr/>
+          <w:tcPr>
+            <w:tcBorders>
+              <w:bottom w:val="single" w:sz="6" w:space="0" w:color="333333"/>
+            </w:tcBorders>
+          </w:tcPr>
           <w:p>
             <w:pPr>
               <w:pStyle w:val="Compact"/>
@@ -18473,7 +19026,11 @@
           </w:p>
         </w:tc>
         <w:tc>
-          <w:tcPr/>
+          <w:tcPr>
+            <w:tcBorders>
+              <w:bottom w:val="single" w:sz="6" w:space="0" w:color="333333"/>
+            </w:tcBorders>
+          </w:tcPr>
           <w:p>
             <w:pPr>
               <w:pStyle w:val="Compact"/>
@@ -18684,6 +19241,7 @@
       <w:pPr>
         <w:pStyle w:val="BodyText"/>
         <w:spacing w:before="120"/>
+        <w:ind w:firstLine="420"/>
       </w:pPr>
       <w:r>
         <w:rPr>
@@ -19269,6 +19827,7 @@
     <w:p>
       <w:pPr>
         <w:pStyle w:val="BlockText"/>
+        <w:ind w:firstLine="420"/>
       </w:pPr>
       <w:r>
         <w:rPr>
@@ -19365,6 +19924,15 @@
         <w:tblW w:type="pct" w:w="5000"/>
         <w:tblLayout w:type="fixed"/>
         <w:tblLook w:firstRow="1" w:lastRow="0" w:firstColumn="0" w:lastColumn="0" w:noHBand="0" w:noVBand="0" w:val="0020"/>
+        <w:jc w:val="center"/>
+        <w:tblBorders>
+          <w:top w:val="single" w:sz="12" w:space="0" w:color="333333"/>
+          <w:bottom w:val="single" w:sz="12" w:space="0" w:color="333333"/>
+          <w:left w:val="none"/>
+          <w:right w:val="none"/>
+          <w:insideH w:val="none"/>
+          <w:insideV w:val="none"/>
+        </w:tblBorders>
       </w:tblPr>
       <w:tblGrid>
         <w:gridCol w:w="2640"/>
@@ -19376,7 +19944,11 @@
           <w:tblHeader w:val="on"/>
         </w:trPr>
         <w:tc>
-          <w:tcPr/>
+          <w:tcPr>
+            <w:tcBorders>
+              <w:bottom w:val="single" w:sz="6" w:space="0" w:color="333333"/>
+            </w:tcBorders>
+          </w:tcPr>
           <w:p>
             <w:pPr>
               <w:pStyle w:val="Compact"/>
@@ -19392,7 +19964,11 @@
           </w:p>
         </w:tc>
         <w:tc>
-          <w:tcPr/>
+          <w:tcPr>
+            <w:tcBorders>
+              <w:bottom w:val="single" w:sz="6" w:space="0" w:color="333333"/>
+            </w:tcBorders>
+          </w:tcPr>
           <w:p>
             <w:pPr>
               <w:pStyle w:val="Compact"/>
@@ -19408,7 +19984,11 @@
           </w:p>
         </w:tc>
         <w:tc>
-          <w:tcPr/>
+          <w:tcPr>
+            <w:tcBorders>
+              <w:bottom w:val="single" w:sz="6" w:space="0" w:color="333333"/>
+            </w:tcBorders>
+          </w:tcPr>
           <w:p>
             <w:pPr>
               <w:pStyle w:val="Compact"/>
@@ -19686,6 +20266,7 @@
       <w:pPr>
         <w:pStyle w:val="BodyText"/>
         <w:spacing w:before="120"/>
+        <w:ind w:firstLine="420"/>
       </w:pPr>
       <w:r>
         <w:rPr>
@@ -19705,6 +20286,7 @@
     <w:p>
       <w:pPr>
         <w:pStyle w:val="BodyText"/>
+        <w:ind w:firstLine="420"/>
       </w:pPr>
       <w:r>
         <w:rPr>
@@ -19971,6 +20553,7 @@
     <w:p>
       <w:pPr>
         <w:pStyle w:val="BodyText"/>
+        <w:ind w:firstLine="420"/>
       </w:pPr>
       <w:r>
         <w:rPr>
@@ -19990,6 +20573,7 @@
     <w:p>
       <w:pPr>
         <w:pStyle w:val="BodyText"/>
+        <w:ind w:firstLine="420"/>
       </w:pPr>
       <w:r>
         <w:rPr>
@@ -20144,6 +20728,7 @@
       <w:pPr>
         <w:pStyle w:val="BodyText"/>
         <w:spacing w:after="80"/>
+        <w:ind w:firstLine="420"/>
       </w:pPr>
       <w:r>
         <w:rPr>
@@ -20190,6 +20775,15 @@
         <w:tblW w:type="pct" w:w="5000"/>
         <w:tblLayout w:type="fixed"/>
         <w:tblLook w:firstRow="1" w:lastRow="0" w:firstColumn="0" w:lastColumn="0" w:noHBand="0" w:noVBand="0" w:val="0020"/>
+        <w:jc w:val="center"/>
+        <w:tblBorders>
+          <w:top w:val="single" w:sz="12" w:space="0" w:color="333333"/>
+          <w:bottom w:val="single" w:sz="12" w:space="0" w:color="333333"/>
+          <w:left w:val="none"/>
+          <w:right w:val="none"/>
+          <w:insideH w:val="none"/>
+          <w:insideV w:val="none"/>
+        </w:tblBorders>
       </w:tblPr>
       <w:tblGrid>
         <w:gridCol w:w="2640"/>
@@ -20201,7 +20795,11 @@
           <w:tblHeader w:val="on"/>
         </w:trPr>
         <w:tc>
-          <w:tcPr/>
+          <w:tcPr>
+            <w:tcBorders>
+              <w:bottom w:val="single" w:sz="6" w:space="0" w:color="333333"/>
+            </w:tcBorders>
+          </w:tcPr>
           <w:p>
             <w:pPr>
               <w:pStyle w:val="Compact"/>
@@ -20217,7 +20815,11 @@
           </w:p>
         </w:tc>
         <w:tc>
-          <w:tcPr/>
+          <w:tcPr>
+            <w:tcBorders>
+              <w:bottom w:val="single" w:sz="6" w:space="0" w:color="333333"/>
+            </w:tcBorders>
+          </w:tcPr>
           <w:p>
             <w:pPr>
               <w:pStyle w:val="Compact"/>
@@ -20233,7 +20835,11 @@
           </w:p>
         </w:tc>
         <w:tc>
-          <w:tcPr/>
+          <w:tcPr>
+            <w:tcBorders>
+              <w:bottom w:val="single" w:sz="6" w:space="0" w:color="333333"/>
+            </w:tcBorders>
+          </w:tcPr>
           <w:p>
             <w:pPr>
               <w:pStyle w:val="Compact"/>
@@ -20721,6 +21327,7 @@
       <w:pPr>
         <w:pStyle w:val="BlockText"/>
         <w:spacing w:before="120"/>
+        <w:ind w:firstLine="420"/>
       </w:pPr>
       <w:r>
         <w:rPr>
@@ -20886,6 +21493,7 @@
     <w:p>
       <w:pPr>
         <w:pStyle w:val="FirstParagraph"/>
+        <w:ind w:firstLine="420"/>
       </w:pPr>
       <w:r>
         <w:rPr>
@@ -21078,6 +21686,7 @@
     <w:p>
       <w:pPr>
         <w:pStyle w:val="BodyText"/>
+        <w:ind w:firstLine="420"/>
       </w:pPr>
       <w:r>
         <w:rPr>
@@ -21157,6 +21766,7 @@
     <w:p>
       <w:pPr>
         <w:pStyle w:val="BodyText"/>
+        <w:ind w:firstLine="420"/>
       </w:pPr>
       <w:r>
         <w:rPr>
@@ -21477,6 +22087,7 @@
           <w:ilvl w:val="0"/>
           <w:numId w:val="1011"/>
         </w:numPr>
+        <w:ind w:firstLine="420"/>
       </w:pPr>
       <w:r>
         <w:rPr>
@@ -21507,6 +22118,7 @@
           <w:ilvl w:val="0"/>
           <w:numId w:val="1011"/>
         </w:numPr>
+        <w:ind w:firstLine="420"/>
       </w:pPr>
       <w:r>
         <w:rPr>
@@ -21569,6 +22181,7 @@
           <w:ilvl w:val="2"/>
           <w:numId w:val="1013"/>
         </w:numPr>
+        <w:ind w:firstLine="420"/>
       </w:pPr>
       <w:r>
         <w:rPr>
@@ -21613,6 +22226,7 @@
           <w:ilvl w:val="2"/>
           <w:numId w:val="1014"/>
         </w:numPr>
+        <w:ind w:firstLine="420"/>
       </w:pPr>
       <w:r>
         <w:rPr>
@@ -21657,6 +22271,7 @@
           <w:ilvl w:val="2"/>
           <w:numId w:val="1015"/>
         </w:numPr>
+        <w:ind w:firstLine="420"/>
       </w:pPr>
       <w:r>
         <w:rPr>
@@ -21725,6 +22340,7 @@
           <w:ilvl w:val="2"/>
           <w:numId w:val="1016"/>
         </w:numPr>
+        <w:ind w:firstLine="420"/>
       </w:pPr>
       <w:r>
         <w:rPr>
@@ -21806,6 +22422,7 @@
     <w:p>
       <w:pPr>
         <w:pStyle w:val="FirstParagraph"/>
+        <w:ind w:firstLine="420"/>
       </w:pPr>
       <w:r>
         <w:rPr>
@@ -21977,6 +22594,7 @@
     <w:p>
       <w:pPr>
         <w:pStyle w:val="BlockText"/>
+        <w:ind w:firstLine="420"/>
       </w:pPr>
       <w:r>
         <w:rPr>
@@ -22144,6 +22762,7 @@
     <w:p>
       <w:pPr>
         <w:pStyle w:val="FirstParagraph"/>
+        <w:ind w:firstLine="420"/>
       </w:pPr>
       <w:r>
         <w:rPr>
@@ -22277,6 +22896,7 @@
     <w:p>
       <w:pPr>
         <w:pStyle w:val="FirstParagraph"/>
+        <w:ind w:firstLine="420"/>
       </w:pPr>
       <w:r>
         <w:rPr>
@@ -22374,6 +22994,7 @@
     <w:p>
       <w:pPr>
         <w:pStyle w:val="BodyText"/>
+        <w:ind w:firstLine="420"/>
       </w:pPr>
       <w:r>
         <w:rPr>
@@ -22441,6 +23062,7 @@
     <w:p>
       <w:pPr>
         <w:pStyle w:val="BodyText"/>
+        <w:ind w:firstLine="420"/>
       </w:pPr>
       <w:r>
         <w:rPr>
@@ -22733,6 +23355,7 @@
           <w:ilvl w:val="0"/>
           <w:numId w:val="1017"/>
         </w:numPr>
+        <w:ind w:firstLine="420"/>
       </w:pPr>
       <w:r>
         <w:rPr>
@@ -22778,6 +23401,7 @@
           <w:ilvl w:val="1"/>
           <w:numId w:val="1018"/>
         </w:numPr>
+        <w:ind w:firstLine="420"/>
       </w:pPr>
       <w:r>
         <w:rPr>
@@ -22935,6 +23559,7 @@
     <w:p>
       <w:pPr>
         <w:pStyle w:val="FirstParagraph"/>
+        <w:ind w:firstLine="420"/>
       </w:pPr>
       <w:r>
         <w:rPr>
@@ -23004,6 +23629,7 @@
     <w:p>
       <w:pPr>
         <w:pStyle w:val="BodyText"/>
+        <w:ind w:firstLine="420"/>
       </w:pPr>
       <w:r>
         <w:rPr>
@@ -23197,6 +23823,7 @@
     <w:p>
       <w:pPr>
         <w:pStyle w:val="FirstParagraph"/>
+        <w:ind w:firstLine="420"/>
       </w:pPr>
       <w:r>
         <w:rPr>
@@ -23276,6 +23903,7 @@
     <w:p>
       <w:pPr>
         <w:pStyle w:val="BodyText"/>
+        <w:ind w:firstLine="420"/>
       </w:pPr>
       <w:r>
         <w:rPr>
@@ -23337,6 +23965,7 @@
     <w:p>
       <w:pPr>
         <w:pStyle w:val="BodyText"/>
+        <w:ind w:firstLine="420"/>
       </w:pPr>
       <w:r>
         <w:rPr>
@@ -23356,6 +23985,7 @@
     <w:p>
       <w:pPr>
         <w:pStyle w:val="BodyText"/>
+        <w:ind w:firstLine="420"/>
       </w:pPr>
       <w:r>
         <w:rPr>
@@ -23399,6 +24029,7 @@
     <w:p>
       <w:pPr>
         <w:pStyle w:val="BodyText"/>
+        <w:ind w:firstLine="420"/>
       </w:pPr>
       <w:r>
         <w:rPr>
@@ -23986,6 +24617,7 @@
     <w:p>
       <w:pPr>
         <w:pStyle w:val="BodyText"/>
+        <w:ind w:firstLine="420"/>
       </w:pPr>
       <w:r>
         <w:rPr>
@@ -24396,6 +25028,7 @@
     <w:p>
       <w:pPr>
         <w:pStyle w:val="BlockText"/>
+        <w:ind w:firstLine="420"/>
       </w:pPr>
       <w:r>
         <w:rPr>
@@ -24986,6 +25619,7 @@
     <w:p>
       <w:pPr>
         <w:pStyle w:val="FirstParagraph"/>
+        <w:ind w:firstLine="420"/>
       </w:pPr>
       <w:r>
         <w:rPr>
@@ -25114,6 +25748,7 @@
     <w:p>
       <w:pPr>
         <w:pStyle w:val="BodyText"/>
+        <w:ind w:firstLine="420"/>
       </w:pPr>
       <w:r>
         <w:rPr>
@@ -25212,6 +25847,7 @@
     <w:p>
       <w:pPr>
         <w:pStyle w:val="BodyText"/>
+        <w:ind w:firstLine="420"/>
       </w:pPr>
       <w:r>
         <w:rPr>
@@ -25235,6 +25871,7 @@
           <w:ilvl w:val="0"/>
           <w:numId w:val="1019"/>
         </w:numPr>
+        <w:ind w:firstLine="420"/>
       </w:pPr>
       <w:r>
         <w:rPr>
@@ -25292,6 +25929,7 @@
           <w:ilvl w:val="1"/>
           <w:numId w:val="1020"/>
         </w:numPr>
+        <w:ind w:firstLine="420"/>
       </w:pPr>
       <w:r>
         <w:rPr>
@@ -25331,6 +25969,7 @@
           <w:ilvl w:val="1"/>
           <w:numId w:val="1020"/>
         </w:numPr>
+        <w:ind w:firstLine="420"/>
       </w:pPr>
       <w:r>
         <w:rPr>
@@ -25394,6 +26033,7 @@
           <w:ilvl w:val="1"/>
           <w:numId w:val="1020"/>
         </w:numPr>
+        <w:ind w:firstLine="420"/>
       </w:pPr>
       <w:r>
         <w:rPr>
@@ -25409,6 +26049,7 @@
           <w:ilvl w:val="0"/>
           <w:numId w:val="1019"/>
         </w:numPr>
+        <w:ind w:firstLine="420"/>
       </w:pPr>
       <w:r>
         <w:rPr>
@@ -25483,6 +26124,7 @@
           <w:ilvl w:val="1"/>
           <w:numId w:val="1021"/>
         </w:numPr>
+        <w:ind w:firstLine="420"/>
       </w:pPr>
       <w:r>
         <w:rPr>
@@ -25540,6 +26182,7 @@
           <w:ilvl w:val="1"/>
           <w:numId w:val="1021"/>
         </w:numPr>
+        <w:ind w:firstLine="420"/>
       </w:pPr>
       <w:r>
         <w:rPr>
@@ -25617,6 +26260,7 @@
     <w:p>
       <w:pPr>
         <w:pStyle w:val="FirstParagraph"/>
+        <w:ind w:firstLine="420"/>
       </w:pPr>
       <w:r>
         <w:rPr>
@@ -25846,6 +26490,7 @@
     <w:p>
       <w:pPr>
         <w:pStyle w:val="FirstParagraph"/>
+        <w:ind w:firstLine="420"/>
       </w:pPr>
       <w:r>
         <w:rPr>
@@ -26001,6 +26646,7 @@
     <w:p>
       <w:pPr>
         <w:pStyle w:val="BodyText"/>
+        <w:ind w:firstLine="420"/>
       </w:pPr>
       <w:r>
         <w:rPr>
@@ -26018,6 +26664,7 @@
     <w:p>
       <w:pPr>
         <w:pStyle w:val="BodyText"/>
+        <w:ind w:firstLine="420"/>
       </w:pPr>
       <w:r>
         <w:rPr>
@@ -26164,6 +26811,7 @@
     <w:p>
       <w:pPr>
         <w:pStyle w:val="BodyText"/>
+        <w:ind w:firstLine="420"/>
       </w:pPr>
       <w:r>
         <w:rPr>
@@ -26183,6 +26831,7 @@
     <w:p>
       <w:pPr>
         <w:pStyle w:val="BodyText"/>
+        <w:ind w:firstLine="420"/>
       </w:pPr>
       <w:r>
         <w:rPr>
@@ -26522,6 +27171,7 @@
     <w:p>
       <w:pPr>
         <w:pStyle w:val="BodyText"/>
+        <w:ind w:firstLine="420"/>
       </w:pPr>
       <w:r>
         <w:rPr>
@@ -26943,6 +27593,7 @@
       <w:pPr>
         <w:pStyle w:val="BodyText"/>
         <w:spacing w:after="80"/>
+        <w:ind w:firstLine="420"/>
       </w:pPr>
       <w:r>
         <w:rPr>
@@ -26965,6 +27616,15 @@
         <w:tblW w:type="pct" w:w="5000"/>
         <w:tblLayout w:type="fixed"/>
         <w:tblLook w:firstRow="1" w:lastRow="0" w:firstColumn="0" w:lastColumn="0" w:noHBand="0" w:noVBand="0" w:val="0020"/>
+        <w:jc w:val="center"/>
+        <w:tblBorders>
+          <w:top w:val="single" w:sz="12" w:space="0" w:color="333333"/>
+          <w:bottom w:val="single" w:sz="12" w:space="0" w:color="333333"/>
+          <w:left w:val="none"/>
+          <w:right w:val="none"/>
+          <w:insideH w:val="none"/>
+          <w:insideV w:val="none"/>
+        </w:tblBorders>
       </w:tblPr>
       <w:tblGrid>
         <w:gridCol w:w="1508"/>
@@ -26978,7 +27638,11 @@
           <w:tblHeader w:val="on"/>
         </w:trPr>
         <w:tc>
-          <w:tcPr/>
+          <w:tcPr>
+            <w:tcBorders>
+              <w:bottom w:val="single" w:sz="6" w:space="0" w:color="333333"/>
+            </w:tcBorders>
+          </w:tcPr>
           <w:p>
             <w:pPr>
               <w:pStyle w:val="Compact"/>
@@ -26994,7 +27658,11 @@
           </w:p>
         </w:tc>
         <w:tc>
-          <w:tcPr/>
+          <w:tcPr>
+            <w:tcBorders>
+              <w:bottom w:val="single" w:sz="6" w:space="0" w:color="333333"/>
+            </w:tcBorders>
+          </w:tcPr>
           <w:p>
             <w:pPr>
               <w:pStyle w:val="Compact"/>
@@ -27010,7 +27678,11 @@
           </w:p>
         </w:tc>
         <w:tc>
-          <w:tcPr/>
+          <w:tcPr>
+            <w:tcBorders>
+              <w:bottom w:val="single" w:sz="6" w:space="0" w:color="333333"/>
+            </w:tcBorders>
+          </w:tcPr>
           <w:p>
             <w:pPr>
               <w:pStyle w:val="Compact"/>
@@ -27026,7 +27698,11 @@
           </w:p>
         </w:tc>
         <w:tc>
-          <w:tcPr/>
+          <w:tcPr>
+            <w:tcBorders>
+              <w:bottom w:val="single" w:sz="6" w:space="0" w:color="333333"/>
+            </w:tcBorders>
+          </w:tcPr>
           <w:p>
             <w:pPr>
               <w:pStyle w:val="Compact"/>
@@ -27042,7 +27718,11 @@
           </w:p>
         </w:tc>
         <w:tc>
-          <w:tcPr/>
+          <w:tcPr>
+            <w:tcBorders>
+              <w:bottom w:val="single" w:sz="6" w:space="0" w:color="333333"/>
+            </w:tcBorders>
+          </w:tcPr>
           <w:p>
             <w:pPr>
               <w:pStyle w:val="Compact"/>
@@ -27408,6 +28088,7 @@
       <w:pPr>
         <w:pStyle w:val="BodyText"/>
         <w:spacing w:before="120"/>
+        <w:ind w:firstLine="420"/>
       </w:pPr>
       <w:r>
         <w:rPr>
@@ -27829,6 +28510,7 @@
     <w:p>
       <w:pPr>
         <w:pStyle w:val="FirstParagraph"/>
+        <w:ind w:firstLine="420"/>
       </w:pPr>
       <w:r>
         <w:rPr>
@@ -28109,6 +28791,7 @@
     <w:p>
       <w:pPr>
         <w:pStyle w:val="BodyText"/>
+        <w:ind w:firstLine="420"/>
       </w:pPr>
       <w:r>
         <w:rPr>
@@ -28164,6 +28847,7 @@
     <w:p>
       <w:pPr>
         <w:pStyle w:val="BodyText"/>
+        <w:ind w:firstLine="420"/>
       </w:pPr>
       <w:r>
         <w:rPr>
@@ -28183,6 +28867,7 @@
     <w:p>
       <w:pPr>
         <w:pStyle w:val="BodyText"/>
+        <w:ind w:firstLine="420"/>
       </w:pPr>
       <w:r>
         <w:rPr>
@@ -28520,6 +29205,7 @@
     <w:p>
       <w:pPr>
         <w:pStyle w:val="BodyText"/>
+        <w:ind w:firstLine="420"/>
       </w:pPr>
       <w:r>
         <w:rPr>
@@ -28755,6 +29441,7 @@
     <w:p>
       <w:pPr>
         <w:pStyle w:val="BodyText"/>
+        <w:ind w:firstLine="420"/>
       </w:pPr>
       <w:r>
         <w:rPr>
@@ -29061,6 +29748,7 @@
     <w:p>
       <w:pPr>
         <w:pStyle w:val="BodyText"/>
+        <w:ind w:firstLine="420"/>
       </w:pPr>
       <w:r>
         <w:rPr>
@@ -29475,6 +30163,7 @@
     <w:p>
       <w:pPr>
         <w:pStyle w:val="BlockText"/>
+        <w:ind w:firstLine="420"/>
       </w:pPr>
       <w:r>
         <w:rPr>
@@ -29688,6 +30377,7 @@
     <w:p>
       <w:pPr>
         <w:pStyle w:val="FirstParagraph"/>
+        <w:ind w:firstLine="420"/>
       </w:pPr>
       <w:r>
         <w:rPr>
@@ -30086,6 +30776,7 @@
     <w:p>
       <w:pPr>
         <w:pStyle w:val="BodyText"/>
+        <w:ind w:firstLine="420"/>
       </w:pPr>
       <w:r>
         <w:rPr>
@@ -30165,6 +30856,7 @@
     <w:p>
       <w:pPr>
         <w:pStyle w:val="BodyText"/>
+        <w:ind w:firstLine="420"/>
       </w:pPr>
       <w:r>
         <w:rPr>
@@ -30224,6 +30916,7 @@
     <w:p>
       <w:pPr>
         <w:pStyle w:val="BodyText"/>
+        <w:ind w:firstLine="420"/>
       </w:pPr>
       <w:r>
         <w:rPr>
@@ -30313,7 +31006,8 @@
     </w:p>
     <w:p>
       <w:pPr>
-        <w:pStyle w:val="MistakeBlock"/>
+        <w:pStyle w:val="FirstParagraph"/>
+        <w:ind w:firstLine="420"/>
       </w:pPr>
       <w:r>
         <w:rPr>
@@ -30347,6 +31041,12 @@
       </w:r>
       <w:r>
         <w:rPr>
+          <w:rFonts w:ascii="Times New Roman" w:hAnsi="Times New Roman" w:eastAsia="Times New Roman" w:cs="Times New Roman"/>
+        </w:rPr>
+        <w:t xml:space="preserve">&gt; </w:t>
+      </w:r>
+      <w:r>
+        <w:rPr>
           <w:rFonts w:hint="eastAsia" w:ascii="Times New Roman" w:hAnsi="Times New Roman" w:eastAsia="FangSong" w:cs="Times New Roman"/>
         </w:rPr>
         <w:t>很多同学第一反应就是推电子箭头</w:t>
@@ -30380,6 +31080,18 @@
           <w:rFonts w:hint="eastAsia" w:ascii="Times New Roman" w:hAnsi="Times New Roman" w:eastAsia="Times New Roman" w:cs="Times New Roman"/>
         </w:rPr>
         <w:t>。</w:t>
+      </w:r>
+      <w:r>
+        <w:rPr>
+          <w:rFonts w:ascii="Times New Roman" w:hAnsi="Times New Roman" w:eastAsia="Times New Roman" w:cs="Times New Roman"/>
+        </w:rPr>
+        <w:t xml:space="preserve"> </w:t>
+      </w:r>
+      <w:r>
+        <w:rPr>
+          <w:rFonts w:ascii="Times New Roman" w:hAnsi="Times New Roman" w:eastAsia="Times New Roman" w:cs="Times New Roman"/>
+        </w:rPr>
+        <w:t xml:space="preserve">&gt;</w:t>
       </w:r>
       <w:r>
         <w:rPr>
@@ -30440,7 +31152,8 @@
     </w:p>
     <w:p>
       <w:pPr>
-        <w:pStyle w:val="MistakeBlock"/>
+        <w:pStyle w:val="BodyText"/>
+        <w:ind w:firstLine="420"/>
       </w:pPr>
       <w:r>
         <w:rPr>
@@ -30474,6 +31187,12 @@
       </w:r>
       <w:r>
         <w:rPr>
+          <w:rFonts w:ascii="Times New Roman" w:hAnsi="Times New Roman" w:eastAsia="Times New Roman" w:cs="Times New Roman"/>
+        </w:rPr>
+        <w:t xml:space="preserve">&gt; </w:t>
+      </w:r>
+      <w:r>
+        <w:rPr>
           <w:rFonts w:hint="eastAsia" w:ascii="Times New Roman" w:hAnsi="Times New Roman" w:eastAsia="FangSong" w:cs="Times New Roman"/>
         </w:rPr>
         <w:t>自由基是单电子过程</w:t>
@@ -30535,6 +31254,18 @@
           <w:rFonts w:hint="eastAsia" w:ascii="Times New Roman" w:hAnsi="Times New Roman" w:eastAsia="Times New Roman" w:cs="Times New Roman"/>
         </w:rPr>
         <w:t>。</w:t>
+      </w:r>
+      <w:r>
+        <w:rPr>
+          <w:rFonts w:ascii="Times New Roman" w:hAnsi="Times New Roman" w:eastAsia="Times New Roman" w:cs="Times New Roman"/>
+        </w:rPr>
+        <w:t xml:space="preserve"> </w:t>
+      </w:r>
+      <w:r>
+        <w:rPr>
+          <w:rFonts w:ascii="Times New Roman" w:hAnsi="Times New Roman" w:eastAsia="Times New Roman" w:cs="Times New Roman"/>
+        </w:rPr>
+        <w:t xml:space="preserve">&gt;</w:t>
       </w:r>
       <w:r>
         <w:rPr>
@@ -30583,7 +31314,8 @@
     </w:p>
     <w:p>
       <w:pPr>
-        <w:pStyle w:val="MistakeBlock"/>
+        <w:pStyle w:val="BodyText"/>
+        <w:ind w:firstLine="420"/>
       </w:pPr>
       <w:r>
         <w:rPr>
@@ -30617,6 +31349,12 @@
       </w:r>
       <w:r>
         <w:rPr>
+          <w:rFonts w:ascii="Times New Roman" w:hAnsi="Times New Roman" w:eastAsia="Times New Roman" w:cs="Times New Roman"/>
+        </w:rPr>
+        <w:t xml:space="preserve">&gt; </w:t>
+      </w:r>
+      <w:r>
+        <w:rPr>
           <w:rFonts w:hint="eastAsia" w:ascii="Times New Roman" w:hAnsi="Times New Roman" w:eastAsia="FangSong" w:cs="Times New Roman"/>
         </w:rPr>
         <w:t>重排是</w:t>
@@ -30692,6 +31430,18 @@
           <w:rFonts w:hint="eastAsia" w:ascii="Times New Roman" w:hAnsi="Times New Roman" w:eastAsia="Times New Roman" w:cs="Times New Roman"/>
         </w:rPr>
         <w:t>。</w:t>
+      </w:r>
+      <w:r>
+        <w:rPr>
+          <w:rFonts w:ascii="Times New Roman" w:hAnsi="Times New Roman" w:eastAsia="Times New Roman" w:cs="Times New Roman"/>
+        </w:rPr>
+        <w:t xml:space="preserve"> </w:t>
+      </w:r>
+      <w:r>
+        <w:rPr>
+          <w:rFonts w:ascii="Times New Roman" w:hAnsi="Times New Roman" w:eastAsia="Times New Roman" w:cs="Times New Roman"/>
+        </w:rPr>
+        <w:t xml:space="preserve">&gt;</w:t>
       </w:r>
       <w:r>
         <w:rPr>
@@ -30770,7 +31520,8 @@
     </w:p>
     <w:p>
       <w:pPr>
-        <w:pStyle w:val="MistakeBlock"/>
+        <w:pStyle w:val="BodyText"/>
+        <w:ind w:firstLine="420"/>
       </w:pPr>
       <w:r>
         <w:rPr>
@@ -30804,6 +31555,12 @@
       </w:r>
       <w:r>
         <w:rPr>
+          <w:rFonts w:ascii="Times New Roman" w:hAnsi="Times New Roman" w:eastAsia="Times New Roman" w:cs="Times New Roman"/>
+        </w:rPr>
+        <w:t xml:space="preserve">&gt; </w:t>
+      </w:r>
+      <w:r>
+        <w:rPr>
           <w:rFonts w:hint="eastAsia" w:ascii="Times New Roman" w:hAnsi="Times New Roman" w:eastAsia="FangSong" w:cs="Times New Roman"/>
         </w:rPr>
         <w:t>中间体是能量谷</w:t>
@@ -30909,6 +31666,18 @@
           <w:rFonts w:hint="eastAsia" w:ascii="Times New Roman" w:hAnsi="Times New Roman" w:eastAsia="Times New Roman" w:cs="Times New Roman"/>
         </w:rPr>
         <w:t>）。</w:t>
+      </w:r>
+      <w:r>
+        <w:rPr>
+          <w:rFonts w:ascii="Times New Roman" w:hAnsi="Times New Roman" w:eastAsia="Times New Roman" w:cs="Times New Roman"/>
+        </w:rPr>
+        <w:t xml:space="preserve"> </w:t>
+      </w:r>
+      <w:r>
+        <w:rPr>
+          <w:rFonts w:ascii="Times New Roman" w:hAnsi="Times New Roman" w:eastAsia="Times New Roman" w:cs="Times New Roman"/>
+        </w:rPr>
+        <w:t xml:space="preserve">&gt;</w:t>
       </w:r>
       <w:r>
         <w:rPr>
@@ -30957,7 +31726,8 @@
     </w:p>
     <w:p>
       <w:pPr>
-        <w:pStyle w:val="MistakeBlock"/>
+        <w:pStyle w:val="BodyText"/>
+        <w:ind w:firstLine="420"/>
       </w:pPr>
       <w:r>
         <w:rPr>
@@ -31049,7 +31819,7 @@
         <w:rPr>
           <w:rFonts w:ascii="Times New Roman" w:hAnsi="Times New Roman" w:eastAsia="Times New Roman" w:cs="Times New Roman"/>
         </w:rPr>
-        <w:t xml:space="preserve">Claisen/Cope </w:t>
+        <w:t xml:space="preserve">&gt; Claisen/Cope </w:t>
       </w:r>
       <w:r>
         <w:rPr>
@@ -31130,6 +31900,18 @@
           <w:rFonts w:hint="eastAsia" w:ascii="Times New Roman" w:hAnsi="Times New Roman" w:eastAsia="Times New Roman" w:cs="Times New Roman"/>
         </w:rPr>
         <w:t>。</w:t>
+      </w:r>
+      <w:r>
+        <w:rPr>
+          <w:rFonts w:ascii="Times New Roman" w:hAnsi="Times New Roman" w:eastAsia="Times New Roman" w:cs="Times New Roman"/>
+        </w:rPr>
+        <w:t xml:space="preserve"> </w:t>
+      </w:r>
+      <w:r>
+        <w:rPr>
+          <w:rFonts w:ascii="Times New Roman" w:hAnsi="Times New Roman" w:eastAsia="Times New Roman" w:cs="Times New Roman"/>
+        </w:rPr>
+        <w:t xml:space="preserve">&gt;</w:t>
       </w:r>
       <w:r>
         <w:rPr>
@@ -31222,7 +32004,8 @@
     </w:p>
     <w:p>
       <w:pPr>
-        <w:pStyle w:val="MistakeBlock"/>
+        <w:pStyle w:val="BodyText"/>
+        <w:ind w:firstLine="420"/>
       </w:pPr>
       <w:r>
         <w:rPr>
@@ -31256,6 +32039,12 @@
       </w:r>
       <w:r>
         <w:rPr>
+          <w:rFonts w:ascii="Times New Roman" w:hAnsi="Times New Roman" w:eastAsia="Times New Roman" w:cs="Times New Roman"/>
+        </w:rPr>
+        <w:t xml:space="preserve">&gt; </w:t>
+      </w:r>
+      <w:r>
+        <w:rPr>
           <w:rFonts w:hint="eastAsia" w:ascii="Times New Roman" w:hAnsi="Times New Roman" w:eastAsia="FangSong" w:cs="Times New Roman"/>
         </w:rPr>
         <w:t>卡宾的环丙烷化不是亲电加成</w:t>
@@ -31335,6 +32124,18 @@
           <w:rFonts w:ascii="Times New Roman" w:hAnsi="Times New Roman" w:eastAsia="Times New Roman" w:cs="Times New Roman"/>
         </w:rPr>
         <w:t xml:space="preserve">。</w:t>
+      </w:r>
+      <w:r>
+        <w:rPr>
+          <w:rFonts w:ascii="Times New Roman" w:hAnsi="Times New Roman" w:eastAsia="Times New Roman" w:cs="Times New Roman"/>
+        </w:rPr>
+        <w:t xml:space="preserve"> </w:t>
+      </w:r>
+      <w:r>
+        <w:rPr>
+          <w:rFonts w:ascii="Times New Roman" w:hAnsi="Times New Roman" w:eastAsia="Times New Roman" w:cs="Times New Roman"/>
+        </w:rPr>
+        <w:t xml:space="preserve">&gt;</w:t>
       </w:r>
       <w:r>
         <w:rPr>
@@ -31443,7 +32244,8 @@
     </w:p>
     <w:p>
       <w:pPr>
-        <w:pStyle w:val="MistakeBlock"/>
+        <w:pStyle w:val="BodyText"/>
+        <w:ind w:firstLine="420"/>
       </w:pPr>
       <w:r>
         <w:rPr>
@@ -31477,6 +32279,12 @@
       </w:r>
       <w:r>
         <w:rPr>
+          <w:rFonts w:ascii="Times New Roman" w:hAnsi="Times New Roman" w:eastAsia="Times New Roman" w:cs="Times New Roman"/>
+        </w:rPr>
+        <w:t xml:space="preserve">&gt; </w:t>
+      </w:r>
+      <w:r>
+        <w:rPr>
           <w:rFonts w:hint="eastAsia" w:ascii="Times New Roman" w:hAnsi="Times New Roman" w:eastAsia="FangSong" w:cs="Times New Roman"/>
         </w:rPr>
         <w:t>不对称苯炔被亲核试剂进攻时</w:t>
@@ -31572,6 +32380,18 @@
           <w:rFonts w:hint="eastAsia" w:ascii="Times New Roman" w:hAnsi="Times New Roman" w:eastAsia="Times New Roman" w:cs="Times New Roman"/>
         </w:rPr>
         <w:t>。</w:t>
+      </w:r>
+      <w:r>
+        <w:rPr>
+          <w:rFonts w:ascii="Times New Roman" w:hAnsi="Times New Roman" w:eastAsia="Times New Roman" w:cs="Times New Roman"/>
+        </w:rPr>
+        <w:t xml:space="preserve"> </w:t>
+      </w:r>
+      <w:r>
+        <w:rPr>
+          <w:rFonts w:ascii="Times New Roman" w:hAnsi="Times New Roman" w:eastAsia="Times New Roman" w:cs="Times New Roman"/>
+        </w:rPr>
+        <w:t xml:space="preserve">&gt;</w:t>
       </w:r>
       <w:r>
         <w:rPr>
@@ -31826,6 +32646,7 @@
           <w:ilvl w:val="0"/>
           <w:numId w:val="1022"/>
         </w:numPr>
+        <w:ind w:firstLine="420"/>
       </w:pPr>
       <w:r>
         <w:rPr>
@@ -31841,6 +32662,7 @@
           <w:ilvl w:val="1"/>
           <w:numId w:val="1023"/>
         </w:numPr>
+        <w:ind w:firstLine="420"/>
       </w:pPr>
       <w:r>
         <w:rPr>
@@ -31868,6 +32690,7 @@
           <w:ilvl w:val="2"/>
           <w:numId w:val="1024"/>
         </w:numPr>
+        <w:ind w:firstLine="420"/>
       </w:pPr>
       <w:r>
         <w:rPr>
@@ -31907,6 +32730,7 @@
           <w:ilvl w:val="2"/>
           <w:numId w:val="1024"/>
         </w:numPr>
+        <w:ind w:firstLine="420"/>
       </w:pPr>
       <w:r>
         <w:rPr>
@@ -31934,6 +32758,7 @@
           <w:ilvl w:val="2"/>
           <w:numId w:val="1024"/>
         </w:numPr>
+        <w:ind w:firstLine="420"/>
       </w:pPr>
       <w:r>
         <w:rPr>
@@ -31955,6 +32780,7 @@
           <w:ilvl w:val="2"/>
           <w:numId w:val="1024"/>
         </w:numPr>
+        <w:ind w:firstLine="420"/>
       </w:pPr>
       <w:r>
         <w:rPr>
@@ -32008,6 +32834,7 @@
           <w:ilvl w:val="2"/>
           <w:numId w:val="1024"/>
         </w:numPr>
+        <w:ind w:firstLine="420"/>
       </w:pPr>
       <w:r>
         <w:rPr>
@@ -32048,6 +32875,7 @@
           <w:ilvl w:val="1"/>
           <w:numId w:val="1023"/>
         </w:numPr>
+        <w:ind w:firstLine="420"/>
       </w:pPr>
       <w:r>
         <w:rPr>
@@ -32075,6 +32903,7 @@
           <w:ilvl w:val="2"/>
           <w:numId w:val="1025"/>
         </w:numPr>
+        <w:ind w:firstLine="420"/>
       </w:pPr>
       <w:r>
         <w:rPr>
@@ -32120,6 +32949,7 @@
           <w:ilvl w:val="2"/>
           <w:numId w:val="1025"/>
         </w:numPr>
+        <w:ind w:firstLine="420"/>
       </w:pPr>
       <w:r>
         <w:rPr>
@@ -32177,6 +33007,7 @@
           <w:ilvl w:val="2"/>
           <w:numId w:val="1025"/>
         </w:numPr>
+        <w:ind w:firstLine="420"/>
       </w:pPr>
       <w:r>
         <w:rPr>
@@ -32246,6 +33077,7 @@
           <w:ilvl w:val="2"/>
           <w:numId w:val="1025"/>
         </w:numPr>
+        <w:ind w:firstLine="420"/>
       </w:pPr>
       <w:r>
         <w:rPr>
@@ -32291,6 +33123,7 @@
           <w:ilvl w:val="2"/>
           <w:numId w:val="1025"/>
         </w:numPr>
+        <w:ind w:firstLine="420"/>
       </w:pPr>
       <w:r>
         <w:rPr>
@@ -32402,6 +33235,7 @@
           <w:ilvl w:val="1"/>
           <w:numId w:val="1023"/>
         </w:numPr>
+        <w:ind w:firstLine="420"/>
       </w:pPr>
       <w:r>
         <w:rPr>
@@ -32429,6 +33263,7 @@
           <w:ilvl w:val="2"/>
           <w:numId w:val="1026"/>
         </w:numPr>
+        <w:ind w:firstLine="420"/>
       </w:pPr>
       <w:r>
         <w:rPr>
@@ -32462,6 +33297,7 @@
           <w:ilvl w:val="2"/>
           <w:numId w:val="1026"/>
         </w:numPr>
+        <w:ind w:firstLine="420"/>
       </w:pPr>
       <w:r>
         <w:rPr>
@@ -32495,6 +33331,7 @@
           <w:ilvl w:val="2"/>
           <w:numId w:val="1026"/>
         </w:numPr>
+        <w:ind w:firstLine="420"/>
       </w:pPr>
       <w:r>
         <w:rPr>
@@ -32550,6 +33387,7 @@
     <w:p>
       <w:pPr>
         <w:pStyle w:val="BlockText"/>
+        <w:ind w:firstLine="420"/>
       </w:pPr>
       <w:r>
         <w:rPr>
@@ -32743,6 +33581,7 @@
     <w:p>
       <w:pPr>
         <w:pStyle w:val="BlockText"/>
+        <w:ind w:firstLine="420"/>
       </w:pPr>
       <w:r>
         <w:rPr>
@@ -32933,6 +33772,15 @@
         <w:tblW w:type="pct" w:w="5000"/>
         <w:tblLayout w:type="fixed"/>
         <w:tblLook w:firstRow="1" w:lastRow="0" w:firstColumn="0" w:lastColumn="0" w:noHBand="0" w:noVBand="0" w:val="0020"/>
+        <w:jc w:val="center"/>
+        <w:tblBorders>
+          <w:top w:val="single" w:sz="12" w:space="0" w:color="333333"/>
+          <w:bottom w:val="single" w:sz="12" w:space="0" w:color="333333"/>
+          <w:left w:val="none"/>
+          <w:right w:val="none"/>
+          <w:insideH w:val="none"/>
+          <w:insideV w:val="none"/>
+        </w:tblBorders>
       </w:tblPr>
       <w:tblGrid>
         <w:gridCol w:w="1584"/>
@@ -32947,7 +33795,11 @@
           <w:tblHeader w:val="on"/>
         </w:trPr>
         <w:tc>
-          <w:tcPr/>
+          <w:tcPr>
+            <w:tcBorders>
+              <w:bottom w:val="single" w:sz="6" w:space="0" w:color="333333"/>
+            </w:tcBorders>
+          </w:tcPr>
           <w:p>
             <w:pPr>
               <w:pStyle w:val="Compact"/>
@@ -32963,7 +33815,11 @@
           </w:p>
         </w:tc>
         <w:tc>
-          <w:tcPr/>
+          <w:tcPr>
+            <w:tcBorders>
+              <w:bottom w:val="single" w:sz="6" w:space="0" w:color="333333"/>
+            </w:tcBorders>
+          </w:tcPr>
           <w:p>
             <w:pPr>
               <w:pStyle w:val="Compact"/>
@@ -32979,7 +33835,11 @@
           </w:p>
         </w:tc>
         <w:tc>
-          <w:tcPr/>
+          <w:tcPr>
+            <w:tcBorders>
+              <w:bottom w:val="single" w:sz="6" w:space="0" w:color="333333"/>
+            </w:tcBorders>
+          </w:tcPr>
           <w:p>
             <w:pPr>
               <w:pStyle w:val="Compact"/>
@@ -32995,7 +33855,11 @@
           </w:p>
         </w:tc>
         <w:tc>
-          <w:tcPr/>
+          <w:tcPr>
+            <w:tcBorders>
+              <w:bottom w:val="single" w:sz="6" w:space="0" w:color="333333"/>
+            </w:tcBorders>
+          </w:tcPr>
           <w:p>
             <w:pPr>
               <w:pStyle w:val="Compact"/>
@@ -33011,7 +33875,11 @@
           </w:p>
         </w:tc>
         <w:tc>
-          <w:tcPr/>
+          <w:tcPr>
+            <w:tcBorders>
+              <w:bottom w:val="single" w:sz="6" w:space="0" w:color="333333"/>
+            </w:tcBorders>
+          </w:tcPr>
           <w:p>
             <w:pPr>
               <w:pStyle w:val="Compact"/>
@@ -33027,7 +33895,11 @@
           </w:p>
         </w:tc>
         <w:tc>
-          <w:tcPr/>
+          <w:tcPr>
+            <w:tcBorders>
+              <w:bottom w:val="single" w:sz="6" w:space="0" w:color="333333"/>
+            </w:tcBorders>
+          </w:tcPr>
           <w:p>
             <w:pPr>
               <w:pStyle w:val="Compact"/>
@@ -33905,6 +34777,15 @@
         <w:tblW w:type="pct" w:w="5000"/>
         <w:tblLayout w:type="fixed"/>
         <w:tblLook w:firstRow="1" w:lastRow="0" w:firstColumn="0" w:lastColumn="0" w:noHBand="0" w:noVBand="0" w:val="0020"/>
+        <w:jc w:val="center"/>
+        <w:tblBorders>
+          <w:top w:val="single" w:sz="12" w:space="0" w:color="333333"/>
+          <w:bottom w:val="single" w:sz="12" w:space="0" w:color="333333"/>
+          <w:left w:val="none"/>
+          <w:right w:val="none"/>
+          <w:insideH w:val="none"/>
+          <w:insideV w:val="none"/>
+        </w:tblBorders>
       </w:tblPr>
       <w:tblGrid>
         <w:gridCol w:w="1667"/>
@@ -33917,7 +34798,11 @@
           <w:tblHeader w:val="on"/>
         </w:trPr>
         <w:tc>
-          <w:tcPr/>
+          <w:tcPr>
+            <w:tcBorders>
+              <w:bottom w:val="single" w:sz="6" w:space="0" w:color="333333"/>
+            </w:tcBorders>
+          </w:tcPr>
           <w:p>
             <w:pPr>
               <w:pStyle w:val="Compact"/>
@@ -33933,7 +34818,11 @@
           </w:p>
         </w:tc>
         <w:tc>
-          <w:tcPr/>
+          <w:tcPr>
+            <w:tcBorders>
+              <w:bottom w:val="single" w:sz="6" w:space="0" w:color="333333"/>
+            </w:tcBorders>
+          </w:tcPr>
           <w:p>
             <w:pPr>
               <w:pStyle w:val="Compact"/>
@@ -33949,7 +34838,11 @@
           </w:p>
         </w:tc>
         <w:tc>
-          <w:tcPr/>
+          <w:tcPr>
+            <w:tcBorders>
+              <w:bottom w:val="single" w:sz="6" w:space="0" w:color="333333"/>
+            </w:tcBorders>
+          </w:tcPr>
           <w:p>
             <w:pPr>
               <w:pStyle w:val="Compact"/>
@@ -33965,7 +34858,11 @@
           </w:p>
         </w:tc>
         <w:tc>
-          <w:tcPr/>
+          <w:tcPr>
+            <w:tcBorders>
+              <w:bottom w:val="single" w:sz="6" w:space="0" w:color="333333"/>
+            </w:tcBorders>
+          </w:tcPr>
           <w:p>
             <w:pPr>
               <w:pStyle w:val="Compact"/>
@@ -34344,6 +35241,15 @@
         <w:tblW w:type="pct" w:w="5000"/>
         <w:tblLayout w:type="fixed"/>
         <w:tblLook w:firstRow="1" w:lastRow="0" w:firstColumn="0" w:lastColumn="0" w:noHBand="0" w:noVBand="0" w:val="0020"/>
+        <w:jc w:val="center"/>
+        <w:tblBorders>
+          <w:top w:val="single" w:sz="12" w:space="0" w:color="333333"/>
+          <w:bottom w:val="single" w:sz="12" w:space="0" w:color="333333"/>
+          <w:left w:val="none"/>
+          <w:right w:val="none"/>
+          <w:insideH w:val="none"/>
+          <w:insideV w:val="none"/>
+        </w:tblBorders>
       </w:tblPr>
       <w:tblGrid>
         <w:gridCol w:w="2640"/>
@@ -34355,7 +35261,11 @@
           <w:tblHeader w:val="on"/>
         </w:trPr>
         <w:tc>
-          <w:tcPr/>
+          <w:tcPr>
+            <w:tcBorders>
+              <w:bottom w:val="single" w:sz="6" w:space="0" w:color="333333"/>
+            </w:tcBorders>
+          </w:tcPr>
           <w:p>
             <w:pPr>
               <w:pStyle w:val="Compact"/>
@@ -34371,7 +35281,11 @@
           </w:p>
         </w:tc>
         <w:tc>
-          <w:tcPr/>
+          <w:tcPr>
+            <w:tcBorders>
+              <w:bottom w:val="single" w:sz="6" w:space="0" w:color="333333"/>
+            </w:tcBorders>
+          </w:tcPr>
           <w:p>
             <w:pPr>
               <w:pStyle w:val="Compact"/>
@@ -34387,7 +35301,11 @@
           </w:p>
         </w:tc>
         <w:tc>
-          <w:tcPr/>
+          <w:tcPr>
+            <w:tcBorders>
+              <w:bottom w:val="single" w:sz="6" w:space="0" w:color="333333"/>
+            </w:tcBorders>
+          </w:tcPr>
           <w:p>
             <w:pPr>
               <w:pStyle w:val="Compact"/>
@@ -34847,6 +35765,7 @@
     <w:p>
       <w:pPr>
         <w:pStyle w:val="FirstParagraph"/>
+        <w:ind w:firstLine="420"/>
       </w:pPr>
       <w:r>
         <w:rPr>
@@ -35039,6 +35958,7 @@
     <w:p>
       <w:pPr>
         <w:pStyle w:val="BodyText"/>
+        <w:ind w:firstLine="420"/>
       </w:pPr>
       <w:r>
         <w:rPr>
@@ -35201,6 +36121,7 @@
     <w:p>
       <w:pPr>
         <w:pStyle w:val="BodyText"/>
+        <w:ind w:firstLine="420"/>
       </w:pPr>
       <w:r>
         <w:rPr>
@@ -35396,6 +36317,7 @@
     <w:p>
       <w:pPr>
         <w:pStyle w:val="FirstParagraph"/>
+        <w:ind w:firstLine="420"/>
       </w:pPr>
       <w:r>
         <w:rPr>
@@ -35457,6 +36379,7 @@
     <w:p>
       <w:pPr>
         <w:pStyle w:val="BodyText"/>
+        <w:ind w:firstLine="420"/>
       </w:pPr>
       <w:r>
         <w:rPr>
@@ -35580,6 +36503,7 @@
     <w:p>
       <w:pPr>
         <w:pStyle w:val="BodyText"/>
+        <w:ind w:firstLine="420"/>
       </w:pPr>
       <w:r>
         <w:rPr>
@@ -35855,6 +36779,7 @@
     <w:p>
       <w:pPr>
         <w:pStyle w:val="FirstParagraph"/>
+        <w:ind w:firstLine="420"/>
       </w:pPr>
       <w:r>
         <w:rPr>
@@ -35936,6 +36861,7 @@
     <w:p>
       <w:pPr>
         <w:pStyle w:val="BodyText"/>
+        <w:ind w:firstLine="420"/>
       </w:pPr>
       <w:r>
         <w:rPr>
@@ -36291,6 +37217,7 @@
     <w:p>
       <w:pPr>
         <w:pStyle w:val="FirstParagraph"/>
+        <w:ind w:firstLine="420"/>
       </w:pPr>
       <w:r>
         <w:rPr>
@@ -36458,6 +37385,7 @@
     <w:p>
       <w:pPr>
         <w:pStyle w:val="BodyText"/>
+        <w:ind w:firstLine="420"/>
       </w:pPr>
       <w:r>
         <w:rPr>
@@ -36844,6 +37772,7 @@
     <w:p>
       <w:pPr>
         <w:pStyle w:val="BodyText"/>
+        <w:ind w:firstLine="420"/>
       </w:pPr>
       <w:r>
         <w:rPr>
@@ -36989,6 +37918,7 @@
     <w:p>
       <w:pPr>
         <w:pStyle w:val="BodyText"/>
+        <w:ind w:firstLine="420"/>
       </w:pPr>
       <w:r>
         <w:rPr>
@@ -37484,6 +38414,7 @@
     <w:p>
       <w:pPr>
         <w:pStyle w:val="BodyText"/>
+        <w:ind w:firstLine="420"/>
       </w:pPr>
       <w:r>
         <w:rPr>
@@ -38680,6 +39611,7 @@
     <w:p>
       <w:pPr>
         <w:pStyle w:val="BodyText"/>
+        <w:ind w:firstLine="420"/>
       </w:pPr>
       <w:r>
         <w:rPr>
@@ -39085,6 +40017,7 @@
     <w:p>
       <w:pPr>
         <w:pStyle w:val="BodyText"/>
+        <w:ind w:firstLine="420"/>
       </w:pPr>
       <w:r>
         <w:rPr>
@@ -40460,6 +41393,7 @@
     <w:p>
       <w:pPr>
         <w:pStyle w:val="BodyText"/>
+        <w:ind w:firstLine="420"/>
       </w:pPr>
       <w:r>
         <w:rPr>
@@ -41262,6 +42196,7 @@
     <w:p>
       <w:pPr>
         <w:pStyle w:val="BodyText"/>
+        <w:ind w:firstLine="420"/>
       </w:pPr>
       <w:r>
         <w:rPr>
@@ -41612,6 +42547,7 @@
           <w:ilvl w:val="0"/>
           <w:numId w:val="1027"/>
         </w:numPr>
+        <w:ind w:firstLine="420"/>
       </w:pPr>
       <w:r>
         <w:rPr>
@@ -41681,6 +42617,7 @@
           <w:ilvl w:val="0"/>
           <w:numId w:val="1027"/>
         </w:numPr>
+        <w:ind w:firstLine="420"/>
       </w:pPr>
       <w:r>
         <w:rPr>
@@ -41762,6 +42699,7 @@
           <w:ilvl w:val="0"/>
           <w:numId w:val="1027"/>
         </w:numPr>
+        <w:ind w:firstLine="420"/>
       </w:pPr>
       <w:r>
         <w:rPr>
@@ -41873,6 +42811,7 @@
           <w:ilvl w:val="0"/>
           <w:numId w:val="1027"/>
         </w:numPr>
+        <w:ind w:firstLine="420"/>
       </w:pPr>
       <w:r>
         <w:rPr>
@@ -41942,6 +42881,7 @@
           <w:ilvl w:val="0"/>
           <w:numId w:val="1027"/>
         </w:numPr>
+        <w:ind w:firstLine="420"/>
       </w:pPr>
       <w:r>
         <w:rPr>
@@ -42035,6 +42975,7 @@
           <w:ilvl w:val="0"/>
           <w:numId w:val="1027"/>
         </w:numPr>
+        <w:ind w:firstLine="420"/>
       </w:pPr>
       <w:r>
         <w:rPr>
@@ -42122,6 +43063,7 @@
           <w:ilvl w:val="0"/>
           <w:numId w:val="1027"/>
         </w:numPr>
+        <w:ind w:firstLine="420"/>
       </w:pPr>
       <w:r>
         <w:rPr>
@@ -42215,6 +43157,7 @@
           <w:ilvl w:val="0"/>
           <w:numId w:val="1027"/>
         </w:numPr>
+        <w:ind w:firstLine="420"/>
       </w:pPr>
       <w:r>
         <w:rPr>
@@ -42308,6 +43251,7 @@
           <w:ilvl w:val="0"/>
           <w:numId w:val="1027"/>
         </w:numPr>
+        <w:ind w:firstLine="420"/>
       </w:pPr>
       <w:r>
         <w:rPr>
@@ -42401,6 +43345,7 @@
           <w:ilvl w:val="0"/>
           <w:numId w:val="1027"/>
         </w:numPr>
+        <w:ind w:firstLine="420"/>
       </w:pPr>
       <w:r>
         <w:rPr>
@@ -44438,30 +45383,6 @@
       <ns0:color ns0:themeColor="accent1" ns0:themeShade="BF" ns0:val="365F91"/>
     </ns0:rPr>
   </ns0:style>
-  <w:style w:type="paragraph" w:customStyle="1" w:styleId="BodyText">
-    <w:name w:val="Body Text"/>
-    <w:basedOn w:val="BodyText"/>
-    <w:qFormat/>
-    <ns0:rPr>
-      <w:rFonts ns0:ascii="Times New Roman" ns0:hAnsi="Times New Roman" ns0:eastAsia="FangSong" ns0:cs="Times New Roman"/>
-    </ns0:rPr>
-  </w:style>
-  <w:style w:type="paragraph" w:customStyle="1" w:styleId="MethodologyBlock">
-    <w:name w:val="Methodology Block"/>
-    <w:basedOn w:val="BodyText"/>
-    <w:qFormat/>
-    <ns0:rPr>
-      <w:rFonts ns0:ascii="Times New Roman" ns0:hAnsi="Times New Roman" ns0:eastAsia="FangSong" ns0:cs="Times New Roman"/>
-    </ns0:rPr>
-  </w:style>
-  <w:style w:type="paragraph" w:customStyle="1" w:styleId="MistakeBlock">
-    <w:name w:val="Mistake Block"/>
-    <w:basedOn w:val="BodyText"/>
-    <w:qFormat/>
-    <ns0:rPr>
-      <w:rFonts ns0:ascii="Times New Roman" ns0:hAnsi="Times New Roman" ns0:eastAsia="FangSong" ns0:cs="Times New Roman"/>
-    </ns0:rPr>
-  </w:style>
   <w:style w:type="paragraph" w:customStyle="1" w:styleId="SourceCode">
     <w:name w:val="Source Code"/>
     <w:basedOn w:val="Normal"/>

--- a/06-学生侧材料/讲义/6-有机化学/活性中间体与反应机理基础.docx
+++ b/06-学生侧材料/讲义/6-有机化学/活性中间体与反应机理基础.docx
@@ -149,7 +149,7 @@
           <w:b/>
           <w:bCs/>
         </w:rPr>
-        <w:t xml:space="preserve">命运</w:t>
+        <w:t xml:space="preserve">分支</w:t>
       </w:r>
       <w:r>
         <w:rPr>
@@ -7710,7 +7710,7 @@
         <w:rPr>
           <w:rFonts w:hint="eastAsia" w:ascii="Times New Roman" w:hAnsi="Times New Roman" w:eastAsia="FangSong" w:cs="Times New Roman"/>
         </w:rPr>
-        <w:t>正电荷极度分散</w:t>
+        <w:t>正电荷高度分散</w:t>
       </w:r>
       <w:r>
         <w:rPr>
@@ -17205,7 +17205,7 @@
           <w:b/>
           <w:bCs/>
         </w:rPr>
-        <w:t xml:space="preserve">命运判断回扣</w:t>
+        <w:t xml:space="preserve">分支判断回扣</w:t>
       </w:r>
       <w:r>
         <w:rPr>
@@ -28422,7 +28422,7 @@
       </w:r>
     </w:p>
     <w:bookmarkEnd w:id="56"/>
-    <w:bookmarkStart w:id="57" w:name="例6-综合中间体识别-命运判断-产物预测挑战"/>
+    <w:bookmarkStart w:id="57" w:name="例6-综合中间体识别-分支判断-产物预测挑战"/>
     <w:p>
       <w:pPr>
         <w:pStyle w:val="Heading3"/>
@@ -28474,7 +28474,7 @@
         <w:rPr>
           <w:rFonts w:hint="eastAsia" w:ascii="Times New Roman" w:hAnsi="Times New Roman" w:eastAsia="SimHei" w:cs="Times New Roman"/>
         </w:rPr>
-        <w:t xml:space="preserve">命运判断</w:t>
+        <w:t xml:space="preserve">分支判断</w:t>
       </w:r>
       <w:r>
         <w:rPr>
@@ -32893,7 +32893,7 @@
         <w:rPr>
           <w:rFonts w:hint="eastAsia" w:ascii="Times New Roman" w:hAnsi="Times New Roman" w:eastAsia="FangSong" w:cs="Times New Roman"/>
         </w:rPr>
-        <w:t>判中间体命运</w:t>
+        <w:t>判中间体分支</w:t>
       </w:r>
     </w:p>
     <w:p>

--- a/06-学生侧材料/讲义/6-有机化学/活性中间体与反应机理基础.docx
+++ b/06-学生侧材料/讲义/6-有机化学/活性中间体与反应机理基础.docx
@@ -33783,12 +33783,12 @@
         </w:tblBorders>
       </w:tblPr>
       <w:tblGrid>
-        <w:gridCol w:w="1584"/>
-        <w:gridCol w:w="1267"/>
-        <w:gridCol w:w="1267"/>
-        <w:gridCol w:w="1267"/>
-        <w:gridCol w:w="1267"/>
-        <w:gridCol w:w="1267"/>
+        <w:gridCol w:w="1320"/>
+        <w:gridCol w:w="1782"/>
+        <w:gridCol w:w="1254"/>
+        <w:gridCol w:w="1452"/>
+        <w:gridCol w:w="1254"/>
+        <w:gridCol w:w="858"/>
       </w:tblGrid>
       <w:tr>
         <w:trPr>
